--- a/文件/全國大專校院智慧創新暨跨域整合創作競/系統需求書.docx
+++ b/文件/全國大專校院智慧創新暨跨域整合創作競/系統需求書.docx
@@ -167,225 +167,20 @@
         </w:p>
         <w:p>
           <w:pPr>
-            <w:jc w:val="center"/>
+            <w:widowControl/>
             <w:rPr>
               <w:rFonts w:ascii="Arial" w:eastAsia="微軟正黑體" w:hAnsi="Arial" w:cs="Times New Roman"/>
               <w:sz w:val="28"/>
               <w:szCs w:val="28"/>
             </w:rPr>
           </w:pPr>
-        </w:p>
-        <w:p>
-          <w:pPr>
-            <w:jc w:val="center"/>
+          <w:r>
             <w:rPr>
               <w:rFonts w:ascii="Arial" w:eastAsia="微軟正黑體" w:hAnsi="Arial" w:cs="Times New Roman"/>
-              <w:sz w:val="32"/>
-              <w:szCs w:val="32"/>
+              <w:sz w:val="28"/>
+              <w:szCs w:val="28"/>
             </w:rPr>
-          </w:pPr>
-          <w:r>
-            <w:rPr>
-              <w:rFonts w:ascii="Arial" w:eastAsia="微軟正黑體" w:hAnsi="Arial" w:cs="Times New Roman" w:hint="eastAsia"/>
-              <w:sz w:val="32"/>
-              <w:szCs w:val="32"/>
-            </w:rPr>
-            <w:t>指導老師</w:t>
-          </w:r>
-          <w:r>
-            <w:rPr>
-              <w:rFonts w:ascii="Arial" w:eastAsia="微軟正黑體" w:hAnsi="Arial" w:cs="Times New Roman" w:hint="eastAsia"/>
-              <w:sz w:val="32"/>
-              <w:szCs w:val="32"/>
-            </w:rPr>
-            <w:t xml:space="preserve">: </w:t>
-          </w:r>
-          <w:r>
-            <w:rPr>
-              <w:rFonts w:ascii="Arial" w:eastAsia="微軟正黑體" w:hAnsi="Arial" w:cs="Times New Roman" w:hint="eastAsia"/>
-              <w:sz w:val="32"/>
-              <w:szCs w:val="32"/>
-            </w:rPr>
-            <w:t>林俊傑老師</w:t>
-          </w:r>
-        </w:p>
-        <w:p>
-          <w:pPr>
-            <w:pStyle w:val="a9"/>
-            <w:spacing w:before="480"/>
-            <w:jc w:val="center"/>
-            <w:rPr>
-              <w:rFonts w:ascii="Arial" w:eastAsia="微軟正黑體" w:hAnsi="Arial"/>
-              <w:color w:val="5B9BD5" w:themeColor="accent1"/>
-            </w:rPr>
-          </w:pPr>
-          <w:r>
-            <w:rPr>
-              <w:rFonts w:ascii="Arial" w:eastAsia="微軟正黑體" w:hAnsi="Arial" w:cs="Times New Roman" w:hint="eastAsia"/>
-              <w:kern w:val="2"/>
-              <w:sz w:val="32"/>
-              <w:szCs w:val="32"/>
-              <w:lang w:bidi="ar-SA"/>
-            </w:rPr>
-            <w:t>成員</w:t>
-          </w:r>
-          <w:r>
-            <w:rPr>
-              <w:rFonts w:ascii="Arial" w:eastAsia="微軟正黑體" w:hAnsi="Arial" w:cs="Times New Roman" w:hint="eastAsia"/>
-              <w:kern w:val="2"/>
-              <w:sz w:val="32"/>
-              <w:szCs w:val="32"/>
-              <w:lang w:bidi="ar-SA"/>
-            </w:rPr>
-            <w:t xml:space="preserve">: </w:t>
-          </w:r>
-          <w:r>
-            <w:rPr>
-              <w:rFonts w:ascii="Arial" w:eastAsia="微軟正黑體" w:hAnsi="Arial" w:cs="Times New Roman" w:hint="eastAsia"/>
-              <w:kern w:val="2"/>
-              <w:sz w:val="32"/>
-              <w:szCs w:val="32"/>
-              <w:lang w:bidi="ar-SA"/>
-            </w:rPr>
-            <w:t>許有騫、徐湘婷、吳怡萱、</w:t>
-          </w:r>
-          <w:proofErr w:type="gramStart"/>
-          <w:r>
-            <w:rPr>
-              <w:rFonts w:ascii="Arial" w:eastAsia="微軟正黑體" w:hAnsi="Arial" w:cs="Times New Roman" w:hint="eastAsia"/>
-              <w:kern w:val="2"/>
-              <w:sz w:val="32"/>
-              <w:szCs w:val="32"/>
-              <w:lang w:bidi="ar-SA"/>
-            </w:rPr>
-            <w:t>梁詔恩</w:t>
-          </w:r>
-          <w:proofErr w:type="gramEnd"/>
-          <w:r>
-            <w:rPr>
-              <w:rFonts w:ascii="Arial" w:eastAsia="微軟正黑體" w:hAnsi="Arial"/>
-              <w:noProof/>
-              <w:color w:val="5B9BD5" w:themeColor="accent1"/>
-            </w:rPr>
-            <mc:AlternateContent>
-              <mc:Choice Requires="wps">
-                <w:drawing>
-                  <wp:anchor distT="0" distB="0" distL="114300" distR="114300" simplePos="0" relativeHeight="251659264" behindDoc="0" locked="0" layoutInCell="1" allowOverlap="1" wp14:anchorId="56DACAEE" wp14:editId="22A7DE82">
-                    <wp:simplePos x="0" y="0"/>
-                    <wp:positionH relativeFrom="margin">
-                      <wp:align>center</wp:align>
-                    </wp:positionH>
-                    <mc:AlternateContent>
-                      <mc:Choice Requires="wp14">
-                        <wp:positionV relativeFrom="page">
-                          <wp14:pctPosVOffset>85000</wp14:pctPosVOffset>
-                        </wp:positionV>
-                      </mc:Choice>
-                      <mc:Fallback>
-                        <wp:positionV relativeFrom="page">
-                          <wp:posOffset>9088120</wp:posOffset>
-                        </wp:positionV>
-                      </mc:Fallback>
-                    </mc:AlternateContent>
-                    <wp:extent cx="6553200" cy="557784"/>
-                    <wp:effectExtent l="0" t="0" r="0" b="12700"/>
-                    <wp:wrapNone/>
-                    <wp:docPr id="142" name="文字方塊 146"/>
-                    <wp:cNvGraphicFramePr/>
-                    <a:graphic xmlns:a="http://schemas.openxmlformats.org/drawingml/2006/main">
-                      <a:graphicData uri="http://schemas.microsoft.com/office/word/2010/wordprocessingShape">
-                        <wps:wsp>
-                          <wps:cNvSpPr txBox="1"/>
-                          <wps:spPr>
-                            <a:xfrm>
-                              <a:off x="0" y="0"/>
-                              <a:ext cx="6553200" cy="557784"/>
-                            </a:xfrm>
-                            <a:prstGeom prst="rect">
-                              <a:avLst/>
-                            </a:prstGeom>
-                            <a:noFill/>
-                            <a:ln w="6350">
-                              <a:noFill/>
-                            </a:ln>
-                            <a:effectLst/>
-                          </wps:spPr>
-                          <wps:style>
-                            <a:lnRef idx="0">
-                              <a:schemeClr val="accent1"/>
-                            </a:lnRef>
-                            <a:fillRef idx="0">
-                              <a:schemeClr val="accent1"/>
-                            </a:fillRef>
-                            <a:effectRef idx="0">
-                              <a:schemeClr val="accent1"/>
-                            </a:effectRef>
-                            <a:fontRef idx="minor">
-                              <a:schemeClr val="dk1"/>
-                            </a:fontRef>
-                          </wps:style>
-                          <wps:txbx>
-                            <w:txbxContent>
-                              <w:p>
-                                <w:pPr>
-                                  <w:pStyle w:val="a9"/>
-                                  <w:spacing w:after="40"/>
-                                  <w:rPr>
-                                    <w:caps/>
-                                    <w:color w:val="5B9BD5" w:themeColor="accent1"/>
-                                    <w:sz w:val="28"/>
-                                    <w:szCs w:val="28"/>
-                                  </w:rPr>
-                                </w:pPr>
-                              </w:p>
-                            </w:txbxContent>
-                          </wps:txbx>
-                          <wps:bodyPr rot="0" spcFirstLastPara="0" vertOverflow="overflow" horzOverflow="overflow" vert="horz" wrap="square" lIns="0" tIns="0" rIns="0" bIns="0" numCol="1" spcCol="0" rtlCol="0" fromWordArt="0" anchor="b" anchorCtr="0" forceAA="0" compatLnSpc="1">
-                            <a:prstTxWarp prst="textNoShape">
-                              <a:avLst/>
-                            </a:prstTxWarp>
-                            <a:spAutoFit/>
-                          </wps:bodyPr>
-                        </wps:wsp>
-                      </a:graphicData>
-                    </a:graphic>
-                    <wp14:sizeRelH relativeFrom="margin">
-                      <wp14:pctWidth>100000</wp14:pctWidth>
-                    </wp14:sizeRelH>
-                    <wp14:sizeRelV relativeFrom="margin">
-                      <wp14:pctHeight>0</wp14:pctHeight>
-                    </wp14:sizeRelV>
-                  </wp:anchor>
-                </w:drawing>
-              </mc:Choice>
-              <mc:Fallback>
-                <w:pict>
-                  <v:shapetype w14:anchorId="56DACAEE" id="_x0000_t202" coordsize="21600,21600" o:spt="202" path="m,l,21600r21600,l21600,xe">
-                    <v:stroke joinstyle="miter"/>
-                    <v:path gradientshapeok="t" o:connecttype="rect"/>
-                  </v:shapetype>
-                  <v:shape id="文字方塊 146" o:spid="_x0000_s1026" type="#_x0000_t202" style="position:absolute;left:0;text-align:left;margin-left:0;margin-top:0;width:516pt;height:43.9pt;z-index:251659264;visibility:visible;mso-wrap-style:square;mso-width-percent:1000;mso-height-percent:0;mso-top-percent:850;mso-wrap-distance-left:9pt;mso-wrap-distance-top:0;mso-wrap-distance-right:9pt;mso-wrap-distance-bottom:0;mso-position-horizontal:center;mso-position-horizontal-relative:margin;mso-position-vertical-relative:page;mso-width-percent:1000;mso-height-percent:0;mso-top-percent:850;mso-width-relative:margin;mso-height-relative:margin;v-text-anchor:bottom" o:gfxdata="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" filled="f" stroked="f" strokeweight=".5pt">
-                    <v:textbox style="mso-fit-shape-to-text:t" inset="0,0,0,0">
-                      <w:txbxContent>
-                        <w:p>
-                          <w:pPr>
-                            <w:pStyle w:val="a9"/>
-                            <w:spacing w:after="40"/>
-                            <w:rPr>
-                              <w:caps/>
-                              <w:color w:val="5B9BD5" w:themeColor="accent1"/>
-                              <w:sz w:val="28"/>
-                              <w:szCs w:val="28"/>
-                            </w:rPr>
-                          </w:pPr>
-                        </w:p>
-                      </w:txbxContent>
-                    </v:textbox>
-                    <w10:wrap anchorx="margin" anchory="page"/>
-                  </v:shape>
-                </w:pict>
-              </mc:Fallback>
-            </mc:AlternateContent>
+            <w:br w:type="page"/>
           </w:r>
         </w:p>
         <w:p>
@@ -398,20 +193,16 @@
               <w:lang w:bidi="hi-IN"/>
             </w:rPr>
           </w:pPr>
-          <w:r>
-            <w:rPr>
-              <w:rFonts w:ascii="Arial" w:eastAsia="微軟正黑體" w:hAnsi="Arial"/>
-              <w:color w:val="000000" w:themeColor="text1"/>
-              <w:kern w:val="0"/>
-              <w:lang w:bidi="hi-IN"/>
-            </w:rPr>
-            <w:br w:type="page"/>
-          </w:r>
         </w:p>
         <w:sdt>
           <w:sdtPr>
             <w:rPr>
-              <w:lang w:val="zh-TW"/>
+              <w:rFonts w:asciiTheme="minorHAnsi" w:eastAsiaTheme="minorEastAsia" w:hAnsiTheme="minorHAnsi" w:cstheme="minorBidi"/>
+              <w:color w:val="auto"/>
+              <w:kern w:val="2"/>
+              <w:sz w:val="24"/>
+              <w:szCs w:val="22"/>
+              <w:lang w:val="zh-TW" w:bidi="ar-SA"/>
             </w:rPr>
             <w:id w:val="-1904365354"/>
             <w:docPartObj>
@@ -421,14 +212,8 @@
           </w:sdtPr>
           <w:sdtEndPr>
             <w:rPr>
-              <w:rFonts w:asciiTheme="minorHAnsi" w:eastAsiaTheme="minorEastAsia" w:hAnsiTheme="minorHAnsi" w:cstheme="minorBidi"/>
               <w:b/>
               <w:bCs/>
-              <w:color w:val="auto"/>
-              <w:kern w:val="2"/>
-              <w:sz w:val="24"/>
-              <w:szCs w:val="22"/>
-              <w:lang w:bidi="ar-SA"/>
             </w:rPr>
           </w:sdtEndPr>
           <w:sdtContent>
@@ -436,7 +221,7 @@
               <w:pPr>
                 <w:pStyle w:val="ab"/>
                 <w:rPr>
-                  <w:rFonts w:ascii="微軟正黑體" w:eastAsia="微軟正黑體" w:hAnsi="微軟正黑體" w:hint="eastAsia"/>
+                  <w:rFonts w:ascii="微軟正黑體" w:eastAsia="微軟正黑體" w:hAnsi="微軟正黑體"/>
                   <w:b/>
                   <w:bCs/>
                   <w:color w:val="000000" w:themeColor="text1"/>
@@ -799,153 +584,87 @@
                   <w:szCs w:val="32"/>
                 </w:rPr>
               </w:pPr>
-              <w:r>
-                <w:rPr>
-                  <w:rStyle w:val="ac"/>
-                  <w:rFonts w:ascii="微軟正黑體" w:eastAsia="微軟正黑體" w:hAnsi="微軟正黑體"/>
-                  <w:noProof/>
-                  <w:sz w:val="32"/>
-                  <w:szCs w:val="32"/>
-                </w:rPr>
-                <w:fldChar w:fldCharType="begin"/>
-              </w:r>
-              <w:r>
-                <w:rPr>
-                  <w:rStyle w:val="ac"/>
-                  <w:rFonts w:ascii="微軟正黑體" w:eastAsia="微軟正黑體" w:hAnsi="微軟正黑體"/>
-                  <w:noProof/>
-                  <w:sz w:val="32"/>
-                  <w:szCs w:val="32"/>
-                </w:rPr>
-                <w:instrText xml:space="preserve"> </w:instrText>
-              </w:r>
-              <w:r>
-                <w:rPr>
-                  <w:rFonts w:ascii="微軟正黑體" w:eastAsia="微軟正黑體" w:hAnsi="微軟正黑體"/>
-                  <w:noProof/>
-                  <w:sz w:val="32"/>
-                  <w:szCs w:val="32"/>
-                </w:rPr>
-                <w:instrText>HYPERLINK \l "_Toc205573607"</w:instrText>
-              </w:r>
-              <w:r>
-                <w:rPr>
-                  <w:rStyle w:val="ac"/>
-                  <w:rFonts w:ascii="微軟正黑體" w:eastAsia="微軟正黑體" w:hAnsi="微軟正黑體"/>
-                  <w:noProof/>
-                  <w:sz w:val="32"/>
-                  <w:szCs w:val="32"/>
-                </w:rPr>
-                <w:instrText xml:space="preserve"> </w:instrText>
-              </w:r>
-              <w:r>
-                <w:rPr>
-                  <w:rStyle w:val="ac"/>
-                  <w:rFonts w:ascii="微軟正黑體" w:eastAsia="微軟正黑體" w:hAnsi="微軟正黑體"/>
-                  <w:noProof/>
-                  <w:sz w:val="32"/>
-                  <w:szCs w:val="32"/>
-                </w:rPr>
-              </w:r>
-              <w:r>
-                <w:rPr>
-                  <w:rStyle w:val="ac"/>
-                  <w:rFonts w:ascii="微軟正黑體" w:eastAsia="微軟正黑體" w:hAnsi="微軟正黑體"/>
-                  <w:noProof/>
-                  <w:sz w:val="32"/>
-                  <w:szCs w:val="32"/>
-                </w:rPr>
-                <w:fldChar w:fldCharType="separate"/>
-              </w:r>
-              <w:r>
-                <w:rPr>
-                  <w:rStyle w:val="ac"/>
-                  <w:rFonts w:ascii="微軟正黑體" w:eastAsia="微軟正黑體" w:hAnsi="微軟正黑體" w:hint="eastAsia"/>
-                  <w:noProof/>
-                  <w:sz w:val="32"/>
-                  <w:szCs w:val="32"/>
-                </w:rPr>
-                <w:t>二、功能性需求</w:t>
-              </w:r>
-              <w:r>
-                <w:rPr>
-                  <w:rFonts w:ascii="微軟正黑體" w:eastAsia="微軟正黑體" w:hAnsi="微軟正黑體"/>
-                  <w:noProof/>
-                  <w:webHidden/>
-                  <w:sz w:val="32"/>
-                  <w:szCs w:val="32"/>
-                </w:rPr>
-                <w:tab/>
-              </w:r>
-              <w:r>
-                <w:rPr>
-                  <w:rFonts w:ascii="微軟正黑體" w:eastAsia="微軟正黑體" w:hAnsi="微軟正黑體"/>
-                  <w:noProof/>
-                  <w:webHidden/>
-                  <w:sz w:val="32"/>
-                  <w:szCs w:val="32"/>
-                </w:rPr>
-                <w:fldChar w:fldCharType="begin"/>
-              </w:r>
-              <w:r>
-                <w:rPr>
-                  <w:rFonts w:ascii="微軟正黑體" w:eastAsia="微軟正黑體" w:hAnsi="微軟正黑體"/>
-                  <w:noProof/>
-                  <w:webHidden/>
-                  <w:sz w:val="32"/>
-                  <w:szCs w:val="32"/>
-                </w:rPr>
-                <w:instrText xml:space="preserve"> PAGEREF _Toc205573607 \h </w:instrText>
-              </w:r>
-              <w:r>
-                <w:rPr>
-                  <w:rFonts w:ascii="微軟正黑體" w:eastAsia="微軟正黑體" w:hAnsi="微軟正黑體"/>
-                  <w:noProof/>
-                  <w:webHidden/>
-                  <w:sz w:val="32"/>
-                  <w:szCs w:val="32"/>
-                </w:rPr>
-              </w:r>
-              <w:r>
-                <w:rPr>
-                  <w:rFonts w:ascii="微軟正黑體" w:eastAsia="微軟正黑體" w:hAnsi="微軟正黑體"/>
-                  <w:noProof/>
-                  <w:webHidden/>
-                  <w:sz w:val="32"/>
-                  <w:szCs w:val="32"/>
-                </w:rPr>
-                <w:fldChar w:fldCharType="separate"/>
-              </w:r>
-              <w:r>
-                <w:rPr>
-                  <w:rFonts w:ascii="微軟正黑體" w:eastAsia="微軟正黑體" w:hAnsi="微軟正黑體"/>
-                  <w:noProof/>
-                  <w:webHidden/>
-                  <w:sz w:val="32"/>
-                  <w:szCs w:val="32"/>
-                </w:rPr>
-                <w:t>6</w:t>
-              </w:r>
-              <w:r>
-                <w:rPr>
-                  <w:rFonts w:ascii="微軟正黑體" w:eastAsia="微軟正黑體" w:hAnsi="微軟正黑體"/>
-                  <w:noProof/>
-                  <w:webHidden/>
-                  <w:sz w:val="32"/>
-                  <w:szCs w:val="32"/>
-                </w:rPr>
-                <w:fldChar w:fldCharType="end"/>
-              </w:r>
-              <w:r>
-                <w:rPr>
-                  <w:rStyle w:val="ac"/>
-                  <w:rFonts w:ascii="微軟正黑體" w:eastAsia="微軟正黑體" w:hAnsi="微軟正黑體"/>
-                  <w:noProof/>
-                  <w:sz w:val="32"/>
-                  <w:szCs w:val="32"/>
-                </w:rPr>
-                <w:fldChar w:fldCharType="end"/>
-              </w:r>
+              <w:hyperlink w:anchor="_Toc205573607" w:history="1">
+                <w:r>
+                  <w:rPr>
+                    <w:rStyle w:val="ac"/>
+                    <w:rFonts w:ascii="微軟正黑體" w:eastAsia="微軟正黑體" w:hAnsi="微軟正黑體" w:hint="eastAsia"/>
+                    <w:noProof/>
+                    <w:sz w:val="32"/>
+                    <w:szCs w:val="32"/>
+                  </w:rPr>
+                  <w:t>二、功能性需求</w:t>
+                </w:r>
+                <w:r>
+                  <w:rPr>
+                    <w:rFonts w:ascii="微軟正黑體" w:eastAsia="微軟正黑體" w:hAnsi="微軟正黑體"/>
+                    <w:noProof/>
+                    <w:webHidden/>
+                    <w:sz w:val="32"/>
+                    <w:szCs w:val="32"/>
+                  </w:rPr>
+                  <w:tab/>
+                </w:r>
+                <w:r>
+                  <w:rPr>
+                    <w:rFonts w:ascii="微軟正黑體" w:eastAsia="微軟正黑體" w:hAnsi="微軟正黑體"/>
+                    <w:noProof/>
+                    <w:webHidden/>
+                    <w:sz w:val="32"/>
+                    <w:szCs w:val="32"/>
+                  </w:rPr>
+                  <w:fldChar w:fldCharType="begin"/>
+                </w:r>
+                <w:r>
+                  <w:rPr>
+                    <w:rFonts w:ascii="微軟正黑體" w:eastAsia="微軟正黑體" w:hAnsi="微軟正黑體"/>
+                    <w:noProof/>
+                    <w:webHidden/>
+                    <w:sz w:val="32"/>
+                    <w:szCs w:val="32"/>
+                  </w:rPr>
+                  <w:instrText xml:space="preserve"> PAGEREF _Toc205573607 \h </w:instrText>
+                </w:r>
+                <w:r>
+                  <w:rPr>
+                    <w:rFonts w:ascii="微軟正黑體" w:eastAsia="微軟正黑體" w:hAnsi="微軟正黑體"/>
+                    <w:noProof/>
+                    <w:webHidden/>
+                    <w:sz w:val="32"/>
+                    <w:szCs w:val="32"/>
+                  </w:rPr>
+                </w:r>
+                <w:r>
+                  <w:rPr>
+                    <w:rFonts w:ascii="微軟正黑體" w:eastAsia="微軟正黑體" w:hAnsi="微軟正黑體"/>
+                    <w:noProof/>
+                    <w:webHidden/>
+                    <w:sz w:val="32"/>
+                    <w:szCs w:val="32"/>
+                  </w:rPr>
+                  <w:fldChar w:fldCharType="separate"/>
+                </w:r>
+                <w:r>
+                  <w:rPr>
+                    <w:rFonts w:ascii="微軟正黑體" w:eastAsia="微軟正黑體" w:hAnsi="微軟正黑體"/>
+                    <w:noProof/>
+                    <w:webHidden/>
+                    <w:sz w:val="32"/>
+                    <w:szCs w:val="32"/>
+                  </w:rPr>
+                  <w:t>6</w:t>
+                </w:r>
+                <w:r>
+                  <w:rPr>
+                    <w:rFonts w:ascii="微軟正黑體" w:eastAsia="微軟正黑體" w:hAnsi="微軟正黑體"/>
+                    <w:noProof/>
+                    <w:webHidden/>
+                    <w:sz w:val="32"/>
+                    <w:szCs w:val="32"/>
+                  </w:rPr>
+                  <w:fldChar w:fldCharType="end"/>
+                </w:r>
+              </w:hyperlink>
             </w:p>
             <w:p>
               <w:pPr>
@@ -1848,7 +1567,7 @@
                     <w:sz w:val="32"/>
                     <w:szCs w:val="32"/>
                   </w:rPr>
-                  <w:t>18</w:t>
+                  <w:t>17</w:t>
                 </w:r>
                 <w:r>
                   <w:rPr>
@@ -9214,7 +8933,7 @@
       <w:pPr>
         <w:widowControl/>
         <w:rPr>
-          <w:rFonts w:ascii="Arial" w:eastAsia="微軟正黑體" w:hAnsi="Arial" w:cs="Times New Roman" w:hint="eastAsia"/>
+          <w:rFonts w:ascii="Arial" w:eastAsia="微軟正黑體" w:hAnsi="Arial" w:cs="Times New Roman"/>
           <w:b/>
           <w:bCs/>
           <w:sz w:val="32"/>
@@ -10196,7 +9915,7 @@
       <w:pPr>
         <w:widowControl/>
         <w:rPr>
-          <w:rFonts w:ascii="Arial" w:eastAsia="微軟正黑體" w:hAnsi="Arial" w:cs="Times New Roman" w:hint="eastAsia"/>
+          <w:rFonts w:ascii="Arial" w:eastAsia="微軟正黑體" w:hAnsi="Arial" w:cs="Times New Roman"/>
           <w:sz w:val="32"/>
           <w:szCs w:val="32"/>
         </w:rPr>
@@ -10206,7 +9925,7 @@
       <w:pPr>
         <w:pStyle w:val="1"/>
         <w:rPr>
-          <w:rFonts w:ascii="Arial" w:eastAsia="微軟正黑體" w:hAnsi="Arial" w:hint="eastAsia"/>
+          <w:rFonts w:ascii="Arial" w:eastAsia="微軟正黑體" w:hAnsi="Arial"/>
           <w:sz w:val="36"/>
           <w:szCs w:val="36"/>
         </w:rPr>
@@ -18081,7 +17800,7 @@
       <w:pPr>
         <w:widowControl/>
         <w:rPr>
-          <w:rFonts w:ascii="Arial" w:eastAsia="微軟正黑體" w:hAnsi="Arial" w:cs="Times New Roman" w:hint="eastAsia"/>
+          <w:rFonts w:ascii="Arial" w:eastAsia="微軟正黑體" w:hAnsi="Arial" w:cs="Times New Roman"/>
           <w:b/>
           <w:bCs/>
           <w:sz w:val="32"/>
@@ -21465,7 +21184,7 @@
       <w:pPr>
         <w:widowControl/>
         <w:rPr>
-          <w:rFonts w:ascii="Arial" w:eastAsia="微軟正黑體" w:hAnsi="Arial" w:cs="Times New Roman" w:hint="eastAsia"/>
+          <w:rFonts w:ascii="Arial" w:eastAsia="微軟正黑體" w:hAnsi="Arial" w:cs="Times New Roman"/>
           <w:szCs w:val="24"/>
         </w:rPr>
       </w:pPr>
@@ -24826,7 +24545,7 @@
       <w:pPr>
         <w:widowControl/>
         <w:rPr>
-          <w:rFonts w:ascii="Arial" w:eastAsia="微軟正黑體" w:hAnsi="Arial" w:cs="Times New Roman" w:hint="eastAsia"/>
+          <w:rFonts w:ascii="Arial" w:eastAsia="微軟正黑體" w:hAnsi="Arial" w:cs="Times New Roman"/>
           <w:b/>
           <w:bCs/>
           <w:sz w:val="32"/>
@@ -24869,7 +24588,7 @@
       <w:pPr>
         <w:pStyle w:val="2"/>
         <w:rPr>
-          <w:rFonts w:ascii="Arial" w:eastAsia="微軟正黑體" w:hAnsi="Arial" w:hint="eastAsia"/>
+          <w:rFonts w:ascii="Arial" w:eastAsia="微軟正黑體" w:hAnsi="Arial"/>
           <w:sz w:val="28"/>
           <w:szCs w:val="28"/>
         </w:rPr>
@@ -24949,7 +24668,7 @@
               <w:widowControl/>
               <w:jc w:val="center"/>
               <w:rPr>
-                <w:rFonts w:ascii="Arial" w:eastAsia="微軟正黑體" w:hAnsi="Arial" w:cs="Times New Roman" w:hint="eastAsia"/>
+                <w:rFonts w:ascii="Arial" w:eastAsia="微軟正黑體" w:hAnsi="Arial" w:cs="Times New Roman"/>
                 <w:b w:val="0"/>
                 <w:bCs w:val="0"/>
                 <w:sz w:val="16"/>
@@ -24969,7 +24688,7 @@
               <w:jc w:val="center"/>
               <w:cnfStyle w:val="100000000000" w:firstRow="1" w:lastRow="0" w:firstColumn="0" w:lastColumn="0" w:oddVBand="0" w:evenVBand="0" w:oddHBand="0" w:evenHBand="0" w:firstRowFirstColumn="0" w:firstRowLastColumn="0" w:lastRowFirstColumn="0" w:lastRowLastColumn="0"/>
               <w:rPr>
-                <w:rFonts w:ascii="Arial" w:eastAsia="微軟正黑體" w:hAnsi="Arial" w:cs="Times New Roman" w:hint="eastAsia"/>
+                <w:rFonts w:ascii="Arial" w:eastAsia="微軟正黑體" w:hAnsi="Arial" w:cs="Times New Roman"/>
                 <w:b w:val="0"/>
                 <w:bCs w:val="0"/>
                 <w:sz w:val="18"/>
@@ -24997,7 +24716,7 @@
               <w:jc w:val="center"/>
               <w:cnfStyle w:val="100000000000" w:firstRow="1" w:lastRow="0" w:firstColumn="0" w:lastColumn="0" w:oddVBand="0" w:evenVBand="0" w:oddHBand="0" w:evenHBand="0" w:firstRowFirstColumn="0" w:firstRowLastColumn="0" w:lastRowFirstColumn="0" w:lastRowLastColumn="0"/>
               <w:rPr>
-                <w:rFonts w:ascii="Arial" w:eastAsia="微軟正黑體" w:hAnsi="Arial" w:cs="Times New Roman" w:hint="eastAsia"/>
+                <w:rFonts w:ascii="Arial" w:eastAsia="微軟正黑體" w:hAnsi="Arial" w:cs="Times New Roman"/>
                 <w:b w:val="0"/>
                 <w:bCs w:val="0"/>
                 <w:sz w:val="18"/>
@@ -25025,7 +24744,7 @@
               <w:jc w:val="center"/>
               <w:cnfStyle w:val="100000000000" w:firstRow="1" w:lastRow="0" w:firstColumn="0" w:lastColumn="0" w:oddVBand="0" w:evenVBand="0" w:oddHBand="0" w:evenHBand="0" w:firstRowFirstColumn="0" w:firstRowLastColumn="0" w:lastRowFirstColumn="0" w:lastRowLastColumn="0"/>
               <w:rPr>
-                <w:rFonts w:ascii="Arial" w:eastAsia="微軟正黑體" w:hAnsi="Arial" w:cs="Times New Roman" w:hint="eastAsia"/>
+                <w:rFonts w:ascii="Arial" w:eastAsia="微軟正黑體" w:hAnsi="Arial" w:cs="Times New Roman"/>
                 <w:b w:val="0"/>
                 <w:bCs w:val="0"/>
                 <w:sz w:val="18"/>
@@ -25053,7 +24772,7 @@
               <w:jc w:val="center"/>
               <w:cnfStyle w:val="100000000000" w:firstRow="1" w:lastRow="0" w:firstColumn="0" w:lastColumn="0" w:oddVBand="0" w:evenVBand="0" w:oddHBand="0" w:evenHBand="0" w:firstRowFirstColumn="0" w:firstRowLastColumn="0" w:lastRowFirstColumn="0" w:lastRowLastColumn="0"/>
               <w:rPr>
-                <w:rFonts w:ascii="Arial" w:eastAsia="微軟正黑體" w:hAnsi="Arial" w:cs="Times New Roman" w:hint="eastAsia"/>
+                <w:rFonts w:ascii="Arial" w:eastAsia="微軟正黑體" w:hAnsi="Arial" w:cs="Times New Roman"/>
                 <w:b w:val="0"/>
                 <w:bCs w:val="0"/>
                 <w:sz w:val="18"/>
@@ -25081,7 +24800,7 @@
               <w:jc w:val="center"/>
               <w:cnfStyle w:val="100000000000" w:firstRow="1" w:lastRow="0" w:firstColumn="0" w:lastColumn="0" w:oddVBand="0" w:evenVBand="0" w:oddHBand="0" w:evenHBand="0" w:firstRowFirstColumn="0" w:firstRowLastColumn="0" w:lastRowFirstColumn="0" w:lastRowLastColumn="0"/>
               <w:rPr>
-                <w:rFonts w:ascii="Arial" w:eastAsia="微軟正黑體" w:hAnsi="Arial" w:cs="Times New Roman" w:hint="eastAsia"/>
+                <w:rFonts w:ascii="Arial" w:eastAsia="微軟正黑體" w:hAnsi="Arial" w:cs="Times New Roman"/>
                 <w:b w:val="0"/>
                 <w:bCs w:val="0"/>
                 <w:sz w:val="18"/>
@@ -25109,7 +24828,7 @@
               <w:jc w:val="center"/>
               <w:cnfStyle w:val="100000000000" w:firstRow="1" w:lastRow="0" w:firstColumn="0" w:lastColumn="0" w:oddVBand="0" w:evenVBand="0" w:oddHBand="0" w:evenHBand="0" w:firstRowFirstColumn="0" w:firstRowLastColumn="0" w:lastRowFirstColumn="0" w:lastRowLastColumn="0"/>
               <w:rPr>
-                <w:rFonts w:ascii="Arial" w:eastAsia="微軟正黑體" w:hAnsi="Arial" w:cs="Times New Roman" w:hint="eastAsia"/>
+                <w:rFonts w:ascii="Arial" w:eastAsia="微軟正黑體" w:hAnsi="Arial" w:cs="Times New Roman"/>
                 <w:b w:val="0"/>
                 <w:bCs w:val="0"/>
                 <w:sz w:val="18"/>
@@ -25137,7 +24856,7 @@
               <w:jc w:val="center"/>
               <w:cnfStyle w:val="100000000000" w:firstRow="1" w:lastRow="0" w:firstColumn="0" w:lastColumn="0" w:oddVBand="0" w:evenVBand="0" w:oddHBand="0" w:evenHBand="0" w:firstRowFirstColumn="0" w:firstRowLastColumn="0" w:lastRowFirstColumn="0" w:lastRowLastColumn="0"/>
               <w:rPr>
-                <w:rFonts w:ascii="Arial" w:eastAsia="微軟正黑體" w:hAnsi="Arial" w:cs="Times New Roman" w:hint="eastAsia"/>
+                <w:rFonts w:ascii="Arial" w:eastAsia="微軟正黑體" w:hAnsi="Arial" w:cs="Times New Roman"/>
                 <w:b w:val="0"/>
                 <w:bCs w:val="0"/>
                 <w:sz w:val="18"/>
@@ -25165,7 +24884,7 @@
               <w:jc w:val="center"/>
               <w:cnfStyle w:val="100000000000" w:firstRow="1" w:lastRow="0" w:firstColumn="0" w:lastColumn="0" w:oddVBand="0" w:evenVBand="0" w:oddHBand="0" w:evenHBand="0" w:firstRowFirstColumn="0" w:firstRowLastColumn="0" w:lastRowFirstColumn="0" w:lastRowLastColumn="0"/>
               <w:rPr>
-                <w:rFonts w:ascii="Arial" w:eastAsia="微軟正黑體" w:hAnsi="Arial" w:cs="Times New Roman" w:hint="eastAsia"/>
+                <w:rFonts w:ascii="Arial" w:eastAsia="微軟正黑體" w:hAnsi="Arial" w:cs="Times New Roman"/>
                 <w:b w:val="0"/>
                 <w:bCs w:val="0"/>
                 <w:sz w:val="18"/>
@@ -25193,7 +24912,7 @@
               <w:jc w:val="center"/>
               <w:cnfStyle w:val="100000000000" w:firstRow="1" w:lastRow="0" w:firstColumn="0" w:lastColumn="0" w:oddVBand="0" w:evenVBand="0" w:oddHBand="0" w:evenHBand="0" w:firstRowFirstColumn="0" w:firstRowLastColumn="0" w:lastRowFirstColumn="0" w:lastRowLastColumn="0"/>
               <w:rPr>
-                <w:rFonts w:ascii="Arial" w:eastAsia="微軟正黑體" w:hAnsi="Arial" w:cs="Times New Roman" w:hint="eastAsia"/>
+                <w:rFonts w:ascii="Arial" w:eastAsia="微軟正黑體" w:hAnsi="Arial" w:cs="Times New Roman"/>
                 <w:b w:val="0"/>
                 <w:bCs w:val="0"/>
                 <w:sz w:val="18"/>
@@ -25221,7 +24940,7 @@
               <w:jc w:val="center"/>
               <w:cnfStyle w:val="100000000000" w:firstRow="1" w:lastRow="0" w:firstColumn="0" w:lastColumn="0" w:oddVBand="0" w:evenVBand="0" w:oddHBand="0" w:evenHBand="0" w:firstRowFirstColumn="0" w:firstRowLastColumn="0" w:lastRowFirstColumn="0" w:lastRowLastColumn="0"/>
               <w:rPr>
-                <w:rFonts w:ascii="Arial" w:eastAsia="微軟正黑體" w:hAnsi="Arial" w:cs="Times New Roman" w:hint="eastAsia"/>
+                <w:rFonts w:ascii="Arial" w:eastAsia="微軟正黑體" w:hAnsi="Arial" w:cs="Times New Roman"/>
                 <w:b w:val="0"/>
                 <w:bCs w:val="0"/>
                 <w:sz w:val="18"/>
@@ -25249,7 +24968,7 @@
               <w:jc w:val="center"/>
               <w:cnfStyle w:val="100000000000" w:firstRow="1" w:lastRow="0" w:firstColumn="0" w:lastColumn="0" w:oddVBand="0" w:evenVBand="0" w:oddHBand="0" w:evenHBand="0" w:firstRowFirstColumn="0" w:firstRowLastColumn="0" w:lastRowFirstColumn="0" w:lastRowLastColumn="0"/>
               <w:rPr>
-                <w:rFonts w:ascii="Arial" w:eastAsia="微軟正黑體" w:hAnsi="Arial" w:cs="Times New Roman" w:hint="eastAsia"/>
+                <w:rFonts w:ascii="Arial" w:eastAsia="微軟正黑體" w:hAnsi="Arial" w:cs="Times New Roman"/>
                 <w:b w:val="0"/>
                 <w:bCs w:val="0"/>
                 <w:sz w:val="18"/>
@@ -25277,7 +24996,7 @@
               <w:jc w:val="center"/>
               <w:cnfStyle w:val="100000000000" w:firstRow="1" w:lastRow="0" w:firstColumn="0" w:lastColumn="0" w:oddVBand="0" w:evenVBand="0" w:oddHBand="0" w:evenHBand="0" w:firstRowFirstColumn="0" w:firstRowLastColumn="0" w:lastRowFirstColumn="0" w:lastRowLastColumn="0"/>
               <w:rPr>
-                <w:rFonts w:ascii="Arial" w:eastAsia="微軟正黑體" w:hAnsi="Arial" w:cs="Times New Roman" w:hint="eastAsia"/>
+                <w:rFonts w:ascii="Arial" w:eastAsia="微軟正黑體" w:hAnsi="Arial" w:cs="Times New Roman"/>
                 <w:b w:val="0"/>
                 <w:bCs w:val="0"/>
                 <w:sz w:val="18"/>
@@ -25305,7 +25024,7 @@
               <w:jc w:val="center"/>
               <w:cnfStyle w:val="100000000000" w:firstRow="1" w:lastRow="0" w:firstColumn="0" w:lastColumn="0" w:oddVBand="0" w:evenVBand="0" w:oddHBand="0" w:evenHBand="0" w:firstRowFirstColumn="0" w:firstRowLastColumn="0" w:lastRowFirstColumn="0" w:lastRowLastColumn="0"/>
               <w:rPr>
-                <w:rFonts w:ascii="Arial" w:eastAsia="微軟正黑體" w:hAnsi="Arial" w:cs="Times New Roman" w:hint="eastAsia"/>
+                <w:rFonts w:ascii="Arial" w:eastAsia="微軟正黑體" w:hAnsi="Arial" w:cs="Times New Roman"/>
                 <w:b w:val="0"/>
                 <w:bCs w:val="0"/>
                 <w:sz w:val="18"/>
@@ -25333,7 +25052,7 @@
               <w:jc w:val="center"/>
               <w:cnfStyle w:val="100000000000" w:firstRow="1" w:lastRow="0" w:firstColumn="0" w:lastColumn="0" w:oddVBand="0" w:evenVBand="0" w:oddHBand="0" w:evenHBand="0" w:firstRowFirstColumn="0" w:firstRowLastColumn="0" w:lastRowFirstColumn="0" w:lastRowLastColumn="0"/>
               <w:rPr>
-                <w:rFonts w:ascii="Arial" w:eastAsia="微軟正黑體" w:hAnsi="Arial" w:cs="Times New Roman" w:hint="eastAsia"/>
+                <w:rFonts w:ascii="Arial" w:eastAsia="微軟正黑體" w:hAnsi="Arial" w:cs="Times New Roman"/>
                 <w:b w:val="0"/>
                 <w:bCs w:val="0"/>
                 <w:sz w:val="18"/>
@@ -25361,7 +25080,7 @@
               <w:jc w:val="center"/>
               <w:cnfStyle w:val="100000000000" w:firstRow="1" w:lastRow="0" w:firstColumn="0" w:lastColumn="0" w:oddVBand="0" w:evenVBand="0" w:oddHBand="0" w:evenHBand="0" w:firstRowFirstColumn="0" w:firstRowLastColumn="0" w:lastRowFirstColumn="0" w:lastRowLastColumn="0"/>
               <w:rPr>
-                <w:rFonts w:ascii="Arial" w:eastAsia="微軟正黑體" w:hAnsi="Arial" w:cs="Times New Roman" w:hint="eastAsia"/>
+                <w:rFonts w:ascii="Arial" w:eastAsia="微軟正黑體" w:hAnsi="Arial" w:cs="Times New Roman"/>
                 <w:b w:val="0"/>
                 <w:bCs w:val="0"/>
                 <w:sz w:val="18"/>
@@ -25395,7 +25114,7 @@
               <w:widowControl/>
               <w:jc w:val="center"/>
               <w:rPr>
-                <w:rFonts w:ascii="Arial" w:eastAsia="微軟正黑體" w:hAnsi="Arial" w:cs="Times New Roman" w:hint="eastAsia"/>
+                <w:rFonts w:ascii="Arial" w:eastAsia="微軟正黑體" w:hAnsi="Arial" w:cs="Times New Roman"/>
                 <w:b w:val="0"/>
                 <w:bCs w:val="0"/>
                 <w:sz w:val="20"/>
@@ -25423,7 +25142,7 @@
               <w:jc w:val="center"/>
               <w:cnfStyle w:val="000000100000" w:firstRow="0" w:lastRow="0" w:firstColumn="0" w:lastColumn="0" w:oddVBand="0" w:evenVBand="0" w:oddHBand="1" w:evenHBand="0" w:firstRowFirstColumn="0" w:firstRowLastColumn="0" w:lastRowFirstColumn="0" w:lastRowLastColumn="0"/>
               <w:rPr>
-                <w:rFonts w:ascii="Arial" w:eastAsia="微軟正黑體" w:hAnsi="Arial" w:cs="Times New Roman" w:hint="eastAsia"/>
+                <w:rFonts w:ascii="Arial" w:eastAsia="微軟正黑體" w:hAnsi="Arial" w:cs="Times New Roman"/>
                 <w:b/>
                 <w:bCs/>
                 <w:szCs w:val="24"/>
@@ -25449,7 +25168,7 @@
               <w:jc w:val="center"/>
               <w:cnfStyle w:val="000000100000" w:firstRow="0" w:lastRow="0" w:firstColumn="0" w:lastColumn="0" w:oddVBand="0" w:evenVBand="0" w:oddHBand="1" w:evenHBand="0" w:firstRowFirstColumn="0" w:firstRowLastColumn="0" w:lastRowFirstColumn="0" w:lastRowLastColumn="0"/>
               <w:rPr>
-                <w:rFonts w:ascii="Arial" w:eastAsia="微軟正黑體" w:hAnsi="Arial" w:cs="Times New Roman" w:hint="eastAsia"/>
+                <w:rFonts w:ascii="Arial" w:eastAsia="微軟正黑體" w:hAnsi="Arial" w:cs="Times New Roman"/>
                 <w:b/>
                 <w:bCs/>
                 <w:szCs w:val="24"/>
@@ -25468,7 +25187,7 @@
               <w:jc w:val="center"/>
               <w:cnfStyle w:val="000000100000" w:firstRow="0" w:lastRow="0" w:firstColumn="0" w:lastColumn="0" w:oddVBand="0" w:evenVBand="0" w:oddHBand="1" w:evenHBand="0" w:firstRowFirstColumn="0" w:firstRowLastColumn="0" w:lastRowFirstColumn="0" w:lastRowLastColumn="0"/>
               <w:rPr>
-                <w:rFonts w:ascii="Arial" w:eastAsia="微軟正黑體" w:hAnsi="Arial" w:cs="Times New Roman" w:hint="eastAsia"/>
+                <w:rFonts w:ascii="Arial" w:eastAsia="微軟正黑體" w:hAnsi="Arial" w:cs="Times New Roman"/>
                 <w:b/>
                 <w:bCs/>
                 <w:szCs w:val="24"/>
@@ -25487,7 +25206,7 @@
               <w:jc w:val="center"/>
               <w:cnfStyle w:val="000000100000" w:firstRow="0" w:lastRow="0" w:firstColumn="0" w:lastColumn="0" w:oddVBand="0" w:evenVBand="0" w:oddHBand="1" w:evenHBand="0" w:firstRowFirstColumn="0" w:firstRowLastColumn="0" w:lastRowFirstColumn="0" w:lastRowLastColumn="0"/>
               <w:rPr>
-                <w:rFonts w:ascii="Arial" w:eastAsia="微軟正黑體" w:hAnsi="Arial" w:cs="Times New Roman" w:hint="eastAsia"/>
+                <w:rFonts w:ascii="Arial" w:eastAsia="微軟正黑體" w:hAnsi="Arial" w:cs="Times New Roman"/>
                 <w:b/>
                 <w:bCs/>
                 <w:szCs w:val="24"/>
@@ -25506,7 +25225,7 @@
               <w:jc w:val="center"/>
               <w:cnfStyle w:val="000000100000" w:firstRow="0" w:lastRow="0" w:firstColumn="0" w:lastColumn="0" w:oddVBand="0" w:evenVBand="0" w:oddHBand="1" w:evenHBand="0" w:firstRowFirstColumn="0" w:firstRowLastColumn="0" w:lastRowFirstColumn="0" w:lastRowLastColumn="0"/>
               <w:rPr>
-                <w:rFonts w:ascii="Arial" w:eastAsia="微軟正黑體" w:hAnsi="Arial" w:cs="Times New Roman" w:hint="eastAsia"/>
+                <w:rFonts w:ascii="Arial" w:eastAsia="微軟正黑體" w:hAnsi="Arial" w:cs="Times New Roman"/>
                 <w:b/>
                 <w:bCs/>
                 <w:szCs w:val="24"/>
@@ -25525,7 +25244,7 @@
               <w:jc w:val="center"/>
               <w:cnfStyle w:val="000000100000" w:firstRow="0" w:lastRow="0" w:firstColumn="0" w:lastColumn="0" w:oddVBand="0" w:evenVBand="0" w:oddHBand="1" w:evenHBand="0" w:firstRowFirstColumn="0" w:firstRowLastColumn="0" w:lastRowFirstColumn="0" w:lastRowLastColumn="0"/>
               <w:rPr>
-                <w:rFonts w:ascii="Arial" w:eastAsia="微軟正黑體" w:hAnsi="Arial" w:cs="Times New Roman" w:hint="eastAsia"/>
+                <w:rFonts w:ascii="Arial" w:eastAsia="微軟正黑體" w:hAnsi="Arial" w:cs="Times New Roman"/>
                 <w:b/>
                 <w:bCs/>
                 <w:szCs w:val="24"/>
@@ -25544,7 +25263,7 @@
               <w:jc w:val="center"/>
               <w:cnfStyle w:val="000000100000" w:firstRow="0" w:lastRow="0" w:firstColumn="0" w:lastColumn="0" w:oddVBand="0" w:evenVBand="0" w:oddHBand="1" w:evenHBand="0" w:firstRowFirstColumn="0" w:firstRowLastColumn="0" w:lastRowFirstColumn="0" w:lastRowLastColumn="0"/>
               <w:rPr>
-                <w:rFonts w:ascii="Arial" w:eastAsia="微軟正黑體" w:hAnsi="Arial" w:cs="Times New Roman" w:hint="eastAsia"/>
+                <w:rFonts w:ascii="Arial" w:eastAsia="微軟正黑體" w:hAnsi="Arial" w:cs="Times New Roman"/>
                 <w:b/>
                 <w:bCs/>
                 <w:szCs w:val="24"/>
@@ -25563,7 +25282,7 @@
               <w:jc w:val="center"/>
               <w:cnfStyle w:val="000000100000" w:firstRow="0" w:lastRow="0" w:firstColumn="0" w:lastColumn="0" w:oddVBand="0" w:evenVBand="0" w:oddHBand="1" w:evenHBand="0" w:firstRowFirstColumn="0" w:firstRowLastColumn="0" w:lastRowFirstColumn="0" w:lastRowLastColumn="0"/>
               <w:rPr>
-                <w:rFonts w:ascii="Arial" w:eastAsia="微軟正黑體" w:hAnsi="Arial" w:cs="Times New Roman" w:hint="eastAsia"/>
+                <w:rFonts w:ascii="Arial" w:eastAsia="微軟正黑體" w:hAnsi="Arial" w:cs="Times New Roman"/>
                 <w:b/>
                 <w:bCs/>
                 <w:szCs w:val="24"/>
@@ -25582,7 +25301,7 @@
               <w:jc w:val="center"/>
               <w:cnfStyle w:val="000000100000" w:firstRow="0" w:lastRow="0" w:firstColumn="0" w:lastColumn="0" w:oddVBand="0" w:evenVBand="0" w:oddHBand="1" w:evenHBand="0" w:firstRowFirstColumn="0" w:firstRowLastColumn="0" w:lastRowFirstColumn="0" w:lastRowLastColumn="0"/>
               <w:rPr>
-                <w:rFonts w:ascii="Arial" w:eastAsia="微軟正黑體" w:hAnsi="Arial" w:cs="Times New Roman" w:hint="eastAsia"/>
+                <w:rFonts w:ascii="Arial" w:eastAsia="微軟正黑體" w:hAnsi="Arial" w:cs="Times New Roman"/>
                 <w:b/>
                 <w:bCs/>
                 <w:szCs w:val="24"/>
@@ -25601,7 +25320,7 @@
               <w:jc w:val="center"/>
               <w:cnfStyle w:val="000000100000" w:firstRow="0" w:lastRow="0" w:firstColumn="0" w:lastColumn="0" w:oddVBand="0" w:evenVBand="0" w:oddHBand="1" w:evenHBand="0" w:firstRowFirstColumn="0" w:firstRowLastColumn="0" w:lastRowFirstColumn="0" w:lastRowLastColumn="0"/>
               <w:rPr>
-                <w:rFonts w:ascii="Arial" w:eastAsia="微軟正黑體" w:hAnsi="Arial" w:cs="Times New Roman" w:hint="eastAsia"/>
+                <w:rFonts w:ascii="Arial" w:eastAsia="微軟正黑體" w:hAnsi="Arial" w:cs="Times New Roman"/>
                 <w:b/>
                 <w:bCs/>
                 <w:szCs w:val="24"/>
@@ -25620,7 +25339,7 @@
               <w:jc w:val="center"/>
               <w:cnfStyle w:val="000000100000" w:firstRow="0" w:lastRow="0" w:firstColumn="0" w:lastColumn="0" w:oddVBand="0" w:evenVBand="0" w:oddHBand="1" w:evenHBand="0" w:firstRowFirstColumn="0" w:firstRowLastColumn="0" w:lastRowFirstColumn="0" w:lastRowLastColumn="0"/>
               <w:rPr>
-                <w:rFonts w:ascii="Arial" w:eastAsia="微軟正黑體" w:hAnsi="Arial" w:cs="Times New Roman" w:hint="eastAsia"/>
+                <w:rFonts w:ascii="Arial" w:eastAsia="微軟正黑體" w:hAnsi="Arial" w:cs="Times New Roman"/>
                 <w:b/>
                 <w:bCs/>
                 <w:szCs w:val="24"/>
@@ -25639,7 +25358,7 @@
               <w:jc w:val="center"/>
               <w:cnfStyle w:val="000000100000" w:firstRow="0" w:lastRow="0" w:firstColumn="0" w:lastColumn="0" w:oddVBand="0" w:evenVBand="0" w:oddHBand="1" w:evenHBand="0" w:firstRowFirstColumn="0" w:firstRowLastColumn="0" w:lastRowFirstColumn="0" w:lastRowLastColumn="0"/>
               <w:rPr>
-                <w:rFonts w:ascii="Arial" w:eastAsia="微軟正黑體" w:hAnsi="Arial" w:cs="Times New Roman" w:hint="eastAsia"/>
+                <w:rFonts w:ascii="Arial" w:eastAsia="微軟正黑體" w:hAnsi="Arial" w:cs="Times New Roman"/>
                 <w:b/>
                 <w:bCs/>
                 <w:szCs w:val="24"/>
@@ -25658,7 +25377,7 @@
               <w:jc w:val="center"/>
               <w:cnfStyle w:val="000000100000" w:firstRow="0" w:lastRow="0" w:firstColumn="0" w:lastColumn="0" w:oddVBand="0" w:evenVBand="0" w:oddHBand="1" w:evenHBand="0" w:firstRowFirstColumn="0" w:firstRowLastColumn="0" w:lastRowFirstColumn="0" w:lastRowLastColumn="0"/>
               <w:rPr>
-                <w:rFonts w:ascii="Arial" w:eastAsia="微軟正黑體" w:hAnsi="Arial" w:cs="Times New Roman" w:hint="eastAsia"/>
+                <w:rFonts w:ascii="Arial" w:eastAsia="微軟正黑體" w:hAnsi="Arial" w:cs="Times New Roman"/>
                 <w:b/>
                 <w:bCs/>
                 <w:szCs w:val="24"/>
@@ -25677,7 +25396,7 @@
               <w:jc w:val="center"/>
               <w:cnfStyle w:val="000000100000" w:firstRow="0" w:lastRow="0" w:firstColumn="0" w:lastColumn="0" w:oddVBand="0" w:evenVBand="0" w:oddHBand="1" w:evenHBand="0" w:firstRowFirstColumn="0" w:firstRowLastColumn="0" w:lastRowFirstColumn="0" w:lastRowLastColumn="0"/>
               <w:rPr>
-                <w:rFonts w:ascii="Arial" w:eastAsia="微軟正黑體" w:hAnsi="Arial" w:cs="Times New Roman" w:hint="eastAsia"/>
+                <w:rFonts w:ascii="Arial" w:eastAsia="微軟正黑體" w:hAnsi="Arial" w:cs="Times New Roman"/>
                 <w:b/>
                 <w:bCs/>
                 <w:szCs w:val="24"/>
@@ -25696,7 +25415,7 @@
               <w:jc w:val="center"/>
               <w:cnfStyle w:val="000000100000" w:firstRow="0" w:lastRow="0" w:firstColumn="0" w:lastColumn="0" w:oddVBand="0" w:evenVBand="0" w:oddHBand="1" w:evenHBand="0" w:firstRowFirstColumn="0" w:firstRowLastColumn="0" w:lastRowFirstColumn="0" w:lastRowLastColumn="0"/>
               <w:rPr>
-                <w:rFonts w:ascii="Arial" w:eastAsia="微軟正黑體" w:hAnsi="Arial" w:cs="Times New Roman" w:hint="eastAsia"/>
+                <w:rFonts w:ascii="Arial" w:eastAsia="微軟正黑體" w:hAnsi="Arial" w:cs="Times New Roman"/>
                 <w:b/>
                 <w:bCs/>
                 <w:szCs w:val="24"/>
@@ -25720,7 +25439,7 @@
               <w:widowControl/>
               <w:jc w:val="center"/>
               <w:rPr>
-                <w:rFonts w:ascii="Arial" w:eastAsia="微軟正黑體" w:hAnsi="Arial" w:cs="Times New Roman" w:hint="eastAsia"/>
+                <w:rFonts w:ascii="Arial" w:eastAsia="微軟正黑體" w:hAnsi="Arial" w:cs="Times New Roman"/>
                 <w:b w:val="0"/>
                 <w:bCs w:val="0"/>
                 <w:sz w:val="20"/>
@@ -25748,7 +25467,7 @@
               <w:jc w:val="center"/>
               <w:cnfStyle w:val="000000000000" w:firstRow="0" w:lastRow="0" w:firstColumn="0" w:lastColumn="0" w:oddVBand="0" w:evenVBand="0" w:oddHBand="0" w:evenHBand="0" w:firstRowFirstColumn="0" w:firstRowLastColumn="0" w:lastRowFirstColumn="0" w:lastRowLastColumn="0"/>
               <w:rPr>
-                <w:rFonts w:ascii="Arial" w:eastAsia="微軟正黑體" w:hAnsi="Arial" w:cs="Times New Roman" w:hint="eastAsia"/>
+                <w:rFonts w:ascii="Arial" w:eastAsia="微軟正黑體" w:hAnsi="Arial" w:cs="Times New Roman"/>
                 <w:b/>
                 <w:bCs/>
                 <w:szCs w:val="24"/>
@@ -25767,7 +25486,7 @@
               <w:jc w:val="center"/>
               <w:cnfStyle w:val="000000000000" w:firstRow="0" w:lastRow="0" w:firstColumn="0" w:lastColumn="0" w:oddVBand="0" w:evenVBand="0" w:oddHBand="0" w:evenHBand="0" w:firstRowFirstColumn="0" w:firstRowLastColumn="0" w:lastRowFirstColumn="0" w:lastRowLastColumn="0"/>
               <w:rPr>
-                <w:rFonts w:ascii="Arial" w:eastAsia="微軟正黑體" w:hAnsi="Arial" w:cs="Times New Roman" w:hint="eastAsia"/>
+                <w:rFonts w:ascii="Arial" w:eastAsia="微軟正黑體" w:hAnsi="Arial" w:cs="Times New Roman"/>
                 <w:b/>
                 <w:bCs/>
                 <w:szCs w:val="24"/>
@@ -25793,7 +25512,7 @@
               <w:jc w:val="center"/>
               <w:cnfStyle w:val="000000000000" w:firstRow="0" w:lastRow="0" w:firstColumn="0" w:lastColumn="0" w:oddVBand="0" w:evenVBand="0" w:oddHBand="0" w:evenHBand="0" w:firstRowFirstColumn="0" w:firstRowLastColumn="0" w:lastRowFirstColumn="0" w:lastRowLastColumn="0"/>
               <w:rPr>
-                <w:rFonts w:ascii="Arial" w:eastAsia="微軟正黑體" w:hAnsi="Arial" w:cs="Times New Roman" w:hint="eastAsia"/>
+                <w:rFonts w:ascii="Arial" w:eastAsia="微軟正黑體" w:hAnsi="Arial" w:cs="Times New Roman"/>
                 <w:b/>
                 <w:bCs/>
                 <w:szCs w:val="24"/>
@@ -25812,7 +25531,7 @@
               <w:jc w:val="center"/>
               <w:cnfStyle w:val="000000000000" w:firstRow="0" w:lastRow="0" w:firstColumn="0" w:lastColumn="0" w:oddVBand="0" w:evenVBand="0" w:oddHBand="0" w:evenHBand="0" w:firstRowFirstColumn="0" w:firstRowLastColumn="0" w:lastRowFirstColumn="0" w:lastRowLastColumn="0"/>
               <w:rPr>
-                <w:rFonts w:ascii="Arial" w:eastAsia="微軟正黑體" w:hAnsi="Arial" w:cs="Times New Roman" w:hint="eastAsia"/>
+                <w:rFonts w:ascii="Arial" w:eastAsia="微軟正黑體" w:hAnsi="Arial" w:cs="Times New Roman"/>
                 <w:b/>
                 <w:bCs/>
                 <w:szCs w:val="24"/>
@@ -25831,7 +25550,7 @@
               <w:jc w:val="center"/>
               <w:cnfStyle w:val="000000000000" w:firstRow="0" w:lastRow="0" w:firstColumn="0" w:lastColumn="0" w:oddVBand="0" w:evenVBand="0" w:oddHBand="0" w:evenHBand="0" w:firstRowFirstColumn="0" w:firstRowLastColumn="0" w:lastRowFirstColumn="0" w:lastRowLastColumn="0"/>
               <w:rPr>
-                <w:rFonts w:ascii="Arial" w:eastAsia="微軟正黑體" w:hAnsi="Arial" w:cs="Times New Roman" w:hint="eastAsia"/>
+                <w:rFonts w:ascii="Arial" w:eastAsia="微軟正黑體" w:hAnsi="Arial" w:cs="Times New Roman"/>
                 <w:b/>
                 <w:bCs/>
                 <w:szCs w:val="24"/>
@@ -25850,7 +25569,7 @@
               <w:jc w:val="center"/>
               <w:cnfStyle w:val="000000000000" w:firstRow="0" w:lastRow="0" w:firstColumn="0" w:lastColumn="0" w:oddVBand="0" w:evenVBand="0" w:oddHBand="0" w:evenHBand="0" w:firstRowFirstColumn="0" w:firstRowLastColumn="0" w:lastRowFirstColumn="0" w:lastRowLastColumn="0"/>
               <w:rPr>
-                <w:rFonts w:ascii="Arial" w:eastAsia="微軟正黑體" w:hAnsi="Arial" w:cs="Times New Roman" w:hint="eastAsia"/>
+                <w:rFonts w:ascii="Arial" w:eastAsia="微軟正黑體" w:hAnsi="Arial" w:cs="Times New Roman"/>
                 <w:b/>
                 <w:bCs/>
                 <w:szCs w:val="24"/>
@@ -25869,7 +25588,7 @@
               <w:jc w:val="center"/>
               <w:cnfStyle w:val="000000000000" w:firstRow="0" w:lastRow="0" w:firstColumn="0" w:lastColumn="0" w:oddVBand="0" w:evenVBand="0" w:oddHBand="0" w:evenHBand="0" w:firstRowFirstColumn="0" w:firstRowLastColumn="0" w:lastRowFirstColumn="0" w:lastRowLastColumn="0"/>
               <w:rPr>
-                <w:rFonts w:ascii="Arial" w:eastAsia="微軟正黑體" w:hAnsi="Arial" w:cs="Times New Roman" w:hint="eastAsia"/>
+                <w:rFonts w:ascii="Arial" w:eastAsia="微軟正黑體" w:hAnsi="Arial" w:cs="Times New Roman"/>
                 <w:b/>
                 <w:bCs/>
                 <w:szCs w:val="24"/>
@@ -25888,7 +25607,7 @@
               <w:jc w:val="center"/>
               <w:cnfStyle w:val="000000000000" w:firstRow="0" w:lastRow="0" w:firstColumn="0" w:lastColumn="0" w:oddVBand="0" w:evenVBand="0" w:oddHBand="0" w:evenHBand="0" w:firstRowFirstColumn="0" w:firstRowLastColumn="0" w:lastRowFirstColumn="0" w:lastRowLastColumn="0"/>
               <w:rPr>
-                <w:rFonts w:ascii="Arial" w:eastAsia="微軟正黑體" w:hAnsi="Arial" w:cs="Times New Roman" w:hint="eastAsia"/>
+                <w:rFonts w:ascii="Arial" w:eastAsia="微軟正黑體" w:hAnsi="Arial" w:cs="Times New Roman"/>
                 <w:b/>
                 <w:bCs/>
                 <w:szCs w:val="24"/>
@@ -25907,7 +25626,7 @@
               <w:jc w:val="center"/>
               <w:cnfStyle w:val="000000000000" w:firstRow="0" w:lastRow="0" w:firstColumn="0" w:lastColumn="0" w:oddVBand="0" w:evenVBand="0" w:oddHBand="0" w:evenHBand="0" w:firstRowFirstColumn="0" w:firstRowLastColumn="0" w:lastRowFirstColumn="0" w:lastRowLastColumn="0"/>
               <w:rPr>
-                <w:rFonts w:ascii="Arial" w:eastAsia="微軟正黑體" w:hAnsi="Arial" w:cs="Times New Roman" w:hint="eastAsia"/>
+                <w:rFonts w:ascii="Arial" w:eastAsia="微軟正黑體" w:hAnsi="Arial" w:cs="Times New Roman"/>
                 <w:b/>
                 <w:bCs/>
                 <w:szCs w:val="24"/>
@@ -25926,7 +25645,7 @@
               <w:jc w:val="center"/>
               <w:cnfStyle w:val="000000000000" w:firstRow="0" w:lastRow="0" w:firstColumn="0" w:lastColumn="0" w:oddVBand="0" w:evenVBand="0" w:oddHBand="0" w:evenHBand="0" w:firstRowFirstColumn="0" w:firstRowLastColumn="0" w:lastRowFirstColumn="0" w:lastRowLastColumn="0"/>
               <w:rPr>
-                <w:rFonts w:ascii="Arial" w:eastAsia="微軟正黑體" w:hAnsi="Arial" w:cs="Times New Roman" w:hint="eastAsia"/>
+                <w:rFonts w:ascii="Arial" w:eastAsia="微軟正黑體" w:hAnsi="Arial" w:cs="Times New Roman"/>
                 <w:b/>
                 <w:bCs/>
                 <w:szCs w:val="24"/>
@@ -25945,7 +25664,7 @@
               <w:jc w:val="center"/>
               <w:cnfStyle w:val="000000000000" w:firstRow="0" w:lastRow="0" w:firstColumn="0" w:lastColumn="0" w:oddVBand="0" w:evenVBand="0" w:oddHBand="0" w:evenHBand="0" w:firstRowFirstColumn="0" w:firstRowLastColumn="0" w:lastRowFirstColumn="0" w:lastRowLastColumn="0"/>
               <w:rPr>
-                <w:rFonts w:ascii="Arial" w:eastAsia="微軟正黑體" w:hAnsi="Arial" w:cs="Times New Roman" w:hint="eastAsia"/>
+                <w:rFonts w:ascii="Arial" w:eastAsia="微軟正黑體" w:hAnsi="Arial" w:cs="Times New Roman"/>
                 <w:b/>
                 <w:bCs/>
                 <w:szCs w:val="24"/>
@@ -25964,7 +25683,7 @@
               <w:jc w:val="center"/>
               <w:cnfStyle w:val="000000000000" w:firstRow="0" w:lastRow="0" w:firstColumn="0" w:lastColumn="0" w:oddVBand="0" w:evenVBand="0" w:oddHBand="0" w:evenHBand="0" w:firstRowFirstColumn="0" w:firstRowLastColumn="0" w:lastRowFirstColumn="0" w:lastRowLastColumn="0"/>
               <w:rPr>
-                <w:rFonts w:ascii="Arial" w:eastAsia="微軟正黑體" w:hAnsi="Arial" w:cs="Times New Roman" w:hint="eastAsia"/>
+                <w:rFonts w:ascii="Arial" w:eastAsia="微軟正黑體" w:hAnsi="Arial" w:cs="Times New Roman"/>
                 <w:b/>
                 <w:bCs/>
                 <w:szCs w:val="24"/>
@@ -25983,7 +25702,7 @@
               <w:jc w:val="center"/>
               <w:cnfStyle w:val="000000000000" w:firstRow="0" w:lastRow="0" w:firstColumn="0" w:lastColumn="0" w:oddVBand="0" w:evenVBand="0" w:oddHBand="0" w:evenHBand="0" w:firstRowFirstColumn="0" w:firstRowLastColumn="0" w:lastRowFirstColumn="0" w:lastRowLastColumn="0"/>
               <w:rPr>
-                <w:rFonts w:ascii="Arial" w:eastAsia="微軟正黑體" w:hAnsi="Arial" w:cs="Times New Roman" w:hint="eastAsia"/>
+                <w:rFonts w:ascii="Arial" w:eastAsia="微軟正黑體" w:hAnsi="Arial" w:cs="Times New Roman"/>
                 <w:b/>
                 <w:bCs/>
                 <w:szCs w:val="24"/>
@@ -26002,7 +25721,7 @@
               <w:jc w:val="center"/>
               <w:cnfStyle w:val="000000000000" w:firstRow="0" w:lastRow="0" w:firstColumn="0" w:lastColumn="0" w:oddVBand="0" w:evenVBand="0" w:oddHBand="0" w:evenHBand="0" w:firstRowFirstColumn="0" w:firstRowLastColumn="0" w:lastRowFirstColumn="0" w:lastRowLastColumn="0"/>
               <w:rPr>
-                <w:rFonts w:ascii="Arial" w:eastAsia="微軟正黑體" w:hAnsi="Arial" w:cs="Times New Roman" w:hint="eastAsia"/>
+                <w:rFonts w:ascii="Arial" w:eastAsia="微軟正黑體" w:hAnsi="Arial" w:cs="Times New Roman"/>
                 <w:b/>
                 <w:bCs/>
                 <w:szCs w:val="24"/>
@@ -26021,7 +25740,7 @@
               <w:jc w:val="center"/>
               <w:cnfStyle w:val="000000000000" w:firstRow="0" w:lastRow="0" w:firstColumn="0" w:lastColumn="0" w:oddVBand="0" w:evenVBand="0" w:oddHBand="0" w:evenHBand="0" w:firstRowFirstColumn="0" w:firstRowLastColumn="0" w:lastRowFirstColumn="0" w:lastRowLastColumn="0"/>
               <w:rPr>
-                <w:rFonts w:ascii="Arial" w:eastAsia="微軟正黑體" w:hAnsi="Arial" w:cs="Times New Roman" w:hint="eastAsia"/>
+                <w:rFonts w:ascii="Arial" w:eastAsia="微軟正黑體" w:hAnsi="Arial" w:cs="Times New Roman"/>
                 <w:b/>
                 <w:bCs/>
                 <w:szCs w:val="24"/>
@@ -26046,7 +25765,7 @@
               <w:widowControl/>
               <w:jc w:val="center"/>
               <w:rPr>
-                <w:rFonts w:ascii="Arial" w:eastAsia="微軟正黑體" w:hAnsi="Arial" w:cs="Times New Roman" w:hint="eastAsia"/>
+                <w:rFonts w:ascii="Arial" w:eastAsia="微軟正黑體" w:hAnsi="Arial" w:cs="Times New Roman"/>
                 <w:b w:val="0"/>
                 <w:bCs w:val="0"/>
                 <w:sz w:val="20"/>
@@ -26074,7 +25793,7 @@
               <w:jc w:val="center"/>
               <w:cnfStyle w:val="000000100000" w:firstRow="0" w:lastRow="0" w:firstColumn="0" w:lastColumn="0" w:oddVBand="0" w:evenVBand="0" w:oddHBand="1" w:evenHBand="0" w:firstRowFirstColumn="0" w:firstRowLastColumn="0" w:lastRowFirstColumn="0" w:lastRowLastColumn="0"/>
               <w:rPr>
-                <w:rFonts w:ascii="Arial" w:eastAsia="微軟正黑體" w:hAnsi="Arial" w:cs="Times New Roman" w:hint="eastAsia"/>
+                <w:rFonts w:ascii="Arial" w:eastAsia="微軟正黑體" w:hAnsi="Arial" w:cs="Times New Roman"/>
                 <w:b/>
                 <w:bCs/>
                 <w:szCs w:val="24"/>
@@ -26093,7 +25812,7 @@
               <w:jc w:val="center"/>
               <w:cnfStyle w:val="000000100000" w:firstRow="0" w:lastRow="0" w:firstColumn="0" w:lastColumn="0" w:oddVBand="0" w:evenVBand="0" w:oddHBand="1" w:evenHBand="0" w:firstRowFirstColumn="0" w:firstRowLastColumn="0" w:lastRowFirstColumn="0" w:lastRowLastColumn="0"/>
               <w:rPr>
-                <w:rFonts w:ascii="Arial" w:eastAsia="微軟正黑體" w:hAnsi="Arial" w:cs="Times New Roman" w:hint="eastAsia"/>
+                <w:rFonts w:ascii="Arial" w:eastAsia="微軟正黑體" w:hAnsi="Arial" w:cs="Times New Roman"/>
                 <w:b/>
                 <w:bCs/>
                 <w:szCs w:val="24"/>
@@ -26119,7 +25838,7 @@
               <w:jc w:val="center"/>
               <w:cnfStyle w:val="000000100000" w:firstRow="0" w:lastRow="0" w:firstColumn="0" w:lastColumn="0" w:oddVBand="0" w:evenVBand="0" w:oddHBand="1" w:evenHBand="0" w:firstRowFirstColumn="0" w:firstRowLastColumn="0" w:lastRowFirstColumn="0" w:lastRowLastColumn="0"/>
               <w:rPr>
-                <w:rFonts w:ascii="Arial" w:eastAsia="微軟正黑體" w:hAnsi="Arial" w:cs="Times New Roman" w:hint="eastAsia"/>
+                <w:rFonts w:ascii="Arial" w:eastAsia="微軟正黑體" w:hAnsi="Arial" w:cs="Times New Roman"/>
                 <w:b/>
                 <w:bCs/>
                 <w:szCs w:val="24"/>
@@ -26138,7 +25857,7 @@
               <w:jc w:val="center"/>
               <w:cnfStyle w:val="000000100000" w:firstRow="0" w:lastRow="0" w:firstColumn="0" w:lastColumn="0" w:oddVBand="0" w:evenVBand="0" w:oddHBand="1" w:evenHBand="0" w:firstRowFirstColumn="0" w:firstRowLastColumn="0" w:lastRowFirstColumn="0" w:lastRowLastColumn="0"/>
               <w:rPr>
-                <w:rFonts w:ascii="Arial" w:eastAsia="微軟正黑體" w:hAnsi="Arial" w:cs="Times New Roman" w:hint="eastAsia"/>
+                <w:rFonts w:ascii="Arial" w:eastAsia="微軟正黑體" w:hAnsi="Arial" w:cs="Times New Roman"/>
                 <w:b/>
                 <w:bCs/>
                 <w:szCs w:val="24"/>
@@ -26157,7 +25876,7 @@
               <w:jc w:val="center"/>
               <w:cnfStyle w:val="000000100000" w:firstRow="0" w:lastRow="0" w:firstColumn="0" w:lastColumn="0" w:oddVBand="0" w:evenVBand="0" w:oddHBand="1" w:evenHBand="0" w:firstRowFirstColumn="0" w:firstRowLastColumn="0" w:lastRowFirstColumn="0" w:lastRowLastColumn="0"/>
               <w:rPr>
-                <w:rFonts w:ascii="Arial" w:eastAsia="微軟正黑體" w:hAnsi="Arial" w:cs="Times New Roman" w:hint="eastAsia"/>
+                <w:rFonts w:ascii="Arial" w:eastAsia="微軟正黑體" w:hAnsi="Arial" w:cs="Times New Roman"/>
                 <w:b/>
                 <w:bCs/>
                 <w:szCs w:val="24"/>
@@ -26176,7 +25895,7 @@
               <w:jc w:val="center"/>
               <w:cnfStyle w:val="000000100000" w:firstRow="0" w:lastRow="0" w:firstColumn="0" w:lastColumn="0" w:oddVBand="0" w:evenVBand="0" w:oddHBand="1" w:evenHBand="0" w:firstRowFirstColumn="0" w:firstRowLastColumn="0" w:lastRowFirstColumn="0" w:lastRowLastColumn="0"/>
               <w:rPr>
-                <w:rFonts w:ascii="Arial" w:eastAsia="微軟正黑體" w:hAnsi="Arial" w:cs="Times New Roman" w:hint="eastAsia"/>
+                <w:rFonts w:ascii="Arial" w:eastAsia="微軟正黑體" w:hAnsi="Arial" w:cs="Times New Roman"/>
                 <w:b/>
                 <w:bCs/>
                 <w:szCs w:val="24"/>
@@ -26195,7 +25914,7 @@
               <w:jc w:val="center"/>
               <w:cnfStyle w:val="000000100000" w:firstRow="0" w:lastRow="0" w:firstColumn="0" w:lastColumn="0" w:oddVBand="0" w:evenVBand="0" w:oddHBand="1" w:evenHBand="0" w:firstRowFirstColumn="0" w:firstRowLastColumn="0" w:lastRowFirstColumn="0" w:lastRowLastColumn="0"/>
               <w:rPr>
-                <w:rFonts w:ascii="Arial" w:eastAsia="微軟正黑體" w:hAnsi="Arial" w:cs="Times New Roman" w:hint="eastAsia"/>
+                <w:rFonts w:ascii="Arial" w:eastAsia="微軟正黑體" w:hAnsi="Arial" w:cs="Times New Roman"/>
                 <w:b/>
                 <w:bCs/>
                 <w:szCs w:val="24"/>
@@ -26214,7 +25933,7 @@
               <w:jc w:val="center"/>
               <w:cnfStyle w:val="000000100000" w:firstRow="0" w:lastRow="0" w:firstColumn="0" w:lastColumn="0" w:oddVBand="0" w:evenVBand="0" w:oddHBand="1" w:evenHBand="0" w:firstRowFirstColumn="0" w:firstRowLastColumn="0" w:lastRowFirstColumn="0" w:lastRowLastColumn="0"/>
               <w:rPr>
-                <w:rFonts w:ascii="Arial" w:eastAsia="微軟正黑體" w:hAnsi="Arial" w:cs="Times New Roman" w:hint="eastAsia"/>
+                <w:rFonts w:ascii="Arial" w:eastAsia="微軟正黑體" w:hAnsi="Arial" w:cs="Times New Roman"/>
                 <w:b/>
                 <w:bCs/>
                 <w:szCs w:val="24"/>
@@ -26233,7 +25952,7 @@
               <w:jc w:val="center"/>
               <w:cnfStyle w:val="000000100000" w:firstRow="0" w:lastRow="0" w:firstColumn="0" w:lastColumn="0" w:oddVBand="0" w:evenVBand="0" w:oddHBand="1" w:evenHBand="0" w:firstRowFirstColumn="0" w:firstRowLastColumn="0" w:lastRowFirstColumn="0" w:lastRowLastColumn="0"/>
               <w:rPr>
-                <w:rFonts w:ascii="Arial" w:eastAsia="微軟正黑體" w:hAnsi="Arial" w:cs="Times New Roman" w:hint="eastAsia"/>
+                <w:rFonts w:ascii="Arial" w:eastAsia="微軟正黑體" w:hAnsi="Arial" w:cs="Times New Roman"/>
                 <w:b/>
                 <w:bCs/>
                 <w:szCs w:val="24"/>
@@ -26252,7 +25971,7 @@
               <w:jc w:val="center"/>
               <w:cnfStyle w:val="000000100000" w:firstRow="0" w:lastRow="0" w:firstColumn="0" w:lastColumn="0" w:oddVBand="0" w:evenVBand="0" w:oddHBand="1" w:evenHBand="0" w:firstRowFirstColumn="0" w:firstRowLastColumn="0" w:lastRowFirstColumn="0" w:lastRowLastColumn="0"/>
               <w:rPr>
-                <w:rFonts w:ascii="Arial" w:eastAsia="微軟正黑體" w:hAnsi="Arial" w:cs="Times New Roman" w:hint="eastAsia"/>
+                <w:rFonts w:ascii="Arial" w:eastAsia="微軟正黑體" w:hAnsi="Arial" w:cs="Times New Roman"/>
                 <w:b/>
                 <w:bCs/>
                 <w:szCs w:val="24"/>
@@ -26271,7 +25990,7 @@
               <w:jc w:val="center"/>
               <w:cnfStyle w:val="000000100000" w:firstRow="0" w:lastRow="0" w:firstColumn="0" w:lastColumn="0" w:oddVBand="0" w:evenVBand="0" w:oddHBand="1" w:evenHBand="0" w:firstRowFirstColumn="0" w:firstRowLastColumn="0" w:lastRowFirstColumn="0" w:lastRowLastColumn="0"/>
               <w:rPr>
-                <w:rFonts w:ascii="Arial" w:eastAsia="微軟正黑體" w:hAnsi="Arial" w:cs="Times New Roman" w:hint="eastAsia"/>
+                <w:rFonts w:ascii="Arial" w:eastAsia="微軟正黑體" w:hAnsi="Arial" w:cs="Times New Roman"/>
                 <w:b/>
                 <w:bCs/>
                 <w:szCs w:val="24"/>
@@ -26290,7 +26009,7 @@
               <w:jc w:val="center"/>
               <w:cnfStyle w:val="000000100000" w:firstRow="0" w:lastRow="0" w:firstColumn="0" w:lastColumn="0" w:oddVBand="0" w:evenVBand="0" w:oddHBand="1" w:evenHBand="0" w:firstRowFirstColumn="0" w:firstRowLastColumn="0" w:lastRowFirstColumn="0" w:lastRowLastColumn="0"/>
               <w:rPr>
-                <w:rFonts w:ascii="Arial" w:eastAsia="微軟正黑體" w:hAnsi="Arial" w:cs="Times New Roman" w:hint="eastAsia"/>
+                <w:rFonts w:ascii="Arial" w:eastAsia="微軟正黑體" w:hAnsi="Arial" w:cs="Times New Roman"/>
                 <w:b/>
                 <w:bCs/>
                 <w:szCs w:val="24"/>
@@ -26309,7 +26028,7 @@
               <w:jc w:val="center"/>
               <w:cnfStyle w:val="000000100000" w:firstRow="0" w:lastRow="0" w:firstColumn="0" w:lastColumn="0" w:oddVBand="0" w:evenVBand="0" w:oddHBand="1" w:evenHBand="0" w:firstRowFirstColumn="0" w:firstRowLastColumn="0" w:lastRowFirstColumn="0" w:lastRowLastColumn="0"/>
               <w:rPr>
-                <w:rFonts w:ascii="Arial" w:eastAsia="微軟正黑體" w:hAnsi="Arial" w:cs="Times New Roman" w:hint="eastAsia"/>
+                <w:rFonts w:ascii="Arial" w:eastAsia="微軟正黑體" w:hAnsi="Arial" w:cs="Times New Roman"/>
                 <w:b/>
                 <w:bCs/>
                 <w:szCs w:val="24"/>
@@ -26328,7 +26047,7 @@
               <w:jc w:val="center"/>
               <w:cnfStyle w:val="000000100000" w:firstRow="0" w:lastRow="0" w:firstColumn="0" w:lastColumn="0" w:oddVBand="0" w:evenVBand="0" w:oddHBand="1" w:evenHBand="0" w:firstRowFirstColumn="0" w:firstRowLastColumn="0" w:lastRowFirstColumn="0" w:lastRowLastColumn="0"/>
               <w:rPr>
-                <w:rFonts w:ascii="Arial" w:eastAsia="微軟正黑體" w:hAnsi="Arial" w:cs="Times New Roman" w:hint="eastAsia"/>
+                <w:rFonts w:ascii="Arial" w:eastAsia="微軟正黑體" w:hAnsi="Arial" w:cs="Times New Roman"/>
                 <w:b/>
                 <w:bCs/>
                 <w:szCs w:val="24"/>
@@ -26347,7 +26066,7 @@
               <w:jc w:val="center"/>
               <w:cnfStyle w:val="000000100000" w:firstRow="0" w:lastRow="0" w:firstColumn="0" w:lastColumn="0" w:oddVBand="0" w:evenVBand="0" w:oddHBand="1" w:evenHBand="0" w:firstRowFirstColumn="0" w:firstRowLastColumn="0" w:lastRowFirstColumn="0" w:lastRowLastColumn="0"/>
               <w:rPr>
-                <w:rFonts w:ascii="Arial" w:eastAsia="微軟正黑體" w:hAnsi="Arial" w:cs="Times New Roman" w:hint="eastAsia"/>
+                <w:rFonts w:ascii="Arial" w:eastAsia="微軟正黑體" w:hAnsi="Arial" w:cs="Times New Roman"/>
                 <w:b/>
                 <w:bCs/>
                 <w:szCs w:val="24"/>
@@ -26371,7 +26090,7 @@
               <w:widowControl/>
               <w:jc w:val="center"/>
               <w:rPr>
-                <w:rFonts w:ascii="Arial" w:eastAsia="微軟正黑體" w:hAnsi="Arial" w:cs="Times New Roman" w:hint="eastAsia"/>
+                <w:rFonts w:ascii="Arial" w:eastAsia="微軟正黑體" w:hAnsi="Arial" w:cs="Times New Roman"/>
                 <w:b w:val="0"/>
                 <w:bCs w:val="0"/>
                 <w:sz w:val="20"/>
@@ -26399,7 +26118,7 @@
               <w:jc w:val="center"/>
               <w:cnfStyle w:val="000000000000" w:firstRow="0" w:lastRow="0" w:firstColumn="0" w:lastColumn="0" w:oddVBand="0" w:evenVBand="0" w:oddHBand="0" w:evenHBand="0" w:firstRowFirstColumn="0" w:firstRowLastColumn="0" w:lastRowFirstColumn="0" w:lastRowLastColumn="0"/>
               <w:rPr>
-                <w:rFonts w:ascii="Arial" w:eastAsia="微軟正黑體" w:hAnsi="Arial" w:cs="Times New Roman" w:hint="eastAsia"/>
+                <w:rFonts w:ascii="Arial" w:eastAsia="微軟正黑體" w:hAnsi="Arial" w:cs="Times New Roman"/>
                 <w:b/>
                 <w:bCs/>
                 <w:szCs w:val="24"/>
@@ -26418,7 +26137,7 @@
               <w:jc w:val="center"/>
               <w:cnfStyle w:val="000000000000" w:firstRow="0" w:lastRow="0" w:firstColumn="0" w:lastColumn="0" w:oddVBand="0" w:evenVBand="0" w:oddHBand="0" w:evenHBand="0" w:firstRowFirstColumn="0" w:firstRowLastColumn="0" w:lastRowFirstColumn="0" w:lastRowLastColumn="0"/>
               <w:rPr>
-                <w:rFonts w:ascii="Arial" w:eastAsia="微軟正黑體" w:hAnsi="Arial" w:cs="Times New Roman" w:hint="eastAsia"/>
+                <w:rFonts w:ascii="Arial" w:eastAsia="微軟正黑體" w:hAnsi="Arial" w:cs="Times New Roman"/>
                 <w:b/>
                 <w:bCs/>
                 <w:szCs w:val="24"/>
@@ -26444,7 +26163,7 @@
               <w:jc w:val="center"/>
               <w:cnfStyle w:val="000000000000" w:firstRow="0" w:lastRow="0" w:firstColumn="0" w:lastColumn="0" w:oddVBand="0" w:evenVBand="0" w:oddHBand="0" w:evenHBand="0" w:firstRowFirstColumn="0" w:firstRowLastColumn="0" w:lastRowFirstColumn="0" w:lastRowLastColumn="0"/>
               <w:rPr>
-                <w:rFonts w:ascii="Arial" w:eastAsia="微軟正黑體" w:hAnsi="Arial" w:cs="Times New Roman" w:hint="eastAsia"/>
+                <w:rFonts w:ascii="Arial" w:eastAsia="微軟正黑體" w:hAnsi="Arial" w:cs="Times New Roman"/>
                 <w:b/>
                 <w:bCs/>
                 <w:szCs w:val="24"/>
@@ -26463,7 +26182,7 @@
               <w:jc w:val="center"/>
               <w:cnfStyle w:val="000000000000" w:firstRow="0" w:lastRow="0" w:firstColumn="0" w:lastColumn="0" w:oddVBand="0" w:evenVBand="0" w:oddHBand="0" w:evenHBand="0" w:firstRowFirstColumn="0" w:firstRowLastColumn="0" w:lastRowFirstColumn="0" w:lastRowLastColumn="0"/>
               <w:rPr>
-                <w:rFonts w:ascii="Arial" w:eastAsia="微軟正黑體" w:hAnsi="Arial" w:cs="Times New Roman" w:hint="eastAsia"/>
+                <w:rFonts w:ascii="Arial" w:eastAsia="微軟正黑體" w:hAnsi="Arial" w:cs="Times New Roman"/>
                 <w:b/>
                 <w:bCs/>
                 <w:szCs w:val="24"/>
@@ -26482,7 +26201,7 @@
               <w:jc w:val="center"/>
               <w:cnfStyle w:val="000000000000" w:firstRow="0" w:lastRow="0" w:firstColumn="0" w:lastColumn="0" w:oddVBand="0" w:evenVBand="0" w:oddHBand="0" w:evenHBand="0" w:firstRowFirstColumn="0" w:firstRowLastColumn="0" w:lastRowFirstColumn="0" w:lastRowLastColumn="0"/>
               <w:rPr>
-                <w:rFonts w:ascii="Arial" w:eastAsia="微軟正黑體" w:hAnsi="Arial" w:cs="Times New Roman" w:hint="eastAsia"/>
+                <w:rFonts w:ascii="Arial" w:eastAsia="微軟正黑體" w:hAnsi="Arial" w:cs="Times New Roman"/>
                 <w:b/>
                 <w:bCs/>
                 <w:szCs w:val="24"/>
@@ -26501,7 +26220,7 @@
               <w:jc w:val="center"/>
               <w:cnfStyle w:val="000000000000" w:firstRow="0" w:lastRow="0" w:firstColumn="0" w:lastColumn="0" w:oddVBand="0" w:evenVBand="0" w:oddHBand="0" w:evenHBand="0" w:firstRowFirstColumn="0" w:firstRowLastColumn="0" w:lastRowFirstColumn="0" w:lastRowLastColumn="0"/>
               <w:rPr>
-                <w:rFonts w:ascii="Arial" w:eastAsia="微軟正黑體" w:hAnsi="Arial" w:cs="Times New Roman" w:hint="eastAsia"/>
+                <w:rFonts w:ascii="Arial" w:eastAsia="微軟正黑體" w:hAnsi="Arial" w:cs="Times New Roman"/>
                 <w:b/>
                 <w:bCs/>
                 <w:szCs w:val="24"/>
@@ -26520,7 +26239,7 @@
               <w:jc w:val="center"/>
               <w:cnfStyle w:val="000000000000" w:firstRow="0" w:lastRow="0" w:firstColumn="0" w:lastColumn="0" w:oddVBand="0" w:evenVBand="0" w:oddHBand="0" w:evenHBand="0" w:firstRowFirstColumn="0" w:firstRowLastColumn="0" w:lastRowFirstColumn="0" w:lastRowLastColumn="0"/>
               <w:rPr>
-                <w:rFonts w:ascii="Arial" w:eastAsia="微軟正黑體" w:hAnsi="Arial" w:cs="Times New Roman" w:hint="eastAsia"/>
+                <w:rFonts w:ascii="Arial" w:eastAsia="微軟正黑體" w:hAnsi="Arial" w:cs="Times New Roman"/>
                 <w:b/>
                 <w:bCs/>
                 <w:szCs w:val="24"/>
@@ -26539,7 +26258,7 @@
               <w:jc w:val="center"/>
               <w:cnfStyle w:val="000000000000" w:firstRow="0" w:lastRow="0" w:firstColumn="0" w:lastColumn="0" w:oddVBand="0" w:evenVBand="0" w:oddHBand="0" w:evenHBand="0" w:firstRowFirstColumn="0" w:firstRowLastColumn="0" w:lastRowFirstColumn="0" w:lastRowLastColumn="0"/>
               <w:rPr>
-                <w:rFonts w:ascii="Arial" w:eastAsia="微軟正黑體" w:hAnsi="Arial" w:cs="Times New Roman" w:hint="eastAsia"/>
+                <w:rFonts w:ascii="Arial" w:eastAsia="微軟正黑體" w:hAnsi="Arial" w:cs="Times New Roman"/>
                 <w:b/>
                 <w:bCs/>
                 <w:szCs w:val="24"/>
@@ -26558,7 +26277,7 @@
               <w:jc w:val="center"/>
               <w:cnfStyle w:val="000000000000" w:firstRow="0" w:lastRow="0" w:firstColumn="0" w:lastColumn="0" w:oddVBand="0" w:evenVBand="0" w:oddHBand="0" w:evenHBand="0" w:firstRowFirstColumn="0" w:firstRowLastColumn="0" w:lastRowFirstColumn="0" w:lastRowLastColumn="0"/>
               <w:rPr>
-                <w:rFonts w:ascii="Arial" w:eastAsia="微軟正黑體" w:hAnsi="Arial" w:cs="Times New Roman" w:hint="eastAsia"/>
+                <w:rFonts w:ascii="Arial" w:eastAsia="微軟正黑體" w:hAnsi="Arial" w:cs="Times New Roman"/>
                 <w:b/>
                 <w:bCs/>
                 <w:szCs w:val="24"/>
@@ -26577,7 +26296,7 @@
               <w:jc w:val="center"/>
               <w:cnfStyle w:val="000000000000" w:firstRow="0" w:lastRow="0" w:firstColumn="0" w:lastColumn="0" w:oddVBand="0" w:evenVBand="0" w:oddHBand="0" w:evenHBand="0" w:firstRowFirstColumn="0" w:firstRowLastColumn="0" w:lastRowFirstColumn="0" w:lastRowLastColumn="0"/>
               <w:rPr>
-                <w:rFonts w:ascii="Arial" w:eastAsia="微軟正黑體" w:hAnsi="Arial" w:cs="Times New Roman" w:hint="eastAsia"/>
+                <w:rFonts w:ascii="Arial" w:eastAsia="微軟正黑體" w:hAnsi="Arial" w:cs="Times New Roman"/>
                 <w:b/>
                 <w:bCs/>
                 <w:szCs w:val="24"/>
@@ -26596,7 +26315,7 @@
               <w:jc w:val="center"/>
               <w:cnfStyle w:val="000000000000" w:firstRow="0" w:lastRow="0" w:firstColumn="0" w:lastColumn="0" w:oddVBand="0" w:evenVBand="0" w:oddHBand="0" w:evenHBand="0" w:firstRowFirstColumn="0" w:firstRowLastColumn="0" w:lastRowFirstColumn="0" w:lastRowLastColumn="0"/>
               <w:rPr>
-                <w:rFonts w:ascii="Arial" w:eastAsia="微軟正黑體" w:hAnsi="Arial" w:cs="Times New Roman" w:hint="eastAsia"/>
+                <w:rFonts w:ascii="Arial" w:eastAsia="微軟正黑體" w:hAnsi="Arial" w:cs="Times New Roman"/>
                 <w:b/>
                 <w:bCs/>
                 <w:szCs w:val="24"/>
@@ -26615,7 +26334,7 @@
               <w:jc w:val="center"/>
               <w:cnfStyle w:val="000000000000" w:firstRow="0" w:lastRow="0" w:firstColumn="0" w:lastColumn="0" w:oddVBand="0" w:evenVBand="0" w:oddHBand="0" w:evenHBand="0" w:firstRowFirstColumn="0" w:firstRowLastColumn="0" w:lastRowFirstColumn="0" w:lastRowLastColumn="0"/>
               <w:rPr>
-                <w:rFonts w:ascii="Arial" w:eastAsia="微軟正黑體" w:hAnsi="Arial" w:cs="Times New Roman" w:hint="eastAsia"/>
+                <w:rFonts w:ascii="Arial" w:eastAsia="微軟正黑體" w:hAnsi="Arial" w:cs="Times New Roman"/>
                 <w:b/>
                 <w:bCs/>
                 <w:szCs w:val="24"/>
@@ -26634,7 +26353,7 @@
               <w:jc w:val="center"/>
               <w:cnfStyle w:val="000000000000" w:firstRow="0" w:lastRow="0" w:firstColumn="0" w:lastColumn="0" w:oddVBand="0" w:evenVBand="0" w:oddHBand="0" w:evenHBand="0" w:firstRowFirstColumn="0" w:firstRowLastColumn="0" w:lastRowFirstColumn="0" w:lastRowLastColumn="0"/>
               <w:rPr>
-                <w:rFonts w:ascii="Arial" w:eastAsia="微軟正黑體" w:hAnsi="Arial" w:cs="Times New Roman" w:hint="eastAsia"/>
+                <w:rFonts w:ascii="Arial" w:eastAsia="微軟正黑體" w:hAnsi="Arial" w:cs="Times New Roman"/>
                 <w:b/>
                 <w:bCs/>
                 <w:szCs w:val="24"/>
@@ -26653,7 +26372,7 @@
               <w:jc w:val="center"/>
               <w:cnfStyle w:val="000000000000" w:firstRow="0" w:lastRow="0" w:firstColumn="0" w:lastColumn="0" w:oddVBand="0" w:evenVBand="0" w:oddHBand="0" w:evenHBand="0" w:firstRowFirstColumn="0" w:firstRowLastColumn="0" w:lastRowFirstColumn="0" w:lastRowLastColumn="0"/>
               <w:rPr>
-                <w:rFonts w:ascii="Arial" w:eastAsia="微軟正黑體" w:hAnsi="Arial" w:cs="Times New Roman" w:hint="eastAsia"/>
+                <w:rFonts w:ascii="Arial" w:eastAsia="微軟正黑體" w:hAnsi="Arial" w:cs="Times New Roman"/>
                 <w:b/>
                 <w:bCs/>
                 <w:szCs w:val="24"/>
@@ -26672,7 +26391,7 @@
               <w:jc w:val="center"/>
               <w:cnfStyle w:val="000000000000" w:firstRow="0" w:lastRow="0" w:firstColumn="0" w:lastColumn="0" w:oddVBand="0" w:evenVBand="0" w:oddHBand="0" w:evenHBand="0" w:firstRowFirstColumn="0" w:firstRowLastColumn="0" w:lastRowFirstColumn="0" w:lastRowLastColumn="0"/>
               <w:rPr>
-                <w:rFonts w:ascii="Arial" w:eastAsia="微軟正黑體" w:hAnsi="Arial" w:cs="Times New Roman" w:hint="eastAsia"/>
+                <w:rFonts w:ascii="Arial" w:eastAsia="微軟正黑體" w:hAnsi="Arial" w:cs="Times New Roman"/>
                 <w:b/>
                 <w:bCs/>
                 <w:szCs w:val="24"/>
@@ -26697,7 +26416,7 @@
               <w:widowControl/>
               <w:jc w:val="center"/>
               <w:rPr>
-                <w:rFonts w:ascii="Arial" w:eastAsia="微軟正黑體" w:hAnsi="Arial" w:cs="Times New Roman" w:hint="eastAsia"/>
+                <w:rFonts w:ascii="Arial" w:eastAsia="微軟正黑體" w:hAnsi="Arial" w:cs="Times New Roman"/>
                 <w:b w:val="0"/>
                 <w:bCs w:val="0"/>
                 <w:sz w:val="20"/>
@@ -26725,7 +26444,7 @@
               <w:jc w:val="center"/>
               <w:cnfStyle w:val="000000100000" w:firstRow="0" w:lastRow="0" w:firstColumn="0" w:lastColumn="0" w:oddVBand="0" w:evenVBand="0" w:oddHBand="1" w:evenHBand="0" w:firstRowFirstColumn="0" w:firstRowLastColumn="0" w:lastRowFirstColumn="0" w:lastRowLastColumn="0"/>
               <w:rPr>
-                <w:rFonts w:ascii="Arial" w:eastAsia="微軟正黑體" w:hAnsi="Arial" w:cs="Times New Roman" w:hint="eastAsia"/>
+                <w:rFonts w:ascii="Arial" w:eastAsia="微軟正黑體" w:hAnsi="Arial" w:cs="Times New Roman"/>
                 <w:b/>
                 <w:bCs/>
                 <w:szCs w:val="24"/>
@@ -26744,7 +26463,7 @@
               <w:jc w:val="center"/>
               <w:cnfStyle w:val="000000100000" w:firstRow="0" w:lastRow="0" w:firstColumn="0" w:lastColumn="0" w:oddVBand="0" w:evenVBand="0" w:oddHBand="1" w:evenHBand="0" w:firstRowFirstColumn="0" w:firstRowLastColumn="0" w:lastRowFirstColumn="0" w:lastRowLastColumn="0"/>
               <w:rPr>
-                <w:rFonts w:ascii="Arial" w:eastAsia="微軟正黑體" w:hAnsi="Arial" w:cs="Times New Roman" w:hint="eastAsia"/>
+                <w:rFonts w:ascii="Arial" w:eastAsia="微軟正黑體" w:hAnsi="Arial" w:cs="Times New Roman"/>
                 <w:b/>
                 <w:bCs/>
                 <w:szCs w:val="24"/>
@@ -26763,7 +26482,7 @@
               <w:jc w:val="center"/>
               <w:cnfStyle w:val="000000100000" w:firstRow="0" w:lastRow="0" w:firstColumn="0" w:lastColumn="0" w:oddVBand="0" w:evenVBand="0" w:oddHBand="1" w:evenHBand="0" w:firstRowFirstColumn="0" w:firstRowLastColumn="0" w:lastRowFirstColumn="0" w:lastRowLastColumn="0"/>
               <w:rPr>
-                <w:rFonts w:ascii="Arial" w:eastAsia="微軟正黑體" w:hAnsi="Arial" w:cs="Times New Roman" w:hint="eastAsia"/>
+                <w:rFonts w:ascii="Arial" w:eastAsia="微軟正黑體" w:hAnsi="Arial" w:cs="Times New Roman"/>
                 <w:b/>
                 <w:bCs/>
                 <w:szCs w:val="24"/>
@@ -26789,7 +26508,7 @@
               <w:jc w:val="center"/>
               <w:cnfStyle w:val="000000100000" w:firstRow="0" w:lastRow="0" w:firstColumn="0" w:lastColumn="0" w:oddVBand="0" w:evenVBand="0" w:oddHBand="1" w:evenHBand="0" w:firstRowFirstColumn="0" w:firstRowLastColumn="0" w:lastRowFirstColumn="0" w:lastRowLastColumn="0"/>
               <w:rPr>
-                <w:rFonts w:ascii="Arial" w:eastAsia="微軟正黑體" w:hAnsi="Arial" w:cs="Times New Roman" w:hint="eastAsia"/>
+                <w:rFonts w:ascii="Arial" w:eastAsia="微軟正黑體" w:hAnsi="Arial" w:cs="Times New Roman"/>
                 <w:b/>
                 <w:bCs/>
                 <w:szCs w:val="24"/>
@@ -26808,7 +26527,7 @@
               <w:jc w:val="center"/>
               <w:cnfStyle w:val="000000100000" w:firstRow="0" w:lastRow="0" w:firstColumn="0" w:lastColumn="0" w:oddVBand="0" w:evenVBand="0" w:oddHBand="1" w:evenHBand="0" w:firstRowFirstColumn="0" w:firstRowLastColumn="0" w:lastRowFirstColumn="0" w:lastRowLastColumn="0"/>
               <w:rPr>
-                <w:rFonts w:ascii="Arial" w:eastAsia="微軟正黑體" w:hAnsi="Arial" w:cs="Times New Roman" w:hint="eastAsia"/>
+                <w:rFonts w:ascii="Arial" w:eastAsia="微軟正黑體" w:hAnsi="Arial" w:cs="Times New Roman"/>
                 <w:b/>
                 <w:bCs/>
                 <w:szCs w:val="24"/>
@@ -26827,7 +26546,7 @@
               <w:jc w:val="center"/>
               <w:cnfStyle w:val="000000100000" w:firstRow="0" w:lastRow="0" w:firstColumn="0" w:lastColumn="0" w:oddVBand="0" w:evenVBand="0" w:oddHBand="1" w:evenHBand="0" w:firstRowFirstColumn="0" w:firstRowLastColumn="0" w:lastRowFirstColumn="0" w:lastRowLastColumn="0"/>
               <w:rPr>
-                <w:rFonts w:ascii="Arial" w:eastAsia="微軟正黑體" w:hAnsi="Arial" w:cs="Times New Roman" w:hint="eastAsia"/>
+                <w:rFonts w:ascii="Arial" w:eastAsia="微軟正黑體" w:hAnsi="Arial" w:cs="Times New Roman"/>
                 <w:b/>
                 <w:bCs/>
                 <w:szCs w:val="24"/>
@@ -26846,7 +26565,7 @@
               <w:jc w:val="center"/>
               <w:cnfStyle w:val="000000100000" w:firstRow="0" w:lastRow="0" w:firstColumn="0" w:lastColumn="0" w:oddVBand="0" w:evenVBand="0" w:oddHBand="1" w:evenHBand="0" w:firstRowFirstColumn="0" w:firstRowLastColumn="0" w:lastRowFirstColumn="0" w:lastRowLastColumn="0"/>
               <w:rPr>
-                <w:rFonts w:ascii="Arial" w:eastAsia="微軟正黑體" w:hAnsi="Arial" w:cs="Times New Roman" w:hint="eastAsia"/>
+                <w:rFonts w:ascii="Arial" w:eastAsia="微軟正黑體" w:hAnsi="Arial" w:cs="Times New Roman"/>
                 <w:b/>
                 <w:bCs/>
                 <w:szCs w:val="24"/>
@@ -26865,7 +26584,7 @@
               <w:jc w:val="center"/>
               <w:cnfStyle w:val="000000100000" w:firstRow="0" w:lastRow="0" w:firstColumn="0" w:lastColumn="0" w:oddVBand="0" w:evenVBand="0" w:oddHBand="1" w:evenHBand="0" w:firstRowFirstColumn="0" w:firstRowLastColumn="0" w:lastRowFirstColumn="0" w:lastRowLastColumn="0"/>
               <w:rPr>
-                <w:rFonts w:ascii="Arial" w:eastAsia="微軟正黑體" w:hAnsi="Arial" w:cs="Times New Roman" w:hint="eastAsia"/>
+                <w:rFonts w:ascii="Arial" w:eastAsia="微軟正黑體" w:hAnsi="Arial" w:cs="Times New Roman"/>
                 <w:b/>
                 <w:bCs/>
                 <w:szCs w:val="24"/>
@@ -26884,7 +26603,7 @@
               <w:jc w:val="center"/>
               <w:cnfStyle w:val="000000100000" w:firstRow="0" w:lastRow="0" w:firstColumn="0" w:lastColumn="0" w:oddVBand="0" w:evenVBand="0" w:oddHBand="1" w:evenHBand="0" w:firstRowFirstColumn="0" w:firstRowLastColumn="0" w:lastRowFirstColumn="0" w:lastRowLastColumn="0"/>
               <w:rPr>
-                <w:rFonts w:ascii="Arial" w:eastAsia="微軟正黑體" w:hAnsi="Arial" w:cs="Times New Roman" w:hint="eastAsia"/>
+                <w:rFonts w:ascii="Arial" w:eastAsia="微軟正黑體" w:hAnsi="Arial" w:cs="Times New Roman"/>
                 <w:b/>
                 <w:bCs/>
                 <w:szCs w:val="24"/>
@@ -26903,7 +26622,7 @@
               <w:jc w:val="center"/>
               <w:cnfStyle w:val="000000100000" w:firstRow="0" w:lastRow="0" w:firstColumn="0" w:lastColumn="0" w:oddVBand="0" w:evenVBand="0" w:oddHBand="1" w:evenHBand="0" w:firstRowFirstColumn="0" w:firstRowLastColumn="0" w:lastRowFirstColumn="0" w:lastRowLastColumn="0"/>
               <w:rPr>
-                <w:rFonts w:ascii="Arial" w:eastAsia="微軟正黑體" w:hAnsi="Arial" w:cs="Times New Roman" w:hint="eastAsia"/>
+                <w:rFonts w:ascii="Arial" w:eastAsia="微軟正黑體" w:hAnsi="Arial" w:cs="Times New Roman"/>
                 <w:b/>
                 <w:bCs/>
                 <w:szCs w:val="24"/>
@@ -26922,7 +26641,7 @@
               <w:jc w:val="center"/>
               <w:cnfStyle w:val="000000100000" w:firstRow="0" w:lastRow="0" w:firstColumn="0" w:lastColumn="0" w:oddVBand="0" w:evenVBand="0" w:oddHBand="1" w:evenHBand="0" w:firstRowFirstColumn="0" w:firstRowLastColumn="0" w:lastRowFirstColumn="0" w:lastRowLastColumn="0"/>
               <w:rPr>
-                <w:rFonts w:ascii="Arial" w:eastAsia="微軟正黑體" w:hAnsi="Arial" w:cs="Times New Roman" w:hint="eastAsia"/>
+                <w:rFonts w:ascii="Arial" w:eastAsia="微軟正黑體" w:hAnsi="Arial" w:cs="Times New Roman"/>
                 <w:b/>
                 <w:bCs/>
                 <w:szCs w:val="24"/>
@@ -26941,7 +26660,7 @@
               <w:jc w:val="center"/>
               <w:cnfStyle w:val="000000100000" w:firstRow="0" w:lastRow="0" w:firstColumn="0" w:lastColumn="0" w:oddVBand="0" w:evenVBand="0" w:oddHBand="1" w:evenHBand="0" w:firstRowFirstColumn="0" w:firstRowLastColumn="0" w:lastRowFirstColumn="0" w:lastRowLastColumn="0"/>
               <w:rPr>
-                <w:rFonts w:ascii="Arial" w:eastAsia="微軟正黑體" w:hAnsi="Arial" w:cs="Times New Roman" w:hint="eastAsia"/>
+                <w:rFonts w:ascii="Arial" w:eastAsia="微軟正黑體" w:hAnsi="Arial" w:cs="Times New Roman"/>
                 <w:b/>
                 <w:bCs/>
                 <w:szCs w:val="24"/>
@@ -26960,7 +26679,7 @@
               <w:jc w:val="center"/>
               <w:cnfStyle w:val="000000100000" w:firstRow="0" w:lastRow="0" w:firstColumn="0" w:lastColumn="0" w:oddVBand="0" w:evenVBand="0" w:oddHBand="1" w:evenHBand="0" w:firstRowFirstColumn="0" w:firstRowLastColumn="0" w:lastRowFirstColumn="0" w:lastRowLastColumn="0"/>
               <w:rPr>
-                <w:rFonts w:ascii="Arial" w:eastAsia="微軟正黑體" w:hAnsi="Arial" w:cs="Times New Roman" w:hint="eastAsia"/>
+                <w:rFonts w:ascii="Arial" w:eastAsia="微軟正黑體" w:hAnsi="Arial" w:cs="Times New Roman"/>
                 <w:b/>
                 <w:bCs/>
                 <w:szCs w:val="24"/>
@@ -26979,7 +26698,7 @@
               <w:jc w:val="center"/>
               <w:cnfStyle w:val="000000100000" w:firstRow="0" w:lastRow="0" w:firstColumn="0" w:lastColumn="0" w:oddVBand="0" w:evenVBand="0" w:oddHBand="1" w:evenHBand="0" w:firstRowFirstColumn="0" w:firstRowLastColumn="0" w:lastRowFirstColumn="0" w:lastRowLastColumn="0"/>
               <w:rPr>
-                <w:rFonts w:ascii="Arial" w:eastAsia="微軟正黑體" w:hAnsi="Arial" w:cs="Times New Roman" w:hint="eastAsia"/>
+                <w:rFonts w:ascii="Arial" w:eastAsia="微軟正黑體" w:hAnsi="Arial" w:cs="Times New Roman"/>
                 <w:b/>
                 <w:bCs/>
                 <w:szCs w:val="24"/>
@@ -26998,7 +26717,7 @@
               <w:jc w:val="center"/>
               <w:cnfStyle w:val="000000100000" w:firstRow="0" w:lastRow="0" w:firstColumn="0" w:lastColumn="0" w:oddVBand="0" w:evenVBand="0" w:oddHBand="1" w:evenHBand="0" w:firstRowFirstColumn="0" w:firstRowLastColumn="0" w:lastRowFirstColumn="0" w:lastRowLastColumn="0"/>
               <w:rPr>
-                <w:rFonts w:ascii="Arial" w:eastAsia="微軟正黑體" w:hAnsi="Arial" w:cs="Times New Roman" w:hint="eastAsia"/>
+                <w:rFonts w:ascii="Arial" w:eastAsia="微軟正黑體" w:hAnsi="Arial" w:cs="Times New Roman"/>
                 <w:b/>
                 <w:bCs/>
                 <w:szCs w:val="24"/>
@@ -27022,7 +26741,7 @@
               <w:widowControl/>
               <w:jc w:val="center"/>
               <w:rPr>
-                <w:rFonts w:ascii="Arial" w:eastAsia="微軟正黑體" w:hAnsi="Arial" w:cs="Times New Roman" w:hint="eastAsia"/>
+                <w:rFonts w:ascii="Arial" w:eastAsia="微軟正黑體" w:hAnsi="Arial" w:cs="Times New Roman"/>
                 <w:b w:val="0"/>
                 <w:bCs w:val="0"/>
                 <w:sz w:val="20"/>
@@ -27050,7 +26769,7 @@
               <w:jc w:val="center"/>
               <w:cnfStyle w:val="000000000000" w:firstRow="0" w:lastRow="0" w:firstColumn="0" w:lastColumn="0" w:oddVBand="0" w:evenVBand="0" w:oddHBand="0" w:evenHBand="0" w:firstRowFirstColumn="0" w:firstRowLastColumn="0" w:lastRowFirstColumn="0" w:lastRowLastColumn="0"/>
               <w:rPr>
-                <w:rFonts w:ascii="Arial" w:eastAsia="微軟正黑體" w:hAnsi="Arial" w:cs="Times New Roman" w:hint="eastAsia"/>
+                <w:rFonts w:ascii="Arial" w:eastAsia="微軟正黑體" w:hAnsi="Arial" w:cs="Times New Roman"/>
                 <w:b/>
                 <w:bCs/>
                 <w:szCs w:val="24"/>
@@ -27069,7 +26788,7 @@
               <w:jc w:val="center"/>
               <w:cnfStyle w:val="000000000000" w:firstRow="0" w:lastRow="0" w:firstColumn="0" w:lastColumn="0" w:oddVBand="0" w:evenVBand="0" w:oddHBand="0" w:evenHBand="0" w:firstRowFirstColumn="0" w:firstRowLastColumn="0" w:lastRowFirstColumn="0" w:lastRowLastColumn="0"/>
               <w:rPr>
-                <w:rFonts w:ascii="Arial" w:eastAsia="微軟正黑體" w:hAnsi="Arial" w:cs="Times New Roman" w:hint="eastAsia"/>
+                <w:rFonts w:ascii="Arial" w:eastAsia="微軟正黑體" w:hAnsi="Arial" w:cs="Times New Roman"/>
                 <w:b/>
                 <w:bCs/>
                 <w:szCs w:val="24"/>
@@ -27088,7 +26807,7 @@
               <w:jc w:val="center"/>
               <w:cnfStyle w:val="000000000000" w:firstRow="0" w:lastRow="0" w:firstColumn="0" w:lastColumn="0" w:oddVBand="0" w:evenVBand="0" w:oddHBand="0" w:evenHBand="0" w:firstRowFirstColumn="0" w:firstRowLastColumn="0" w:lastRowFirstColumn="0" w:lastRowLastColumn="0"/>
               <w:rPr>
-                <w:rFonts w:ascii="Arial" w:eastAsia="微軟正黑體" w:hAnsi="Arial" w:cs="Times New Roman" w:hint="eastAsia"/>
+                <w:rFonts w:ascii="Arial" w:eastAsia="微軟正黑體" w:hAnsi="Arial" w:cs="Times New Roman"/>
                 <w:b/>
                 <w:bCs/>
                 <w:szCs w:val="24"/>
@@ -27107,7 +26826,7 @@
               <w:jc w:val="center"/>
               <w:cnfStyle w:val="000000000000" w:firstRow="0" w:lastRow="0" w:firstColumn="0" w:lastColumn="0" w:oddVBand="0" w:evenVBand="0" w:oddHBand="0" w:evenHBand="0" w:firstRowFirstColumn="0" w:firstRowLastColumn="0" w:lastRowFirstColumn="0" w:lastRowLastColumn="0"/>
               <w:rPr>
-                <w:rFonts w:ascii="Arial" w:eastAsia="微軟正黑體" w:hAnsi="Arial" w:cs="Times New Roman" w:hint="eastAsia"/>
+                <w:rFonts w:ascii="Arial" w:eastAsia="微軟正黑體" w:hAnsi="Arial" w:cs="Times New Roman"/>
                 <w:b/>
                 <w:bCs/>
                 <w:szCs w:val="24"/>
@@ -27126,7 +26845,7 @@
               <w:jc w:val="center"/>
               <w:cnfStyle w:val="000000000000" w:firstRow="0" w:lastRow="0" w:firstColumn="0" w:lastColumn="0" w:oddVBand="0" w:evenVBand="0" w:oddHBand="0" w:evenHBand="0" w:firstRowFirstColumn="0" w:firstRowLastColumn="0" w:lastRowFirstColumn="0" w:lastRowLastColumn="0"/>
               <w:rPr>
-                <w:rFonts w:ascii="Arial" w:eastAsia="微軟正黑體" w:hAnsi="Arial" w:cs="Times New Roman" w:hint="eastAsia"/>
+                <w:rFonts w:ascii="Arial" w:eastAsia="微軟正黑體" w:hAnsi="Arial" w:cs="Times New Roman"/>
                 <w:b/>
                 <w:bCs/>
                 <w:szCs w:val="24"/>
@@ -27145,7 +26864,7 @@
               <w:jc w:val="center"/>
               <w:cnfStyle w:val="000000000000" w:firstRow="0" w:lastRow="0" w:firstColumn="0" w:lastColumn="0" w:oddVBand="0" w:evenVBand="0" w:oddHBand="0" w:evenHBand="0" w:firstRowFirstColumn="0" w:firstRowLastColumn="0" w:lastRowFirstColumn="0" w:lastRowLastColumn="0"/>
               <w:rPr>
-                <w:rFonts w:ascii="Arial" w:eastAsia="微軟正黑體" w:hAnsi="Arial" w:cs="Times New Roman" w:hint="eastAsia"/>
+                <w:rFonts w:ascii="Arial" w:eastAsia="微軟正黑體" w:hAnsi="Arial" w:cs="Times New Roman"/>
                 <w:b/>
                 <w:bCs/>
                 <w:szCs w:val="24"/>
@@ -27171,7 +26890,7 @@
               <w:jc w:val="center"/>
               <w:cnfStyle w:val="000000000000" w:firstRow="0" w:lastRow="0" w:firstColumn="0" w:lastColumn="0" w:oddVBand="0" w:evenVBand="0" w:oddHBand="0" w:evenHBand="0" w:firstRowFirstColumn="0" w:firstRowLastColumn="0" w:lastRowFirstColumn="0" w:lastRowLastColumn="0"/>
               <w:rPr>
-                <w:rFonts w:ascii="Arial" w:eastAsia="微軟正黑體" w:hAnsi="Arial" w:cs="Times New Roman" w:hint="eastAsia"/>
+                <w:rFonts w:ascii="Arial" w:eastAsia="微軟正黑體" w:hAnsi="Arial" w:cs="Times New Roman"/>
                 <w:b/>
                 <w:bCs/>
                 <w:szCs w:val="24"/>
@@ -27190,7 +26909,7 @@
               <w:jc w:val="center"/>
               <w:cnfStyle w:val="000000000000" w:firstRow="0" w:lastRow="0" w:firstColumn="0" w:lastColumn="0" w:oddVBand="0" w:evenVBand="0" w:oddHBand="0" w:evenHBand="0" w:firstRowFirstColumn="0" w:firstRowLastColumn="0" w:lastRowFirstColumn="0" w:lastRowLastColumn="0"/>
               <w:rPr>
-                <w:rFonts w:ascii="Arial" w:eastAsia="微軟正黑體" w:hAnsi="Arial" w:cs="Times New Roman" w:hint="eastAsia"/>
+                <w:rFonts w:ascii="Arial" w:eastAsia="微軟正黑體" w:hAnsi="Arial" w:cs="Times New Roman"/>
                 <w:b/>
                 <w:bCs/>
                 <w:szCs w:val="24"/>
@@ -27209,7 +26928,7 @@
               <w:jc w:val="center"/>
               <w:cnfStyle w:val="000000000000" w:firstRow="0" w:lastRow="0" w:firstColumn="0" w:lastColumn="0" w:oddVBand="0" w:evenVBand="0" w:oddHBand="0" w:evenHBand="0" w:firstRowFirstColumn="0" w:firstRowLastColumn="0" w:lastRowFirstColumn="0" w:lastRowLastColumn="0"/>
               <w:rPr>
-                <w:rFonts w:ascii="Arial" w:eastAsia="微軟正黑體" w:hAnsi="Arial" w:cs="Times New Roman" w:hint="eastAsia"/>
+                <w:rFonts w:ascii="Arial" w:eastAsia="微軟正黑體" w:hAnsi="Arial" w:cs="Times New Roman"/>
                 <w:b/>
                 <w:bCs/>
                 <w:szCs w:val="24"/>
@@ -27228,7 +26947,7 @@
               <w:jc w:val="center"/>
               <w:cnfStyle w:val="000000000000" w:firstRow="0" w:lastRow="0" w:firstColumn="0" w:lastColumn="0" w:oddVBand="0" w:evenVBand="0" w:oddHBand="0" w:evenHBand="0" w:firstRowFirstColumn="0" w:firstRowLastColumn="0" w:lastRowFirstColumn="0" w:lastRowLastColumn="0"/>
               <w:rPr>
-                <w:rFonts w:ascii="Arial" w:eastAsia="微軟正黑體" w:hAnsi="Arial" w:cs="Times New Roman" w:hint="eastAsia"/>
+                <w:rFonts w:ascii="Arial" w:eastAsia="微軟正黑體" w:hAnsi="Arial" w:cs="Times New Roman"/>
                 <w:b/>
                 <w:bCs/>
                 <w:szCs w:val="24"/>
@@ -27247,7 +26966,7 @@
               <w:jc w:val="center"/>
               <w:cnfStyle w:val="000000000000" w:firstRow="0" w:lastRow="0" w:firstColumn="0" w:lastColumn="0" w:oddVBand="0" w:evenVBand="0" w:oddHBand="0" w:evenHBand="0" w:firstRowFirstColumn="0" w:firstRowLastColumn="0" w:lastRowFirstColumn="0" w:lastRowLastColumn="0"/>
               <w:rPr>
-                <w:rFonts w:ascii="Arial" w:eastAsia="微軟正黑體" w:hAnsi="Arial" w:cs="Times New Roman" w:hint="eastAsia"/>
+                <w:rFonts w:ascii="Arial" w:eastAsia="微軟正黑體" w:hAnsi="Arial" w:cs="Times New Roman"/>
                 <w:b/>
                 <w:bCs/>
                 <w:szCs w:val="24"/>
@@ -27266,7 +26985,7 @@
               <w:jc w:val="center"/>
               <w:cnfStyle w:val="000000000000" w:firstRow="0" w:lastRow="0" w:firstColumn="0" w:lastColumn="0" w:oddVBand="0" w:evenVBand="0" w:oddHBand="0" w:evenHBand="0" w:firstRowFirstColumn="0" w:firstRowLastColumn="0" w:lastRowFirstColumn="0" w:lastRowLastColumn="0"/>
               <w:rPr>
-                <w:rFonts w:ascii="Arial" w:eastAsia="微軟正黑體" w:hAnsi="Arial" w:cs="Times New Roman" w:hint="eastAsia"/>
+                <w:rFonts w:ascii="Arial" w:eastAsia="微軟正黑體" w:hAnsi="Arial" w:cs="Times New Roman"/>
                 <w:b/>
                 <w:bCs/>
                 <w:szCs w:val="24"/>
@@ -27285,7 +27004,7 @@
               <w:jc w:val="center"/>
               <w:cnfStyle w:val="000000000000" w:firstRow="0" w:lastRow="0" w:firstColumn="0" w:lastColumn="0" w:oddVBand="0" w:evenVBand="0" w:oddHBand="0" w:evenHBand="0" w:firstRowFirstColumn="0" w:firstRowLastColumn="0" w:lastRowFirstColumn="0" w:lastRowLastColumn="0"/>
               <w:rPr>
-                <w:rFonts w:ascii="Arial" w:eastAsia="微軟正黑體" w:hAnsi="Arial" w:cs="Times New Roman" w:hint="eastAsia"/>
+                <w:rFonts w:ascii="Arial" w:eastAsia="微軟正黑體" w:hAnsi="Arial" w:cs="Times New Roman"/>
                 <w:b/>
                 <w:bCs/>
                 <w:szCs w:val="24"/>
@@ -27304,7 +27023,7 @@
               <w:jc w:val="center"/>
               <w:cnfStyle w:val="000000000000" w:firstRow="0" w:lastRow="0" w:firstColumn="0" w:lastColumn="0" w:oddVBand="0" w:evenVBand="0" w:oddHBand="0" w:evenHBand="0" w:firstRowFirstColumn="0" w:firstRowLastColumn="0" w:lastRowFirstColumn="0" w:lastRowLastColumn="0"/>
               <w:rPr>
-                <w:rFonts w:ascii="Arial" w:eastAsia="微軟正黑體" w:hAnsi="Arial" w:cs="Times New Roman" w:hint="eastAsia"/>
+                <w:rFonts w:ascii="Arial" w:eastAsia="微軟正黑體" w:hAnsi="Arial" w:cs="Times New Roman"/>
                 <w:b/>
                 <w:bCs/>
                 <w:szCs w:val="24"/>
@@ -27323,7 +27042,7 @@
               <w:jc w:val="center"/>
               <w:cnfStyle w:val="000000000000" w:firstRow="0" w:lastRow="0" w:firstColumn="0" w:lastColumn="0" w:oddVBand="0" w:evenVBand="0" w:oddHBand="0" w:evenHBand="0" w:firstRowFirstColumn="0" w:firstRowLastColumn="0" w:lastRowFirstColumn="0" w:lastRowLastColumn="0"/>
               <w:rPr>
-                <w:rFonts w:ascii="Arial" w:eastAsia="微軟正黑體" w:hAnsi="Arial" w:cs="Times New Roman" w:hint="eastAsia"/>
+                <w:rFonts w:ascii="Arial" w:eastAsia="微軟正黑體" w:hAnsi="Arial" w:cs="Times New Roman"/>
                 <w:b/>
                 <w:bCs/>
                 <w:szCs w:val="24"/>
@@ -27348,7 +27067,7 @@
               <w:widowControl/>
               <w:jc w:val="center"/>
               <w:rPr>
-                <w:rFonts w:ascii="Arial" w:eastAsia="微軟正黑體" w:hAnsi="Arial" w:cs="Times New Roman" w:hint="eastAsia"/>
+                <w:rFonts w:ascii="Arial" w:eastAsia="微軟正黑體" w:hAnsi="Arial" w:cs="Times New Roman"/>
                 <w:b w:val="0"/>
                 <w:bCs w:val="0"/>
                 <w:sz w:val="20"/>
@@ -27376,7 +27095,7 @@
               <w:jc w:val="center"/>
               <w:cnfStyle w:val="000000100000" w:firstRow="0" w:lastRow="0" w:firstColumn="0" w:lastColumn="0" w:oddVBand="0" w:evenVBand="0" w:oddHBand="1" w:evenHBand="0" w:firstRowFirstColumn="0" w:firstRowLastColumn="0" w:lastRowFirstColumn="0" w:lastRowLastColumn="0"/>
               <w:rPr>
-                <w:rFonts w:ascii="Arial" w:eastAsia="微軟正黑體" w:hAnsi="Arial" w:cs="Times New Roman" w:hint="eastAsia"/>
+                <w:rFonts w:ascii="Arial" w:eastAsia="微軟正黑體" w:hAnsi="Arial" w:cs="Times New Roman"/>
                 <w:b/>
                 <w:bCs/>
                 <w:szCs w:val="24"/>
@@ -27395,7 +27114,7 @@
               <w:jc w:val="center"/>
               <w:cnfStyle w:val="000000100000" w:firstRow="0" w:lastRow="0" w:firstColumn="0" w:lastColumn="0" w:oddVBand="0" w:evenVBand="0" w:oddHBand="1" w:evenHBand="0" w:firstRowFirstColumn="0" w:firstRowLastColumn="0" w:lastRowFirstColumn="0" w:lastRowLastColumn="0"/>
               <w:rPr>
-                <w:rFonts w:ascii="Arial" w:eastAsia="微軟正黑體" w:hAnsi="Arial" w:cs="Times New Roman" w:hint="eastAsia"/>
+                <w:rFonts w:ascii="Arial" w:eastAsia="微軟正黑體" w:hAnsi="Arial" w:cs="Times New Roman"/>
                 <w:b/>
                 <w:bCs/>
                 <w:szCs w:val="24"/>
@@ -27414,7 +27133,7 @@
               <w:jc w:val="center"/>
               <w:cnfStyle w:val="000000100000" w:firstRow="0" w:lastRow="0" w:firstColumn="0" w:lastColumn="0" w:oddVBand="0" w:evenVBand="0" w:oddHBand="1" w:evenHBand="0" w:firstRowFirstColumn="0" w:firstRowLastColumn="0" w:lastRowFirstColumn="0" w:lastRowLastColumn="0"/>
               <w:rPr>
-                <w:rFonts w:ascii="Arial" w:eastAsia="微軟正黑體" w:hAnsi="Arial" w:cs="Times New Roman" w:hint="eastAsia"/>
+                <w:rFonts w:ascii="Arial" w:eastAsia="微軟正黑體" w:hAnsi="Arial" w:cs="Times New Roman"/>
                 <w:b/>
                 <w:bCs/>
                 <w:szCs w:val="24"/>
@@ -27433,7 +27152,7 @@
               <w:jc w:val="center"/>
               <w:cnfStyle w:val="000000100000" w:firstRow="0" w:lastRow="0" w:firstColumn="0" w:lastColumn="0" w:oddVBand="0" w:evenVBand="0" w:oddHBand="1" w:evenHBand="0" w:firstRowFirstColumn="0" w:firstRowLastColumn="0" w:lastRowFirstColumn="0" w:lastRowLastColumn="0"/>
               <w:rPr>
-                <w:rFonts w:ascii="Arial" w:eastAsia="微軟正黑體" w:hAnsi="Arial" w:cs="Times New Roman" w:hint="eastAsia"/>
+                <w:rFonts w:ascii="Arial" w:eastAsia="微軟正黑體" w:hAnsi="Arial" w:cs="Times New Roman"/>
                 <w:b/>
                 <w:bCs/>
                 <w:szCs w:val="24"/>
@@ -27452,7 +27171,7 @@
               <w:jc w:val="center"/>
               <w:cnfStyle w:val="000000100000" w:firstRow="0" w:lastRow="0" w:firstColumn="0" w:lastColumn="0" w:oddVBand="0" w:evenVBand="0" w:oddHBand="1" w:evenHBand="0" w:firstRowFirstColumn="0" w:firstRowLastColumn="0" w:lastRowFirstColumn="0" w:lastRowLastColumn="0"/>
               <w:rPr>
-                <w:rFonts w:ascii="Arial" w:eastAsia="微軟正黑體" w:hAnsi="Arial" w:cs="Times New Roman" w:hint="eastAsia"/>
+                <w:rFonts w:ascii="Arial" w:eastAsia="微軟正黑體" w:hAnsi="Arial" w:cs="Times New Roman"/>
                 <w:b/>
                 <w:bCs/>
                 <w:szCs w:val="24"/>
@@ -27471,7 +27190,7 @@
               <w:jc w:val="center"/>
               <w:cnfStyle w:val="000000100000" w:firstRow="0" w:lastRow="0" w:firstColumn="0" w:lastColumn="0" w:oddVBand="0" w:evenVBand="0" w:oddHBand="1" w:evenHBand="0" w:firstRowFirstColumn="0" w:firstRowLastColumn="0" w:lastRowFirstColumn="0" w:lastRowLastColumn="0"/>
               <w:rPr>
-                <w:rFonts w:ascii="Arial" w:eastAsia="微軟正黑體" w:hAnsi="Arial" w:cs="Times New Roman" w:hint="eastAsia"/>
+                <w:rFonts w:ascii="Arial" w:eastAsia="微軟正黑體" w:hAnsi="Arial" w:cs="Times New Roman"/>
                 <w:b/>
                 <w:bCs/>
                 <w:szCs w:val="24"/>
@@ -27497,7 +27216,7 @@
               <w:jc w:val="center"/>
               <w:cnfStyle w:val="000000100000" w:firstRow="0" w:lastRow="0" w:firstColumn="0" w:lastColumn="0" w:oddVBand="0" w:evenVBand="0" w:oddHBand="1" w:evenHBand="0" w:firstRowFirstColumn="0" w:firstRowLastColumn="0" w:lastRowFirstColumn="0" w:lastRowLastColumn="0"/>
               <w:rPr>
-                <w:rFonts w:ascii="Arial" w:eastAsia="微軟正黑體" w:hAnsi="Arial" w:cs="Times New Roman" w:hint="eastAsia"/>
+                <w:rFonts w:ascii="Arial" w:eastAsia="微軟正黑體" w:hAnsi="Arial" w:cs="Times New Roman"/>
                 <w:b/>
                 <w:bCs/>
                 <w:szCs w:val="24"/>
@@ -27516,7 +27235,7 @@
               <w:jc w:val="center"/>
               <w:cnfStyle w:val="000000100000" w:firstRow="0" w:lastRow="0" w:firstColumn="0" w:lastColumn="0" w:oddVBand="0" w:evenVBand="0" w:oddHBand="1" w:evenHBand="0" w:firstRowFirstColumn="0" w:firstRowLastColumn="0" w:lastRowFirstColumn="0" w:lastRowLastColumn="0"/>
               <w:rPr>
-                <w:rFonts w:ascii="Arial" w:eastAsia="微軟正黑體" w:hAnsi="Arial" w:cs="Times New Roman" w:hint="eastAsia"/>
+                <w:rFonts w:ascii="Arial" w:eastAsia="微軟正黑體" w:hAnsi="Arial" w:cs="Times New Roman"/>
                 <w:b/>
                 <w:bCs/>
                 <w:szCs w:val="24"/>
@@ -27535,7 +27254,7 @@
               <w:jc w:val="center"/>
               <w:cnfStyle w:val="000000100000" w:firstRow="0" w:lastRow="0" w:firstColumn="0" w:lastColumn="0" w:oddVBand="0" w:evenVBand="0" w:oddHBand="1" w:evenHBand="0" w:firstRowFirstColumn="0" w:firstRowLastColumn="0" w:lastRowFirstColumn="0" w:lastRowLastColumn="0"/>
               <w:rPr>
-                <w:rFonts w:ascii="Arial" w:eastAsia="微軟正黑體" w:hAnsi="Arial" w:cs="Times New Roman" w:hint="eastAsia"/>
+                <w:rFonts w:ascii="Arial" w:eastAsia="微軟正黑體" w:hAnsi="Arial" w:cs="Times New Roman"/>
                 <w:b/>
                 <w:bCs/>
                 <w:szCs w:val="24"/>
@@ -27554,7 +27273,7 @@
               <w:jc w:val="center"/>
               <w:cnfStyle w:val="000000100000" w:firstRow="0" w:lastRow="0" w:firstColumn="0" w:lastColumn="0" w:oddVBand="0" w:evenVBand="0" w:oddHBand="1" w:evenHBand="0" w:firstRowFirstColumn="0" w:firstRowLastColumn="0" w:lastRowFirstColumn="0" w:lastRowLastColumn="0"/>
               <w:rPr>
-                <w:rFonts w:ascii="Arial" w:eastAsia="微軟正黑體" w:hAnsi="Arial" w:cs="Times New Roman" w:hint="eastAsia"/>
+                <w:rFonts w:ascii="Arial" w:eastAsia="微軟正黑體" w:hAnsi="Arial" w:cs="Times New Roman"/>
                 <w:b/>
                 <w:bCs/>
                 <w:szCs w:val="24"/>
@@ -27573,7 +27292,7 @@
               <w:jc w:val="center"/>
               <w:cnfStyle w:val="000000100000" w:firstRow="0" w:lastRow="0" w:firstColumn="0" w:lastColumn="0" w:oddVBand="0" w:evenVBand="0" w:oddHBand="1" w:evenHBand="0" w:firstRowFirstColumn="0" w:firstRowLastColumn="0" w:lastRowFirstColumn="0" w:lastRowLastColumn="0"/>
               <w:rPr>
-                <w:rFonts w:ascii="Arial" w:eastAsia="微軟正黑體" w:hAnsi="Arial" w:cs="Times New Roman" w:hint="eastAsia"/>
+                <w:rFonts w:ascii="Arial" w:eastAsia="微軟正黑體" w:hAnsi="Arial" w:cs="Times New Roman"/>
                 <w:b/>
                 <w:bCs/>
                 <w:szCs w:val="24"/>
@@ -27592,7 +27311,7 @@
               <w:jc w:val="center"/>
               <w:cnfStyle w:val="000000100000" w:firstRow="0" w:lastRow="0" w:firstColumn="0" w:lastColumn="0" w:oddVBand="0" w:evenVBand="0" w:oddHBand="1" w:evenHBand="0" w:firstRowFirstColumn="0" w:firstRowLastColumn="0" w:lastRowFirstColumn="0" w:lastRowLastColumn="0"/>
               <w:rPr>
-                <w:rFonts w:ascii="Arial" w:eastAsia="微軟正黑體" w:hAnsi="Arial" w:cs="Times New Roman" w:hint="eastAsia"/>
+                <w:rFonts w:ascii="Arial" w:eastAsia="微軟正黑體" w:hAnsi="Arial" w:cs="Times New Roman"/>
                 <w:b/>
                 <w:bCs/>
                 <w:szCs w:val="24"/>
@@ -27611,7 +27330,7 @@
               <w:jc w:val="center"/>
               <w:cnfStyle w:val="000000100000" w:firstRow="0" w:lastRow="0" w:firstColumn="0" w:lastColumn="0" w:oddVBand="0" w:evenVBand="0" w:oddHBand="1" w:evenHBand="0" w:firstRowFirstColumn="0" w:firstRowLastColumn="0" w:lastRowFirstColumn="0" w:lastRowLastColumn="0"/>
               <w:rPr>
-                <w:rFonts w:ascii="Arial" w:eastAsia="微軟正黑體" w:hAnsi="Arial" w:cs="Times New Roman" w:hint="eastAsia"/>
+                <w:rFonts w:ascii="Arial" w:eastAsia="微軟正黑體" w:hAnsi="Arial" w:cs="Times New Roman"/>
                 <w:b/>
                 <w:bCs/>
                 <w:szCs w:val="24"/>
@@ -27630,7 +27349,7 @@
               <w:jc w:val="center"/>
               <w:cnfStyle w:val="000000100000" w:firstRow="0" w:lastRow="0" w:firstColumn="0" w:lastColumn="0" w:oddVBand="0" w:evenVBand="0" w:oddHBand="1" w:evenHBand="0" w:firstRowFirstColumn="0" w:firstRowLastColumn="0" w:lastRowFirstColumn="0" w:lastRowLastColumn="0"/>
               <w:rPr>
-                <w:rFonts w:ascii="Arial" w:eastAsia="微軟正黑體" w:hAnsi="Arial" w:cs="Times New Roman" w:hint="eastAsia"/>
+                <w:rFonts w:ascii="Arial" w:eastAsia="微軟正黑體" w:hAnsi="Arial" w:cs="Times New Roman"/>
                 <w:b/>
                 <w:bCs/>
                 <w:szCs w:val="24"/>
@@ -27649,7 +27368,7 @@
               <w:jc w:val="center"/>
               <w:cnfStyle w:val="000000100000" w:firstRow="0" w:lastRow="0" w:firstColumn="0" w:lastColumn="0" w:oddVBand="0" w:evenVBand="0" w:oddHBand="1" w:evenHBand="0" w:firstRowFirstColumn="0" w:firstRowLastColumn="0" w:lastRowFirstColumn="0" w:lastRowLastColumn="0"/>
               <w:rPr>
-                <w:rFonts w:ascii="Arial" w:eastAsia="微軟正黑體" w:hAnsi="Arial" w:cs="Times New Roman" w:hint="eastAsia"/>
+                <w:rFonts w:ascii="Arial" w:eastAsia="微軟正黑體" w:hAnsi="Arial" w:cs="Times New Roman"/>
                 <w:b/>
                 <w:bCs/>
                 <w:szCs w:val="24"/>
@@ -27673,7 +27392,7 @@
               <w:widowControl/>
               <w:jc w:val="center"/>
               <w:rPr>
-                <w:rFonts w:ascii="Arial" w:eastAsia="微軟正黑體" w:hAnsi="Arial" w:cs="Times New Roman" w:hint="eastAsia"/>
+                <w:rFonts w:ascii="Arial" w:eastAsia="微軟正黑體" w:hAnsi="Arial" w:cs="Times New Roman"/>
                 <w:b w:val="0"/>
                 <w:bCs w:val="0"/>
                 <w:sz w:val="20"/>
@@ -27701,7 +27420,7 @@
               <w:jc w:val="center"/>
               <w:cnfStyle w:val="000000000000" w:firstRow="0" w:lastRow="0" w:firstColumn="0" w:lastColumn="0" w:oddVBand="0" w:evenVBand="0" w:oddHBand="0" w:evenHBand="0" w:firstRowFirstColumn="0" w:firstRowLastColumn="0" w:lastRowFirstColumn="0" w:lastRowLastColumn="0"/>
               <w:rPr>
-                <w:rFonts w:ascii="Arial" w:eastAsia="微軟正黑體" w:hAnsi="Arial" w:cs="Times New Roman" w:hint="eastAsia"/>
+                <w:rFonts w:ascii="Arial" w:eastAsia="微軟正黑體" w:hAnsi="Arial" w:cs="Times New Roman"/>
                 <w:b/>
                 <w:bCs/>
                 <w:szCs w:val="24"/>
@@ -27720,7 +27439,7 @@
               <w:jc w:val="center"/>
               <w:cnfStyle w:val="000000000000" w:firstRow="0" w:lastRow="0" w:firstColumn="0" w:lastColumn="0" w:oddVBand="0" w:evenVBand="0" w:oddHBand="0" w:evenHBand="0" w:firstRowFirstColumn="0" w:firstRowLastColumn="0" w:lastRowFirstColumn="0" w:lastRowLastColumn="0"/>
               <w:rPr>
-                <w:rFonts w:ascii="Arial" w:eastAsia="微軟正黑體" w:hAnsi="Arial" w:cs="Times New Roman" w:hint="eastAsia"/>
+                <w:rFonts w:ascii="Arial" w:eastAsia="微軟正黑體" w:hAnsi="Arial" w:cs="Times New Roman"/>
                 <w:b/>
                 <w:bCs/>
                 <w:szCs w:val="24"/>
@@ -27739,7 +27458,7 @@
               <w:jc w:val="center"/>
               <w:cnfStyle w:val="000000000000" w:firstRow="0" w:lastRow="0" w:firstColumn="0" w:lastColumn="0" w:oddVBand="0" w:evenVBand="0" w:oddHBand="0" w:evenHBand="0" w:firstRowFirstColumn="0" w:firstRowLastColumn="0" w:lastRowFirstColumn="0" w:lastRowLastColumn="0"/>
               <w:rPr>
-                <w:rFonts w:ascii="Arial" w:eastAsia="微軟正黑體" w:hAnsi="Arial" w:cs="Times New Roman" w:hint="eastAsia"/>
+                <w:rFonts w:ascii="Arial" w:eastAsia="微軟正黑體" w:hAnsi="Arial" w:cs="Times New Roman"/>
                 <w:b/>
                 <w:bCs/>
                 <w:szCs w:val="24"/>
@@ -27758,7 +27477,7 @@
               <w:jc w:val="center"/>
               <w:cnfStyle w:val="000000000000" w:firstRow="0" w:lastRow="0" w:firstColumn="0" w:lastColumn="0" w:oddVBand="0" w:evenVBand="0" w:oddHBand="0" w:evenHBand="0" w:firstRowFirstColumn="0" w:firstRowLastColumn="0" w:lastRowFirstColumn="0" w:lastRowLastColumn="0"/>
               <w:rPr>
-                <w:rFonts w:ascii="Arial" w:eastAsia="微軟正黑體" w:hAnsi="Arial" w:cs="Times New Roman" w:hint="eastAsia"/>
+                <w:rFonts w:ascii="Arial" w:eastAsia="微軟正黑體" w:hAnsi="Arial" w:cs="Times New Roman"/>
                 <w:b/>
                 <w:bCs/>
                 <w:szCs w:val="24"/>
@@ -27777,7 +27496,7 @@
               <w:jc w:val="center"/>
               <w:cnfStyle w:val="000000000000" w:firstRow="0" w:lastRow="0" w:firstColumn="0" w:lastColumn="0" w:oddVBand="0" w:evenVBand="0" w:oddHBand="0" w:evenHBand="0" w:firstRowFirstColumn="0" w:firstRowLastColumn="0" w:lastRowFirstColumn="0" w:lastRowLastColumn="0"/>
               <w:rPr>
-                <w:rFonts w:ascii="Arial" w:eastAsia="微軟正黑體" w:hAnsi="Arial" w:cs="Times New Roman" w:hint="eastAsia"/>
+                <w:rFonts w:ascii="Arial" w:eastAsia="微軟正黑體" w:hAnsi="Arial" w:cs="Times New Roman"/>
                 <w:b/>
                 <w:bCs/>
                 <w:szCs w:val="24"/>
@@ -27796,7 +27515,7 @@
               <w:jc w:val="center"/>
               <w:cnfStyle w:val="000000000000" w:firstRow="0" w:lastRow="0" w:firstColumn="0" w:lastColumn="0" w:oddVBand="0" w:evenVBand="0" w:oddHBand="0" w:evenHBand="0" w:firstRowFirstColumn="0" w:firstRowLastColumn="0" w:lastRowFirstColumn="0" w:lastRowLastColumn="0"/>
               <w:rPr>
-                <w:rFonts w:ascii="Arial" w:eastAsia="微軟正黑體" w:hAnsi="Arial" w:cs="Times New Roman" w:hint="eastAsia"/>
+                <w:rFonts w:ascii="Arial" w:eastAsia="微軟正黑體" w:hAnsi="Arial" w:cs="Times New Roman"/>
                 <w:b/>
                 <w:bCs/>
                 <w:szCs w:val="24"/>
@@ -27822,7 +27541,7 @@
               <w:jc w:val="center"/>
               <w:cnfStyle w:val="000000000000" w:firstRow="0" w:lastRow="0" w:firstColumn="0" w:lastColumn="0" w:oddVBand="0" w:evenVBand="0" w:oddHBand="0" w:evenHBand="0" w:firstRowFirstColumn="0" w:firstRowLastColumn="0" w:lastRowFirstColumn="0" w:lastRowLastColumn="0"/>
               <w:rPr>
-                <w:rFonts w:ascii="Arial" w:eastAsia="微軟正黑體" w:hAnsi="Arial" w:cs="Times New Roman" w:hint="eastAsia"/>
+                <w:rFonts w:ascii="Arial" w:eastAsia="微軟正黑體" w:hAnsi="Arial" w:cs="Times New Roman"/>
                 <w:b/>
                 <w:bCs/>
                 <w:szCs w:val="24"/>
@@ -27841,7 +27560,7 @@
               <w:jc w:val="center"/>
               <w:cnfStyle w:val="000000000000" w:firstRow="0" w:lastRow="0" w:firstColumn="0" w:lastColumn="0" w:oddVBand="0" w:evenVBand="0" w:oddHBand="0" w:evenHBand="0" w:firstRowFirstColumn="0" w:firstRowLastColumn="0" w:lastRowFirstColumn="0" w:lastRowLastColumn="0"/>
               <w:rPr>
-                <w:rFonts w:ascii="Arial" w:eastAsia="微軟正黑體" w:hAnsi="Arial" w:cs="Times New Roman" w:hint="eastAsia"/>
+                <w:rFonts w:ascii="Arial" w:eastAsia="微軟正黑體" w:hAnsi="Arial" w:cs="Times New Roman"/>
                 <w:b/>
                 <w:bCs/>
                 <w:szCs w:val="24"/>
@@ -27860,7 +27579,7 @@
               <w:jc w:val="center"/>
               <w:cnfStyle w:val="000000000000" w:firstRow="0" w:lastRow="0" w:firstColumn="0" w:lastColumn="0" w:oddVBand="0" w:evenVBand="0" w:oddHBand="0" w:evenHBand="0" w:firstRowFirstColumn="0" w:firstRowLastColumn="0" w:lastRowFirstColumn="0" w:lastRowLastColumn="0"/>
               <w:rPr>
-                <w:rFonts w:ascii="Arial" w:eastAsia="微軟正黑體" w:hAnsi="Arial" w:cs="Times New Roman" w:hint="eastAsia"/>
+                <w:rFonts w:ascii="Arial" w:eastAsia="微軟正黑體" w:hAnsi="Arial" w:cs="Times New Roman"/>
                 <w:b/>
                 <w:bCs/>
                 <w:szCs w:val="24"/>
@@ -27879,7 +27598,7 @@
               <w:jc w:val="center"/>
               <w:cnfStyle w:val="000000000000" w:firstRow="0" w:lastRow="0" w:firstColumn="0" w:lastColumn="0" w:oddVBand="0" w:evenVBand="0" w:oddHBand="0" w:evenHBand="0" w:firstRowFirstColumn="0" w:firstRowLastColumn="0" w:lastRowFirstColumn="0" w:lastRowLastColumn="0"/>
               <w:rPr>
-                <w:rFonts w:ascii="Arial" w:eastAsia="微軟正黑體" w:hAnsi="Arial" w:cs="Times New Roman" w:hint="eastAsia"/>
+                <w:rFonts w:ascii="Arial" w:eastAsia="微軟正黑體" w:hAnsi="Arial" w:cs="Times New Roman"/>
                 <w:b/>
                 <w:bCs/>
                 <w:szCs w:val="24"/>
@@ -27898,7 +27617,7 @@
               <w:jc w:val="center"/>
               <w:cnfStyle w:val="000000000000" w:firstRow="0" w:lastRow="0" w:firstColumn="0" w:lastColumn="0" w:oddVBand="0" w:evenVBand="0" w:oddHBand="0" w:evenHBand="0" w:firstRowFirstColumn="0" w:firstRowLastColumn="0" w:lastRowFirstColumn="0" w:lastRowLastColumn="0"/>
               <w:rPr>
-                <w:rFonts w:ascii="Arial" w:eastAsia="微軟正黑體" w:hAnsi="Arial" w:cs="Times New Roman" w:hint="eastAsia"/>
+                <w:rFonts w:ascii="Arial" w:eastAsia="微軟正黑體" w:hAnsi="Arial" w:cs="Times New Roman"/>
                 <w:b/>
                 <w:bCs/>
                 <w:szCs w:val="24"/>
@@ -27917,7 +27636,7 @@
               <w:jc w:val="center"/>
               <w:cnfStyle w:val="000000000000" w:firstRow="0" w:lastRow="0" w:firstColumn="0" w:lastColumn="0" w:oddVBand="0" w:evenVBand="0" w:oddHBand="0" w:evenHBand="0" w:firstRowFirstColumn="0" w:firstRowLastColumn="0" w:lastRowFirstColumn="0" w:lastRowLastColumn="0"/>
               <w:rPr>
-                <w:rFonts w:ascii="Arial" w:eastAsia="微軟正黑體" w:hAnsi="Arial" w:cs="Times New Roman" w:hint="eastAsia"/>
+                <w:rFonts w:ascii="Arial" w:eastAsia="微軟正黑體" w:hAnsi="Arial" w:cs="Times New Roman"/>
                 <w:b/>
                 <w:bCs/>
                 <w:szCs w:val="24"/>
@@ -27936,7 +27655,7 @@
               <w:jc w:val="center"/>
               <w:cnfStyle w:val="000000000000" w:firstRow="0" w:lastRow="0" w:firstColumn="0" w:lastColumn="0" w:oddVBand="0" w:evenVBand="0" w:oddHBand="0" w:evenHBand="0" w:firstRowFirstColumn="0" w:firstRowLastColumn="0" w:lastRowFirstColumn="0" w:lastRowLastColumn="0"/>
               <w:rPr>
-                <w:rFonts w:ascii="Arial" w:eastAsia="微軟正黑體" w:hAnsi="Arial" w:cs="Times New Roman" w:hint="eastAsia"/>
+                <w:rFonts w:ascii="Arial" w:eastAsia="微軟正黑體" w:hAnsi="Arial" w:cs="Times New Roman"/>
                 <w:b/>
                 <w:bCs/>
                 <w:szCs w:val="24"/>
@@ -27955,7 +27674,7 @@
               <w:jc w:val="center"/>
               <w:cnfStyle w:val="000000000000" w:firstRow="0" w:lastRow="0" w:firstColumn="0" w:lastColumn="0" w:oddVBand="0" w:evenVBand="0" w:oddHBand="0" w:evenHBand="0" w:firstRowFirstColumn="0" w:firstRowLastColumn="0" w:lastRowFirstColumn="0" w:lastRowLastColumn="0"/>
               <w:rPr>
-                <w:rFonts w:ascii="Arial" w:eastAsia="微軟正黑體" w:hAnsi="Arial" w:cs="Times New Roman" w:hint="eastAsia"/>
+                <w:rFonts w:ascii="Arial" w:eastAsia="微軟正黑體" w:hAnsi="Arial" w:cs="Times New Roman"/>
                 <w:b/>
                 <w:bCs/>
                 <w:szCs w:val="24"/>
@@ -27974,7 +27693,7 @@
               <w:jc w:val="center"/>
               <w:cnfStyle w:val="000000000000" w:firstRow="0" w:lastRow="0" w:firstColumn="0" w:lastColumn="0" w:oddVBand="0" w:evenVBand="0" w:oddHBand="0" w:evenHBand="0" w:firstRowFirstColumn="0" w:firstRowLastColumn="0" w:lastRowFirstColumn="0" w:lastRowLastColumn="0"/>
               <w:rPr>
-                <w:rFonts w:ascii="Arial" w:eastAsia="微軟正黑體" w:hAnsi="Arial" w:cs="Times New Roman" w:hint="eastAsia"/>
+                <w:rFonts w:ascii="Arial" w:eastAsia="微軟正黑體" w:hAnsi="Arial" w:cs="Times New Roman"/>
                 <w:b/>
                 <w:bCs/>
                 <w:szCs w:val="24"/>
@@ -27999,7 +27718,7 @@
               <w:widowControl/>
               <w:jc w:val="center"/>
               <w:rPr>
-                <w:rFonts w:ascii="Arial" w:eastAsia="微軟正黑體" w:hAnsi="Arial" w:cs="Times New Roman" w:hint="eastAsia"/>
+                <w:rFonts w:ascii="Arial" w:eastAsia="微軟正黑體" w:hAnsi="Arial" w:cs="Times New Roman"/>
                 <w:b w:val="0"/>
                 <w:bCs w:val="0"/>
                 <w:sz w:val="20"/>
@@ -28027,7 +27746,7 @@
               <w:jc w:val="center"/>
               <w:cnfStyle w:val="000000100000" w:firstRow="0" w:lastRow="0" w:firstColumn="0" w:lastColumn="0" w:oddVBand="0" w:evenVBand="0" w:oddHBand="1" w:evenHBand="0" w:firstRowFirstColumn="0" w:firstRowLastColumn="0" w:lastRowFirstColumn="0" w:lastRowLastColumn="0"/>
               <w:rPr>
-                <w:rFonts w:ascii="Arial" w:eastAsia="微軟正黑體" w:hAnsi="Arial" w:cs="Times New Roman" w:hint="eastAsia"/>
+                <w:rFonts w:ascii="Arial" w:eastAsia="微軟正黑體" w:hAnsi="Arial" w:cs="Times New Roman"/>
                 <w:b/>
                 <w:bCs/>
                 <w:szCs w:val="24"/>
@@ -28046,7 +27765,7 @@
               <w:jc w:val="center"/>
               <w:cnfStyle w:val="000000100000" w:firstRow="0" w:lastRow="0" w:firstColumn="0" w:lastColumn="0" w:oddVBand="0" w:evenVBand="0" w:oddHBand="1" w:evenHBand="0" w:firstRowFirstColumn="0" w:firstRowLastColumn="0" w:lastRowFirstColumn="0" w:lastRowLastColumn="0"/>
               <w:rPr>
-                <w:rFonts w:ascii="Arial" w:eastAsia="微軟正黑體" w:hAnsi="Arial" w:cs="Times New Roman" w:hint="eastAsia"/>
+                <w:rFonts w:ascii="Arial" w:eastAsia="微軟正黑體" w:hAnsi="Arial" w:cs="Times New Roman"/>
                 <w:b/>
                 <w:bCs/>
                 <w:szCs w:val="24"/>
@@ -28065,7 +27784,7 @@
               <w:jc w:val="center"/>
               <w:cnfStyle w:val="000000100000" w:firstRow="0" w:lastRow="0" w:firstColumn="0" w:lastColumn="0" w:oddVBand="0" w:evenVBand="0" w:oddHBand="1" w:evenHBand="0" w:firstRowFirstColumn="0" w:firstRowLastColumn="0" w:lastRowFirstColumn="0" w:lastRowLastColumn="0"/>
               <w:rPr>
-                <w:rFonts w:ascii="Arial" w:eastAsia="微軟正黑體" w:hAnsi="Arial" w:cs="Times New Roman" w:hint="eastAsia"/>
+                <w:rFonts w:ascii="Arial" w:eastAsia="微軟正黑體" w:hAnsi="Arial" w:cs="Times New Roman"/>
                 <w:b/>
                 <w:bCs/>
                 <w:szCs w:val="24"/>
@@ -28084,7 +27803,7 @@
               <w:jc w:val="center"/>
               <w:cnfStyle w:val="000000100000" w:firstRow="0" w:lastRow="0" w:firstColumn="0" w:lastColumn="0" w:oddVBand="0" w:evenVBand="0" w:oddHBand="1" w:evenHBand="0" w:firstRowFirstColumn="0" w:firstRowLastColumn="0" w:lastRowFirstColumn="0" w:lastRowLastColumn="0"/>
               <w:rPr>
-                <w:rFonts w:ascii="Arial" w:eastAsia="微軟正黑體" w:hAnsi="Arial" w:cs="Times New Roman" w:hint="eastAsia"/>
+                <w:rFonts w:ascii="Arial" w:eastAsia="微軟正黑體" w:hAnsi="Arial" w:cs="Times New Roman"/>
                 <w:b/>
                 <w:bCs/>
                 <w:szCs w:val="24"/>
@@ -28103,7 +27822,7 @@
               <w:jc w:val="center"/>
               <w:cnfStyle w:val="000000100000" w:firstRow="0" w:lastRow="0" w:firstColumn="0" w:lastColumn="0" w:oddVBand="0" w:evenVBand="0" w:oddHBand="1" w:evenHBand="0" w:firstRowFirstColumn="0" w:firstRowLastColumn="0" w:lastRowFirstColumn="0" w:lastRowLastColumn="0"/>
               <w:rPr>
-                <w:rFonts w:ascii="Arial" w:eastAsia="微軟正黑體" w:hAnsi="Arial" w:cs="Times New Roman" w:hint="eastAsia"/>
+                <w:rFonts w:ascii="Arial" w:eastAsia="微軟正黑體" w:hAnsi="Arial" w:cs="Times New Roman"/>
                 <w:b/>
                 <w:bCs/>
                 <w:szCs w:val="24"/>
@@ -28129,7 +27848,7 @@
               <w:jc w:val="center"/>
               <w:cnfStyle w:val="000000100000" w:firstRow="0" w:lastRow="0" w:firstColumn="0" w:lastColumn="0" w:oddVBand="0" w:evenVBand="0" w:oddHBand="1" w:evenHBand="0" w:firstRowFirstColumn="0" w:firstRowLastColumn="0" w:lastRowFirstColumn="0" w:lastRowLastColumn="0"/>
               <w:rPr>
-                <w:rFonts w:ascii="Arial" w:eastAsia="微軟正黑體" w:hAnsi="Arial" w:cs="Times New Roman" w:hint="eastAsia"/>
+                <w:rFonts w:ascii="Arial" w:eastAsia="微軟正黑體" w:hAnsi="Arial" w:cs="Times New Roman"/>
                 <w:b/>
                 <w:bCs/>
                 <w:szCs w:val="24"/>
@@ -28148,7 +27867,7 @@
               <w:jc w:val="center"/>
               <w:cnfStyle w:val="000000100000" w:firstRow="0" w:lastRow="0" w:firstColumn="0" w:lastColumn="0" w:oddVBand="0" w:evenVBand="0" w:oddHBand="1" w:evenHBand="0" w:firstRowFirstColumn="0" w:firstRowLastColumn="0" w:lastRowFirstColumn="0" w:lastRowLastColumn="0"/>
               <w:rPr>
-                <w:rFonts w:ascii="Arial" w:eastAsia="微軟正黑體" w:hAnsi="Arial" w:cs="Times New Roman" w:hint="eastAsia"/>
+                <w:rFonts w:ascii="Arial" w:eastAsia="微軟正黑體" w:hAnsi="Arial" w:cs="Times New Roman"/>
                 <w:b/>
                 <w:bCs/>
                 <w:szCs w:val="24"/>
@@ -28167,7 +27886,7 @@
               <w:jc w:val="center"/>
               <w:cnfStyle w:val="000000100000" w:firstRow="0" w:lastRow="0" w:firstColumn="0" w:lastColumn="0" w:oddVBand="0" w:evenVBand="0" w:oddHBand="1" w:evenHBand="0" w:firstRowFirstColumn="0" w:firstRowLastColumn="0" w:lastRowFirstColumn="0" w:lastRowLastColumn="0"/>
               <w:rPr>
-                <w:rFonts w:ascii="Arial" w:eastAsia="微軟正黑體" w:hAnsi="Arial" w:cs="Times New Roman" w:hint="eastAsia"/>
+                <w:rFonts w:ascii="Arial" w:eastAsia="微軟正黑體" w:hAnsi="Arial" w:cs="Times New Roman"/>
                 <w:b/>
                 <w:bCs/>
                 <w:szCs w:val="24"/>
@@ -28186,7 +27905,7 @@
               <w:jc w:val="center"/>
               <w:cnfStyle w:val="000000100000" w:firstRow="0" w:lastRow="0" w:firstColumn="0" w:lastColumn="0" w:oddVBand="0" w:evenVBand="0" w:oddHBand="1" w:evenHBand="0" w:firstRowFirstColumn="0" w:firstRowLastColumn="0" w:lastRowFirstColumn="0" w:lastRowLastColumn="0"/>
               <w:rPr>
-                <w:rFonts w:ascii="Arial" w:eastAsia="微軟正黑體" w:hAnsi="Arial" w:cs="Times New Roman" w:hint="eastAsia"/>
+                <w:rFonts w:ascii="Arial" w:eastAsia="微軟正黑體" w:hAnsi="Arial" w:cs="Times New Roman"/>
                 <w:b/>
                 <w:bCs/>
                 <w:szCs w:val="24"/>
@@ -28205,7 +27924,7 @@
               <w:jc w:val="center"/>
               <w:cnfStyle w:val="000000100000" w:firstRow="0" w:lastRow="0" w:firstColumn="0" w:lastColumn="0" w:oddVBand="0" w:evenVBand="0" w:oddHBand="1" w:evenHBand="0" w:firstRowFirstColumn="0" w:firstRowLastColumn="0" w:lastRowFirstColumn="0" w:lastRowLastColumn="0"/>
               <w:rPr>
-                <w:rFonts w:ascii="Arial" w:eastAsia="微軟正黑體" w:hAnsi="Arial" w:cs="Times New Roman" w:hint="eastAsia"/>
+                <w:rFonts w:ascii="Arial" w:eastAsia="微軟正黑體" w:hAnsi="Arial" w:cs="Times New Roman"/>
                 <w:b/>
                 <w:bCs/>
                 <w:szCs w:val="24"/>
@@ -28224,7 +27943,7 @@
               <w:jc w:val="center"/>
               <w:cnfStyle w:val="000000100000" w:firstRow="0" w:lastRow="0" w:firstColumn="0" w:lastColumn="0" w:oddVBand="0" w:evenVBand="0" w:oddHBand="1" w:evenHBand="0" w:firstRowFirstColumn="0" w:firstRowLastColumn="0" w:lastRowFirstColumn="0" w:lastRowLastColumn="0"/>
               <w:rPr>
-                <w:rFonts w:ascii="Arial" w:eastAsia="微軟正黑體" w:hAnsi="Arial" w:cs="Times New Roman" w:hint="eastAsia"/>
+                <w:rFonts w:ascii="Arial" w:eastAsia="微軟正黑體" w:hAnsi="Arial" w:cs="Times New Roman"/>
                 <w:b/>
                 <w:bCs/>
                 <w:szCs w:val="24"/>
@@ -28243,7 +27962,7 @@
               <w:jc w:val="center"/>
               <w:cnfStyle w:val="000000100000" w:firstRow="0" w:lastRow="0" w:firstColumn="0" w:lastColumn="0" w:oddVBand="0" w:evenVBand="0" w:oddHBand="1" w:evenHBand="0" w:firstRowFirstColumn="0" w:firstRowLastColumn="0" w:lastRowFirstColumn="0" w:lastRowLastColumn="0"/>
               <w:rPr>
-                <w:rFonts w:ascii="Arial" w:eastAsia="微軟正黑體" w:hAnsi="Arial" w:cs="Times New Roman" w:hint="eastAsia"/>
+                <w:rFonts w:ascii="Arial" w:eastAsia="微軟正黑體" w:hAnsi="Arial" w:cs="Times New Roman"/>
                 <w:b/>
                 <w:bCs/>
                 <w:szCs w:val="24"/>
@@ -28262,7 +27981,7 @@
               <w:jc w:val="center"/>
               <w:cnfStyle w:val="000000100000" w:firstRow="0" w:lastRow="0" w:firstColumn="0" w:lastColumn="0" w:oddVBand="0" w:evenVBand="0" w:oddHBand="1" w:evenHBand="0" w:firstRowFirstColumn="0" w:firstRowLastColumn="0" w:lastRowFirstColumn="0" w:lastRowLastColumn="0"/>
               <w:rPr>
-                <w:rFonts w:ascii="Arial" w:eastAsia="微軟正黑體" w:hAnsi="Arial" w:cs="Times New Roman" w:hint="eastAsia"/>
+                <w:rFonts w:ascii="Arial" w:eastAsia="微軟正黑體" w:hAnsi="Arial" w:cs="Times New Roman"/>
                 <w:b/>
                 <w:bCs/>
                 <w:szCs w:val="24"/>
@@ -28281,7 +28000,7 @@
               <w:jc w:val="center"/>
               <w:cnfStyle w:val="000000100000" w:firstRow="0" w:lastRow="0" w:firstColumn="0" w:lastColumn="0" w:oddVBand="0" w:evenVBand="0" w:oddHBand="1" w:evenHBand="0" w:firstRowFirstColumn="0" w:firstRowLastColumn="0" w:lastRowFirstColumn="0" w:lastRowLastColumn="0"/>
               <w:rPr>
-                <w:rFonts w:ascii="Arial" w:eastAsia="微軟正黑體" w:hAnsi="Arial" w:cs="Times New Roman" w:hint="eastAsia"/>
+                <w:rFonts w:ascii="Arial" w:eastAsia="微軟正黑體" w:hAnsi="Arial" w:cs="Times New Roman"/>
                 <w:b/>
                 <w:bCs/>
                 <w:szCs w:val="24"/>
@@ -28300,7 +28019,7 @@
               <w:jc w:val="center"/>
               <w:cnfStyle w:val="000000100000" w:firstRow="0" w:lastRow="0" w:firstColumn="0" w:lastColumn="0" w:oddVBand="0" w:evenVBand="0" w:oddHBand="1" w:evenHBand="0" w:firstRowFirstColumn="0" w:firstRowLastColumn="0" w:lastRowFirstColumn="0" w:lastRowLastColumn="0"/>
               <w:rPr>
-                <w:rFonts w:ascii="Arial" w:eastAsia="微軟正黑體" w:hAnsi="Arial" w:cs="Times New Roman" w:hint="eastAsia"/>
+                <w:rFonts w:ascii="Arial" w:eastAsia="微軟正黑體" w:hAnsi="Arial" w:cs="Times New Roman"/>
                 <w:b/>
                 <w:bCs/>
                 <w:szCs w:val="24"/>
@@ -28324,7 +28043,7 @@
               <w:widowControl/>
               <w:jc w:val="center"/>
               <w:rPr>
-                <w:rFonts w:ascii="Arial" w:eastAsia="微軟正黑體" w:hAnsi="Arial" w:cs="Times New Roman" w:hint="eastAsia"/>
+                <w:rFonts w:ascii="Arial" w:eastAsia="微軟正黑體" w:hAnsi="Arial" w:cs="Times New Roman"/>
                 <w:b w:val="0"/>
                 <w:bCs w:val="0"/>
                 <w:sz w:val="20"/>
@@ -28352,7 +28071,7 @@
               <w:jc w:val="center"/>
               <w:cnfStyle w:val="000000000000" w:firstRow="0" w:lastRow="0" w:firstColumn="0" w:lastColumn="0" w:oddVBand="0" w:evenVBand="0" w:oddHBand="0" w:evenHBand="0" w:firstRowFirstColumn="0" w:firstRowLastColumn="0" w:lastRowFirstColumn="0" w:lastRowLastColumn="0"/>
               <w:rPr>
-                <w:rFonts w:ascii="Arial" w:eastAsia="微軟正黑體" w:hAnsi="Arial" w:cs="Times New Roman" w:hint="eastAsia"/>
+                <w:rFonts w:ascii="Arial" w:eastAsia="微軟正黑體" w:hAnsi="Arial" w:cs="Times New Roman"/>
                 <w:b/>
                 <w:bCs/>
                 <w:szCs w:val="24"/>
@@ -28371,7 +28090,7 @@
               <w:jc w:val="center"/>
               <w:cnfStyle w:val="000000000000" w:firstRow="0" w:lastRow="0" w:firstColumn="0" w:lastColumn="0" w:oddVBand="0" w:evenVBand="0" w:oddHBand="0" w:evenHBand="0" w:firstRowFirstColumn="0" w:firstRowLastColumn="0" w:lastRowFirstColumn="0" w:lastRowLastColumn="0"/>
               <w:rPr>
-                <w:rFonts w:ascii="Arial" w:eastAsia="微軟正黑體" w:hAnsi="Arial" w:cs="Times New Roman" w:hint="eastAsia"/>
+                <w:rFonts w:ascii="Arial" w:eastAsia="微軟正黑體" w:hAnsi="Arial" w:cs="Times New Roman"/>
                 <w:b/>
                 <w:bCs/>
                 <w:szCs w:val="24"/>
@@ -28390,7 +28109,7 @@
               <w:jc w:val="center"/>
               <w:cnfStyle w:val="000000000000" w:firstRow="0" w:lastRow="0" w:firstColumn="0" w:lastColumn="0" w:oddVBand="0" w:evenVBand="0" w:oddHBand="0" w:evenHBand="0" w:firstRowFirstColumn="0" w:firstRowLastColumn="0" w:lastRowFirstColumn="0" w:lastRowLastColumn="0"/>
               <w:rPr>
-                <w:rFonts w:ascii="Arial" w:eastAsia="微軟正黑體" w:hAnsi="Arial" w:cs="Times New Roman" w:hint="eastAsia"/>
+                <w:rFonts w:ascii="Arial" w:eastAsia="微軟正黑體" w:hAnsi="Arial" w:cs="Times New Roman"/>
                 <w:b/>
                 <w:bCs/>
                 <w:szCs w:val="24"/>
@@ -28409,7 +28128,7 @@
               <w:jc w:val="center"/>
               <w:cnfStyle w:val="000000000000" w:firstRow="0" w:lastRow="0" w:firstColumn="0" w:lastColumn="0" w:oddVBand="0" w:evenVBand="0" w:oddHBand="0" w:evenHBand="0" w:firstRowFirstColumn="0" w:firstRowLastColumn="0" w:lastRowFirstColumn="0" w:lastRowLastColumn="0"/>
               <w:rPr>
-                <w:rFonts w:ascii="Arial" w:eastAsia="微軟正黑體" w:hAnsi="Arial" w:cs="Times New Roman" w:hint="eastAsia"/>
+                <w:rFonts w:ascii="Arial" w:eastAsia="微軟正黑體" w:hAnsi="Arial" w:cs="Times New Roman"/>
                 <w:b/>
                 <w:bCs/>
                 <w:szCs w:val="24"/>
@@ -28428,7 +28147,7 @@
               <w:jc w:val="center"/>
               <w:cnfStyle w:val="000000000000" w:firstRow="0" w:lastRow="0" w:firstColumn="0" w:lastColumn="0" w:oddVBand="0" w:evenVBand="0" w:oddHBand="0" w:evenHBand="0" w:firstRowFirstColumn="0" w:firstRowLastColumn="0" w:lastRowFirstColumn="0" w:lastRowLastColumn="0"/>
               <w:rPr>
-                <w:rFonts w:ascii="Arial" w:eastAsia="微軟正黑體" w:hAnsi="Arial" w:cs="Times New Roman" w:hint="eastAsia"/>
+                <w:rFonts w:ascii="Arial" w:eastAsia="微軟正黑體" w:hAnsi="Arial" w:cs="Times New Roman"/>
                 <w:b/>
                 <w:bCs/>
                 <w:szCs w:val="24"/>
@@ -28447,7 +28166,7 @@
               <w:jc w:val="center"/>
               <w:cnfStyle w:val="000000000000" w:firstRow="0" w:lastRow="0" w:firstColumn="0" w:lastColumn="0" w:oddVBand="0" w:evenVBand="0" w:oddHBand="0" w:evenHBand="0" w:firstRowFirstColumn="0" w:firstRowLastColumn="0" w:lastRowFirstColumn="0" w:lastRowLastColumn="0"/>
               <w:rPr>
-                <w:rFonts w:ascii="Arial" w:eastAsia="微軟正黑體" w:hAnsi="Arial" w:cs="Times New Roman" w:hint="eastAsia"/>
+                <w:rFonts w:ascii="Arial" w:eastAsia="微軟正黑體" w:hAnsi="Arial" w:cs="Times New Roman"/>
                 <w:b/>
                 <w:bCs/>
                 <w:szCs w:val="24"/>
@@ -28466,7 +28185,7 @@
               <w:jc w:val="center"/>
               <w:cnfStyle w:val="000000000000" w:firstRow="0" w:lastRow="0" w:firstColumn="0" w:lastColumn="0" w:oddVBand="0" w:evenVBand="0" w:oddHBand="0" w:evenHBand="0" w:firstRowFirstColumn="0" w:firstRowLastColumn="0" w:lastRowFirstColumn="0" w:lastRowLastColumn="0"/>
               <w:rPr>
-                <w:rFonts w:ascii="Arial" w:eastAsia="微軟正黑體" w:hAnsi="Arial" w:cs="Times New Roman" w:hint="eastAsia"/>
+                <w:rFonts w:ascii="Arial" w:eastAsia="微軟正黑體" w:hAnsi="Arial" w:cs="Times New Roman"/>
                 <w:b/>
                 <w:bCs/>
                 <w:szCs w:val="24"/>
@@ -28485,7 +28204,7 @@
               <w:jc w:val="center"/>
               <w:cnfStyle w:val="000000000000" w:firstRow="0" w:lastRow="0" w:firstColumn="0" w:lastColumn="0" w:oddVBand="0" w:evenVBand="0" w:oddHBand="0" w:evenHBand="0" w:firstRowFirstColumn="0" w:firstRowLastColumn="0" w:lastRowFirstColumn="0" w:lastRowLastColumn="0"/>
               <w:rPr>
-                <w:rFonts w:ascii="Arial" w:eastAsia="微軟正黑體" w:hAnsi="Arial" w:cs="Times New Roman" w:hint="eastAsia"/>
+                <w:rFonts w:ascii="Arial" w:eastAsia="微軟正黑體" w:hAnsi="Arial" w:cs="Times New Roman"/>
                 <w:b/>
                 <w:bCs/>
                 <w:szCs w:val="24"/>
@@ -28511,7 +28230,7 @@
               <w:jc w:val="center"/>
               <w:cnfStyle w:val="000000000000" w:firstRow="0" w:lastRow="0" w:firstColumn="0" w:lastColumn="0" w:oddVBand="0" w:evenVBand="0" w:oddHBand="0" w:evenHBand="0" w:firstRowFirstColumn="0" w:firstRowLastColumn="0" w:lastRowFirstColumn="0" w:lastRowLastColumn="0"/>
               <w:rPr>
-                <w:rFonts w:ascii="Arial" w:eastAsia="微軟正黑體" w:hAnsi="Arial" w:cs="Times New Roman" w:hint="eastAsia"/>
+                <w:rFonts w:ascii="Arial" w:eastAsia="微軟正黑體" w:hAnsi="Arial" w:cs="Times New Roman"/>
                 <w:b/>
                 <w:bCs/>
                 <w:szCs w:val="24"/>
@@ -28530,7 +28249,7 @@
               <w:jc w:val="center"/>
               <w:cnfStyle w:val="000000000000" w:firstRow="0" w:lastRow="0" w:firstColumn="0" w:lastColumn="0" w:oddVBand="0" w:evenVBand="0" w:oddHBand="0" w:evenHBand="0" w:firstRowFirstColumn="0" w:firstRowLastColumn="0" w:lastRowFirstColumn="0" w:lastRowLastColumn="0"/>
               <w:rPr>
-                <w:rFonts w:ascii="Arial" w:eastAsia="微軟正黑體" w:hAnsi="Arial" w:cs="Times New Roman" w:hint="eastAsia"/>
+                <w:rFonts w:ascii="Arial" w:eastAsia="微軟正黑體" w:hAnsi="Arial" w:cs="Times New Roman"/>
                 <w:b/>
                 <w:bCs/>
                 <w:szCs w:val="24"/>
@@ -28549,7 +28268,7 @@
               <w:jc w:val="center"/>
               <w:cnfStyle w:val="000000000000" w:firstRow="0" w:lastRow="0" w:firstColumn="0" w:lastColumn="0" w:oddVBand="0" w:evenVBand="0" w:oddHBand="0" w:evenHBand="0" w:firstRowFirstColumn="0" w:firstRowLastColumn="0" w:lastRowFirstColumn="0" w:lastRowLastColumn="0"/>
               <w:rPr>
-                <w:rFonts w:ascii="Arial" w:eastAsia="微軟正黑體" w:hAnsi="Arial" w:cs="Times New Roman" w:hint="eastAsia"/>
+                <w:rFonts w:ascii="Arial" w:eastAsia="微軟正黑體" w:hAnsi="Arial" w:cs="Times New Roman"/>
                 <w:b/>
                 <w:bCs/>
                 <w:szCs w:val="24"/>
@@ -28568,7 +28287,7 @@
               <w:jc w:val="center"/>
               <w:cnfStyle w:val="000000000000" w:firstRow="0" w:lastRow="0" w:firstColumn="0" w:lastColumn="0" w:oddVBand="0" w:evenVBand="0" w:oddHBand="0" w:evenHBand="0" w:firstRowFirstColumn="0" w:firstRowLastColumn="0" w:lastRowFirstColumn="0" w:lastRowLastColumn="0"/>
               <w:rPr>
-                <w:rFonts w:ascii="Arial" w:eastAsia="微軟正黑體" w:hAnsi="Arial" w:cs="Times New Roman" w:hint="eastAsia"/>
+                <w:rFonts w:ascii="Arial" w:eastAsia="微軟正黑體" w:hAnsi="Arial" w:cs="Times New Roman"/>
                 <w:b/>
                 <w:bCs/>
                 <w:szCs w:val="24"/>
@@ -28587,7 +28306,7 @@
               <w:jc w:val="center"/>
               <w:cnfStyle w:val="000000000000" w:firstRow="0" w:lastRow="0" w:firstColumn="0" w:lastColumn="0" w:oddVBand="0" w:evenVBand="0" w:oddHBand="0" w:evenHBand="0" w:firstRowFirstColumn="0" w:firstRowLastColumn="0" w:lastRowFirstColumn="0" w:lastRowLastColumn="0"/>
               <w:rPr>
-                <w:rFonts w:ascii="Arial" w:eastAsia="微軟正黑體" w:hAnsi="Arial" w:cs="Times New Roman" w:hint="eastAsia"/>
+                <w:rFonts w:ascii="Arial" w:eastAsia="微軟正黑體" w:hAnsi="Arial" w:cs="Times New Roman"/>
                 <w:b/>
                 <w:bCs/>
                 <w:szCs w:val="24"/>
@@ -28606,7 +28325,7 @@
               <w:jc w:val="center"/>
               <w:cnfStyle w:val="000000000000" w:firstRow="0" w:lastRow="0" w:firstColumn="0" w:lastColumn="0" w:oddVBand="0" w:evenVBand="0" w:oddHBand="0" w:evenHBand="0" w:firstRowFirstColumn="0" w:firstRowLastColumn="0" w:lastRowFirstColumn="0" w:lastRowLastColumn="0"/>
               <w:rPr>
-                <w:rFonts w:ascii="Arial" w:eastAsia="微軟正黑體" w:hAnsi="Arial" w:cs="Times New Roman" w:hint="eastAsia"/>
+                <w:rFonts w:ascii="Arial" w:eastAsia="微軟正黑體" w:hAnsi="Arial" w:cs="Times New Roman"/>
                 <w:b/>
                 <w:bCs/>
                 <w:szCs w:val="24"/>
@@ -28625,7 +28344,7 @@
               <w:jc w:val="center"/>
               <w:cnfStyle w:val="000000000000" w:firstRow="0" w:lastRow="0" w:firstColumn="0" w:lastColumn="0" w:oddVBand="0" w:evenVBand="0" w:oddHBand="0" w:evenHBand="0" w:firstRowFirstColumn="0" w:firstRowLastColumn="0" w:lastRowFirstColumn="0" w:lastRowLastColumn="0"/>
               <w:rPr>
-                <w:rFonts w:ascii="Arial" w:eastAsia="微軟正黑體" w:hAnsi="Arial" w:cs="Times New Roman" w:hint="eastAsia"/>
+                <w:rFonts w:ascii="Arial" w:eastAsia="微軟正黑體" w:hAnsi="Arial" w:cs="Times New Roman"/>
                 <w:b/>
                 <w:bCs/>
                 <w:szCs w:val="24"/>
@@ -28650,7 +28369,7 @@
               <w:widowControl/>
               <w:jc w:val="center"/>
               <w:rPr>
-                <w:rFonts w:ascii="Arial" w:eastAsia="微軟正黑體" w:hAnsi="Arial" w:cs="Times New Roman" w:hint="eastAsia"/>
+                <w:rFonts w:ascii="Arial" w:eastAsia="微軟正黑體" w:hAnsi="Arial" w:cs="Times New Roman"/>
                 <w:b w:val="0"/>
                 <w:bCs w:val="0"/>
                 <w:sz w:val="20"/>
@@ -28678,7 +28397,7 @@
               <w:jc w:val="center"/>
               <w:cnfStyle w:val="000000100000" w:firstRow="0" w:lastRow="0" w:firstColumn="0" w:lastColumn="0" w:oddVBand="0" w:evenVBand="0" w:oddHBand="1" w:evenHBand="0" w:firstRowFirstColumn="0" w:firstRowLastColumn="0" w:lastRowFirstColumn="0" w:lastRowLastColumn="0"/>
               <w:rPr>
-                <w:rFonts w:ascii="Arial" w:eastAsia="微軟正黑體" w:hAnsi="Arial" w:cs="Times New Roman" w:hint="eastAsia"/>
+                <w:rFonts w:ascii="Arial" w:eastAsia="微軟正黑體" w:hAnsi="Arial" w:cs="Times New Roman"/>
                 <w:b/>
                 <w:bCs/>
                 <w:szCs w:val="24"/>
@@ -28697,7 +28416,7 @@
               <w:jc w:val="center"/>
               <w:cnfStyle w:val="000000100000" w:firstRow="0" w:lastRow="0" w:firstColumn="0" w:lastColumn="0" w:oddVBand="0" w:evenVBand="0" w:oddHBand="1" w:evenHBand="0" w:firstRowFirstColumn="0" w:firstRowLastColumn="0" w:lastRowFirstColumn="0" w:lastRowLastColumn="0"/>
               <w:rPr>
-                <w:rFonts w:ascii="Arial" w:eastAsia="微軟正黑體" w:hAnsi="Arial" w:cs="Times New Roman" w:hint="eastAsia"/>
+                <w:rFonts w:ascii="Arial" w:eastAsia="微軟正黑體" w:hAnsi="Arial" w:cs="Times New Roman"/>
                 <w:b/>
                 <w:bCs/>
                 <w:szCs w:val="24"/>
@@ -28716,7 +28435,7 @@
               <w:jc w:val="center"/>
               <w:cnfStyle w:val="000000100000" w:firstRow="0" w:lastRow="0" w:firstColumn="0" w:lastColumn="0" w:oddVBand="0" w:evenVBand="0" w:oddHBand="1" w:evenHBand="0" w:firstRowFirstColumn="0" w:firstRowLastColumn="0" w:lastRowFirstColumn="0" w:lastRowLastColumn="0"/>
               <w:rPr>
-                <w:rFonts w:ascii="Arial" w:eastAsia="微軟正黑體" w:hAnsi="Arial" w:cs="Times New Roman" w:hint="eastAsia"/>
+                <w:rFonts w:ascii="Arial" w:eastAsia="微軟正黑體" w:hAnsi="Arial" w:cs="Times New Roman"/>
                 <w:b/>
                 <w:bCs/>
                 <w:szCs w:val="24"/>
@@ -28735,7 +28454,7 @@
               <w:jc w:val="center"/>
               <w:cnfStyle w:val="000000100000" w:firstRow="0" w:lastRow="0" w:firstColumn="0" w:lastColumn="0" w:oddVBand="0" w:evenVBand="0" w:oddHBand="1" w:evenHBand="0" w:firstRowFirstColumn="0" w:firstRowLastColumn="0" w:lastRowFirstColumn="0" w:lastRowLastColumn="0"/>
               <w:rPr>
-                <w:rFonts w:ascii="Arial" w:eastAsia="微軟正黑體" w:hAnsi="Arial" w:cs="Times New Roman" w:hint="eastAsia"/>
+                <w:rFonts w:ascii="Arial" w:eastAsia="微軟正黑體" w:hAnsi="Arial" w:cs="Times New Roman"/>
                 <w:b/>
                 <w:bCs/>
                 <w:szCs w:val="24"/>
@@ -28754,7 +28473,7 @@
               <w:jc w:val="center"/>
               <w:cnfStyle w:val="000000100000" w:firstRow="0" w:lastRow="0" w:firstColumn="0" w:lastColumn="0" w:oddVBand="0" w:evenVBand="0" w:oddHBand="1" w:evenHBand="0" w:firstRowFirstColumn="0" w:firstRowLastColumn="0" w:lastRowFirstColumn="0" w:lastRowLastColumn="0"/>
               <w:rPr>
-                <w:rFonts w:ascii="Arial" w:eastAsia="微軟正黑體" w:hAnsi="Arial" w:cs="Times New Roman" w:hint="eastAsia"/>
+                <w:rFonts w:ascii="Arial" w:eastAsia="微軟正黑體" w:hAnsi="Arial" w:cs="Times New Roman"/>
                 <w:b/>
                 <w:bCs/>
                 <w:szCs w:val="24"/>
@@ -28773,7 +28492,7 @@
               <w:jc w:val="center"/>
               <w:cnfStyle w:val="000000100000" w:firstRow="0" w:lastRow="0" w:firstColumn="0" w:lastColumn="0" w:oddVBand="0" w:evenVBand="0" w:oddHBand="1" w:evenHBand="0" w:firstRowFirstColumn="0" w:firstRowLastColumn="0" w:lastRowFirstColumn="0" w:lastRowLastColumn="0"/>
               <w:rPr>
-                <w:rFonts w:ascii="Arial" w:eastAsia="微軟正黑體" w:hAnsi="Arial" w:cs="Times New Roman" w:hint="eastAsia"/>
+                <w:rFonts w:ascii="Arial" w:eastAsia="微軟正黑體" w:hAnsi="Arial" w:cs="Times New Roman"/>
                 <w:b/>
                 <w:bCs/>
                 <w:szCs w:val="24"/>
@@ -28792,7 +28511,7 @@
               <w:jc w:val="center"/>
               <w:cnfStyle w:val="000000100000" w:firstRow="0" w:lastRow="0" w:firstColumn="0" w:lastColumn="0" w:oddVBand="0" w:evenVBand="0" w:oddHBand="1" w:evenHBand="0" w:firstRowFirstColumn="0" w:firstRowLastColumn="0" w:lastRowFirstColumn="0" w:lastRowLastColumn="0"/>
               <w:rPr>
-                <w:rFonts w:ascii="Arial" w:eastAsia="微軟正黑體" w:hAnsi="Arial" w:cs="Times New Roman" w:hint="eastAsia"/>
+                <w:rFonts w:ascii="Arial" w:eastAsia="微軟正黑體" w:hAnsi="Arial" w:cs="Times New Roman"/>
                 <w:b/>
                 <w:bCs/>
                 <w:szCs w:val="24"/>
@@ -28811,7 +28530,7 @@
               <w:jc w:val="center"/>
               <w:cnfStyle w:val="000000100000" w:firstRow="0" w:lastRow="0" w:firstColumn="0" w:lastColumn="0" w:oddVBand="0" w:evenVBand="0" w:oddHBand="1" w:evenHBand="0" w:firstRowFirstColumn="0" w:firstRowLastColumn="0" w:lastRowFirstColumn="0" w:lastRowLastColumn="0"/>
               <w:rPr>
-                <w:rFonts w:ascii="Arial" w:eastAsia="微軟正黑體" w:hAnsi="Arial" w:cs="Times New Roman" w:hint="eastAsia"/>
+                <w:rFonts w:ascii="Arial" w:eastAsia="微軟正黑體" w:hAnsi="Arial" w:cs="Times New Roman"/>
                 <w:b/>
                 <w:bCs/>
                 <w:szCs w:val="24"/>
@@ -28830,7 +28549,7 @@
               <w:jc w:val="center"/>
               <w:cnfStyle w:val="000000100000" w:firstRow="0" w:lastRow="0" w:firstColumn="0" w:lastColumn="0" w:oddVBand="0" w:evenVBand="0" w:oddHBand="1" w:evenHBand="0" w:firstRowFirstColumn="0" w:firstRowLastColumn="0" w:lastRowFirstColumn="0" w:lastRowLastColumn="0"/>
               <w:rPr>
-                <w:rFonts w:ascii="Arial" w:eastAsia="微軟正黑體" w:hAnsi="Arial" w:cs="Times New Roman" w:hint="eastAsia"/>
+                <w:rFonts w:ascii="Arial" w:eastAsia="微軟正黑體" w:hAnsi="Arial" w:cs="Times New Roman"/>
                 <w:b/>
                 <w:bCs/>
                 <w:szCs w:val="24"/>
@@ -28856,7 +28575,7 @@
               <w:jc w:val="center"/>
               <w:cnfStyle w:val="000000100000" w:firstRow="0" w:lastRow="0" w:firstColumn="0" w:lastColumn="0" w:oddVBand="0" w:evenVBand="0" w:oddHBand="1" w:evenHBand="0" w:firstRowFirstColumn="0" w:firstRowLastColumn="0" w:lastRowFirstColumn="0" w:lastRowLastColumn="0"/>
               <w:rPr>
-                <w:rFonts w:ascii="Arial" w:eastAsia="微軟正黑體" w:hAnsi="Arial" w:cs="Times New Roman" w:hint="eastAsia"/>
+                <w:rFonts w:ascii="Arial" w:eastAsia="微軟正黑體" w:hAnsi="Arial" w:cs="Times New Roman"/>
                 <w:b/>
                 <w:bCs/>
                 <w:szCs w:val="24"/>
@@ -28875,7 +28594,7 @@
               <w:jc w:val="center"/>
               <w:cnfStyle w:val="000000100000" w:firstRow="0" w:lastRow="0" w:firstColumn="0" w:lastColumn="0" w:oddVBand="0" w:evenVBand="0" w:oddHBand="1" w:evenHBand="0" w:firstRowFirstColumn="0" w:firstRowLastColumn="0" w:lastRowFirstColumn="0" w:lastRowLastColumn="0"/>
               <w:rPr>
-                <w:rFonts w:ascii="Arial" w:eastAsia="微軟正黑體" w:hAnsi="Arial" w:cs="Times New Roman" w:hint="eastAsia"/>
+                <w:rFonts w:ascii="Arial" w:eastAsia="微軟正黑體" w:hAnsi="Arial" w:cs="Times New Roman"/>
                 <w:b/>
                 <w:bCs/>
                 <w:szCs w:val="24"/>
@@ -28894,7 +28613,7 @@
               <w:jc w:val="center"/>
               <w:cnfStyle w:val="000000100000" w:firstRow="0" w:lastRow="0" w:firstColumn="0" w:lastColumn="0" w:oddVBand="0" w:evenVBand="0" w:oddHBand="1" w:evenHBand="0" w:firstRowFirstColumn="0" w:firstRowLastColumn="0" w:lastRowFirstColumn="0" w:lastRowLastColumn="0"/>
               <w:rPr>
-                <w:rFonts w:ascii="Arial" w:eastAsia="微軟正黑體" w:hAnsi="Arial" w:cs="Times New Roman" w:hint="eastAsia"/>
+                <w:rFonts w:ascii="Arial" w:eastAsia="微軟正黑體" w:hAnsi="Arial" w:cs="Times New Roman"/>
                 <w:b/>
                 <w:bCs/>
                 <w:szCs w:val="24"/>
@@ -28913,7 +28632,7 @@
               <w:jc w:val="center"/>
               <w:cnfStyle w:val="000000100000" w:firstRow="0" w:lastRow="0" w:firstColumn="0" w:lastColumn="0" w:oddVBand="0" w:evenVBand="0" w:oddHBand="1" w:evenHBand="0" w:firstRowFirstColumn="0" w:firstRowLastColumn="0" w:lastRowFirstColumn="0" w:lastRowLastColumn="0"/>
               <w:rPr>
-                <w:rFonts w:ascii="Arial" w:eastAsia="微軟正黑體" w:hAnsi="Arial" w:cs="Times New Roman" w:hint="eastAsia"/>
+                <w:rFonts w:ascii="Arial" w:eastAsia="微軟正黑體" w:hAnsi="Arial" w:cs="Times New Roman"/>
                 <w:b/>
                 <w:bCs/>
                 <w:szCs w:val="24"/>
@@ -28932,7 +28651,7 @@
               <w:jc w:val="center"/>
               <w:cnfStyle w:val="000000100000" w:firstRow="0" w:lastRow="0" w:firstColumn="0" w:lastColumn="0" w:oddVBand="0" w:evenVBand="0" w:oddHBand="1" w:evenHBand="0" w:firstRowFirstColumn="0" w:firstRowLastColumn="0" w:lastRowFirstColumn="0" w:lastRowLastColumn="0"/>
               <w:rPr>
-                <w:rFonts w:ascii="Arial" w:eastAsia="微軟正黑體" w:hAnsi="Arial" w:cs="Times New Roman" w:hint="eastAsia"/>
+                <w:rFonts w:ascii="Arial" w:eastAsia="微軟正黑體" w:hAnsi="Arial" w:cs="Times New Roman"/>
                 <w:b/>
                 <w:bCs/>
                 <w:szCs w:val="24"/>
@@ -28951,7 +28670,7 @@
               <w:jc w:val="center"/>
               <w:cnfStyle w:val="000000100000" w:firstRow="0" w:lastRow="0" w:firstColumn="0" w:lastColumn="0" w:oddVBand="0" w:evenVBand="0" w:oddHBand="1" w:evenHBand="0" w:firstRowFirstColumn="0" w:firstRowLastColumn="0" w:lastRowFirstColumn="0" w:lastRowLastColumn="0"/>
               <w:rPr>
-                <w:rFonts w:ascii="Arial" w:eastAsia="微軟正黑體" w:hAnsi="Arial" w:cs="Times New Roman" w:hint="eastAsia"/>
+                <w:rFonts w:ascii="Arial" w:eastAsia="微軟正黑體" w:hAnsi="Arial" w:cs="Times New Roman"/>
                 <w:b/>
                 <w:bCs/>
                 <w:szCs w:val="24"/>
@@ -28975,7 +28694,7 @@
               <w:widowControl/>
               <w:jc w:val="center"/>
               <w:rPr>
-                <w:rFonts w:ascii="Arial" w:eastAsia="微軟正黑體" w:hAnsi="Arial" w:cs="Times New Roman" w:hint="eastAsia"/>
+                <w:rFonts w:ascii="Arial" w:eastAsia="微軟正黑體" w:hAnsi="Arial" w:cs="Times New Roman"/>
                 <w:b w:val="0"/>
                 <w:bCs w:val="0"/>
                 <w:sz w:val="20"/>
@@ -29003,7 +28722,7 @@
               <w:jc w:val="center"/>
               <w:cnfStyle w:val="000000000000" w:firstRow="0" w:lastRow="0" w:firstColumn="0" w:lastColumn="0" w:oddVBand="0" w:evenVBand="0" w:oddHBand="0" w:evenHBand="0" w:firstRowFirstColumn="0" w:firstRowLastColumn="0" w:lastRowFirstColumn="0" w:lastRowLastColumn="0"/>
               <w:rPr>
-                <w:rFonts w:ascii="Arial" w:eastAsia="微軟正黑體" w:hAnsi="Arial" w:cs="Times New Roman" w:hint="eastAsia"/>
+                <w:rFonts w:ascii="Arial" w:eastAsia="微軟正黑體" w:hAnsi="Arial" w:cs="Times New Roman"/>
                 <w:b/>
                 <w:bCs/>
                 <w:szCs w:val="24"/>
@@ -29022,7 +28741,7 @@
               <w:jc w:val="center"/>
               <w:cnfStyle w:val="000000000000" w:firstRow="0" w:lastRow="0" w:firstColumn="0" w:lastColumn="0" w:oddVBand="0" w:evenVBand="0" w:oddHBand="0" w:evenHBand="0" w:firstRowFirstColumn="0" w:firstRowLastColumn="0" w:lastRowFirstColumn="0" w:lastRowLastColumn="0"/>
               <w:rPr>
-                <w:rFonts w:ascii="Arial" w:eastAsia="微軟正黑體" w:hAnsi="Arial" w:cs="Times New Roman" w:hint="eastAsia"/>
+                <w:rFonts w:ascii="Arial" w:eastAsia="微軟正黑體" w:hAnsi="Arial" w:cs="Times New Roman"/>
                 <w:b/>
                 <w:bCs/>
                 <w:szCs w:val="24"/>
@@ -29041,7 +28760,7 @@
               <w:jc w:val="center"/>
               <w:cnfStyle w:val="000000000000" w:firstRow="0" w:lastRow="0" w:firstColumn="0" w:lastColumn="0" w:oddVBand="0" w:evenVBand="0" w:oddHBand="0" w:evenHBand="0" w:firstRowFirstColumn="0" w:firstRowLastColumn="0" w:lastRowFirstColumn="0" w:lastRowLastColumn="0"/>
               <w:rPr>
-                <w:rFonts w:ascii="Arial" w:eastAsia="微軟正黑體" w:hAnsi="Arial" w:cs="Times New Roman" w:hint="eastAsia"/>
+                <w:rFonts w:ascii="Arial" w:eastAsia="微軟正黑體" w:hAnsi="Arial" w:cs="Times New Roman"/>
                 <w:b/>
                 <w:bCs/>
                 <w:szCs w:val="24"/>
@@ -29060,7 +28779,7 @@
               <w:jc w:val="center"/>
               <w:cnfStyle w:val="000000000000" w:firstRow="0" w:lastRow="0" w:firstColumn="0" w:lastColumn="0" w:oddVBand="0" w:evenVBand="0" w:oddHBand="0" w:evenHBand="0" w:firstRowFirstColumn="0" w:firstRowLastColumn="0" w:lastRowFirstColumn="0" w:lastRowLastColumn="0"/>
               <w:rPr>
-                <w:rFonts w:ascii="Arial" w:eastAsia="微軟正黑體" w:hAnsi="Arial" w:cs="Times New Roman" w:hint="eastAsia"/>
+                <w:rFonts w:ascii="Arial" w:eastAsia="微軟正黑體" w:hAnsi="Arial" w:cs="Times New Roman"/>
                 <w:b/>
                 <w:bCs/>
                 <w:szCs w:val="24"/>
@@ -29079,7 +28798,7 @@
               <w:jc w:val="center"/>
               <w:cnfStyle w:val="000000000000" w:firstRow="0" w:lastRow="0" w:firstColumn="0" w:lastColumn="0" w:oddVBand="0" w:evenVBand="0" w:oddHBand="0" w:evenHBand="0" w:firstRowFirstColumn="0" w:firstRowLastColumn="0" w:lastRowFirstColumn="0" w:lastRowLastColumn="0"/>
               <w:rPr>
-                <w:rFonts w:ascii="Arial" w:eastAsia="微軟正黑體" w:hAnsi="Arial" w:cs="Times New Roman" w:hint="eastAsia"/>
+                <w:rFonts w:ascii="Arial" w:eastAsia="微軟正黑體" w:hAnsi="Arial" w:cs="Times New Roman"/>
                 <w:b/>
                 <w:bCs/>
                 <w:szCs w:val="24"/>
@@ -29098,7 +28817,7 @@
               <w:jc w:val="center"/>
               <w:cnfStyle w:val="000000000000" w:firstRow="0" w:lastRow="0" w:firstColumn="0" w:lastColumn="0" w:oddVBand="0" w:evenVBand="0" w:oddHBand="0" w:evenHBand="0" w:firstRowFirstColumn="0" w:firstRowLastColumn="0" w:lastRowFirstColumn="0" w:lastRowLastColumn="0"/>
               <w:rPr>
-                <w:rFonts w:ascii="Arial" w:eastAsia="微軟正黑體" w:hAnsi="Arial" w:cs="Times New Roman" w:hint="eastAsia"/>
+                <w:rFonts w:ascii="Arial" w:eastAsia="微軟正黑體" w:hAnsi="Arial" w:cs="Times New Roman"/>
                 <w:b/>
                 <w:bCs/>
                 <w:szCs w:val="24"/>
@@ -29117,7 +28836,7 @@
               <w:jc w:val="center"/>
               <w:cnfStyle w:val="000000000000" w:firstRow="0" w:lastRow="0" w:firstColumn="0" w:lastColumn="0" w:oddVBand="0" w:evenVBand="0" w:oddHBand="0" w:evenHBand="0" w:firstRowFirstColumn="0" w:firstRowLastColumn="0" w:lastRowFirstColumn="0" w:lastRowLastColumn="0"/>
               <w:rPr>
-                <w:rFonts w:ascii="Arial" w:eastAsia="微軟正黑體" w:hAnsi="Arial" w:cs="Times New Roman" w:hint="eastAsia"/>
+                <w:rFonts w:ascii="Arial" w:eastAsia="微軟正黑體" w:hAnsi="Arial" w:cs="Times New Roman"/>
                 <w:b/>
                 <w:bCs/>
                 <w:szCs w:val="24"/>
@@ -29136,7 +28855,7 @@
               <w:jc w:val="center"/>
               <w:cnfStyle w:val="000000000000" w:firstRow="0" w:lastRow="0" w:firstColumn="0" w:lastColumn="0" w:oddVBand="0" w:evenVBand="0" w:oddHBand="0" w:evenHBand="0" w:firstRowFirstColumn="0" w:firstRowLastColumn="0" w:lastRowFirstColumn="0" w:lastRowLastColumn="0"/>
               <w:rPr>
-                <w:rFonts w:ascii="Arial" w:eastAsia="微軟正黑體" w:hAnsi="Arial" w:cs="Times New Roman" w:hint="eastAsia"/>
+                <w:rFonts w:ascii="Arial" w:eastAsia="微軟正黑體" w:hAnsi="Arial" w:cs="Times New Roman"/>
                 <w:b/>
                 <w:bCs/>
                 <w:szCs w:val="24"/>
@@ -29155,7 +28874,7 @@
               <w:jc w:val="center"/>
               <w:cnfStyle w:val="000000000000" w:firstRow="0" w:lastRow="0" w:firstColumn="0" w:lastColumn="0" w:oddVBand="0" w:evenVBand="0" w:oddHBand="0" w:evenHBand="0" w:firstRowFirstColumn="0" w:firstRowLastColumn="0" w:lastRowFirstColumn="0" w:lastRowLastColumn="0"/>
               <w:rPr>
-                <w:rFonts w:ascii="Arial" w:eastAsia="微軟正黑體" w:hAnsi="Arial" w:cs="Times New Roman" w:hint="eastAsia"/>
+                <w:rFonts w:ascii="Arial" w:eastAsia="微軟正黑體" w:hAnsi="Arial" w:cs="Times New Roman"/>
                 <w:b/>
                 <w:bCs/>
                 <w:szCs w:val="24"/>
@@ -29174,7 +28893,7 @@
               <w:jc w:val="center"/>
               <w:cnfStyle w:val="000000000000" w:firstRow="0" w:lastRow="0" w:firstColumn="0" w:lastColumn="0" w:oddVBand="0" w:evenVBand="0" w:oddHBand="0" w:evenHBand="0" w:firstRowFirstColumn="0" w:firstRowLastColumn="0" w:lastRowFirstColumn="0" w:lastRowLastColumn="0"/>
               <w:rPr>
-                <w:rFonts w:ascii="Arial" w:eastAsia="微軟正黑體" w:hAnsi="Arial" w:cs="Times New Roman" w:hint="eastAsia"/>
+                <w:rFonts w:ascii="Arial" w:eastAsia="微軟正黑體" w:hAnsi="Arial" w:cs="Times New Roman"/>
                 <w:b/>
                 <w:bCs/>
                 <w:szCs w:val="24"/>
@@ -29193,7 +28912,7 @@
               <w:jc w:val="center"/>
               <w:cnfStyle w:val="000000000000" w:firstRow="0" w:lastRow="0" w:firstColumn="0" w:lastColumn="0" w:oddVBand="0" w:evenVBand="0" w:oddHBand="0" w:evenHBand="0" w:firstRowFirstColumn="0" w:firstRowLastColumn="0" w:lastRowFirstColumn="0" w:lastRowLastColumn="0"/>
               <w:rPr>
-                <w:rFonts w:ascii="Arial" w:eastAsia="微軟正黑體" w:hAnsi="Arial" w:cs="Times New Roman" w:hint="eastAsia"/>
+                <w:rFonts w:ascii="Arial" w:eastAsia="微軟正黑體" w:hAnsi="Arial" w:cs="Times New Roman"/>
                 <w:b/>
                 <w:bCs/>
                 <w:szCs w:val="24"/>
@@ -29219,7 +28938,7 @@
               <w:jc w:val="center"/>
               <w:cnfStyle w:val="000000000000" w:firstRow="0" w:lastRow="0" w:firstColumn="0" w:lastColumn="0" w:oddVBand="0" w:evenVBand="0" w:oddHBand="0" w:evenHBand="0" w:firstRowFirstColumn="0" w:firstRowLastColumn="0" w:lastRowFirstColumn="0" w:lastRowLastColumn="0"/>
               <w:rPr>
-                <w:rFonts w:ascii="Arial" w:eastAsia="微軟正黑體" w:hAnsi="Arial" w:cs="Times New Roman" w:hint="eastAsia"/>
+                <w:rFonts w:ascii="Arial" w:eastAsia="微軟正黑體" w:hAnsi="Arial" w:cs="Times New Roman"/>
                 <w:b/>
                 <w:bCs/>
                 <w:szCs w:val="24"/>
@@ -29238,7 +28957,7 @@
               <w:jc w:val="center"/>
               <w:cnfStyle w:val="000000000000" w:firstRow="0" w:lastRow="0" w:firstColumn="0" w:lastColumn="0" w:oddVBand="0" w:evenVBand="0" w:oddHBand="0" w:evenHBand="0" w:firstRowFirstColumn="0" w:firstRowLastColumn="0" w:lastRowFirstColumn="0" w:lastRowLastColumn="0"/>
               <w:rPr>
-                <w:rFonts w:ascii="Arial" w:eastAsia="微軟正黑體" w:hAnsi="Arial" w:cs="Times New Roman" w:hint="eastAsia"/>
+                <w:rFonts w:ascii="Arial" w:eastAsia="微軟正黑體" w:hAnsi="Arial" w:cs="Times New Roman"/>
                 <w:b/>
                 <w:bCs/>
                 <w:szCs w:val="24"/>
@@ -29257,7 +28976,7 @@
               <w:jc w:val="center"/>
               <w:cnfStyle w:val="000000000000" w:firstRow="0" w:lastRow="0" w:firstColumn="0" w:lastColumn="0" w:oddVBand="0" w:evenVBand="0" w:oddHBand="0" w:evenHBand="0" w:firstRowFirstColumn="0" w:firstRowLastColumn="0" w:lastRowFirstColumn="0" w:lastRowLastColumn="0"/>
               <w:rPr>
-                <w:rFonts w:ascii="Arial" w:eastAsia="微軟正黑體" w:hAnsi="Arial" w:cs="Times New Roman" w:hint="eastAsia"/>
+                <w:rFonts w:ascii="Arial" w:eastAsia="微軟正黑體" w:hAnsi="Arial" w:cs="Times New Roman"/>
                 <w:b/>
                 <w:bCs/>
                 <w:szCs w:val="24"/>
@@ -29276,7 +28995,7 @@
               <w:jc w:val="center"/>
               <w:cnfStyle w:val="000000000000" w:firstRow="0" w:lastRow="0" w:firstColumn="0" w:lastColumn="0" w:oddVBand="0" w:evenVBand="0" w:oddHBand="0" w:evenHBand="0" w:firstRowFirstColumn="0" w:firstRowLastColumn="0" w:lastRowFirstColumn="0" w:lastRowLastColumn="0"/>
               <w:rPr>
-                <w:rFonts w:ascii="Arial" w:eastAsia="微軟正黑體" w:hAnsi="Arial" w:cs="Times New Roman" w:hint="eastAsia"/>
+                <w:rFonts w:ascii="Arial" w:eastAsia="微軟正黑體" w:hAnsi="Arial" w:cs="Times New Roman"/>
                 <w:b/>
                 <w:bCs/>
                 <w:szCs w:val="24"/>
@@ -29301,7 +29020,7 @@
               <w:widowControl/>
               <w:jc w:val="center"/>
               <w:rPr>
-                <w:rFonts w:ascii="Arial" w:eastAsia="微軟正黑體" w:hAnsi="Arial" w:cs="Times New Roman" w:hint="eastAsia"/>
+                <w:rFonts w:ascii="Arial" w:eastAsia="微軟正黑體" w:hAnsi="Arial" w:cs="Times New Roman"/>
                 <w:b w:val="0"/>
                 <w:bCs w:val="0"/>
                 <w:sz w:val="20"/>
@@ -29329,7 +29048,7 @@
               <w:jc w:val="center"/>
               <w:cnfStyle w:val="000000100000" w:firstRow="0" w:lastRow="0" w:firstColumn="0" w:lastColumn="0" w:oddVBand="0" w:evenVBand="0" w:oddHBand="1" w:evenHBand="0" w:firstRowFirstColumn="0" w:firstRowLastColumn="0" w:lastRowFirstColumn="0" w:lastRowLastColumn="0"/>
               <w:rPr>
-                <w:rFonts w:ascii="Arial" w:eastAsia="微軟正黑體" w:hAnsi="Arial" w:cs="Times New Roman" w:hint="eastAsia"/>
+                <w:rFonts w:ascii="Arial" w:eastAsia="微軟正黑體" w:hAnsi="Arial" w:cs="Times New Roman"/>
                 <w:b/>
                 <w:bCs/>
                 <w:szCs w:val="24"/>
@@ -29348,7 +29067,7 @@
               <w:jc w:val="center"/>
               <w:cnfStyle w:val="000000100000" w:firstRow="0" w:lastRow="0" w:firstColumn="0" w:lastColumn="0" w:oddVBand="0" w:evenVBand="0" w:oddHBand="1" w:evenHBand="0" w:firstRowFirstColumn="0" w:firstRowLastColumn="0" w:lastRowFirstColumn="0" w:lastRowLastColumn="0"/>
               <w:rPr>
-                <w:rFonts w:ascii="Arial" w:eastAsia="微軟正黑體" w:hAnsi="Arial" w:cs="Times New Roman" w:hint="eastAsia"/>
+                <w:rFonts w:ascii="Arial" w:eastAsia="微軟正黑體" w:hAnsi="Arial" w:cs="Times New Roman"/>
                 <w:b/>
                 <w:bCs/>
                 <w:szCs w:val="24"/>
@@ -29367,7 +29086,7 @@
               <w:jc w:val="center"/>
               <w:cnfStyle w:val="000000100000" w:firstRow="0" w:lastRow="0" w:firstColumn="0" w:lastColumn="0" w:oddVBand="0" w:evenVBand="0" w:oddHBand="1" w:evenHBand="0" w:firstRowFirstColumn="0" w:firstRowLastColumn="0" w:lastRowFirstColumn="0" w:lastRowLastColumn="0"/>
               <w:rPr>
-                <w:rFonts w:ascii="Arial" w:eastAsia="微軟正黑體" w:hAnsi="Arial" w:cs="Times New Roman" w:hint="eastAsia"/>
+                <w:rFonts w:ascii="Arial" w:eastAsia="微軟正黑體" w:hAnsi="Arial" w:cs="Times New Roman"/>
                 <w:b/>
                 <w:bCs/>
                 <w:szCs w:val="24"/>
@@ -29386,7 +29105,7 @@
               <w:jc w:val="center"/>
               <w:cnfStyle w:val="000000100000" w:firstRow="0" w:lastRow="0" w:firstColumn="0" w:lastColumn="0" w:oddVBand="0" w:evenVBand="0" w:oddHBand="1" w:evenHBand="0" w:firstRowFirstColumn="0" w:firstRowLastColumn="0" w:lastRowFirstColumn="0" w:lastRowLastColumn="0"/>
               <w:rPr>
-                <w:rFonts w:ascii="Arial" w:eastAsia="微軟正黑體" w:hAnsi="Arial" w:cs="Times New Roman" w:hint="eastAsia"/>
+                <w:rFonts w:ascii="Arial" w:eastAsia="微軟正黑體" w:hAnsi="Arial" w:cs="Times New Roman"/>
                 <w:b/>
                 <w:bCs/>
                 <w:szCs w:val="24"/>
@@ -29405,7 +29124,7 @@
               <w:jc w:val="center"/>
               <w:cnfStyle w:val="000000100000" w:firstRow="0" w:lastRow="0" w:firstColumn="0" w:lastColumn="0" w:oddVBand="0" w:evenVBand="0" w:oddHBand="1" w:evenHBand="0" w:firstRowFirstColumn="0" w:firstRowLastColumn="0" w:lastRowFirstColumn="0" w:lastRowLastColumn="0"/>
               <w:rPr>
-                <w:rFonts w:ascii="Arial" w:eastAsia="微軟正黑體" w:hAnsi="Arial" w:cs="Times New Roman" w:hint="eastAsia"/>
+                <w:rFonts w:ascii="Arial" w:eastAsia="微軟正黑體" w:hAnsi="Arial" w:cs="Times New Roman"/>
                 <w:b/>
                 <w:bCs/>
                 <w:szCs w:val="24"/>
@@ -29424,7 +29143,7 @@
               <w:jc w:val="center"/>
               <w:cnfStyle w:val="000000100000" w:firstRow="0" w:lastRow="0" w:firstColumn="0" w:lastColumn="0" w:oddVBand="0" w:evenVBand="0" w:oddHBand="1" w:evenHBand="0" w:firstRowFirstColumn="0" w:firstRowLastColumn="0" w:lastRowFirstColumn="0" w:lastRowLastColumn="0"/>
               <w:rPr>
-                <w:rFonts w:ascii="Arial" w:eastAsia="微軟正黑體" w:hAnsi="Arial" w:cs="Times New Roman" w:hint="eastAsia"/>
+                <w:rFonts w:ascii="Arial" w:eastAsia="微軟正黑體" w:hAnsi="Arial" w:cs="Times New Roman"/>
                 <w:b/>
                 <w:bCs/>
                 <w:szCs w:val="24"/>
@@ -29443,7 +29162,7 @@
               <w:jc w:val="center"/>
               <w:cnfStyle w:val="000000100000" w:firstRow="0" w:lastRow="0" w:firstColumn="0" w:lastColumn="0" w:oddVBand="0" w:evenVBand="0" w:oddHBand="1" w:evenHBand="0" w:firstRowFirstColumn="0" w:firstRowLastColumn="0" w:lastRowFirstColumn="0" w:lastRowLastColumn="0"/>
               <w:rPr>
-                <w:rFonts w:ascii="Arial" w:eastAsia="微軟正黑體" w:hAnsi="Arial" w:cs="Times New Roman" w:hint="eastAsia"/>
+                <w:rFonts w:ascii="Arial" w:eastAsia="微軟正黑體" w:hAnsi="Arial" w:cs="Times New Roman"/>
                 <w:b/>
                 <w:bCs/>
                 <w:szCs w:val="24"/>
@@ -29462,7 +29181,7 @@
               <w:jc w:val="center"/>
               <w:cnfStyle w:val="000000100000" w:firstRow="0" w:lastRow="0" w:firstColumn="0" w:lastColumn="0" w:oddVBand="0" w:evenVBand="0" w:oddHBand="1" w:evenHBand="0" w:firstRowFirstColumn="0" w:firstRowLastColumn="0" w:lastRowFirstColumn="0" w:lastRowLastColumn="0"/>
               <w:rPr>
-                <w:rFonts w:ascii="Arial" w:eastAsia="微軟正黑體" w:hAnsi="Arial" w:cs="Times New Roman" w:hint="eastAsia"/>
+                <w:rFonts w:ascii="Arial" w:eastAsia="微軟正黑體" w:hAnsi="Arial" w:cs="Times New Roman"/>
                 <w:b/>
                 <w:bCs/>
                 <w:szCs w:val="24"/>
@@ -29481,7 +29200,7 @@
               <w:jc w:val="center"/>
               <w:cnfStyle w:val="000000100000" w:firstRow="0" w:lastRow="0" w:firstColumn="0" w:lastColumn="0" w:oddVBand="0" w:evenVBand="0" w:oddHBand="1" w:evenHBand="0" w:firstRowFirstColumn="0" w:firstRowLastColumn="0" w:lastRowFirstColumn="0" w:lastRowLastColumn="0"/>
               <w:rPr>
-                <w:rFonts w:ascii="Arial" w:eastAsia="微軟正黑體" w:hAnsi="Arial" w:cs="Times New Roman" w:hint="eastAsia"/>
+                <w:rFonts w:ascii="Arial" w:eastAsia="微軟正黑體" w:hAnsi="Arial" w:cs="Times New Roman"/>
                 <w:b/>
                 <w:bCs/>
                 <w:szCs w:val="24"/>
@@ -29500,7 +29219,7 @@
               <w:jc w:val="center"/>
               <w:cnfStyle w:val="000000100000" w:firstRow="0" w:lastRow="0" w:firstColumn="0" w:lastColumn="0" w:oddVBand="0" w:evenVBand="0" w:oddHBand="1" w:evenHBand="0" w:firstRowFirstColumn="0" w:firstRowLastColumn="0" w:lastRowFirstColumn="0" w:lastRowLastColumn="0"/>
               <w:rPr>
-                <w:rFonts w:ascii="Arial" w:eastAsia="微軟正黑體" w:hAnsi="Arial" w:cs="Times New Roman" w:hint="eastAsia"/>
+                <w:rFonts w:ascii="Arial" w:eastAsia="微軟正黑體" w:hAnsi="Arial" w:cs="Times New Roman"/>
                 <w:b/>
                 <w:bCs/>
                 <w:szCs w:val="24"/>
@@ -29519,7 +29238,7 @@
               <w:jc w:val="center"/>
               <w:cnfStyle w:val="000000100000" w:firstRow="0" w:lastRow="0" w:firstColumn="0" w:lastColumn="0" w:oddVBand="0" w:evenVBand="0" w:oddHBand="1" w:evenHBand="0" w:firstRowFirstColumn="0" w:firstRowLastColumn="0" w:lastRowFirstColumn="0" w:lastRowLastColumn="0"/>
               <w:rPr>
-                <w:rFonts w:ascii="Arial" w:eastAsia="微軟正黑體" w:hAnsi="Arial" w:cs="Times New Roman" w:hint="eastAsia"/>
+                <w:rFonts w:ascii="Arial" w:eastAsia="微軟正黑體" w:hAnsi="Arial" w:cs="Times New Roman"/>
                 <w:b/>
                 <w:bCs/>
                 <w:szCs w:val="24"/>
@@ -29538,7 +29257,7 @@
               <w:jc w:val="center"/>
               <w:cnfStyle w:val="000000100000" w:firstRow="0" w:lastRow="0" w:firstColumn="0" w:lastColumn="0" w:oddVBand="0" w:evenVBand="0" w:oddHBand="1" w:evenHBand="0" w:firstRowFirstColumn="0" w:firstRowLastColumn="0" w:lastRowFirstColumn="0" w:lastRowLastColumn="0"/>
               <w:rPr>
-                <w:rFonts w:ascii="Arial" w:eastAsia="微軟正黑體" w:hAnsi="Arial" w:cs="Times New Roman" w:hint="eastAsia"/>
+                <w:rFonts w:ascii="Arial" w:eastAsia="微軟正黑體" w:hAnsi="Arial" w:cs="Times New Roman"/>
                 <w:b/>
                 <w:bCs/>
                 <w:szCs w:val="24"/>
@@ -29564,7 +29283,7 @@
               <w:jc w:val="center"/>
               <w:cnfStyle w:val="000000100000" w:firstRow="0" w:lastRow="0" w:firstColumn="0" w:lastColumn="0" w:oddVBand="0" w:evenVBand="0" w:oddHBand="1" w:evenHBand="0" w:firstRowFirstColumn="0" w:firstRowLastColumn="0" w:lastRowFirstColumn="0" w:lastRowLastColumn="0"/>
               <w:rPr>
-                <w:rFonts w:ascii="Arial" w:eastAsia="微軟正黑體" w:hAnsi="Arial" w:cs="Times New Roman" w:hint="eastAsia"/>
+                <w:rFonts w:ascii="Arial" w:eastAsia="微軟正黑體" w:hAnsi="Arial" w:cs="Times New Roman"/>
                 <w:b/>
                 <w:bCs/>
                 <w:szCs w:val="24"/>
@@ -29583,7 +29302,7 @@
               <w:jc w:val="center"/>
               <w:cnfStyle w:val="000000100000" w:firstRow="0" w:lastRow="0" w:firstColumn="0" w:lastColumn="0" w:oddVBand="0" w:evenVBand="0" w:oddHBand="1" w:evenHBand="0" w:firstRowFirstColumn="0" w:firstRowLastColumn="0" w:lastRowFirstColumn="0" w:lastRowLastColumn="0"/>
               <w:rPr>
-                <w:rFonts w:ascii="Arial" w:eastAsia="微軟正黑體" w:hAnsi="Arial" w:cs="Times New Roman" w:hint="eastAsia"/>
+                <w:rFonts w:ascii="Arial" w:eastAsia="微軟正黑體" w:hAnsi="Arial" w:cs="Times New Roman"/>
                 <w:b/>
                 <w:bCs/>
                 <w:szCs w:val="24"/>
@@ -29602,7 +29321,7 @@
               <w:jc w:val="center"/>
               <w:cnfStyle w:val="000000100000" w:firstRow="0" w:lastRow="0" w:firstColumn="0" w:lastColumn="0" w:oddVBand="0" w:evenVBand="0" w:oddHBand="1" w:evenHBand="0" w:firstRowFirstColumn="0" w:firstRowLastColumn="0" w:lastRowFirstColumn="0" w:lastRowLastColumn="0"/>
               <w:rPr>
-                <w:rFonts w:ascii="Arial" w:eastAsia="微軟正黑體" w:hAnsi="Arial" w:cs="Times New Roman" w:hint="eastAsia"/>
+                <w:rFonts w:ascii="Arial" w:eastAsia="微軟正黑體" w:hAnsi="Arial" w:cs="Times New Roman"/>
                 <w:b/>
                 <w:bCs/>
                 <w:szCs w:val="24"/>
@@ -29626,7 +29345,7 @@
               <w:widowControl/>
               <w:jc w:val="center"/>
               <w:rPr>
-                <w:rFonts w:ascii="Arial" w:eastAsia="微軟正黑體" w:hAnsi="Arial" w:cs="Times New Roman" w:hint="eastAsia"/>
+                <w:rFonts w:ascii="Arial" w:eastAsia="微軟正黑體" w:hAnsi="Arial" w:cs="Times New Roman"/>
                 <w:b w:val="0"/>
                 <w:bCs w:val="0"/>
                 <w:sz w:val="20"/>
@@ -29654,7 +29373,7 @@
               <w:jc w:val="center"/>
               <w:cnfStyle w:val="000000000000" w:firstRow="0" w:lastRow="0" w:firstColumn="0" w:lastColumn="0" w:oddVBand="0" w:evenVBand="0" w:oddHBand="0" w:evenHBand="0" w:firstRowFirstColumn="0" w:firstRowLastColumn="0" w:lastRowFirstColumn="0" w:lastRowLastColumn="0"/>
               <w:rPr>
-                <w:rFonts w:ascii="Arial" w:eastAsia="微軟正黑體" w:hAnsi="Arial" w:cs="Times New Roman" w:hint="eastAsia"/>
+                <w:rFonts w:ascii="Arial" w:eastAsia="微軟正黑體" w:hAnsi="Arial" w:cs="Times New Roman"/>
                 <w:b/>
                 <w:bCs/>
                 <w:szCs w:val="24"/>
@@ -29673,7 +29392,7 @@
               <w:jc w:val="center"/>
               <w:cnfStyle w:val="000000000000" w:firstRow="0" w:lastRow="0" w:firstColumn="0" w:lastColumn="0" w:oddVBand="0" w:evenVBand="0" w:oddHBand="0" w:evenHBand="0" w:firstRowFirstColumn="0" w:firstRowLastColumn="0" w:lastRowFirstColumn="0" w:lastRowLastColumn="0"/>
               <w:rPr>
-                <w:rFonts w:ascii="Arial" w:eastAsia="微軟正黑體" w:hAnsi="Arial" w:cs="Times New Roman" w:hint="eastAsia"/>
+                <w:rFonts w:ascii="Arial" w:eastAsia="微軟正黑體" w:hAnsi="Arial" w:cs="Times New Roman"/>
                 <w:b/>
                 <w:bCs/>
                 <w:szCs w:val="24"/>
@@ -29692,7 +29411,7 @@
               <w:jc w:val="center"/>
               <w:cnfStyle w:val="000000000000" w:firstRow="0" w:lastRow="0" w:firstColumn="0" w:lastColumn="0" w:oddVBand="0" w:evenVBand="0" w:oddHBand="0" w:evenHBand="0" w:firstRowFirstColumn="0" w:firstRowLastColumn="0" w:lastRowFirstColumn="0" w:lastRowLastColumn="0"/>
               <w:rPr>
-                <w:rFonts w:ascii="Arial" w:eastAsia="微軟正黑體" w:hAnsi="Arial" w:cs="Times New Roman" w:hint="eastAsia"/>
+                <w:rFonts w:ascii="Arial" w:eastAsia="微軟正黑體" w:hAnsi="Arial" w:cs="Times New Roman"/>
                 <w:b/>
                 <w:bCs/>
                 <w:szCs w:val="24"/>
@@ -29711,7 +29430,7 @@
               <w:jc w:val="center"/>
               <w:cnfStyle w:val="000000000000" w:firstRow="0" w:lastRow="0" w:firstColumn="0" w:lastColumn="0" w:oddVBand="0" w:evenVBand="0" w:oddHBand="0" w:evenHBand="0" w:firstRowFirstColumn="0" w:firstRowLastColumn="0" w:lastRowFirstColumn="0" w:lastRowLastColumn="0"/>
               <w:rPr>
-                <w:rFonts w:ascii="Arial" w:eastAsia="微軟正黑體" w:hAnsi="Arial" w:cs="Times New Roman" w:hint="eastAsia"/>
+                <w:rFonts w:ascii="Arial" w:eastAsia="微軟正黑體" w:hAnsi="Arial" w:cs="Times New Roman"/>
                 <w:b/>
                 <w:bCs/>
                 <w:szCs w:val="24"/>
@@ -29730,7 +29449,7 @@
               <w:jc w:val="center"/>
               <w:cnfStyle w:val="000000000000" w:firstRow="0" w:lastRow="0" w:firstColumn="0" w:lastColumn="0" w:oddVBand="0" w:evenVBand="0" w:oddHBand="0" w:evenHBand="0" w:firstRowFirstColumn="0" w:firstRowLastColumn="0" w:lastRowFirstColumn="0" w:lastRowLastColumn="0"/>
               <w:rPr>
-                <w:rFonts w:ascii="Arial" w:eastAsia="微軟正黑體" w:hAnsi="Arial" w:cs="Times New Roman" w:hint="eastAsia"/>
+                <w:rFonts w:ascii="Arial" w:eastAsia="微軟正黑體" w:hAnsi="Arial" w:cs="Times New Roman"/>
                 <w:b/>
                 <w:bCs/>
                 <w:szCs w:val="24"/>
@@ -29749,7 +29468,7 @@
               <w:jc w:val="center"/>
               <w:cnfStyle w:val="000000000000" w:firstRow="0" w:lastRow="0" w:firstColumn="0" w:lastColumn="0" w:oddVBand="0" w:evenVBand="0" w:oddHBand="0" w:evenHBand="0" w:firstRowFirstColumn="0" w:firstRowLastColumn="0" w:lastRowFirstColumn="0" w:lastRowLastColumn="0"/>
               <w:rPr>
-                <w:rFonts w:ascii="Arial" w:eastAsia="微軟正黑體" w:hAnsi="Arial" w:cs="Times New Roman" w:hint="eastAsia"/>
+                <w:rFonts w:ascii="Arial" w:eastAsia="微軟正黑體" w:hAnsi="Arial" w:cs="Times New Roman"/>
                 <w:b/>
                 <w:bCs/>
                 <w:szCs w:val="24"/>
@@ -29768,7 +29487,7 @@
               <w:jc w:val="center"/>
               <w:cnfStyle w:val="000000000000" w:firstRow="0" w:lastRow="0" w:firstColumn="0" w:lastColumn="0" w:oddVBand="0" w:evenVBand="0" w:oddHBand="0" w:evenHBand="0" w:firstRowFirstColumn="0" w:firstRowLastColumn="0" w:lastRowFirstColumn="0" w:lastRowLastColumn="0"/>
               <w:rPr>
-                <w:rFonts w:ascii="Arial" w:eastAsia="微軟正黑體" w:hAnsi="Arial" w:cs="Times New Roman" w:hint="eastAsia"/>
+                <w:rFonts w:ascii="Arial" w:eastAsia="微軟正黑體" w:hAnsi="Arial" w:cs="Times New Roman"/>
                 <w:b/>
                 <w:bCs/>
                 <w:szCs w:val="24"/>
@@ -29787,7 +29506,7 @@
               <w:jc w:val="center"/>
               <w:cnfStyle w:val="000000000000" w:firstRow="0" w:lastRow="0" w:firstColumn="0" w:lastColumn="0" w:oddVBand="0" w:evenVBand="0" w:oddHBand="0" w:evenHBand="0" w:firstRowFirstColumn="0" w:firstRowLastColumn="0" w:lastRowFirstColumn="0" w:lastRowLastColumn="0"/>
               <w:rPr>
-                <w:rFonts w:ascii="Arial" w:eastAsia="微軟正黑體" w:hAnsi="Arial" w:cs="Times New Roman" w:hint="eastAsia"/>
+                <w:rFonts w:ascii="Arial" w:eastAsia="微軟正黑體" w:hAnsi="Arial" w:cs="Times New Roman"/>
                 <w:b/>
                 <w:bCs/>
                 <w:szCs w:val="24"/>
@@ -29806,7 +29525,7 @@
               <w:jc w:val="center"/>
               <w:cnfStyle w:val="000000000000" w:firstRow="0" w:lastRow="0" w:firstColumn="0" w:lastColumn="0" w:oddVBand="0" w:evenVBand="0" w:oddHBand="0" w:evenHBand="0" w:firstRowFirstColumn="0" w:firstRowLastColumn="0" w:lastRowFirstColumn="0" w:lastRowLastColumn="0"/>
               <w:rPr>
-                <w:rFonts w:ascii="Arial" w:eastAsia="微軟正黑體" w:hAnsi="Arial" w:cs="Times New Roman" w:hint="eastAsia"/>
+                <w:rFonts w:ascii="Arial" w:eastAsia="微軟正黑體" w:hAnsi="Arial" w:cs="Times New Roman"/>
                 <w:b/>
                 <w:bCs/>
                 <w:szCs w:val="24"/>
@@ -29825,7 +29544,7 @@
               <w:jc w:val="center"/>
               <w:cnfStyle w:val="000000000000" w:firstRow="0" w:lastRow="0" w:firstColumn="0" w:lastColumn="0" w:oddVBand="0" w:evenVBand="0" w:oddHBand="0" w:evenHBand="0" w:firstRowFirstColumn="0" w:firstRowLastColumn="0" w:lastRowFirstColumn="0" w:lastRowLastColumn="0"/>
               <w:rPr>
-                <w:rFonts w:ascii="Arial" w:eastAsia="微軟正黑體" w:hAnsi="Arial" w:cs="Times New Roman" w:hint="eastAsia"/>
+                <w:rFonts w:ascii="Arial" w:eastAsia="微軟正黑體" w:hAnsi="Arial" w:cs="Times New Roman"/>
                 <w:b/>
                 <w:bCs/>
                 <w:szCs w:val="24"/>
@@ -29844,7 +29563,7 @@
               <w:jc w:val="center"/>
               <w:cnfStyle w:val="000000000000" w:firstRow="0" w:lastRow="0" w:firstColumn="0" w:lastColumn="0" w:oddVBand="0" w:evenVBand="0" w:oddHBand="0" w:evenHBand="0" w:firstRowFirstColumn="0" w:firstRowLastColumn="0" w:lastRowFirstColumn="0" w:lastRowLastColumn="0"/>
               <w:rPr>
-                <w:rFonts w:ascii="Arial" w:eastAsia="微軟正黑體" w:hAnsi="Arial" w:cs="Times New Roman" w:hint="eastAsia"/>
+                <w:rFonts w:ascii="Arial" w:eastAsia="微軟正黑體" w:hAnsi="Arial" w:cs="Times New Roman"/>
                 <w:b/>
                 <w:bCs/>
                 <w:szCs w:val="24"/>
@@ -29863,7 +29582,7 @@
               <w:jc w:val="center"/>
               <w:cnfStyle w:val="000000000000" w:firstRow="0" w:lastRow="0" w:firstColumn="0" w:lastColumn="0" w:oddVBand="0" w:evenVBand="0" w:oddHBand="0" w:evenHBand="0" w:firstRowFirstColumn="0" w:firstRowLastColumn="0" w:lastRowFirstColumn="0" w:lastRowLastColumn="0"/>
               <w:rPr>
-                <w:rFonts w:ascii="Arial" w:eastAsia="微軟正黑體" w:hAnsi="Arial" w:cs="Times New Roman" w:hint="eastAsia"/>
+                <w:rFonts w:ascii="Arial" w:eastAsia="微軟正黑體" w:hAnsi="Arial" w:cs="Times New Roman"/>
                 <w:b/>
                 <w:bCs/>
                 <w:szCs w:val="24"/>
@@ -29882,7 +29601,7 @@
               <w:jc w:val="center"/>
               <w:cnfStyle w:val="000000000000" w:firstRow="0" w:lastRow="0" w:firstColumn="0" w:lastColumn="0" w:oddVBand="0" w:evenVBand="0" w:oddHBand="0" w:evenHBand="0" w:firstRowFirstColumn="0" w:firstRowLastColumn="0" w:lastRowFirstColumn="0" w:lastRowLastColumn="0"/>
               <w:rPr>
-                <w:rFonts w:ascii="Arial" w:eastAsia="微軟正黑體" w:hAnsi="Arial" w:cs="Times New Roman" w:hint="eastAsia"/>
+                <w:rFonts w:ascii="Arial" w:eastAsia="微軟正黑體" w:hAnsi="Arial" w:cs="Times New Roman"/>
                 <w:b/>
                 <w:bCs/>
                 <w:szCs w:val="24"/>
@@ -29908,7 +29627,7 @@
               <w:jc w:val="center"/>
               <w:cnfStyle w:val="000000000000" w:firstRow="0" w:lastRow="0" w:firstColumn="0" w:lastColumn="0" w:oddVBand="0" w:evenVBand="0" w:oddHBand="0" w:evenHBand="0" w:firstRowFirstColumn="0" w:firstRowLastColumn="0" w:lastRowFirstColumn="0" w:lastRowLastColumn="0"/>
               <w:rPr>
-                <w:rFonts w:ascii="Arial" w:eastAsia="微軟正黑體" w:hAnsi="Arial" w:cs="Times New Roman" w:hint="eastAsia"/>
+                <w:rFonts w:ascii="Arial" w:eastAsia="微軟正黑體" w:hAnsi="Arial" w:cs="Times New Roman"/>
                 <w:b/>
                 <w:bCs/>
                 <w:szCs w:val="24"/>
@@ -29927,7 +29646,7 @@
               <w:jc w:val="center"/>
               <w:cnfStyle w:val="000000000000" w:firstRow="0" w:lastRow="0" w:firstColumn="0" w:lastColumn="0" w:oddVBand="0" w:evenVBand="0" w:oddHBand="0" w:evenHBand="0" w:firstRowFirstColumn="0" w:firstRowLastColumn="0" w:lastRowFirstColumn="0" w:lastRowLastColumn="0"/>
               <w:rPr>
-                <w:rFonts w:ascii="Arial" w:eastAsia="微軟正黑體" w:hAnsi="Arial" w:cs="Times New Roman" w:hint="eastAsia"/>
+                <w:rFonts w:ascii="Arial" w:eastAsia="微軟正黑體" w:hAnsi="Arial" w:cs="Times New Roman"/>
                 <w:b/>
                 <w:bCs/>
                 <w:szCs w:val="24"/>
@@ -29952,7 +29671,7 @@
               <w:widowControl/>
               <w:jc w:val="center"/>
               <w:rPr>
-                <w:rFonts w:ascii="Arial" w:eastAsia="微軟正黑體" w:hAnsi="Arial" w:cs="Times New Roman" w:hint="eastAsia"/>
+                <w:rFonts w:ascii="Arial" w:eastAsia="微軟正黑體" w:hAnsi="Arial" w:cs="Times New Roman"/>
                 <w:b w:val="0"/>
                 <w:bCs w:val="0"/>
                 <w:sz w:val="20"/>
@@ -29980,7 +29699,7 @@
               <w:jc w:val="center"/>
               <w:cnfStyle w:val="000000100000" w:firstRow="0" w:lastRow="0" w:firstColumn="0" w:lastColumn="0" w:oddVBand="0" w:evenVBand="0" w:oddHBand="1" w:evenHBand="0" w:firstRowFirstColumn="0" w:firstRowLastColumn="0" w:lastRowFirstColumn="0" w:lastRowLastColumn="0"/>
               <w:rPr>
-                <w:rFonts w:ascii="Arial" w:eastAsia="微軟正黑體" w:hAnsi="Arial" w:cs="Times New Roman" w:hint="eastAsia"/>
+                <w:rFonts w:ascii="Arial" w:eastAsia="微軟正黑體" w:hAnsi="Arial" w:cs="Times New Roman"/>
                 <w:b/>
                 <w:bCs/>
                 <w:szCs w:val="24"/>
@@ -29999,7 +29718,7 @@
               <w:jc w:val="center"/>
               <w:cnfStyle w:val="000000100000" w:firstRow="0" w:lastRow="0" w:firstColumn="0" w:lastColumn="0" w:oddVBand="0" w:evenVBand="0" w:oddHBand="1" w:evenHBand="0" w:firstRowFirstColumn="0" w:firstRowLastColumn="0" w:lastRowFirstColumn="0" w:lastRowLastColumn="0"/>
               <w:rPr>
-                <w:rFonts w:ascii="Arial" w:eastAsia="微軟正黑體" w:hAnsi="Arial" w:cs="Times New Roman" w:hint="eastAsia"/>
+                <w:rFonts w:ascii="Arial" w:eastAsia="微軟正黑體" w:hAnsi="Arial" w:cs="Times New Roman"/>
                 <w:b/>
                 <w:bCs/>
                 <w:szCs w:val="24"/>
@@ -30018,7 +29737,7 @@
               <w:jc w:val="center"/>
               <w:cnfStyle w:val="000000100000" w:firstRow="0" w:lastRow="0" w:firstColumn="0" w:lastColumn="0" w:oddVBand="0" w:evenVBand="0" w:oddHBand="1" w:evenHBand="0" w:firstRowFirstColumn="0" w:firstRowLastColumn="0" w:lastRowFirstColumn="0" w:lastRowLastColumn="0"/>
               <w:rPr>
-                <w:rFonts w:ascii="Arial" w:eastAsia="微軟正黑體" w:hAnsi="Arial" w:cs="Times New Roman" w:hint="eastAsia"/>
+                <w:rFonts w:ascii="Arial" w:eastAsia="微軟正黑體" w:hAnsi="Arial" w:cs="Times New Roman"/>
                 <w:b/>
                 <w:bCs/>
                 <w:szCs w:val="24"/>
@@ -30037,7 +29756,7 @@
               <w:jc w:val="center"/>
               <w:cnfStyle w:val="000000100000" w:firstRow="0" w:lastRow="0" w:firstColumn="0" w:lastColumn="0" w:oddVBand="0" w:evenVBand="0" w:oddHBand="1" w:evenHBand="0" w:firstRowFirstColumn="0" w:firstRowLastColumn="0" w:lastRowFirstColumn="0" w:lastRowLastColumn="0"/>
               <w:rPr>
-                <w:rFonts w:ascii="Arial" w:eastAsia="微軟正黑體" w:hAnsi="Arial" w:cs="Times New Roman" w:hint="eastAsia"/>
+                <w:rFonts w:ascii="Arial" w:eastAsia="微軟正黑體" w:hAnsi="Arial" w:cs="Times New Roman"/>
                 <w:b/>
                 <w:bCs/>
                 <w:szCs w:val="24"/>
@@ -30063,7 +29782,7 @@
               <w:jc w:val="center"/>
               <w:cnfStyle w:val="000000100000" w:firstRow="0" w:lastRow="0" w:firstColumn="0" w:lastColumn="0" w:oddVBand="0" w:evenVBand="0" w:oddHBand="1" w:evenHBand="0" w:firstRowFirstColumn="0" w:firstRowLastColumn="0" w:lastRowFirstColumn="0" w:lastRowLastColumn="0"/>
               <w:rPr>
-                <w:rFonts w:ascii="Arial" w:eastAsia="微軟正黑體" w:hAnsi="Arial" w:cs="Times New Roman" w:hint="eastAsia"/>
+                <w:rFonts w:ascii="Arial" w:eastAsia="微軟正黑體" w:hAnsi="Arial" w:cs="Times New Roman"/>
                 <w:b/>
                 <w:bCs/>
                 <w:szCs w:val="24"/>
@@ -30082,7 +29801,7 @@
               <w:jc w:val="center"/>
               <w:cnfStyle w:val="000000100000" w:firstRow="0" w:lastRow="0" w:firstColumn="0" w:lastColumn="0" w:oddVBand="0" w:evenVBand="0" w:oddHBand="1" w:evenHBand="0" w:firstRowFirstColumn="0" w:firstRowLastColumn="0" w:lastRowFirstColumn="0" w:lastRowLastColumn="0"/>
               <w:rPr>
-                <w:rFonts w:ascii="Arial" w:eastAsia="微軟正黑體" w:hAnsi="Arial" w:cs="Times New Roman" w:hint="eastAsia"/>
+                <w:rFonts w:ascii="Arial" w:eastAsia="微軟正黑體" w:hAnsi="Arial" w:cs="Times New Roman"/>
                 <w:b/>
                 <w:bCs/>
                 <w:szCs w:val="24"/>
@@ -30101,7 +29820,7 @@
               <w:jc w:val="center"/>
               <w:cnfStyle w:val="000000100000" w:firstRow="0" w:lastRow="0" w:firstColumn="0" w:lastColumn="0" w:oddVBand="0" w:evenVBand="0" w:oddHBand="1" w:evenHBand="0" w:firstRowFirstColumn="0" w:firstRowLastColumn="0" w:lastRowFirstColumn="0" w:lastRowLastColumn="0"/>
               <w:rPr>
-                <w:rFonts w:ascii="Arial" w:eastAsia="微軟正黑體" w:hAnsi="Arial" w:cs="Times New Roman" w:hint="eastAsia"/>
+                <w:rFonts w:ascii="Arial" w:eastAsia="微軟正黑體" w:hAnsi="Arial" w:cs="Times New Roman"/>
                 <w:b/>
                 <w:bCs/>
                 <w:szCs w:val="24"/>
@@ -30120,7 +29839,7 @@
               <w:jc w:val="center"/>
               <w:cnfStyle w:val="000000100000" w:firstRow="0" w:lastRow="0" w:firstColumn="0" w:lastColumn="0" w:oddVBand="0" w:evenVBand="0" w:oddHBand="1" w:evenHBand="0" w:firstRowFirstColumn="0" w:firstRowLastColumn="0" w:lastRowFirstColumn="0" w:lastRowLastColumn="0"/>
               <w:rPr>
-                <w:rFonts w:ascii="Arial" w:eastAsia="微軟正黑體" w:hAnsi="Arial" w:cs="Times New Roman" w:hint="eastAsia"/>
+                <w:rFonts w:ascii="Arial" w:eastAsia="微軟正黑體" w:hAnsi="Arial" w:cs="Times New Roman"/>
                 <w:b/>
                 <w:bCs/>
                 <w:szCs w:val="24"/>
@@ -30139,7 +29858,7 @@
               <w:jc w:val="center"/>
               <w:cnfStyle w:val="000000100000" w:firstRow="0" w:lastRow="0" w:firstColumn="0" w:lastColumn="0" w:oddVBand="0" w:evenVBand="0" w:oddHBand="1" w:evenHBand="0" w:firstRowFirstColumn="0" w:firstRowLastColumn="0" w:lastRowFirstColumn="0" w:lastRowLastColumn="0"/>
               <w:rPr>
-                <w:rFonts w:ascii="Arial" w:eastAsia="微軟正黑體" w:hAnsi="Arial" w:cs="Times New Roman" w:hint="eastAsia"/>
+                <w:rFonts w:ascii="Arial" w:eastAsia="微軟正黑體" w:hAnsi="Arial" w:cs="Times New Roman"/>
                 <w:b/>
                 <w:bCs/>
                 <w:szCs w:val="24"/>
@@ -30158,7 +29877,7 @@
               <w:jc w:val="center"/>
               <w:cnfStyle w:val="000000100000" w:firstRow="0" w:lastRow="0" w:firstColumn="0" w:lastColumn="0" w:oddVBand="0" w:evenVBand="0" w:oddHBand="1" w:evenHBand="0" w:firstRowFirstColumn="0" w:firstRowLastColumn="0" w:lastRowFirstColumn="0" w:lastRowLastColumn="0"/>
               <w:rPr>
-                <w:rFonts w:ascii="Arial" w:eastAsia="微軟正黑體" w:hAnsi="Arial" w:cs="Times New Roman" w:hint="eastAsia"/>
+                <w:rFonts w:ascii="Arial" w:eastAsia="微軟正黑體" w:hAnsi="Arial" w:cs="Times New Roman"/>
                 <w:b/>
                 <w:bCs/>
                 <w:szCs w:val="24"/>
@@ -30177,7 +29896,7 @@
               <w:jc w:val="center"/>
               <w:cnfStyle w:val="000000100000" w:firstRow="0" w:lastRow="0" w:firstColumn="0" w:lastColumn="0" w:oddVBand="0" w:evenVBand="0" w:oddHBand="1" w:evenHBand="0" w:firstRowFirstColumn="0" w:firstRowLastColumn="0" w:lastRowFirstColumn="0" w:lastRowLastColumn="0"/>
               <w:rPr>
-                <w:rFonts w:ascii="Arial" w:eastAsia="微軟正黑體" w:hAnsi="Arial" w:cs="Times New Roman" w:hint="eastAsia"/>
+                <w:rFonts w:ascii="Arial" w:eastAsia="微軟正黑體" w:hAnsi="Arial" w:cs="Times New Roman"/>
                 <w:b/>
                 <w:bCs/>
                 <w:szCs w:val="24"/>
@@ -30196,7 +29915,7 @@
               <w:jc w:val="center"/>
               <w:cnfStyle w:val="000000100000" w:firstRow="0" w:lastRow="0" w:firstColumn="0" w:lastColumn="0" w:oddVBand="0" w:evenVBand="0" w:oddHBand="1" w:evenHBand="0" w:firstRowFirstColumn="0" w:firstRowLastColumn="0" w:lastRowFirstColumn="0" w:lastRowLastColumn="0"/>
               <w:rPr>
-                <w:rFonts w:ascii="Arial" w:eastAsia="微軟正黑體" w:hAnsi="Arial" w:cs="Times New Roman" w:hint="eastAsia"/>
+                <w:rFonts w:ascii="Arial" w:eastAsia="微軟正黑體" w:hAnsi="Arial" w:cs="Times New Roman"/>
                 <w:b/>
                 <w:bCs/>
                 <w:szCs w:val="24"/>
@@ -30215,7 +29934,7 @@
               <w:jc w:val="center"/>
               <w:cnfStyle w:val="000000100000" w:firstRow="0" w:lastRow="0" w:firstColumn="0" w:lastColumn="0" w:oddVBand="0" w:evenVBand="0" w:oddHBand="1" w:evenHBand="0" w:firstRowFirstColumn="0" w:firstRowLastColumn="0" w:lastRowFirstColumn="0" w:lastRowLastColumn="0"/>
               <w:rPr>
-                <w:rFonts w:ascii="Arial" w:eastAsia="微軟正黑體" w:hAnsi="Arial" w:cs="Times New Roman" w:hint="eastAsia"/>
+                <w:rFonts w:ascii="Arial" w:eastAsia="微軟正黑體" w:hAnsi="Arial" w:cs="Times New Roman"/>
                 <w:b/>
                 <w:bCs/>
                 <w:szCs w:val="24"/>
@@ -30234,7 +29953,7 @@
               <w:jc w:val="center"/>
               <w:cnfStyle w:val="000000100000" w:firstRow="0" w:lastRow="0" w:firstColumn="0" w:lastColumn="0" w:oddVBand="0" w:evenVBand="0" w:oddHBand="1" w:evenHBand="0" w:firstRowFirstColumn="0" w:firstRowLastColumn="0" w:lastRowFirstColumn="0" w:lastRowLastColumn="0"/>
               <w:rPr>
-                <w:rFonts w:ascii="Arial" w:eastAsia="微軟正黑體" w:hAnsi="Arial" w:cs="Times New Roman" w:hint="eastAsia"/>
+                <w:rFonts w:ascii="Arial" w:eastAsia="微軟正黑體" w:hAnsi="Arial" w:cs="Times New Roman"/>
                 <w:b/>
                 <w:bCs/>
                 <w:szCs w:val="24"/>
@@ -30253,7 +29972,7 @@
               <w:jc w:val="center"/>
               <w:cnfStyle w:val="000000100000" w:firstRow="0" w:lastRow="0" w:firstColumn="0" w:lastColumn="0" w:oddVBand="0" w:evenVBand="0" w:oddHBand="1" w:evenHBand="0" w:firstRowFirstColumn="0" w:firstRowLastColumn="0" w:lastRowFirstColumn="0" w:lastRowLastColumn="0"/>
               <w:rPr>
-                <w:rFonts w:ascii="Arial" w:eastAsia="微軟正黑體" w:hAnsi="Arial" w:cs="Times New Roman" w:hint="eastAsia"/>
+                <w:rFonts w:ascii="Arial" w:eastAsia="微軟正黑體" w:hAnsi="Arial" w:cs="Times New Roman"/>
                 <w:b/>
                 <w:bCs/>
                 <w:szCs w:val="24"/>
@@ -30277,7 +29996,7 @@
               <w:widowControl/>
               <w:jc w:val="center"/>
               <w:rPr>
-                <w:rFonts w:ascii="Arial" w:eastAsia="微軟正黑體" w:hAnsi="Arial" w:cs="Times New Roman" w:hint="eastAsia"/>
+                <w:rFonts w:ascii="Arial" w:eastAsia="微軟正黑體" w:hAnsi="Arial" w:cs="Times New Roman"/>
                 <w:b w:val="0"/>
                 <w:bCs w:val="0"/>
                 <w:sz w:val="20"/>
@@ -30305,7 +30024,7 @@
               <w:jc w:val="center"/>
               <w:cnfStyle w:val="000000000000" w:firstRow="0" w:lastRow="0" w:firstColumn="0" w:lastColumn="0" w:oddVBand="0" w:evenVBand="0" w:oddHBand="0" w:evenHBand="0" w:firstRowFirstColumn="0" w:firstRowLastColumn="0" w:lastRowFirstColumn="0" w:lastRowLastColumn="0"/>
               <w:rPr>
-                <w:rFonts w:ascii="Arial" w:eastAsia="微軟正黑體" w:hAnsi="Arial" w:cs="Times New Roman" w:hint="eastAsia"/>
+                <w:rFonts w:ascii="Arial" w:eastAsia="微軟正黑體" w:hAnsi="Arial" w:cs="Times New Roman"/>
                 <w:b/>
                 <w:bCs/>
                 <w:szCs w:val="24"/>
@@ -30324,7 +30043,7 @@
               <w:jc w:val="center"/>
               <w:cnfStyle w:val="000000000000" w:firstRow="0" w:lastRow="0" w:firstColumn="0" w:lastColumn="0" w:oddVBand="0" w:evenVBand="0" w:oddHBand="0" w:evenHBand="0" w:firstRowFirstColumn="0" w:firstRowLastColumn="0" w:lastRowFirstColumn="0" w:lastRowLastColumn="0"/>
               <w:rPr>
-                <w:rFonts w:ascii="Arial" w:eastAsia="微軟正黑體" w:hAnsi="Arial" w:cs="Times New Roman" w:hint="eastAsia"/>
+                <w:rFonts w:ascii="Arial" w:eastAsia="微軟正黑體" w:hAnsi="Arial" w:cs="Times New Roman"/>
                 <w:b/>
                 <w:bCs/>
                 <w:szCs w:val="24"/>
@@ -30343,7 +30062,7 @@
               <w:jc w:val="center"/>
               <w:cnfStyle w:val="000000000000" w:firstRow="0" w:lastRow="0" w:firstColumn="0" w:lastColumn="0" w:oddVBand="0" w:evenVBand="0" w:oddHBand="0" w:evenHBand="0" w:firstRowFirstColumn="0" w:firstRowLastColumn="0" w:lastRowFirstColumn="0" w:lastRowLastColumn="0"/>
               <w:rPr>
-                <w:rFonts w:ascii="Arial" w:eastAsia="微軟正黑體" w:hAnsi="Arial" w:cs="Times New Roman" w:hint="eastAsia"/>
+                <w:rFonts w:ascii="Arial" w:eastAsia="微軟正黑體" w:hAnsi="Arial" w:cs="Times New Roman"/>
                 <w:b/>
                 <w:bCs/>
                 <w:szCs w:val="24"/>
@@ -30362,7 +30081,7 @@
               <w:jc w:val="center"/>
               <w:cnfStyle w:val="000000000000" w:firstRow="0" w:lastRow="0" w:firstColumn="0" w:lastColumn="0" w:oddVBand="0" w:evenVBand="0" w:oddHBand="0" w:evenHBand="0" w:firstRowFirstColumn="0" w:firstRowLastColumn="0" w:lastRowFirstColumn="0" w:lastRowLastColumn="0"/>
               <w:rPr>
-                <w:rFonts w:ascii="Arial" w:eastAsia="微軟正黑體" w:hAnsi="Arial" w:cs="Times New Roman" w:hint="eastAsia"/>
+                <w:rFonts w:ascii="Arial" w:eastAsia="微軟正黑體" w:hAnsi="Arial" w:cs="Times New Roman"/>
                 <w:b/>
                 <w:bCs/>
                 <w:szCs w:val="24"/>
@@ -30381,7 +30100,7 @@
               <w:jc w:val="center"/>
               <w:cnfStyle w:val="000000000000" w:firstRow="0" w:lastRow="0" w:firstColumn="0" w:lastColumn="0" w:oddVBand="0" w:evenVBand="0" w:oddHBand="0" w:evenHBand="0" w:firstRowFirstColumn="0" w:firstRowLastColumn="0" w:lastRowFirstColumn="0" w:lastRowLastColumn="0"/>
               <w:rPr>
-                <w:rFonts w:ascii="Arial" w:eastAsia="微軟正黑體" w:hAnsi="Arial" w:cs="Times New Roman" w:hint="eastAsia"/>
+                <w:rFonts w:ascii="Arial" w:eastAsia="微軟正黑體" w:hAnsi="Arial" w:cs="Times New Roman"/>
                 <w:b/>
                 <w:bCs/>
                 <w:szCs w:val="24"/>
@@ -30400,7 +30119,7 @@
               <w:jc w:val="center"/>
               <w:cnfStyle w:val="000000000000" w:firstRow="0" w:lastRow="0" w:firstColumn="0" w:lastColumn="0" w:oddVBand="0" w:evenVBand="0" w:oddHBand="0" w:evenHBand="0" w:firstRowFirstColumn="0" w:firstRowLastColumn="0" w:lastRowFirstColumn="0" w:lastRowLastColumn="0"/>
               <w:rPr>
-                <w:rFonts w:ascii="Arial" w:eastAsia="微軟正黑體" w:hAnsi="Arial" w:cs="Times New Roman" w:hint="eastAsia"/>
+                <w:rFonts w:ascii="Arial" w:eastAsia="微軟正黑體" w:hAnsi="Arial" w:cs="Times New Roman"/>
                 <w:b/>
                 <w:bCs/>
                 <w:szCs w:val="24"/>
@@ -30419,7 +30138,7 @@
               <w:jc w:val="center"/>
               <w:cnfStyle w:val="000000000000" w:firstRow="0" w:lastRow="0" w:firstColumn="0" w:lastColumn="0" w:oddVBand="0" w:evenVBand="0" w:oddHBand="0" w:evenHBand="0" w:firstRowFirstColumn="0" w:firstRowLastColumn="0" w:lastRowFirstColumn="0" w:lastRowLastColumn="0"/>
               <w:rPr>
-                <w:rFonts w:ascii="Arial" w:eastAsia="微軟正黑體" w:hAnsi="Arial" w:cs="Times New Roman" w:hint="eastAsia"/>
+                <w:rFonts w:ascii="Arial" w:eastAsia="微軟正黑體" w:hAnsi="Arial" w:cs="Times New Roman"/>
                 <w:b/>
                 <w:bCs/>
                 <w:szCs w:val="24"/>
@@ -30438,7 +30157,7 @@
               <w:jc w:val="center"/>
               <w:cnfStyle w:val="000000000000" w:firstRow="0" w:lastRow="0" w:firstColumn="0" w:lastColumn="0" w:oddVBand="0" w:evenVBand="0" w:oddHBand="0" w:evenHBand="0" w:firstRowFirstColumn="0" w:firstRowLastColumn="0" w:lastRowFirstColumn="0" w:lastRowLastColumn="0"/>
               <w:rPr>
-                <w:rFonts w:ascii="Arial" w:eastAsia="微軟正黑體" w:hAnsi="Arial" w:cs="Times New Roman" w:hint="eastAsia"/>
+                <w:rFonts w:ascii="Arial" w:eastAsia="微軟正黑體" w:hAnsi="Arial" w:cs="Times New Roman"/>
                 <w:b/>
                 <w:bCs/>
                 <w:szCs w:val="24"/>
@@ -30457,7 +30176,7 @@
               <w:jc w:val="center"/>
               <w:cnfStyle w:val="000000000000" w:firstRow="0" w:lastRow="0" w:firstColumn="0" w:lastColumn="0" w:oddVBand="0" w:evenVBand="0" w:oddHBand="0" w:evenHBand="0" w:firstRowFirstColumn="0" w:firstRowLastColumn="0" w:lastRowFirstColumn="0" w:lastRowLastColumn="0"/>
               <w:rPr>
-                <w:rFonts w:ascii="Arial" w:eastAsia="微軟正黑體" w:hAnsi="Arial" w:cs="Times New Roman" w:hint="eastAsia"/>
+                <w:rFonts w:ascii="Arial" w:eastAsia="微軟正黑體" w:hAnsi="Arial" w:cs="Times New Roman"/>
                 <w:b/>
                 <w:bCs/>
                 <w:szCs w:val="24"/>
@@ -30476,7 +30195,7 @@
               <w:jc w:val="center"/>
               <w:cnfStyle w:val="000000000000" w:firstRow="0" w:lastRow="0" w:firstColumn="0" w:lastColumn="0" w:oddVBand="0" w:evenVBand="0" w:oddHBand="0" w:evenHBand="0" w:firstRowFirstColumn="0" w:firstRowLastColumn="0" w:lastRowFirstColumn="0" w:lastRowLastColumn="0"/>
               <w:rPr>
-                <w:rFonts w:ascii="Arial" w:eastAsia="微軟正黑體" w:hAnsi="Arial" w:cs="Times New Roman" w:hint="eastAsia"/>
+                <w:rFonts w:ascii="Arial" w:eastAsia="微軟正黑體" w:hAnsi="Arial" w:cs="Times New Roman"/>
                 <w:b/>
                 <w:bCs/>
                 <w:szCs w:val="24"/>
@@ -30495,7 +30214,7 @@
               <w:jc w:val="center"/>
               <w:cnfStyle w:val="000000000000" w:firstRow="0" w:lastRow="0" w:firstColumn="0" w:lastColumn="0" w:oddVBand="0" w:evenVBand="0" w:oddHBand="0" w:evenHBand="0" w:firstRowFirstColumn="0" w:firstRowLastColumn="0" w:lastRowFirstColumn="0" w:lastRowLastColumn="0"/>
               <w:rPr>
-                <w:rFonts w:ascii="Arial" w:eastAsia="微軟正黑體" w:hAnsi="Arial" w:cs="Times New Roman" w:hint="eastAsia"/>
+                <w:rFonts w:ascii="Arial" w:eastAsia="微軟正黑體" w:hAnsi="Arial" w:cs="Times New Roman"/>
                 <w:b/>
                 <w:bCs/>
                 <w:szCs w:val="24"/>
@@ -30514,7 +30233,7 @@
               <w:jc w:val="center"/>
               <w:cnfStyle w:val="000000000000" w:firstRow="0" w:lastRow="0" w:firstColumn="0" w:lastColumn="0" w:oddVBand="0" w:evenVBand="0" w:oddHBand="0" w:evenHBand="0" w:firstRowFirstColumn="0" w:firstRowLastColumn="0" w:lastRowFirstColumn="0" w:lastRowLastColumn="0"/>
               <w:rPr>
-                <w:rFonts w:ascii="Arial" w:eastAsia="微軟正黑體" w:hAnsi="Arial" w:cs="Times New Roman" w:hint="eastAsia"/>
+                <w:rFonts w:ascii="Arial" w:eastAsia="微軟正黑體" w:hAnsi="Arial" w:cs="Times New Roman"/>
                 <w:b/>
                 <w:bCs/>
                 <w:szCs w:val="24"/>
@@ -30533,7 +30252,7 @@
               <w:jc w:val="center"/>
               <w:cnfStyle w:val="000000000000" w:firstRow="0" w:lastRow="0" w:firstColumn="0" w:lastColumn="0" w:oddVBand="0" w:evenVBand="0" w:oddHBand="0" w:evenHBand="0" w:firstRowFirstColumn="0" w:firstRowLastColumn="0" w:lastRowFirstColumn="0" w:lastRowLastColumn="0"/>
               <w:rPr>
-                <w:rFonts w:ascii="Arial" w:eastAsia="微軟正黑體" w:hAnsi="Arial" w:cs="Times New Roman" w:hint="eastAsia"/>
+                <w:rFonts w:ascii="Arial" w:eastAsia="微軟正黑體" w:hAnsi="Arial" w:cs="Times New Roman"/>
                 <w:b/>
                 <w:bCs/>
                 <w:szCs w:val="24"/>
@@ -30552,7 +30271,7 @@
               <w:jc w:val="center"/>
               <w:cnfStyle w:val="000000000000" w:firstRow="0" w:lastRow="0" w:firstColumn="0" w:lastColumn="0" w:oddVBand="0" w:evenVBand="0" w:oddHBand="0" w:evenHBand="0" w:firstRowFirstColumn="0" w:firstRowLastColumn="0" w:lastRowFirstColumn="0" w:lastRowLastColumn="0"/>
               <w:rPr>
-                <w:rFonts w:ascii="Arial" w:eastAsia="微軟正黑體" w:hAnsi="Arial" w:cs="Times New Roman" w:hint="eastAsia"/>
+                <w:rFonts w:ascii="Arial" w:eastAsia="微軟正黑體" w:hAnsi="Arial" w:cs="Times New Roman"/>
                 <w:b/>
                 <w:bCs/>
                 <w:szCs w:val="24"/>
@@ -30578,7 +30297,7 @@
               <w:jc w:val="center"/>
               <w:cnfStyle w:val="000000000000" w:firstRow="0" w:lastRow="0" w:firstColumn="0" w:lastColumn="0" w:oddVBand="0" w:evenVBand="0" w:oddHBand="0" w:evenHBand="0" w:firstRowFirstColumn="0" w:firstRowLastColumn="0" w:lastRowFirstColumn="0" w:lastRowLastColumn="0"/>
               <w:rPr>
-                <w:rFonts w:ascii="Arial" w:eastAsia="微軟正黑體" w:hAnsi="Arial" w:cs="Times New Roman" w:hint="eastAsia"/>
+                <w:rFonts w:ascii="Arial" w:eastAsia="微軟正黑體" w:hAnsi="Arial" w:cs="Times New Roman"/>
                 <w:b/>
                 <w:bCs/>
                 <w:szCs w:val="24"/>
@@ -30602,7 +30321,7 @@
             <w:pPr>
               <w:widowControl/>
               <w:rPr>
-                <w:rFonts w:ascii="Arial" w:eastAsia="微軟正黑體" w:hAnsi="Arial" w:cs="Times New Roman" w:hint="eastAsia"/>
+                <w:rFonts w:ascii="Arial" w:eastAsia="微軟正黑體" w:hAnsi="Arial" w:cs="Times New Roman"/>
                 <w:b w:val="0"/>
                 <w:bCs w:val="0"/>
                 <w:sz w:val="20"/>
@@ -30629,7 +30348,7 @@
               <w:widowControl/>
               <w:cnfStyle w:val="000000100000" w:firstRow="0" w:lastRow="0" w:firstColumn="0" w:lastColumn="0" w:oddVBand="0" w:evenVBand="0" w:oddHBand="1" w:evenHBand="0" w:firstRowFirstColumn="0" w:firstRowLastColumn="0" w:lastRowFirstColumn="0" w:lastRowLastColumn="0"/>
               <w:rPr>
-                <w:rFonts w:ascii="Arial" w:eastAsia="微軟正黑體" w:hAnsi="Arial" w:cs="Times New Roman" w:hint="eastAsia"/>
+                <w:rFonts w:ascii="Arial" w:eastAsia="微軟正黑體" w:hAnsi="Arial" w:cs="Times New Roman"/>
                 <w:b/>
                 <w:bCs/>
                 <w:szCs w:val="24"/>
@@ -30647,7 +30366,7 @@
               <w:widowControl/>
               <w:cnfStyle w:val="000000100000" w:firstRow="0" w:lastRow="0" w:firstColumn="0" w:lastColumn="0" w:oddVBand="0" w:evenVBand="0" w:oddHBand="1" w:evenHBand="0" w:firstRowFirstColumn="0" w:firstRowLastColumn="0" w:lastRowFirstColumn="0" w:lastRowLastColumn="0"/>
               <w:rPr>
-                <w:rFonts w:ascii="Arial" w:eastAsia="微軟正黑體" w:hAnsi="Arial" w:cs="Times New Roman" w:hint="eastAsia"/>
+                <w:rFonts w:ascii="Arial" w:eastAsia="微軟正黑體" w:hAnsi="Arial" w:cs="Times New Roman"/>
                 <w:b/>
                 <w:bCs/>
                 <w:szCs w:val="24"/>
@@ -30672,7 +30391,7 @@
               <w:widowControl/>
               <w:cnfStyle w:val="000000100000" w:firstRow="0" w:lastRow="0" w:firstColumn="0" w:lastColumn="0" w:oddVBand="0" w:evenVBand="0" w:oddHBand="1" w:evenHBand="0" w:firstRowFirstColumn="0" w:firstRowLastColumn="0" w:lastRowFirstColumn="0" w:lastRowLastColumn="0"/>
               <w:rPr>
-                <w:rFonts w:ascii="Arial" w:eastAsia="微軟正黑體" w:hAnsi="Arial" w:cs="Times New Roman" w:hint="eastAsia"/>
+                <w:rFonts w:ascii="Arial" w:eastAsia="微軟正黑體" w:hAnsi="Arial" w:cs="Times New Roman"/>
                 <w:b/>
                 <w:bCs/>
                 <w:szCs w:val="24"/>
@@ -30690,7 +30409,7 @@
               <w:widowControl/>
               <w:cnfStyle w:val="000000100000" w:firstRow="0" w:lastRow="0" w:firstColumn="0" w:lastColumn="0" w:oddVBand="0" w:evenVBand="0" w:oddHBand="1" w:evenHBand="0" w:firstRowFirstColumn="0" w:firstRowLastColumn="0" w:lastRowFirstColumn="0" w:lastRowLastColumn="0"/>
               <w:rPr>
-                <w:rFonts w:ascii="Arial" w:eastAsia="微軟正黑體" w:hAnsi="Arial" w:cs="Times New Roman" w:hint="eastAsia"/>
+                <w:rFonts w:ascii="Arial" w:eastAsia="微軟正黑體" w:hAnsi="Arial" w:cs="Times New Roman"/>
                 <w:b/>
                 <w:bCs/>
                 <w:szCs w:val="24"/>
@@ -30708,7 +30427,7 @@
               <w:widowControl/>
               <w:cnfStyle w:val="000000100000" w:firstRow="0" w:lastRow="0" w:firstColumn="0" w:lastColumn="0" w:oddVBand="0" w:evenVBand="0" w:oddHBand="1" w:evenHBand="0" w:firstRowFirstColumn="0" w:firstRowLastColumn="0" w:lastRowFirstColumn="0" w:lastRowLastColumn="0"/>
               <w:rPr>
-                <w:rFonts w:ascii="Arial" w:eastAsia="微軟正黑體" w:hAnsi="Arial" w:cs="Times New Roman" w:hint="eastAsia"/>
+                <w:rFonts w:ascii="Arial" w:eastAsia="微軟正黑體" w:hAnsi="Arial" w:cs="Times New Roman"/>
                 <w:b/>
                 <w:bCs/>
                 <w:szCs w:val="24"/>
@@ -30726,7 +30445,7 @@
               <w:widowControl/>
               <w:cnfStyle w:val="000000100000" w:firstRow="0" w:lastRow="0" w:firstColumn="0" w:lastColumn="0" w:oddVBand="0" w:evenVBand="0" w:oddHBand="1" w:evenHBand="0" w:firstRowFirstColumn="0" w:firstRowLastColumn="0" w:lastRowFirstColumn="0" w:lastRowLastColumn="0"/>
               <w:rPr>
-                <w:rFonts w:ascii="Arial" w:eastAsia="微軟正黑體" w:hAnsi="Arial" w:cs="Times New Roman" w:hint="eastAsia"/>
+                <w:rFonts w:ascii="Arial" w:eastAsia="微軟正黑體" w:hAnsi="Arial" w:cs="Times New Roman"/>
                 <w:b/>
                 <w:bCs/>
                 <w:szCs w:val="24"/>
@@ -30744,7 +30463,7 @@
               <w:widowControl/>
               <w:cnfStyle w:val="000000100000" w:firstRow="0" w:lastRow="0" w:firstColumn="0" w:lastColumn="0" w:oddVBand="0" w:evenVBand="0" w:oddHBand="1" w:evenHBand="0" w:firstRowFirstColumn="0" w:firstRowLastColumn="0" w:lastRowFirstColumn="0" w:lastRowLastColumn="0"/>
               <w:rPr>
-                <w:rFonts w:ascii="Arial" w:eastAsia="微軟正黑體" w:hAnsi="Arial" w:cs="Times New Roman" w:hint="eastAsia"/>
+                <w:rFonts w:ascii="Arial" w:eastAsia="微軟正黑體" w:hAnsi="Arial" w:cs="Times New Roman"/>
                 <w:b/>
                 <w:bCs/>
                 <w:szCs w:val="24"/>
@@ -30762,7 +30481,7 @@
               <w:widowControl/>
               <w:cnfStyle w:val="000000100000" w:firstRow="0" w:lastRow="0" w:firstColumn="0" w:lastColumn="0" w:oddVBand="0" w:evenVBand="0" w:oddHBand="1" w:evenHBand="0" w:firstRowFirstColumn="0" w:firstRowLastColumn="0" w:lastRowFirstColumn="0" w:lastRowLastColumn="0"/>
               <w:rPr>
-                <w:rFonts w:ascii="Arial" w:eastAsia="微軟正黑體" w:hAnsi="Arial" w:cs="Times New Roman" w:hint="eastAsia"/>
+                <w:rFonts w:ascii="Arial" w:eastAsia="微軟正黑體" w:hAnsi="Arial" w:cs="Times New Roman"/>
                 <w:b/>
                 <w:bCs/>
                 <w:szCs w:val="24"/>
@@ -30780,7 +30499,7 @@
               <w:widowControl/>
               <w:cnfStyle w:val="000000100000" w:firstRow="0" w:lastRow="0" w:firstColumn="0" w:lastColumn="0" w:oddVBand="0" w:evenVBand="0" w:oddHBand="1" w:evenHBand="0" w:firstRowFirstColumn="0" w:firstRowLastColumn="0" w:lastRowFirstColumn="0" w:lastRowLastColumn="0"/>
               <w:rPr>
-                <w:rFonts w:ascii="Arial" w:eastAsia="微軟正黑體" w:hAnsi="Arial" w:cs="Times New Roman" w:hint="eastAsia"/>
+                <w:rFonts w:ascii="Arial" w:eastAsia="微軟正黑體" w:hAnsi="Arial" w:cs="Times New Roman"/>
                 <w:b/>
                 <w:bCs/>
                 <w:szCs w:val="24"/>
@@ -30798,7 +30517,7 @@
               <w:widowControl/>
               <w:cnfStyle w:val="000000100000" w:firstRow="0" w:lastRow="0" w:firstColumn="0" w:lastColumn="0" w:oddVBand="0" w:evenVBand="0" w:oddHBand="1" w:evenHBand="0" w:firstRowFirstColumn="0" w:firstRowLastColumn="0" w:lastRowFirstColumn="0" w:lastRowLastColumn="0"/>
               <w:rPr>
-                <w:rFonts w:ascii="Arial" w:eastAsia="微軟正黑體" w:hAnsi="Arial" w:cs="Times New Roman" w:hint="eastAsia"/>
+                <w:rFonts w:ascii="Arial" w:eastAsia="微軟正黑體" w:hAnsi="Arial" w:cs="Times New Roman"/>
                 <w:b/>
                 <w:bCs/>
                 <w:szCs w:val="24"/>
@@ -30816,7 +30535,7 @@
               <w:widowControl/>
               <w:cnfStyle w:val="000000100000" w:firstRow="0" w:lastRow="0" w:firstColumn="0" w:lastColumn="0" w:oddVBand="0" w:evenVBand="0" w:oddHBand="1" w:evenHBand="0" w:firstRowFirstColumn="0" w:firstRowLastColumn="0" w:lastRowFirstColumn="0" w:lastRowLastColumn="0"/>
               <w:rPr>
-                <w:rFonts w:ascii="Arial" w:eastAsia="微軟正黑體" w:hAnsi="Arial" w:cs="Times New Roman" w:hint="eastAsia"/>
+                <w:rFonts w:ascii="Arial" w:eastAsia="微軟正黑體" w:hAnsi="Arial" w:cs="Times New Roman"/>
                 <w:b/>
                 <w:bCs/>
                 <w:szCs w:val="24"/>
@@ -30834,7 +30553,7 @@
               <w:widowControl/>
               <w:cnfStyle w:val="000000100000" w:firstRow="0" w:lastRow="0" w:firstColumn="0" w:lastColumn="0" w:oddVBand="0" w:evenVBand="0" w:oddHBand="1" w:evenHBand="0" w:firstRowFirstColumn="0" w:firstRowLastColumn="0" w:lastRowFirstColumn="0" w:lastRowLastColumn="0"/>
               <w:rPr>
-                <w:rFonts w:ascii="Arial" w:eastAsia="微軟正黑體" w:hAnsi="Arial" w:cs="Times New Roman" w:hint="eastAsia"/>
+                <w:rFonts w:ascii="Arial" w:eastAsia="微軟正黑體" w:hAnsi="Arial" w:cs="Times New Roman"/>
                 <w:b/>
                 <w:bCs/>
                 <w:szCs w:val="24"/>
@@ -30852,7 +30571,7 @@
               <w:widowControl/>
               <w:cnfStyle w:val="000000100000" w:firstRow="0" w:lastRow="0" w:firstColumn="0" w:lastColumn="0" w:oddVBand="0" w:evenVBand="0" w:oddHBand="1" w:evenHBand="0" w:firstRowFirstColumn="0" w:firstRowLastColumn="0" w:lastRowFirstColumn="0" w:lastRowLastColumn="0"/>
               <w:rPr>
-                <w:rFonts w:ascii="Arial" w:eastAsia="微軟正黑體" w:hAnsi="Arial" w:cs="Times New Roman" w:hint="eastAsia"/>
+                <w:rFonts w:ascii="Arial" w:eastAsia="微軟正黑體" w:hAnsi="Arial" w:cs="Times New Roman"/>
                 <w:b/>
                 <w:bCs/>
                 <w:szCs w:val="24"/>
@@ -30870,7 +30589,7 @@
               <w:widowControl/>
               <w:cnfStyle w:val="000000100000" w:firstRow="0" w:lastRow="0" w:firstColumn="0" w:lastColumn="0" w:oddVBand="0" w:evenVBand="0" w:oddHBand="1" w:evenHBand="0" w:firstRowFirstColumn="0" w:firstRowLastColumn="0" w:lastRowFirstColumn="0" w:lastRowLastColumn="0"/>
               <w:rPr>
-                <w:rFonts w:ascii="Arial" w:eastAsia="微軟正黑體" w:hAnsi="Arial" w:cs="Times New Roman" w:hint="eastAsia"/>
+                <w:rFonts w:ascii="Arial" w:eastAsia="微軟正黑體" w:hAnsi="Arial" w:cs="Times New Roman"/>
                 <w:b/>
                 <w:bCs/>
                 <w:szCs w:val="24"/>
@@ -30888,7 +30607,7 @@
               <w:widowControl/>
               <w:cnfStyle w:val="000000100000" w:firstRow="0" w:lastRow="0" w:firstColumn="0" w:lastColumn="0" w:oddVBand="0" w:evenVBand="0" w:oddHBand="1" w:evenHBand="0" w:firstRowFirstColumn="0" w:firstRowLastColumn="0" w:lastRowFirstColumn="0" w:lastRowLastColumn="0"/>
               <w:rPr>
-                <w:rFonts w:ascii="Arial" w:eastAsia="微軟正黑體" w:hAnsi="Arial" w:cs="Times New Roman" w:hint="eastAsia"/>
+                <w:rFonts w:ascii="Arial" w:eastAsia="微軟正黑體" w:hAnsi="Arial" w:cs="Times New Roman"/>
                 <w:b/>
                 <w:bCs/>
                 <w:szCs w:val="24"/>
@@ -30911,7 +30630,7 @@
             <w:pPr>
               <w:widowControl/>
               <w:rPr>
-                <w:rFonts w:ascii="Arial" w:eastAsia="微軟正黑體" w:hAnsi="Arial" w:cs="Times New Roman" w:hint="eastAsia"/>
+                <w:rFonts w:ascii="Arial" w:eastAsia="微軟正黑體" w:hAnsi="Arial" w:cs="Times New Roman"/>
                 <w:b w:val="0"/>
                 <w:bCs w:val="0"/>
                 <w:sz w:val="20"/>
@@ -30938,7 +30657,7 @@
               <w:widowControl/>
               <w:cnfStyle w:val="000000000000" w:firstRow="0" w:lastRow="0" w:firstColumn="0" w:lastColumn="0" w:oddVBand="0" w:evenVBand="0" w:oddHBand="0" w:evenHBand="0" w:firstRowFirstColumn="0" w:firstRowLastColumn="0" w:lastRowFirstColumn="0" w:lastRowLastColumn="0"/>
               <w:rPr>
-                <w:rFonts w:ascii="Arial" w:eastAsia="微軟正黑體" w:hAnsi="Arial" w:cs="Times New Roman" w:hint="eastAsia"/>
+                <w:rFonts w:ascii="Arial" w:eastAsia="微軟正黑體" w:hAnsi="Arial" w:cs="Times New Roman"/>
                 <w:b/>
                 <w:bCs/>
                 <w:szCs w:val="24"/>
@@ -30956,7 +30675,7 @@
               <w:widowControl/>
               <w:cnfStyle w:val="000000000000" w:firstRow="0" w:lastRow="0" w:firstColumn="0" w:lastColumn="0" w:oddVBand="0" w:evenVBand="0" w:oddHBand="0" w:evenHBand="0" w:firstRowFirstColumn="0" w:firstRowLastColumn="0" w:lastRowFirstColumn="0" w:lastRowLastColumn="0"/>
               <w:rPr>
-                <w:rFonts w:ascii="Arial" w:eastAsia="微軟正黑體" w:hAnsi="Arial" w:cs="Times New Roman" w:hint="eastAsia"/>
+                <w:rFonts w:ascii="Arial" w:eastAsia="微軟正黑體" w:hAnsi="Arial" w:cs="Times New Roman"/>
                 <w:b/>
                 <w:bCs/>
                 <w:szCs w:val="24"/>
@@ -30981,7 +30700,7 @@
               <w:widowControl/>
               <w:cnfStyle w:val="000000000000" w:firstRow="0" w:lastRow="0" w:firstColumn="0" w:lastColumn="0" w:oddVBand="0" w:evenVBand="0" w:oddHBand="0" w:evenHBand="0" w:firstRowFirstColumn="0" w:firstRowLastColumn="0" w:lastRowFirstColumn="0" w:lastRowLastColumn="0"/>
               <w:rPr>
-                <w:rFonts w:ascii="Arial" w:eastAsia="微軟正黑體" w:hAnsi="Arial" w:cs="Times New Roman" w:hint="eastAsia"/>
+                <w:rFonts w:ascii="Arial" w:eastAsia="微軟正黑體" w:hAnsi="Arial" w:cs="Times New Roman"/>
                 <w:b/>
                 <w:bCs/>
                 <w:szCs w:val="24"/>
@@ -30999,7 +30718,7 @@
               <w:widowControl/>
               <w:cnfStyle w:val="000000000000" w:firstRow="0" w:lastRow="0" w:firstColumn="0" w:lastColumn="0" w:oddVBand="0" w:evenVBand="0" w:oddHBand="0" w:evenHBand="0" w:firstRowFirstColumn="0" w:firstRowLastColumn="0" w:lastRowFirstColumn="0" w:lastRowLastColumn="0"/>
               <w:rPr>
-                <w:rFonts w:ascii="Arial" w:eastAsia="微軟正黑體" w:hAnsi="Arial" w:cs="Times New Roman" w:hint="eastAsia"/>
+                <w:rFonts w:ascii="Arial" w:eastAsia="微軟正黑體" w:hAnsi="Arial" w:cs="Times New Roman"/>
                 <w:b/>
                 <w:bCs/>
                 <w:szCs w:val="24"/>
@@ -31017,7 +30736,7 @@
               <w:widowControl/>
               <w:cnfStyle w:val="000000000000" w:firstRow="0" w:lastRow="0" w:firstColumn="0" w:lastColumn="0" w:oddVBand="0" w:evenVBand="0" w:oddHBand="0" w:evenHBand="0" w:firstRowFirstColumn="0" w:firstRowLastColumn="0" w:lastRowFirstColumn="0" w:lastRowLastColumn="0"/>
               <w:rPr>
-                <w:rFonts w:ascii="Arial" w:eastAsia="微軟正黑體" w:hAnsi="Arial" w:cs="Times New Roman" w:hint="eastAsia"/>
+                <w:rFonts w:ascii="Arial" w:eastAsia="微軟正黑體" w:hAnsi="Arial" w:cs="Times New Roman"/>
                 <w:b/>
                 <w:bCs/>
                 <w:szCs w:val="24"/>
@@ -31035,7 +30754,7 @@
               <w:widowControl/>
               <w:cnfStyle w:val="000000000000" w:firstRow="0" w:lastRow="0" w:firstColumn="0" w:lastColumn="0" w:oddVBand="0" w:evenVBand="0" w:oddHBand="0" w:evenHBand="0" w:firstRowFirstColumn="0" w:firstRowLastColumn="0" w:lastRowFirstColumn="0" w:lastRowLastColumn="0"/>
               <w:rPr>
-                <w:rFonts w:ascii="Arial" w:eastAsia="微軟正黑體" w:hAnsi="Arial" w:cs="Times New Roman" w:hint="eastAsia"/>
+                <w:rFonts w:ascii="Arial" w:eastAsia="微軟正黑體" w:hAnsi="Arial" w:cs="Times New Roman"/>
                 <w:b/>
                 <w:bCs/>
                 <w:szCs w:val="24"/>
@@ -31053,7 +30772,7 @@
               <w:widowControl/>
               <w:cnfStyle w:val="000000000000" w:firstRow="0" w:lastRow="0" w:firstColumn="0" w:lastColumn="0" w:oddVBand="0" w:evenVBand="0" w:oddHBand="0" w:evenHBand="0" w:firstRowFirstColumn="0" w:firstRowLastColumn="0" w:lastRowFirstColumn="0" w:lastRowLastColumn="0"/>
               <w:rPr>
-                <w:rFonts w:ascii="Arial" w:eastAsia="微軟正黑體" w:hAnsi="Arial" w:cs="Times New Roman" w:hint="eastAsia"/>
+                <w:rFonts w:ascii="Arial" w:eastAsia="微軟正黑體" w:hAnsi="Arial" w:cs="Times New Roman"/>
                 <w:b/>
                 <w:bCs/>
                 <w:szCs w:val="24"/>
@@ -31071,7 +30790,7 @@
               <w:widowControl/>
               <w:cnfStyle w:val="000000000000" w:firstRow="0" w:lastRow="0" w:firstColumn="0" w:lastColumn="0" w:oddVBand="0" w:evenVBand="0" w:oddHBand="0" w:evenHBand="0" w:firstRowFirstColumn="0" w:firstRowLastColumn="0" w:lastRowFirstColumn="0" w:lastRowLastColumn="0"/>
               <w:rPr>
-                <w:rFonts w:ascii="Arial" w:eastAsia="微軟正黑體" w:hAnsi="Arial" w:cs="Times New Roman" w:hint="eastAsia"/>
+                <w:rFonts w:ascii="Arial" w:eastAsia="微軟正黑體" w:hAnsi="Arial" w:cs="Times New Roman"/>
                 <w:b/>
                 <w:bCs/>
                 <w:szCs w:val="24"/>
@@ -31089,7 +30808,7 @@
               <w:widowControl/>
               <w:cnfStyle w:val="000000000000" w:firstRow="0" w:lastRow="0" w:firstColumn="0" w:lastColumn="0" w:oddVBand="0" w:evenVBand="0" w:oddHBand="0" w:evenHBand="0" w:firstRowFirstColumn="0" w:firstRowLastColumn="0" w:lastRowFirstColumn="0" w:lastRowLastColumn="0"/>
               <w:rPr>
-                <w:rFonts w:ascii="Arial" w:eastAsia="微軟正黑體" w:hAnsi="Arial" w:cs="Times New Roman" w:hint="eastAsia"/>
+                <w:rFonts w:ascii="Arial" w:eastAsia="微軟正黑體" w:hAnsi="Arial" w:cs="Times New Roman"/>
                 <w:b/>
                 <w:bCs/>
                 <w:szCs w:val="24"/>
@@ -31107,7 +30826,7 @@
               <w:widowControl/>
               <w:cnfStyle w:val="000000000000" w:firstRow="0" w:lastRow="0" w:firstColumn="0" w:lastColumn="0" w:oddVBand="0" w:evenVBand="0" w:oddHBand="0" w:evenHBand="0" w:firstRowFirstColumn="0" w:firstRowLastColumn="0" w:lastRowFirstColumn="0" w:lastRowLastColumn="0"/>
               <w:rPr>
-                <w:rFonts w:ascii="Arial" w:eastAsia="微軟正黑體" w:hAnsi="Arial" w:cs="Times New Roman" w:hint="eastAsia"/>
+                <w:rFonts w:ascii="Arial" w:eastAsia="微軟正黑體" w:hAnsi="Arial" w:cs="Times New Roman"/>
                 <w:b/>
                 <w:bCs/>
                 <w:szCs w:val="24"/>
@@ -31125,7 +30844,7 @@
               <w:widowControl/>
               <w:cnfStyle w:val="000000000000" w:firstRow="0" w:lastRow="0" w:firstColumn="0" w:lastColumn="0" w:oddVBand="0" w:evenVBand="0" w:oddHBand="0" w:evenHBand="0" w:firstRowFirstColumn="0" w:firstRowLastColumn="0" w:lastRowFirstColumn="0" w:lastRowLastColumn="0"/>
               <w:rPr>
-                <w:rFonts w:ascii="Arial" w:eastAsia="微軟正黑體" w:hAnsi="Arial" w:cs="Times New Roman" w:hint="eastAsia"/>
+                <w:rFonts w:ascii="Arial" w:eastAsia="微軟正黑體" w:hAnsi="Arial" w:cs="Times New Roman"/>
                 <w:b/>
                 <w:bCs/>
                 <w:szCs w:val="24"/>
@@ -31143,7 +30862,7 @@
               <w:widowControl/>
               <w:cnfStyle w:val="000000000000" w:firstRow="0" w:lastRow="0" w:firstColumn="0" w:lastColumn="0" w:oddVBand="0" w:evenVBand="0" w:oddHBand="0" w:evenHBand="0" w:firstRowFirstColumn="0" w:firstRowLastColumn="0" w:lastRowFirstColumn="0" w:lastRowLastColumn="0"/>
               <w:rPr>
-                <w:rFonts w:ascii="Arial" w:eastAsia="微軟正黑體" w:hAnsi="Arial" w:cs="Times New Roman" w:hint="eastAsia"/>
+                <w:rFonts w:ascii="Arial" w:eastAsia="微軟正黑體" w:hAnsi="Arial" w:cs="Times New Roman"/>
                 <w:b/>
                 <w:bCs/>
                 <w:szCs w:val="24"/>
@@ -31161,7 +30880,7 @@
               <w:widowControl/>
               <w:cnfStyle w:val="000000000000" w:firstRow="0" w:lastRow="0" w:firstColumn="0" w:lastColumn="0" w:oddVBand="0" w:evenVBand="0" w:oddHBand="0" w:evenHBand="0" w:firstRowFirstColumn="0" w:firstRowLastColumn="0" w:lastRowFirstColumn="0" w:lastRowLastColumn="0"/>
               <w:rPr>
-                <w:rFonts w:ascii="Arial" w:eastAsia="微軟正黑體" w:hAnsi="Arial" w:cs="Times New Roman" w:hint="eastAsia"/>
+                <w:rFonts w:ascii="Arial" w:eastAsia="微軟正黑體" w:hAnsi="Arial" w:cs="Times New Roman"/>
                 <w:b/>
                 <w:bCs/>
                 <w:szCs w:val="24"/>
@@ -31179,7 +30898,7 @@
               <w:widowControl/>
               <w:cnfStyle w:val="000000000000" w:firstRow="0" w:lastRow="0" w:firstColumn="0" w:lastColumn="0" w:oddVBand="0" w:evenVBand="0" w:oddHBand="0" w:evenHBand="0" w:firstRowFirstColumn="0" w:firstRowLastColumn="0" w:lastRowFirstColumn="0" w:lastRowLastColumn="0"/>
               <w:rPr>
-                <w:rFonts w:ascii="Arial" w:eastAsia="微軟正黑體" w:hAnsi="Arial" w:cs="Times New Roman" w:hint="eastAsia"/>
+                <w:rFonts w:ascii="Arial" w:eastAsia="微軟正黑體" w:hAnsi="Arial" w:cs="Times New Roman"/>
                 <w:b/>
                 <w:bCs/>
                 <w:szCs w:val="24"/>
@@ -31197,7 +30916,7 @@
               <w:widowControl/>
               <w:cnfStyle w:val="000000000000" w:firstRow="0" w:lastRow="0" w:firstColumn="0" w:lastColumn="0" w:oddVBand="0" w:evenVBand="0" w:oddHBand="0" w:evenHBand="0" w:firstRowFirstColumn="0" w:firstRowLastColumn="0" w:lastRowFirstColumn="0" w:lastRowLastColumn="0"/>
               <w:rPr>
-                <w:rFonts w:ascii="Arial" w:eastAsia="微軟正黑體" w:hAnsi="Arial" w:cs="Times New Roman" w:hint="eastAsia"/>
+                <w:rFonts w:ascii="Arial" w:eastAsia="微軟正黑體" w:hAnsi="Arial" w:cs="Times New Roman"/>
                 <w:b/>
                 <w:bCs/>
                 <w:szCs w:val="24"/>
@@ -31221,7 +30940,7 @@
             <w:pPr>
               <w:widowControl/>
               <w:rPr>
-                <w:rFonts w:ascii="Arial" w:eastAsia="微軟正黑體" w:hAnsi="Arial" w:cs="Times New Roman" w:hint="eastAsia"/>
+                <w:rFonts w:ascii="Arial" w:eastAsia="微軟正黑體" w:hAnsi="Arial" w:cs="Times New Roman"/>
                 <w:b w:val="0"/>
                 <w:bCs w:val="0"/>
                 <w:sz w:val="20"/>
@@ -31248,7 +30967,7 @@
               <w:widowControl/>
               <w:cnfStyle w:val="000000100000" w:firstRow="0" w:lastRow="0" w:firstColumn="0" w:lastColumn="0" w:oddVBand="0" w:evenVBand="0" w:oddHBand="1" w:evenHBand="0" w:firstRowFirstColumn="0" w:firstRowLastColumn="0" w:lastRowFirstColumn="0" w:lastRowLastColumn="0"/>
               <w:rPr>
-                <w:rFonts w:ascii="Arial" w:eastAsia="微軟正黑體" w:hAnsi="Arial" w:cs="Times New Roman" w:hint="eastAsia"/>
+                <w:rFonts w:ascii="Arial" w:eastAsia="微軟正黑體" w:hAnsi="Arial" w:cs="Times New Roman"/>
                 <w:b/>
                 <w:bCs/>
                 <w:szCs w:val="24"/>
@@ -31266,7 +30985,7 @@
               <w:widowControl/>
               <w:cnfStyle w:val="000000100000" w:firstRow="0" w:lastRow="0" w:firstColumn="0" w:lastColumn="0" w:oddVBand="0" w:evenVBand="0" w:oddHBand="1" w:evenHBand="0" w:firstRowFirstColumn="0" w:firstRowLastColumn="0" w:lastRowFirstColumn="0" w:lastRowLastColumn="0"/>
               <w:rPr>
-                <w:rFonts w:ascii="Arial" w:eastAsia="微軟正黑體" w:hAnsi="Arial" w:cs="Times New Roman" w:hint="eastAsia"/>
+                <w:rFonts w:ascii="Arial" w:eastAsia="微軟正黑體" w:hAnsi="Arial" w:cs="Times New Roman"/>
                 <w:b/>
                 <w:bCs/>
                 <w:szCs w:val="24"/>
@@ -31284,7 +31003,7 @@
               <w:widowControl/>
               <w:cnfStyle w:val="000000100000" w:firstRow="0" w:lastRow="0" w:firstColumn="0" w:lastColumn="0" w:oddVBand="0" w:evenVBand="0" w:oddHBand="1" w:evenHBand="0" w:firstRowFirstColumn="0" w:firstRowLastColumn="0" w:lastRowFirstColumn="0" w:lastRowLastColumn="0"/>
               <w:rPr>
-                <w:rFonts w:ascii="Arial" w:eastAsia="微軟正黑體" w:hAnsi="Arial" w:cs="Times New Roman" w:hint="eastAsia"/>
+                <w:rFonts w:ascii="Arial" w:eastAsia="微軟正黑體" w:hAnsi="Arial" w:cs="Times New Roman"/>
                 <w:b/>
                 <w:bCs/>
                 <w:szCs w:val="24"/>
@@ -31302,7 +31021,7 @@
               <w:widowControl/>
               <w:cnfStyle w:val="000000100000" w:firstRow="0" w:lastRow="0" w:firstColumn="0" w:lastColumn="0" w:oddVBand="0" w:evenVBand="0" w:oddHBand="1" w:evenHBand="0" w:firstRowFirstColumn="0" w:firstRowLastColumn="0" w:lastRowFirstColumn="0" w:lastRowLastColumn="0"/>
               <w:rPr>
-                <w:rFonts w:ascii="Arial" w:eastAsia="微軟正黑體" w:hAnsi="Arial" w:cs="Times New Roman" w:hint="eastAsia"/>
+                <w:rFonts w:ascii="Arial" w:eastAsia="微軟正黑體" w:hAnsi="Arial" w:cs="Times New Roman"/>
                 <w:b/>
                 <w:bCs/>
                 <w:szCs w:val="24"/>
@@ -31320,7 +31039,7 @@
               <w:widowControl/>
               <w:cnfStyle w:val="000000100000" w:firstRow="0" w:lastRow="0" w:firstColumn="0" w:lastColumn="0" w:oddVBand="0" w:evenVBand="0" w:oddHBand="1" w:evenHBand="0" w:firstRowFirstColumn="0" w:firstRowLastColumn="0" w:lastRowFirstColumn="0" w:lastRowLastColumn="0"/>
               <w:rPr>
-                <w:rFonts w:ascii="Arial" w:eastAsia="微軟正黑體" w:hAnsi="Arial" w:cs="Times New Roman" w:hint="eastAsia"/>
+                <w:rFonts w:ascii="Arial" w:eastAsia="微軟正黑體" w:hAnsi="Arial" w:cs="Times New Roman"/>
                 <w:b/>
                 <w:bCs/>
                 <w:szCs w:val="24"/>
@@ -31338,7 +31057,7 @@
               <w:widowControl/>
               <w:cnfStyle w:val="000000100000" w:firstRow="0" w:lastRow="0" w:firstColumn="0" w:lastColumn="0" w:oddVBand="0" w:evenVBand="0" w:oddHBand="1" w:evenHBand="0" w:firstRowFirstColumn="0" w:firstRowLastColumn="0" w:lastRowFirstColumn="0" w:lastRowLastColumn="0"/>
               <w:rPr>
-                <w:rFonts w:ascii="Arial" w:eastAsia="微軟正黑體" w:hAnsi="Arial" w:cs="Times New Roman" w:hint="eastAsia"/>
+                <w:rFonts w:ascii="Arial" w:eastAsia="微軟正黑體" w:hAnsi="Arial" w:cs="Times New Roman"/>
                 <w:b/>
                 <w:bCs/>
                 <w:szCs w:val="24"/>
@@ -31356,7 +31075,7 @@
               <w:widowControl/>
               <w:cnfStyle w:val="000000100000" w:firstRow="0" w:lastRow="0" w:firstColumn="0" w:lastColumn="0" w:oddVBand="0" w:evenVBand="0" w:oddHBand="1" w:evenHBand="0" w:firstRowFirstColumn="0" w:firstRowLastColumn="0" w:lastRowFirstColumn="0" w:lastRowLastColumn="0"/>
               <w:rPr>
-                <w:rFonts w:ascii="Arial" w:eastAsia="微軟正黑體" w:hAnsi="Arial" w:cs="Times New Roman" w:hint="eastAsia"/>
+                <w:rFonts w:ascii="Arial" w:eastAsia="微軟正黑體" w:hAnsi="Arial" w:cs="Times New Roman"/>
                 <w:b/>
                 <w:bCs/>
                 <w:szCs w:val="24"/>
@@ -31374,7 +31093,7 @@
               <w:widowControl/>
               <w:cnfStyle w:val="000000100000" w:firstRow="0" w:lastRow="0" w:firstColumn="0" w:lastColumn="0" w:oddVBand="0" w:evenVBand="0" w:oddHBand="1" w:evenHBand="0" w:firstRowFirstColumn="0" w:firstRowLastColumn="0" w:lastRowFirstColumn="0" w:lastRowLastColumn="0"/>
               <w:rPr>
-                <w:rFonts w:ascii="Arial" w:eastAsia="微軟正黑體" w:hAnsi="Arial" w:cs="Times New Roman" w:hint="eastAsia"/>
+                <w:rFonts w:ascii="Arial" w:eastAsia="微軟正黑體" w:hAnsi="Arial" w:cs="Times New Roman"/>
                 <w:b/>
                 <w:bCs/>
                 <w:szCs w:val="24"/>
@@ -31392,7 +31111,7 @@
               <w:widowControl/>
               <w:cnfStyle w:val="000000100000" w:firstRow="0" w:lastRow="0" w:firstColumn="0" w:lastColumn="0" w:oddVBand="0" w:evenVBand="0" w:oddHBand="1" w:evenHBand="0" w:firstRowFirstColumn="0" w:firstRowLastColumn="0" w:lastRowFirstColumn="0" w:lastRowLastColumn="0"/>
               <w:rPr>
-                <w:rFonts w:ascii="Arial" w:eastAsia="微軟正黑體" w:hAnsi="Arial" w:cs="Times New Roman" w:hint="eastAsia"/>
+                <w:rFonts w:ascii="Arial" w:eastAsia="微軟正黑體" w:hAnsi="Arial" w:cs="Times New Roman"/>
                 <w:b/>
                 <w:bCs/>
                 <w:szCs w:val="24"/>
@@ -31410,7 +31129,7 @@
               <w:widowControl/>
               <w:cnfStyle w:val="000000100000" w:firstRow="0" w:lastRow="0" w:firstColumn="0" w:lastColumn="0" w:oddVBand="0" w:evenVBand="0" w:oddHBand="1" w:evenHBand="0" w:firstRowFirstColumn="0" w:firstRowLastColumn="0" w:lastRowFirstColumn="0" w:lastRowLastColumn="0"/>
               <w:rPr>
-                <w:rFonts w:ascii="Arial" w:eastAsia="微軟正黑體" w:hAnsi="Arial" w:cs="Times New Roman" w:hint="eastAsia"/>
+                <w:rFonts w:ascii="Arial" w:eastAsia="微軟正黑體" w:hAnsi="Arial" w:cs="Times New Roman"/>
                 <w:b/>
                 <w:bCs/>
                 <w:szCs w:val="24"/>
@@ -31428,7 +31147,7 @@
               <w:widowControl/>
               <w:cnfStyle w:val="000000100000" w:firstRow="0" w:lastRow="0" w:firstColumn="0" w:lastColumn="0" w:oddVBand="0" w:evenVBand="0" w:oddHBand="1" w:evenHBand="0" w:firstRowFirstColumn="0" w:firstRowLastColumn="0" w:lastRowFirstColumn="0" w:lastRowLastColumn="0"/>
               <w:rPr>
-                <w:rFonts w:ascii="Arial" w:eastAsia="微軟正黑體" w:hAnsi="Arial" w:cs="Times New Roman" w:hint="eastAsia"/>
+                <w:rFonts w:ascii="Arial" w:eastAsia="微軟正黑體" w:hAnsi="Arial" w:cs="Times New Roman"/>
                 <w:b/>
                 <w:bCs/>
                 <w:szCs w:val="24"/>
@@ -31446,7 +31165,7 @@
               <w:widowControl/>
               <w:cnfStyle w:val="000000100000" w:firstRow="0" w:lastRow="0" w:firstColumn="0" w:lastColumn="0" w:oddVBand="0" w:evenVBand="0" w:oddHBand="1" w:evenHBand="0" w:firstRowFirstColumn="0" w:firstRowLastColumn="0" w:lastRowFirstColumn="0" w:lastRowLastColumn="0"/>
               <w:rPr>
-                <w:rFonts w:ascii="Arial" w:eastAsia="微軟正黑體" w:hAnsi="Arial" w:cs="Times New Roman" w:hint="eastAsia"/>
+                <w:rFonts w:ascii="Arial" w:eastAsia="微軟正黑體" w:hAnsi="Arial" w:cs="Times New Roman"/>
                 <w:b/>
                 <w:bCs/>
                 <w:szCs w:val="24"/>
@@ -31464,7 +31183,7 @@
               <w:widowControl/>
               <w:cnfStyle w:val="000000100000" w:firstRow="0" w:lastRow="0" w:firstColumn="0" w:lastColumn="0" w:oddVBand="0" w:evenVBand="0" w:oddHBand="1" w:evenHBand="0" w:firstRowFirstColumn="0" w:firstRowLastColumn="0" w:lastRowFirstColumn="0" w:lastRowLastColumn="0"/>
               <w:rPr>
-                <w:rFonts w:ascii="Arial" w:eastAsia="微軟正黑體" w:hAnsi="Arial" w:cs="Times New Roman" w:hint="eastAsia"/>
+                <w:rFonts w:ascii="Arial" w:eastAsia="微軟正黑體" w:hAnsi="Arial" w:cs="Times New Roman"/>
                 <w:b/>
                 <w:bCs/>
                 <w:szCs w:val="24"/>
@@ -31482,7 +31201,7 @@
               <w:widowControl/>
               <w:cnfStyle w:val="000000100000" w:firstRow="0" w:lastRow="0" w:firstColumn="0" w:lastColumn="0" w:oddVBand="0" w:evenVBand="0" w:oddHBand="1" w:evenHBand="0" w:firstRowFirstColumn="0" w:firstRowLastColumn="0" w:lastRowFirstColumn="0" w:lastRowLastColumn="0"/>
               <w:rPr>
-                <w:rFonts w:ascii="Arial" w:eastAsia="微軟正黑體" w:hAnsi="Arial" w:cs="Times New Roman" w:hint="eastAsia"/>
+                <w:rFonts w:ascii="Arial" w:eastAsia="微軟正黑體" w:hAnsi="Arial" w:cs="Times New Roman"/>
                 <w:b/>
                 <w:bCs/>
                 <w:szCs w:val="24"/>
@@ -31500,7 +31219,7 @@
               <w:widowControl/>
               <w:cnfStyle w:val="000000100000" w:firstRow="0" w:lastRow="0" w:firstColumn="0" w:lastColumn="0" w:oddVBand="0" w:evenVBand="0" w:oddHBand="1" w:evenHBand="0" w:firstRowFirstColumn="0" w:firstRowLastColumn="0" w:lastRowFirstColumn="0" w:lastRowLastColumn="0"/>
               <w:rPr>
-                <w:rFonts w:ascii="Arial" w:eastAsia="微軟正黑體" w:hAnsi="Arial" w:cs="Times New Roman" w:hint="eastAsia"/>
+                <w:rFonts w:ascii="Arial" w:eastAsia="微軟正黑體" w:hAnsi="Arial" w:cs="Times New Roman"/>
                 <w:b/>
                 <w:bCs/>
                 <w:szCs w:val="24"/>
@@ -31530,7 +31249,7 @@
             <w:pPr>
               <w:widowControl/>
               <w:rPr>
-                <w:rFonts w:ascii="Arial" w:eastAsia="微軟正黑體" w:hAnsi="Arial" w:cs="Times New Roman" w:hint="eastAsia"/>
+                <w:rFonts w:ascii="Arial" w:eastAsia="微軟正黑體" w:hAnsi="Arial" w:cs="Times New Roman"/>
                 <w:b w:val="0"/>
                 <w:bCs w:val="0"/>
                 <w:sz w:val="20"/>
@@ -31557,7 +31276,7 @@
               <w:widowControl/>
               <w:cnfStyle w:val="000000000000" w:firstRow="0" w:lastRow="0" w:firstColumn="0" w:lastColumn="0" w:oddVBand="0" w:evenVBand="0" w:oddHBand="0" w:evenHBand="0" w:firstRowFirstColumn="0" w:firstRowLastColumn="0" w:lastRowFirstColumn="0" w:lastRowLastColumn="0"/>
               <w:rPr>
-                <w:rFonts w:ascii="Arial" w:eastAsia="微軟正黑體" w:hAnsi="Arial" w:cs="Times New Roman" w:hint="eastAsia"/>
+                <w:rFonts w:ascii="Arial" w:eastAsia="微軟正黑體" w:hAnsi="Arial" w:cs="Times New Roman"/>
                 <w:b/>
                 <w:bCs/>
                 <w:szCs w:val="24"/>
@@ -31575,7 +31294,7 @@
               <w:widowControl/>
               <w:cnfStyle w:val="000000000000" w:firstRow="0" w:lastRow="0" w:firstColumn="0" w:lastColumn="0" w:oddVBand="0" w:evenVBand="0" w:oddHBand="0" w:evenHBand="0" w:firstRowFirstColumn="0" w:firstRowLastColumn="0" w:lastRowFirstColumn="0" w:lastRowLastColumn="0"/>
               <w:rPr>
-                <w:rFonts w:ascii="Arial" w:eastAsia="微軟正黑體" w:hAnsi="Arial" w:cs="Times New Roman" w:hint="eastAsia"/>
+                <w:rFonts w:ascii="Arial" w:eastAsia="微軟正黑體" w:hAnsi="Arial" w:cs="Times New Roman"/>
                 <w:b/>
                 <w:bCs/>
                 <w:szCs w:val="24"/>
@@ -31593,7 +31312,7 @@
               <w:widowControl/>
               <w:cnfStyle w:val="000000000000" w:firstRow="0" w:lastRow="0" w:firstColumn="0" w:lastColumn="0" w:oddVBand="0" w:evenVBand="0" w:oddHBand="0" w:evenHBand="0" w:firstRowFirstColumn="0" w:firstRowLastColumn="0" w:lastRowFirstColumn="0" w:lastRowLastColumn="0"/>
               <w:rPr>
-                <w:rFonts w:ascii="Arial" w:eastAsia="微軟正黑體" w:hAnsi="Arial" w:cs="Times New Roman" w:hint="eastAsia"/>
+                <w:rFonts w:ascii="Arial" w:eastAsia="微軟正黑體" w:hAnsi="Arial" w:cs="Times New Roman"/>
                 <w:b/>
                 <w:bCs/>
                 <w:szCs w:val="24"/>
@@ -31611,7 +31330,7 @@
               <w:widowControl/>
               <w:cnfStyle w:val="000000000000" w:firstRow="0" w:lastRow="0" w:firstColumn="0" w:lastColumn="0" w:oddVBand="0" w:evenVBand="0" w:oddHBand="0" w:evenHBand="0" w:firstRowFirstColumn="0" w:firstRowLastColumn="0" w:lastRowFirstColumn="0" w:lastRowLastColumn="0"/>
               <w:rPr>
-                <w:rFonts w:ascii="Arial" w:eastAsia="微軟正黑體" w:hAnsi="Arial" w:cs="Times New Roman" w:hint="eastAsia"/>
+                <w:rFonts w:ascii="Arial" w:eastAsia="微軟正黑體" w:hAnsi="Arial" w:cs="Times New Roman"/>
                 <w:b/>
                 <w:bCs/>
                 <w:szCs w:val="24"/>
@@ -31629,7 +31348,7 @@
               <w:widowControl/>
               <w:cnfStyle w:val="000000000000" w:firstRow="0" w:lastRow="0" w:firstColumn="0" w:lastColumn="0" w:oddVBand="0" w:evenVBand="0" w:oddHBand="0" w:evenHBand="0" w:firstRowFirstColumn="0" w:firstRowLastColumn="0" w:lastRowFirstColumn="0" w:lastRowLastColumn="0"/>
               <w:rPr>
-                <w:rFonts w:ascii="Arial" w:eastAsia="微軟正黑體" w:hAnsi="Arial" w:cs="Times New Roman" w:hint="eastAsia"/>
+                <w:rFonts w:ascii="Arial" w:eastAsia="微軟正黑體" w:hAnsi="Arial" w:cs="Times New Roman"/>
                 <w:b/>
                 <w:bCs/>
                 <w:szCs w:val="24"/>
@@ -31647,7 +31366,7 @@
               <w:widowControl/>
               <w:cnfStyle w:val="000000000000" w:firstRow="0" w:lastRow="0" w:firstColumn="0" w:lastColumn="0" w:oddVBand="0" w:evenVBand="0" w:oddHBand="0" w:evenHBand="0" w:firstRowFirstColumn="0" w:firstRowLastColumn="0" w:lastRowFirstColumn="0" w:lastRowLastColumn="0"/>
               <w:rPr>
-                <w:rFonts w:ascii="Arial" w:eastAsia="微軟正黑體" w:hAnsi="Arial" w:cs="Times New Roman" w:hint="eastAsia"/>
+                <w:rFonts w:ascii="Arial" w:eastAsia="微軟正黑體" w:hAnsi="Arial" w:cs="Times New Roman"/>
                 <w:b/>
                 <w:bCs/>
                 <w:szCs w:val="24"/>
@@ -31665,7 +31384,7 @@
               <w:widowControl/>
               <w:cnfStyle w:val="000000000000" w:firstRow="0" w:lastRow="0" w:firstColumn="0" w:lastColumn="0" w:oddVBand="0" w:evenVBand="0" w:oddHBand="0" w:evenHBand="0" w:firstRowFirstColumn="0" w:firstRowLastColumn="0" w:lastRowFirstColumn="0" w:lastRowLastColumn="0"/>
               <w:rPr>
-                <w:rFonts w:ascii="Arial" w:eastAsia="微軟正黑體" w:hAnsi="Arial" w:cs="Times New Roman" w:hint="eastAsia"/>
+                <w:rFonts w:ascii="Arial" w:eastAsia="微軟正黑體" w:hAnsi="Arial" w:cs="Times New Roman"/>
                 <w:b/>
                 <w:bCs/>
                 <w:szCs w:val="24"/>
@@ -31683,7 +31402,7 @@
               <w:widowControl/>
               <w:cnfStyle w:val="000000000000" w:firstRow="0" w:lastRow="0" w:firstColumn="0" w:lastColumn="0" w:oddVBand="0" w:evenVBand="0" w:oddHBand="0" w:evenHBand="0" w:firstRowFirstColumn="0" w:firstRowLastColumn="0" w:lastRowFirstColumn="0" w:lastRowLastColumn="0"/>
               <w:rPr>
-                <w:rFonts w:ascii="Arial" w:eastAsia="微軟正黑體" w:hAnsi="Arial" w:cs="Times New Roman" w:hint="eastAsia"/>
+                <w:rFonts w:ascii="Arial" w:eastAsia="微軟正黑體" w:hAnsi="Arial" w:cs="Times New Roman"/>
                 <w:b/>
                 <w:bCs/>
                 <w:szCs w:val="24"/>
@@ -31701,7 +31420,7 @@
               <w:widowControl/>
               <w:cnfStyle w:val="000000000000" w:firstRow="0" w:lastRow="0" w:firstColumn="0" w:lastColumn="0" w:oddVBand="0" w:evenVBand="0" w:oddHBand="0" w:evenHBand="0" w:firstRowFirstColumn="0" w:firstRowLastColumn="0" w:lastRowFirstColumn="0" w:lastRowLastColumn="0"/>
               <w:rPr>
-                <w:rFonts w:ascii="Arial" w:eastAsia="微軟正黑體" w:hAnsi="Arial" w:cs="Times New Roman" w:hint="eastAsia"/>
+                <w:rFonts w:ascii="Arial" w:eastAsia="微軟正黑體" w:hAnsi="Arial" w:cs="Times New Roman"/>
                 <w:b/>
                 <w:bCs/>
                 <w:szCs w:val="24"/>
@@ -31719,7 +31438,7 @@
               <w:widowControl/>
               <w:cnfStyle w:val="000000000000" w:firstRow="0" w:lastRow="0" w:firstColumn="0" w:lastColumn="0" w:oddVBand="0" w:evenVBand="0" w:oddHBand="0" w:evenHBand="0" w:firstRowFirstColumn="0" w:firstRowLastColumn="0" w:lastRowFirstColumn="0" w:lastRowLastColumn="0"/>
               <w:rPr>
-                <w:rFonts w:ascii="Arial" w:eastAsia="微軟正黑體" w:hAnsi="Arial" w:cs="Times New Roman" w:hint="eastAsia"/>
+                <w:rFonts w:ascii="Arial" w:eastAsia="微軟正黑體" w:hAnsi="Arial" w:cs="Times New Roman"/>
                 <w:b/>
                 <w:bCs/>
                 <w:szCs w:val="24"/>
@@ -31737,7 +31456,7 @@
               <w:widowControl/>
               <w:cnfStyle w:val="000000000000" w:firstRow="0" w:lastRow="0" w:firstColumn="0" w:lastColumn="0" w:oddVBand="0" w:evenVBand="0" w:oddHBand="0" w:evenHBand="0" w:firstRowFirstColumn="0" w:firstRowLastColumn="0" w:lastRowFirstColumn="0" w:lastRowLastColumn="0"/>
               <w:rPr>
-                <w:rFonts w:ascii="Arial" w:eastAsia="微軟正黑體" w:hAnsi="Arial" w:cs="Times New Roman" w:hint="eastAsia"/>
+                <w:rFonts w:ascii="Arial" w:eastAsia="微軟正黑體" w:hAnsi="Arial" w:cs="Times New Roman"/>
                 <w:b/>
                 <w:bCs/>
                 <w:szCs w:val="24"/>
@@ -31755,7 +31474,7 @@
               <w:widowControl/>
               <w:cnfStyle w:val="000000000000" w:firstRow="0" w:lastRow="0" w:firstColumn="0" w:lastColumn="0" w:oddVBand="0" w:evenVBand="0" w:oddHBand="0" w:evenHBand="0" w:firstRowFirstColumn="0" w:firstRowLastColumn="0" w:lastRowFirstColumn="0" w:lastRowLastColumn="0"/>
               <w:rPr>
-                <w:rFonts w:ascii="Arial" w:eastAsia="微軟正黑體" w:hAnsi="Arial" w:cs="Times New Roman" w:hint="eastAsia"/>
+                <w:rFonts w:ascii="Arial" w:eastAsia="微軟正黑體" w:hAnsi="Arial" w:cs="Times New Roman"/>
                 <w:b/>
                 <w:bCs/>
                 <w:szCs w:val="24"/>
@@ -31773,7 +31492,7 @@
               <w:widowControl/>
               <w:cnfStyle w:val="000000000000" w:firstRow="0" w:lastRow="0" w:firstColumn="0" w:lastColumn="0" w:oddVBand="0" w:evenVBand="0" w:oddHBand="0" w:evenHBand="0" w:firstRowFirstColumn="0" w:firstRowLastColumn="0" w:lastRowFirstColumn="0" w:lastRowLastColumn="0"/>
               <w:rPr>
-                <w:rFonts w:ascii="Arial" w:eastAsia="微軟正黑體" w:hAnsi="Arial" w:cs="Times New Roman" w:hint="eastAsia"/>
+                <w:rFonts w:ascii="Arial" w:eastAsia="微軟正黑體" w:hAnsi="Arial" w:cs="Times New Roman"/>
                 <w:b/>
                 <w:bCs/>
                 <w:szCs w:val="24"/>
@@ -31791,7 +31510,7 @@
               <w:widowControl/>
               <w:cnfStyle w:val="000000000000" w:firstRow="0" w:lastRow="0" w:firstColumn="0" w:lastColumn="0" w:oddVBand="0" w:evenVBand="0" w:oddHBand="0" w:evenHBand="0" w:firstRowFirstColumn="0" w:firstRowLastColumn="0" w:lastRowFirstColumn="0" w:lastRowLastColumn="0"/>
               <w:rPr>
-                <w:rFonts w:ascii="Arial" w:eastAsia="微軟正黑體" w:hAnsi="Arial" w:cs="Times New Roman" w:hint="eastAsia"/>
+                <w:rFonts w:ascii="Arial" w:eastAsia="微軟正黑體" w:hAnsi="Arial" w:cs="Times New Roman"/>
                 <w:b/>
                 <w:bCs/>
                 <w:szCs w:val="24"/>
@@ -31816,7 +31535,7 @@
               <w:widowControl/>
               <w:cnfStyle w:val="000000000000" w:firstRow="0" w:lastRow="0" w:firstColumn="0" w:lastColumn="0" w:oddVBand="0" w:evenVBand="0" w:oddHBand="0" w:evenHBand="0" w:firstRowFirstColumn="0" w:firstRowLastColumn="0" w:lastRowFirstColumn="0" w:lastRowLastColumn="0"/>
               <w:rPr>
-                <w:rFonts w:ascii="Arial" w:eastAsia="微軟正黑體" w:hAnsi="Arial" w:cs="Times New Roman" w:hint="eastAsia"/>
+                <w:rFonts w:ascii="Arial" w:eastAsia="微軟正黑體" w:hAnsi="Arial" w:cs="Times New Roman"/>
                 <w:b/>
                 <w:bCs/>
                 <w:szCs w:val="24"/>
@@ -31840,7 +31559,7 @@
             <w:pPr>
               <w:widowControl/>
               <w:rPr>
-                <w:rFonts w:ascii="Arial" w:eastAsia="微軟正黑體" w:hAnsi="Arial" w:cs="Times New Roman" w:hint="eastAsia"/>
+                <w:rFonts w:ascii="Arial" w:eastAsia="微軟正黑體" w:hAnsi="Arial" w:cs="Times New Roman"/>
                 <w:b w:val="0"/>
                 <w:bCs w:val="0"/>
                 <w:sz w:val="20"/>
@@ -31867,7 +31586,7 @@
               <w:widowControl/>
               <w:cnfStyle w:val="000000100000" w:firstRow="0" w:lastRow="0" w:firstColumn="0" w:lastColumn="0" w:oddVBand="0" w:evenVBand="0" w:oddHBand="1" w:evenHBand="0" w:firstRowFirstColumn="0" w:firstRowLastColumn="0" w:lastRowFirstColumn="0" w:lastRowLastColumn="0"/>
               <w:rPr>
-                <w:rFonts w:ascii="Arial" w:eastAsia="微軟正黑體" w:hAnsi="Arial" w:cs="Times New Roman" w:hint="eastAsia"/>
+                <w:rFonts w:ascii="Arial" w:eastAsia="微軟正黑體" w:hAnsi="Arial" w:cs="Times New Roman"/>
                 <w:b/>
                 <w:bCs/>
                 <w:szCs w:val="24"/>
@@ -31885,7 +31604,7 @@
               <w:widowControl/>
               <w:cnfStyle w:val="000000100000" w:firstRow="0" w:lastRow="0" w:firstColumn="0" w:lastColumn="0" w:oddVBand="0" w:evenVBand="0" w:oddHBand="1" w:evenHBand="0" w:firstRowFirstColumn="0" w:firstRowLastColumn="0" w:lastRowFirstColumn="0" w:lastRowLastColumn="0"/>
               <w:rPr>
-                <w:rFonts w:ascii="Arial" w:eastAsia="微軟正黑體" w:hAnsi="Arial" w:cs="Times New Roman" w:hint="eastAsia"/>
+                <w:rFonts w:ascii="Arial" w:eastAsia="微軟正黑體" w:hAnsi="Arial" w:cs="Times New Roman"/>
                 <w:b/>
                 <w:bCs/>
                 <w:szCs w:val="24"/>
@@ -31903,7 +31622,7 @@
               <w:widowControl/>
               <w:cnfStyle w:val="000000100000" w:firstRow="0" w:lastRow="0" w:firstColumn="0" w:lastColumn="0" w:oddVBand="0" w:evenVBand="0" w:oddHBand="1" w:evenHBand="0" w:firstRowFirstColumn="0" w:firstRowLastColumn="0" w:lastRowFirstColumn="0" w:lastRowLastColumn="0"/>
               <w:rPr>
-                <w:rFonts w:ascii="Arial" w:eastAsia="微軟正黑體" w:hAnsi="Arial" w:cs="Times New Roman" w:hint="eastAsia"/>
+                <w:rFonts w:ascii="Arial" w:eastAsia="微軟正黑體" w:hAnsi="Arial" w:cs="Times New Roman"/>
                 <w:b/>
                 <w:bCs/>
                 <w:szCs w:val="24"/>
@@ -31921,7 +31640,7 @@
               <w:widowControl/>
               <w:cnfStyle w:val="000000100000" w:firstRow="0" w:lastRow="0" w:firstColumn="0" w:lastColumn="0" w:oddVBand="0" w:evenVBand="0" w:oddHBand="1" w:evenHBand="0" w:firstRowFirstColumn="0" w:firstRowLastColumn="0" w:lastRowFirstColumn="0" w:lastRowLastColumn="0"/>
               <w:rPr>
-                <w:rFonts w:ascii="Arial" w:eastAsia="微軟正黑體" w:hAnsi="Arial" w:cs="Times New Roman" w:hint="eastAsia"/>
+                <w:rFonts w:ascii="Arial" w:eastAsia="微軟正黑體" w:hAnsi="Arial" w:cs="Times New Roman"/>
                 <w:b/>
                 <w:bCs/>
                 <w:szCs w:val="24"/>
@@ -31939,7 +31658,7 @@
               <w:widowControl/>
               <w:cnfStyle w:val="000000100000" w:firstRow="0" w:lastRow="0" w:firstColumn="0" w:lastColumn="0" w:oddVBand="0" w:evenVBand="0" w:oddHBand="1" w:evenHBand="0" w:firstRowFirstColumn="0" w:firstRowLastColumn="0" w:lastRowFirstColumn="0" w:lastRowLastColumn="0"/>
               <w:rPr>
-                <w:rFonts w:ascii="Arial" w:eastAsia="微軟正黑體" w:hAnsi="Arial" w:cs="Times New Roman" w:hint="eastAsia"/>
+                <w:rFonts w:ascii="Arial" w:eastAsia="微軟正黑體" w:hAnsi="Arial" w:cs="Times New Roman"/>
                 <w:b/>
                 <w:bCs/>
                 <w:szCs w:val="24"/>
@@ -31957,7 +31676,7 @@
               <w:widowControl/>
               <w:cnfStyle w:val="000000100000" w:firstRow="0" w:lastRow="0" w:firstColumn="0" w:lastColumn="0" w:oddVBand="0" w:evenVBand="0" w:oddHBand="1" w:evenHBand="0" w:firstRowFirstColumn="0" w:firstRowLastColumn="0" w:lastRowFirstColumn="0" w:lastRowLastColumn="0"/>
               <w:rPr>
-                <w:rFonts w:ascii="Arial" w:eastAsia="微軟正黑體" w:hAnsi="Arial" w:cs="Times New Roman" w:hint="eastAsia"/>
+                <w:rFonts w:ascii="Arial" w:eastAsia="微軟正黑體" w:hAnsi="Arial" w:cs="Times New Roman"/>
                 <w:b/>
                 <w:bCs/>
                 <w:szCs w:val="24"/>
@@ -31975,7 +31694,7 @@
               <w:widowControl/>
               <w:cnfStyle w:val="000000100000" w:firstRow="0" w:lastRow="0" w:firstColumn="0" w:lastColumn="0" w:oddVBand="0" w:evenVBand="0" w:oddHBand="1" w:evenHBand="0" w:firstRowFirstColumn="0" w:firstRowLastColumn="0" w:lastRowFirstColumn="0" w:lastRowLastColumn="0"/>
               <w:rPr>
-                <w:rFonts w:ascii="Arial" w:eastAsia="微軟正黑體" w:hAnsi="Arial" w:cs="Times New Roman" w:hint="eastAsia"/>
+                <w:rFonts w:ascii="Arial" w:eastAsia="微軟正黑體" w:hAnsi="Arial" w:cs="Times New Roman"/>
                 <w:b/>
                 <w:bCs/>
                 <w:szCs w:val="24"/>
@@ -31993,7 +31712,7 @@
               <w:widowControl/>
               <w:cnfStyle w:val="000000100000" w:firstRow="0" w:lastRow="0" w:firstColumn="0" w:lastColumn="0" w:oddVBand="0" w:evenVBand="0" w:oddHBand="1" w:evenHBand="0" w:firstRowFirstColumn="0" w:firstRowLastColumn="0" w:lastRowFirstColumn="0" w:lastRowLastColumn="0"/>
               <w:rPr>
-                <w:rFonts w:ascii="Arial" w:eastAsia="微軟正黑體" w:hAnsi="Arial" w:cs="Times New Roman" w:hint="eastAsia"/>
+                <w:rFonts w:ascii="Arial" w:eastAsia="微軟正黑體" w:hAnsi="Arial" w:cs="Times New Roman"/>
                 <w:b/>
                 <w:bCs/>
                 <w:szCs w:val="24"/>
@@ -32011,7 +31730,7 @@
               <w:widowControl/>
               <w:cnfStyle w:val="000000100000" w:firstRow="0" w:lastRow="0" w:firstColumn="0" w:lastColumn="0" w:oddVBand="0" w:evenVBand="0" w:oddHBand="1" w:evenHBand="0" w:firstRowFirstColumn="0" w:firstRowLastColumn="0" w:lastRowFirstColumn="0" w:lastRowLastColumn="0"/>
               <w:rPr>
-                <w:rFonts w:ascii="Arial" w:eastAsia="微軟正黑體" w:hAnsi="Arial" w:cs="Times New Roman" w:hint="eastAsia"/>
+                <w:rFonts w:ascii="Arial" w:eastAsia="微軟正黑體" w:hAnsi="Arial" w:cs="Times New Roman"/>
                 <w:b/>
                 <w:bCs/>
                 <w:szCs w:val="24"/>
@@ -32029,7 +31748,7 @@
               <w:widowControl/>
               <w:cnfStyle w:val="000000100000" w:firstRow="0" w:lastRow="0" w:firstColumn="0" w:lastColumn="0" w:oddVBand="0" w:evenVBand="0" w:oddHBand="1" w:evenHBand="0" w:firstRowFirstColumn="0" w:firstRowLastColumn="0" w:lastRowFirstColumn="0" w:lastRowLastColumn="0"/>
               <w:rPr>
-                <w:rFonts w:ascii="Arial" w:eastAsia="微軟正黑體" w:hAnsi="Arial" w:cs="Times New Roman" w:hint="eastAsia"/>
+                <w:rFonts w:ascii="Arial" w:eastAsia="微軟正黑體" w:hAnsi="Arial" w:cs="Times New Roman"/>
                 <w:b/>
                 <w:bCs/>
                 <w:szCs w:val="24"/>
@@ -32047,7 +31766,7 @@
               <w:widowControl/>
               <w:cnfStyle w:val="000000100000" w:firstRow="0" w:lastRow="0" w:firstColumn="0" w:lastColumn="0" w:oddVBand="0" w:evenVBand="0" w:oddHBand="1" w:evenHBand="0" w:firstRowFirstColumn="0" w:firstRowLastColumn="0" w:lastRowFirstColumn="0" w:lastRowLastColumn="0"/>
               <w:rPr>
-                <w:rFonts w:ascii="Arial" w:eastAsia="微軟正黑體" w:hAnsi="Arial" w:cs="Times New Roman" w:hint="eastAsia"/>
+                <w:rFonts w:ascii="Arial" w:eastAsia="微軟正黑體" w:hAnsi="Arial" w:cs="Times New Roman"/>
                 <w:b/>
                 <w:bCs/>
                 <w:szCs w:val="24"/>
@@ -32065,7 +31784,7 @@
               <w:widowControl/>
               <w:cnfStyle w:val="000000100000" w:firstRow="0" w:lastRow="0" w:firstColumn="0" w:lastColumn="0" w:oddVBand="0" w:evenVBand="0" w:oddHBand="1" w:evenHBand="0" w:firstRowFirstColumn="0" w:firstRowLastColumn="0" w:lastRowFirstColumn="0" w:lastRowLastColumn="0"/>
               <w:rPr>
-                <w:rFonts w:ascii="Arial" w:eastAsia="微軟正黑體" w:hAnsi="Arial" w:cs="Times New Roman" w:hint="eastAsia"/>
+                <w:rFonts w:ascii="Arial" w:eastAsia="微軟正黑體" w:hAnsi="Arial" w:cs="Times New Roman"/>
                 <w:b/>
                 <w:bCs/>
                 <w:szCs w:val="24"/>
@@ -32083,7 +31802,7 @@
               <w:widowControl/>
               <w:cnfStyle w:val="000000100000" w:firstRow="0" w:lastRow="0" w:firstColumn="0" w:lastColumn="0" w:oddVBand="0" w:evenVBand="0" w:oddHBand="1" w:evenHBand="0" w:firstRowFirstColumn="0" w:firstRowLastColumn="0" w:lastRowFirstColumn="0" w:lastRowLastColumn="0"/>
               <w:rPr>
-                <w:rFonts w:ascii="Arial" w:eastAsia="微軟正黑體" w:hAnsi="Arial" w:cs="Times New Roman" w:hint="eastAsia"/>
+                <w:rFonts w:ascii="Arial" w:eastAsia="微軟正黑體" w:hAnsi="Arial" w:cs="Times New Roman"/>
                 <w:b/>
                 <w:bCs/>
                 <w:szCs w:val="24"/>
@@ -32101,7 +31820,7 @@
               <w:widowControl/>
               <w:cnfStyle w:val="000000100000" w:firstRow="0" w:lastRow="0" w:firstColumn="0" w:lastColumn="0" w:oddVBand="0" w:evenVBand="0" w:oddHBand="1" w:evenHBand="0" w:firstRowFirstColumn="0" w:firstRowLastColumn="0" w:lastRowFirstColumn="0" w:lastRowLastColumn="0"/>
               <w:rPr>
-                <w:rFonts w:ascii="Arial" w:eastAsia="微軟正黑體" w:hAnsi="Arial" w:cs="Times New Roman" w:hint="eastAsia"/>
+                <w:rFonts w:ascii="Arial" w:eastAsia="微軟正黑體" w:hAnsi="Arial" w:cs="Times New Roman"/>
                 <w:b/>
                 <w:bCs/>
                 <w:szCs w:val="24"/>
@@ -32126,7 +31845,7 @@
               <w:widowControl/>
               <w:cnfStyle w:val="000000100000" w:firstRow="0" w:lastRow="0" w:firstColumn="0" w:lastColumn="0" w:oddVBand="0" w:evenVBand="0" w:oddHBand="1" w:evenHBand="0" w:firstRowFirstColumn="0" w:firstRowLastColumn="0" w:lastRowFirstColumn="0" w:lastRowLastColumn="0"/>
               <w:rPr>
-                <w:rFonts w:ascii="Arial" w:eastAsia="微軟正黑體" w:hAnsi="Arial" w:cs="Times New Roman" w:hint="eastAsia"/>
+                <w:rFonts w:ascii="Arial" w:eastAsia="微軟正黑體" w:hAnsi="Arial" w:cs="Times New Roman"/>
                 <w:b/>
                 <w:bCs/>
                 <w:szCs w:val="24"/>
@@ -32149,7 +31868,7 @@
             <w:pPr>
               <w:widowControl/>
               <w:rPr>
-                <w:rFonts w:ascii="Arial" w:eastAsia="微軟正黑體" w:hAnsi="Arial" w:cs="Times New Roman" w:hint="eastAsia"/>
+                <w:rFonts w:ascii="Arial" w:eastAsia="微軟正黑體" w:hAnsi="Arial" w:cs="Times New Roman"/>
                 <w:b w:val="0"/>
                 <w:bCs w:val="0"/>
                 <w:sz w:val="20"/>
@@ -32176,7 +31895,7 @@
               <w:widowControl/>
               <w:cnfStyle w:val="000000000000" w:firstRow="0" w:lastRow="0" w:firstColumn="0" w:lastColumn="0" w:oddVBand="0" w:evenVBand="0" w:oddHBand="0" w:evenHBand="0" w:firstRowFirstColumn="0" w:firstRowLastColumn="0" w:lastRowFirstColumn="0" w:lastRowLastColumn="0"/>
               <w:rPr>
-                <w:rFonts w:ascii="Arial" w:eastAsia="微軟正黑體" w:hAnsi="Arial" w:cs="Times New Roman" w:hint="eastAsia"/>
+                <w:rFonts w:ascii="Arial" w:eastAsia="微軟正黑體" w:hAnsi="Arial" w:cs="Times New Roman"/>
                 <w:b/>
                 <w:bCs/>
                 <w:szCs w:val="24"/>
@@ -32201,7 +31920,7 @@
               <w:widowControl/>
               <w:cnfStyle w:val="000000000000" w:firstRow="0" w:lastRow="0" w:firstColumn="0" w:lastColumn="0" w:oddVBand="0" w:evenVBand="0" w:oddHBand="0" w:evenHBand="0" w:firstRowFirstColumn="0" w:firstRowLastColumn="0" w:lastRowFirstColumn="0" w:lastRowLastColumn="0"/>
               <w:rPr>
-                <w:rFonts w:ascii="Arial" w:eastAsia="微軟正黑體" w:hAnsi="Arial" w:cs="Times New Roman" w:hint="eastAsia"/>
+                <w:rFonts w:ascii="Arial" w:eastAsia="微軟正黑體" w:hAnsi="Arial" w:cs="Times New Roman"/>
                 <w:b/>
                 <w:bCs/>
                 <w:szCs w:val="24"/>
@@ -32219,7 +31938,7 @@
               <w:widowControl/>
               <w:cnfStyle w:val="000000000000" w:firstRow="0" w:lastRow="0" w:firstColumn="0" w:lastColumn="0" w:oddVBand="0" w:evenVBand="0" w:oddHBand="0" w:evenHBand="0" w:firstRowFirstColumn="0" w:firstRowLastColumn="0" w:lastRowFirstColumn="0" w:lastRowLastColumn="0"/>
               <w:rPr>
-                <w:rFonts w:ascii="Arial" w:eastAsia="微軟正黑體" w:hAnsi="Arial" w:cs="Times New Roman" w:hint="eastAsia"/>
+                <w:rFonts w:ascii="Arial" w:eastAsia="微軟正黑體" w:hAnsi="Arial" w:cs="Times New Roman"/>
                 <w:b/>
                 <w:bCs/>
                 <w:szCs w:val="24"/>
@@ -32237,7 +31956,7 @@
               <w:widowControl/>
               <w:cnfStyle w:val="000000000000" w:firstRow="0" w:lastRow="0" w:firstColumn="0" w:lastColumn="0" w:oddVBand="0" w:evenVBand="0" w:oddHBand="0" w:evenHBand="0" w:firstRowFirstColumn="0" w:firstRowLastColumn="0" w:lastRowFirstColumn="0" w:lastRowLastColumn="0"/>
               <w:rPr>
-                <w:rFonts w:ascii="Arial" w:eastAsia="微軟正黑體" w:hAnsi="Arial" w:cs="Times New Roman" w:hint="eastAsia"/>
+                <w:rFonts w:ascii="Arial" w:eastAsia="微軟正黑體" w:hAnsi="Arial" w:cs="Times New Roman"/>
                 <w:b/>
                 <w:bCs/>
                 <w:szCs w:val="24"/>
@@ -32255,7 +31974,7 @@
               <w:widowControl/>
               <w:cnfStyle w:val="000000000000" w:firstRow="0" w:lastRow="0" w:firstColumn="0" w:lastColumn="0" w:oddVBand="0" w:evenVBand="0" w:oddHBand="0" w:evenHBand="0" w:firstRowFirstColumn="0" w:firstRowLastColumn="0" w:lastRowFirstColumn="0" w:lastRowLastColumn="0"/>
               <w:rPr>
-                <w:rFonts w:ascii="Arial" w:eastAsia="微軟正黑體" w:hAnsi="Arial" w:cs="Times New Roman" w:hint="eastAsia"/>
+                <w:rFonts w:ascii="Arial" w:eastAsia="微軟正黑體" w:hAnsi="Arial" w:cs="Times New Roman"/>
                 <w:b/>
                 <w:bCs/>
                 <w:szCs w:val="24"/>
@@ -32273,7 +31992,7 @@
               <w:widowControl/>
               <w:cnfStyle w:val="000000000000" w:firstRow="0" w:lastRow="0" w:firstColumn="0" w:lastColumn="0" w:oddVBand="0" w:evenVBand="0" w:oddHBand="0" w:evenHBand="0" w:firstRowFirstColumn="0" w:firstRowLastColumn="0" w:lastRowFirstColumn="0" w:lastRowLastColumn="0"/>
               <w:rPr>
-                <w:rFonts w:ascii="Arial" w:eastAsia="微軟正黑體" w:hAnsi="Arial" w:cs="Times New Roman" w:hint="eastAsia"/>
+                <w:rFonts w:ascii="Arial" w:eastAsia="微軟正黑體" w:hAnsi="Arial" w:cs="Times New Roman"/>
                 <w:b/>
                 <w:bCs/>
                 <w:szCs w:val="24"/>
@@ -32291,7 +32010,7 @@
               <w:widowControl/>
               <w:cnfStyle w:val="000000000000" w:firstRow="0" w:lastRow="0" w:firstColumn="0" w:lastColumn="0" w:oddVBand="0" w:evenVBand="0" w:oddHBand="0" w:evenHBand="0" w:firstRowFirstColumn="0" w:firstRowLastColumn="0" w:lastRowFirstColumn="0" w:lastRowLastColumn="0"/>
               <w:rPr>
-                <w:rFonts w:ascii="Arial" w:eastAsia="微軟正黑體" w:hAnsi="Arial" w:cs="Times New Roman" w:hint="eastAsia"/>
+                <w:rFonts w:ascii="Arial" w:eastAsia="微軟正黑體" w:hAnsi="Arial" w:cs="Times New Roman"/>
                 <w:b/>
                 <w:bCs/>
                 <w:szCs w:val="24"/>
@@ -32309,7 +32028,7 @@
               <w:widowControl/>
               <w:cnfStyle w:val="000000000000" w:firstRow="0" w:lastRow="0" w:firstColumn="0" w:lastColumn="0" w:oddVBand="0" w:evenVBand="0" w:oddHBand="0" w:evenHBand="0" w:firstRowFirstColumn="0" w:firstRowLastColumn="0" w:lastRowFirstColumn="0" w:lastRowLastColumn="0"/>
               <w:rPr>
-                <w:rFonts w:ascii="Arial" w:eastAsia="微軟正黑體" w:hAnsi="Arial" w:cs="Times New Roman" w:hint="eastAsia"/>
+                <w:rFonts w:ascii="Arial" w:eastAsia="微軟正黑體" w:hAnsi="Arial" w:cs="Times New Roman"/>
                 <w:b/>
                 <w:bCs/>
                 <w:szCs w:val="24"/>
@@ -32327,7 +32046,7 @@
               <w:widowControl/>
               <w:cnfStyle w:val="000000000000" w:firstRow="0" w:lastRow="0" w:firstColumn="0" w:lastColumn="0" w:oddVBand="0" w:evenVBand="0" w:oddHBand="0" w:evenHBand="0" w:firstRowFirstColumn="0" w:firstRowLastColumn="0" w:lastRowFirstColumn="0" w:lastRowLastColumn="0"/>
               <w:rPr>
-                <w:rFonts w:ascii="Arial" w:eastAsia="微軟正黑體" w:hAnsi="Arial" w:cs="Times New Roman" w:hint="eastAsia"/>
+                <w:rFonts w:ascii="Arial" w:eastAsia="微軟正黑體" w:hAnsi="Arial" w:cs="Times New Roman"/>
                 <w:b/>
                 <w:bCs/>
                 <w:szCs w:val="24"/>
@@ -32345,7 +32064,7 @@
               <w:widowControl/>
               <w:cnfStyle w:val="000000000000" w:firstRow="0" w:lastRow="0" w:firstColumn="0" w:lastColumn="0" w:oddVBand="0" w:evenVBand="0" w:oddHBand="0" w:evenHBand="0" w:firstRowFirstColumn="0" w:firstRowLastColumn="0" w:lastRowFirstColumn="0" w:lastRowLastColumn="0"/>
               <w:rPr>
-                <w:rFonts w:ascii="Arial" w:eastAsia="微軟正黑體" w:hAnsi="Arial" w:cs="Times New Roman" w:hint="eastAsia"/>
+                <w:rFonts w:ascii="Arial" w:eastAsia="微軟正黑體" w:hAnsi="Arial" w:cs="Times New Roman"/>
                 <w:b/>
                 <w:bCs/>
                 <w:szCs w:val="24"/>
@@ -32363,7 +32082,7 @@
               <w:widowControl/>
               <w:cnfStyle w:val="000000000000" w:firstRow="0" w:lastRow="0" w:firstColumn="0" w:lastColumn="0" w:oddVBand="0" w:evenVBand="0" w:oddHBand="0" w:evenHBand="0" w:firstRowFirstColumn="0" w:firstRowLastColumn="0" w:lastRowFirstColumn="0" w:lastRowLastColumn="0"/>
               <w:rPr>
-                <w:rFonts w:ascii="Arial" w:eastAsia="微軟正黑體" w:hAnsi="Arial" w:cs="Times New Roman" w:hint="eastAsia"/>
+                <w:rFonts w:ascii="Arial" w:eastAsia="微軟正黑體" w:hAnsi="Arial" w:cs="Times New Roman"/>
                 <w:b/>
                 <w:bCs/>
                 <w:szCs w:val="24"/>
@@ -32381,7 +32100,7 @@
               <w:widowControl/>
               <w:cnfStyle w:val="000000000000" w:firstRow="0" w:lastRow="0" w:firstColumn="0" w:lastColumn="0" w:oddVBand="0" w:evenVBand="0" w:oddHBand="0" w:evenHBand="0" w:firstRowFirstColumn="0" w:firstRowLastColumn="0" w:lastRowFirstColumn="0" w:lastRowLastColumn="0"/>
               <w:rPr>
-                <w:rFonts w:ascii="Arial" w:eastAsia="微軟正黑體" w:hAnsi="Arial" w:cs="Times New Roman" w:hint="eastAsia"/>
+                <w:rFonts w:ascii="Arial" w:eastAsia="微軟正黑體" w:hAnsi="Arial" w:cs="Times New Roman"/>
                 <w:b/>
                 <w:bCs/>
                 <w:szCs w:val="24"/>
@@ -32399,7 +32118,7 @@
               <w:widowControl/>
               <w:cnfStyle w:val="000000000000" w:firstRow="0" w:lastRow="0" w:firstColumn="0" w:lastColumn="0" w:oddVBand="0" w:evenVBand="0" w:oddHBand="0" w:evenHBand="0" w:firstRowFirstColumn="0" w:firstRowLastColumn="0" w:lastRowFirstColumn="0" w:lastRowLastColumn="0"/>
               <w:rPr>
-                <w:rFonts w:ascii="Arial" w:eastAsia="微軟正黑體" w:hAnsi="Arial" w:cs="Times New Roman" w:hint="eastAsia"/>
+                <w:rFonts w:ascii="Arial" w:eastAsia="微軟正黑體" w:hAnsi="Arial" w:cs="Times New Roman"/>
                 <w:b/>
                 <w:bCs/>
                 <w:szCs w:val="24"/>
@@ -32417,7 +32136,7 @@
               <w:widowControl/>
               <w:cnfStyle w:val="000000000000" w:firstRow="0" w:lastRow="0" w:firstColumn="0" w:lastColumn="0" w:oddVBand="0" w:evenVBand="0" w:oddHBand="0" w:evenHBand="0" w:firstRowFirstColumn="0" w:firstRowLastColumn="0" w:lastRowFirstColumn="0" w:lastRowLastColumn="0"/>
               <w:rPr>
-                <w:rFonts w:ascii="Arial" w:eastAsia="微軟正黑體" w:hAnsi="Arial" w:cs="Times New Roman" w:hint="eastAsia"/>
+                <w:rFonts w:ascii="Arial" w:eastAsia="微軟正黑體" w:hAnsi="Arial" w:cs="Times New Roman"/>
                 <w:b/>
                 <w:bCs/>
                 <w:szCs w:val="24"/>
@@ -32435,7 +32154,7 @@
               <w:widowControl/>
               <w:cnfStyle w:val="000000000000" w:firstRow="0" w:lastRow="0" w:firstColumn="0" w:lastColumn="0" w:oddVBand="0" w:evenVBand="0" w:oddHBand="0" w:evenHBand="0" w:firstRowFirstColumn="0" w:firstRowLastColumn="0" w:lastRowFirstColumn="0" w:lastRowLastColumn="0"/>
               <w:rPr>
-                <w:rFonts w:ascii="Arial" w:eastAsia="微軟正黑體" w:hAnsi="Arial" w:cs="Times New Roman" w:hint="eastAsia"/>
+                <w:rFonts w:ascii="Arial" w:eastAsia="微軟正黑體" w:hAnsi="Arial" w:cs="Times New Roman"/>
                 <w:b/>
                 <w:bCs/>
                 <w:szCs w:val="24"/>
@@ -32459,7 +32178,7 @@
             <w:pPr>
               <w:widowControl/>
               <w:rPr>
-                <w:rFonts w:ascii="Arial" w:eastAsia="微軟正黑體" w:hAnsi="Arial" w:cs="Times New Roman" w:hint="eastAsia"/>
+                <w:rFonts w:ascii="Arial" w:eastAsia="微軟正黑體" w:hAnsi="Arial" w:cs="Times New Roman"/>
                 <w:b w:val="0"/>
                 <w:bCs w:val="0"/>
                 <w:sz w:val="20"/>
@@ -32486,7 +32205,7 @@
               <w:widowControl/>
               <w:cnfStyle w:val="000000100000" w:firstRow="0" w:lastRow="0" w:firstColumn="0" w:lastColumn="0" w:oddVBand="0" w:evenVBand="0" w:oddHBand="1" w:evenHBand="0" w:firstRowFirstColumn="0" w:firstRowLastColumn="0" w:lastRowFirstColumn="0" w:lastRowLastColumn="0"/>
               <w:rPr>
-                <w:rFonts w:ascii="Arial" w:eastAsia="微軟正黑體" w:hAnsi="Arial" w:cs="Times New Roman" w:hint="eastAsia"/>
+                <w:rFonts w:ascii="Arial" w:eastAsia="微軟正黑體" w:hAnsi="Arial" w:cs="Times New Roman"/>
                 <w:b/>
                 <w:bCs/>
                 <w:szCs w:val="24"/>
@@ -32504,7 +32223,7 @@
               <w:widowControl/>
               <w:cnfStyle w:val="000000100000" w:firstRow="0" w:lastRow="0" w:firstColumn="0" w:lastColumn="0" w:oddVBand="0" w:evenVBand="0" w:oddHBand="1" w:evenHBand="0" w:firstRowFirstColumn="0" w:firstRowLastColumn="0" w:lastRowFirstColumn="0" w:lastRowLastColumn="0"/>
               <w:rPr>
-                <w:rFonts w:ascii="Arial" w:eastAsia="微軟正黑體" w:hAnsi="Arial" w:cs="Times New Roman" w:hint="eastAsia"/>
+                <w:rFonts w:ascii="Arial" w:eastAsia="微軟正黑體" w:hAnsi="Arial" w:cs="Times New Roman"/>
                 <w:b/>
                 <w:bCs/>
                 <w:szCs w:val="24"/>
@@ -32529,7 +32248,7 @@
               <w:widowControl/>
               <w:cnfStyle w:val="000000100000" w:firstRow="0" w:lastRow="0" w:firstColumn="0" w:lastColumn="0" w:oddVBand="0" w:evenVBand="0" w:oddHBand="1" w:evenHBand="0" w:firstRowFirstColumn="0" w:firstRowLastColumn="0" w:lastRowFirstColumn="0" w:lastRowLastColumn="0"/>
               <w:rPr>
-                <w:rFonts w:ascii="Arial" w:eastAsia="微軟正黑體" w:hAnsi="Arial" w:cs="Times New Roman" w:hint="eastAsia"/>
+                <w:rFonts w:ascii="Arial" w:eastAsia="微軟正黑體" w:hAnsi="Arial" w:cs="Times New Roman"/>
                 <w:b/>
                 <w:bCs/>
                 <w:szCs w:val="24"/>
@@ -32547,7 +32266,7 @@
               <w:widowControl/>
               <w:cnfStyle w:val="000000100000" w:firstRow="0" w:lastRow="0" w:firstColumn="0" w:lastColumn="0" w:oddVBand="0" w:evenVBand="0" w:oddHBand="1" w:evenHBand="0" w:firstRowFirstColumn="0" w:firstRowLastColumn="0" w:lastRowFirstColumn="0" w:lastRowLastColumn="0"/>
               <w:rPr>
-                <w:rFonts w:ascii="Arial" w:eastAsia="微軟正黑體" w:hAnsi="Arial" w:cs="Times New Roman" w:hint="eastAsia"/>
+                <w:rFonts w:ascii="Arial" w:eastAsia="微軟正黑體" w:hAnsi="Arial" w:cs="Times New Roman"/>
                 <w:b/>
                 <w:bCs/>
                 <w:szCs w:val="24"/>
@@ -32565,7 +32284,7 @@
               <w:widowControl/>
               <w:cnfStyle w:val="000000100000" w:firstRow="0" w:lastRow="0" w:firstColumn="0" w:lastColumn="0" w:oddVBand="0" w:evenVBand="0" w:oddHBand="1" w:evenHBand="0" w:firstRowFirstColumn="0" w:firstRowLastColumn="0" w:lastRowFirstColumn="0" w:lastRowLastColumn="0"/>
               <w:rPr>
-                <w:rFonts w:ascii="Arial" w:eastAsia="微軟正黑體" w:hAnsi="Arial" w:cs="Times New Roman" w:hint="eastAsia"/>
+                <w:rFonts w:ascii="Arial" w:eastAsia="微軟正黑體" w:hAnsi="Arial" w:cs="Times New Roman"/>
                 <w:b/>
                 <w:bCs/>
                 <w:szCs w:val="24"/>
@@ -32583,7 +32302,7 @@
               <w:widowControl/>
               <w:cnfStyle w:val="000000100000" w:firstRow="0" w:lastRow="0" w:firstColumn="0" w:lastColumn="0" w:oddVBand="0" w:evenVBand="0" w:oddHBand="1" w:evenHBand="0" w:firstRowFirstColumn="0" w:firstRowLastColumn="0" w:lastRowFirstColumn="0" w:lastRowLastColumn="0"/>
               <w:rPr>
-                <w:rFonts w:ascii="Arial" w:eastAsia="微軟正黑體" w:hAnsi="Arial" w:cs="Times New Roman" w:hint="eastAsia"/>
+                <w:rFonts w:ascii="Arial" w:eastAsia="微軟正黑體" w:hAnsi="Arial" w:cs="Times New Roman"/>
                 <w:b/>
                 <w:bCs/>
                 <w:szCs w:val="24"/>
@@ -32601,7 +32320,7 @@
               <w:widowControl/>
               <w:cnfStyle w:val="000000100000" w:firstRow="0" w:lastRow="0" w:firstColumn="0" w:lastColumn="0" w:oddVBand="0" w:evenVBand="0" w:oddHBand="1" w:evenHBand="0" w:firstRowFirstColumn="0" w:firstRowLastColumn="0" w:lastRowFirstColumn="0" w:lastRowLastColumn="0"/>
               <w:rPr>
-                <w:rFonts w:ascii="Arial" w:eastAsia="微軟正黑體" w:hAnsi="Arial" w:cs="Times New Roman" w:hint="eastAsia"/>
+                <w:rFonts w:ascii="Arial" w:eastAsia="微軟正黑體" w:hAnsi="Arial" w:cs="Times New Roman"/>
                 <w:b/>
                 <w:bCs/>
                 <w:szCs w:val="24"/>
@@ -32619,7 +32338,7 @@
               <w:widowControl/>
               <w:cnfStyle w:val="000000100000" w:firstRow="0" w:lastRow="0" w:firstColumn="0" w:lastColumn="0" w:oddVBand="0" w:evenVBand="0" w:oddHBand="1" w:evenHBand="0" w:firstRowFirstColumn="0" w:firstRowLastColumn="0" w:lastRowFirstColumn="0" w:lastRowLastColumn="0"/>
               <w:rPr>
-                <w:rFonts w:ascii="Arial" w:eastAsia="微軟正黑體" w:hAnsi="Arial" w:cs="Times New Roman" w:hint="eastAsia"/>
+                <w:rFonts w:ascii="Arial" w:eastAsia="微軟正黑體" w:hAnsi="Arial" w:cs="Times New Roman"/>
                 <w:b/>
                 <w:bCs/>
                 <w:szCs w:val="24"/>
@@ -32637,7 +32356,7 @@
               <w:widowControl/>
               <w:cnfStyle w:val="000000100000" w:firstRow="0" w:lastRow="0" w:firstColumn="0" w:lastColumn="0" w:oddVBand="0" w:evenVBand="0" w:oddHBand="1" w:evenHBand="0" w:firstRowFirstColumn="0" w:firstRowLastColumn="0" w:lastRowFirstColumn="0" w:lastRowLastColumn="0"/>
               <w:rPr>
-                <w:rFonts w:ascii="Arial" w:eastAsia="微軟正黑體" w:hAnsi="Arial" w:cs="Times New Roman" w:hint="eastAsia"/>
+                <w:rFonts w:ascii="Arial" w:eastAsia="微軟正黑體" w:hAnsi="Arial" w:cs="Times New Roman"/>
                 <w:b/>
                 <w:bCs/>
                 <w:szCs w:val="24"/>
@@ -32655,7 +32374,7 @@
               <w:widowControl/>
               <w:cnfStyle w:val="000000100000" w:firstRow="0" w:lastRow="0" w:firstColumn="0" w:lastColumn="0" w:oddVBand="0" w:evenVBand="0" w:oddHBand="1" w:evenHBand="0" w:firstRowFirstColumn="0" w:firstRowLastColumn="0" w:lastRowFirstColumn="0" w:lastRowLastColumn="0"/>
               <w:rPr>
-                <w:rFonts w:ascii="Arial" w:eastAsia="微軟正黑體" w:hAnsi="Arial" w:cs="Times New Roman" w:hint="eastAsia"/>
+                <w:rFonts w:ascii="Arial" w:eastAsia="微軟正黑體" w:hAnsi="Arial" w:cs="Times New Roman"/>
                 <w:b/>
                 <w:bCs/>
                 <w:szCs w:val="24"/>
@@ -32673,7 +32392,7 @@
               <w:widowControl/>
               <w:cnfStyle w:val="000000100000" w:firstRow="0" w:lastRow="0" w:firstColumn="0" w:lastColumn="0" w:oddVBand="0" w:evenVBand="0" w:oddHBand="1" w:evenHBand="0" w:firstRowFirstColumn="0" w:firstRowLastColumn="0" w:lastRowFirstColumn="0" w:lastRowLastColumn="0"/>
               <w:rPr>
-                <w:rFonts w:ascii="Arial" w:eastAsia="微軟正黑體" w:hAnsi="Arial" w:cs="Times New Roman" w:hint="eastAsia"/>
+                <w:rFonts w:ascii="Arial" w:eastAsia="微軟正黑體" w:hAnsi="Arial" w:cs="Times New Roman"/>
                 <w:b/>
                 <w:bCs/>
                 <w:szCs w:val="24"/>
@@ -32691,7 +32410,7 @@
               <w:widowControl/>
               <w:cnfStyle w:val="000000100000" w:firstRow="0" w:lastRow="0" w:firstColumn="0" w:lastColumn="0" w:oddVBand="0" w:evenVBand="0" w:oddHBand="1" w:evenHBand="0" w:firstRowFirstColumn="0" w:firstRowLastColumn="0" w:lastRowFirstColumn="0" w:lastRowLastColumn="0"/>
               <w:rPr>
-                <w:rFonts w:ascii="Arial" w:eastAsia="微軟正黑體" w:hAnsi="Arial" w:cs="Times New Roman" w:hint="eastAsia"/>
+                <w:rFonts w:ascii="Arial" w:eastAsia="微軟正黑體" w:hAnsi="Arial" w:cs="Times New Roman"/>
                 <w:b/>
                 <w:bCs/>
                 <w:szCs w:val="24"/>
@@ -32709,7 +32428,7 @@
               <w:widowControl/>
               <w:cnfStyle w:val="000000100000" w:firstRow="0" w:lastRow="0" w:firstColumn="0" w:lastColumn="0" w:oddVBand="0" w:evenVBand="0" w:oddHBand="1" w:evenHBand="0" w:firstRowFirstColumn="0" w:firstRowLastColumn="0" w:lastRowFirstColumn="0" w:lastRowLastColumn="0"/>
               <w:rPr>
-                <w:rFonts w:ascii="Arial" w:eastAsia="微軟正黑體" w:hAnsi="Arial" w:cs="Times New Roman" w:hint="eastAsia"/>
+                <w:rFonts w:ascii="Arial" w:eastAsia="微軟正黑體" w:hAnsi="Arial" w:cs="Times New Roman"/>
                 <w:b/>
                 <w:bCs/>
                 <w:szCs w:val="24"/>
@@ -32727,7 +32446,7 @@
               <w:widowControl/>
               <w:cnfStyle w:val="000000100000" w:firstRow="0" w:lastRow="0" w:firstColumn="0" w:lastColumn="0" w:oddVBand="0" w:evenVBand="0" w:oddHBand="1" w:evenHBand="0" w:firstRowFirstColumn="0" w:firstRowLastColumn="0" w:lastRowFirstColumn="0" w:lastRowLastColumn="0"/>
               <w:rPr>
-                <w:rFonts w:ascii="Arial" w:eastAsia="微軟正黑體" w:hAnsi="Arial" w:cs="Times New Roman" w:hint="eastAsia"/>
+                <w:rFonts w:ascii="Arial" w:eastAsia="微軟正黑體" w:hAnsi="Arial" w:cs="Times New Roman"/>
                 <w:b/>
                 <w:bCs/>
                 <w:szCs w:val="24"/>
@@ -32745,7 +32464,7 @@
               <w:widowControl/>
               <w:cnfStyle w:val="000000100000" w:firstRow="0" w:lastRow="0" w:firstColumn="0" w:lastColumn="0" w:oddVBand="0" w:evenVBand="0" w:oddHBand="1" w:evenHBand="0" w:firstRowFirstColumn="0" w:firstRowLastColumn="0" w:lastRowFirstColumn="0" w:lastRowLastColumn="0"/>
               <w:rPr>
-                <w:rFonts w:ascii="Arial" w:eastAsia="微軟正黑體" w:hAnsi="Arial" w:cs="Times New Roman" w:hint="eastAsia"/>
+                <w:rFonts w:ascii="Arial" w:eastAsia="微軟正黑體" w:hAnsi="Arial" w:cs="Times New Roman"/>
                 <w:b/>
                 <w:bCs/>
                 <w:szCs w:val="24"/>
@@ -32768,7 +32487,7 @@
             <w:pPr>
               <w:widowControl/>
               <w:rPr>
-                <w:rFonts w:ascii="Arial" w:eastAsia="微軟正黑體" w:hAnsi="Arial" w:cs="Times New Roman" w:hint="eastAsia"/>
+                <w:rFonts w:ascii="Arial" w:eastAsia="微軟正黑體" w:hAnsi="Arial" w:cs="Times New Roman"/>
                 <w:b w:val="0"/>
                 <w:bCs w:val="0"/>
                 <w:sz w:val="20"/>
@@ -32795,7 +32514,7 @@
               <w:widowControl/>
               <w:cnfStyle w:val="000000000000" w:firstRow="0" w:lastRow="0" w:firstColumn="0" w:lastColumn="0" w:oddVBand="0" w:evenVBand="0" w:oddHBand="0" w:evenHBand="0" w:firstRowFirstColumn="0" w:firstRowLastColumn="0" w:lastRowFirstColumn="0" w:lastRowLastColumn="0"/>
               <w:rPr>
-                <w:rFonts w:ascii="Arial" w:eastAsia="微軟正黑體" w:hAnsi="Arial" w:cs="Times New Roman" w:hint="eastAsia"/>
+                <w:rFonts w:ascii="Arial" w:eastAsia="微軟正黑體" w:hAnsi="Arial" w:cs="Times New Roman"/>
                 <w:b/>
                 <w:bCs/>
                 <w:szCs w:val="24"/>
@@ -32813,7 +32532,7 @@
               <w:widowControl/>
               <w:cnfStyle w:val="000000000000" w:firstRow="0" w:lastRow="0" w:firstColumn="0" w:lastColumn="0" w:oddVBand="0" w:evenVBand="0" w:oddHBand="0" w:evenHBand="0" w:firstRowFirstColumn="0" w:firstRowLastColumn="0" w:lastRowFirstColumn="0" w:lastRowLastColumn="0"/>
               <w:rPr>
-                <w:rFonts w:ascii="Arial" w:eastAsia="微軟正黑體" w:hAnsi="Arial" w:cs="Times New Roman" w:hint="eastAsia"/>
+                <w:rFonts w:ascii="Arial" w:eastAsia="微軟正黑體" w:hAnsi="Arial" w:cs="Times New Roman"/>
                 <w:b/>
                 <w:bCs/>
                 <w:szCs w:val="24"/>
@@ -32831,7 +32550,7 @@
               <w:widowControl/>
               <w:cnfStyle w:val="000000000000" w:firstRow="0" w:lastRow="0" w:firstColumn="0" w:lastColumn="0" w:oddVBand="0" w:evenVBand="0" w:oddHBand="0" w:evenHBand="0" w:firstRowFirstColumn="0" w:firstRowLastColumn="0" w:lastRowFirstColumn="0" w:lastRowLastColumn="0"/>
               <w:rPr>
-                <w:rFonts w:ascii="Arial" w:eastAsia="微軟正黑體" w:hAnsi="Arial" w:cs="Times New Roman" w:hint="eastAsia"/>
+                <w:rFonts w:ascii="Arial" w:eastAsia="微軟正黑體" w:hAnsi="Arial" w:cs="Times New Roman"/>
                 <w:b/>
                 <w:bCs/>
                 <w:szCs w:val="24"/>
@@ -32856,7 +32575,7 @@
               <w:widowControl/>
               <w:cnfStyle w:val="000000000000" w:firstRow="0" w:lastRow="0" w:firstColumn="0" w:lastColumn="0" w:oddVBand="0" w:evenVBand="0" w:oddHBand="0" w:evenHBand="0" w:firstRowFirstColumn="0" w:firstRowLastColumn="0" w:lastRowFirstColumn="0" w:lastRowLastColumn="0"/>
               <w:rPr>
-                <w:rFonts w:ascii="Arial" w:eastAsia="微軟正黑體" w:hAnsi="Arial" w:cs="Times New Roman" w:hint="eastAsia"/>
+                <w:rFonts w:ascii="Arial" w:eastAsia="微軟正黑體" w:hAnsi="Arial" w:cs="Times New Roman"/>
                 <w:b/>
                 <w:bCs/>
                 <w:szCs w:val="24"/>
@@ -32874,7 +32593,7 @@
               <w:widowControl/>
               <w:cnfStyle w:val="000000000000" w:firstRow="0" w:lastRow="0" w:firstColumn="0" w:lastColumn="0" w:oddVBand="0" w:evenVBand="0" w:oddHBand="0" w:evenHBand="0" w:firstRowFirstColumn="0" w:firstRowLastColumn="0" w:lastRowFirstColumn="0" w:lastRowLastColumn="0"/>
               <w:rPr>
-                <w:rFonts w:ascii="Arial" w:eastAsia="微軟正黑體" w:hAnsi="Arial" w:cs="Times New Roman" w:hint="eastAsia"/>
+                <w:rFonts w:ascii="Arial" w:eastAsia="微軟正黑體" w:hAnsi="Arial" w:cs="Times New Roman"/>
                 <w:b/>
                 <w:bCs/>
                 <w:szCs w:val="24"/>
@@ -32892,7 +32611,7 @@
               <w:widowControl/>
               <w:cnfStyle w:val="000000000000" w:firstRow="0" w:lastRow="0" w:firstColumn="0" w:lastColumn="0" w:oddVBand="0" w:evenVBand="0" w:oddHBand="0" w:evenHBand="0" w:firstRowFirstColumn="0" w:firstRowLastColumn="0" w:lastRowFirstColumn="0" w:lastRowLastColumn="0"/>
               <w:rPr>
-                <w:rFonts w:ascii="Arial" w:eastAsia="微軟正黑體" w:hAnsi="Arial" w:cs="Times New Roman" w:hint="eastAsia"/>
+                <w:rFonts w:ascii="Arial" w:eastAsia="微軟正黑體" w:hAnsi="Arial" w:cs="Times New Roman"/>
                 <w:b/>
                 <w:bCs/>
                 <w:szCs w:val="24"/>
@@ -32910,7 +32629,7 @@
               <w:widowControl/>
               <w:cnfStyle w:val="000000000000" w:firstRow="0" w:lastRow="0" w:firstColumn="0" w:lastColumn="0" w:oddVBand="0" w:evenVBand="0" w:oddHBand="0" w:evenHBand="0" w:firstRowFirstColumn="0" w:firstRowLastColumn="0" w:lastRowFirstColumn="0" w:lastRowLastColumn="0"/>
               <w:rPr>
-                <w:rFonts w:ascii="Arial" w:eastAsia="微軟正黑體" w:hAnsi="Arial" w:cs="Times New Roman" w:hint="eastAsia"/>
+                <w:rFonts w:ascii="Arial" w:eastAsia="微軟正黑體" w:hAnsi="Arial" w:cs="Times New Roman"/>
                 <w:b/>
                 <w:bCs/>
                 <w:szCs w:val="24"/>
@@ -32928,7 +32647,7 @@
               <w:widowControl/>
               <w:cnfStyle w:val="000000000000" w:firstRow="0" w:lastRow="0" w:firstColumn="0" w:lastColumn="0" w:oddVBand="0" w:evenVBand="0" w:oddHBand="0" w:evenHBand="0" w:firstRowFirstColumn="0" w:firstRowLastColumn="0" w:lastRowFirstColumn="0" w:lastRowLastColumn="0"/>
               <w:rPr>
-                <w:rFonts w:ascii="Arial" w:eastAsia="微軟正黑體" w:hAnsi="Arial" w:cs="Times New Roman" w:hint="eastAsia"/>
+                <w:rFonts w:ascii="Arial" w:eastAsia="微軟正黑體" w:hAnsi="Arial" w:cs="Times New Roman"/>
                 <w:b/>
                 <w:bCs/>
                 <w:szCs w:val="24"/>
@@ -32946,7 +32665,7 @@
               <w:widowControl/>
               <w:cnfStyle w:val="000000000000" w:firstRow="0" w:lastRow="0" w:firstColumn="0" w:lastColumn="0" w:oddVBand="0" w:evenVBand="0" w:oddHBand="0" w:evenHBand="0" w:firstRowFirstColumn="0" w:firstRowLastColumn="0" w:lastRowFirstColumn="0" w:lastRowLastColumn="0"/>
               <w:rPr>
-                <w:rFonts w:ascii="Arial" w:eastAsia="微軟正黑體" w:hAnsi="Arial" w:cs="Times New Roman" w:hint="eastAsia"/>
+                <w:rFonts w:ascii="Arial" w:eastAsia="微軟正黑體" w:hAnsi="Arial" w:cs="Times New Roman"/>
                 <w:b/>
                 <w:bCs/>
                 <w:szCs w:val="24"/>
@@ -32964,7 +32683,7 @@
               <w:widowControl/>
               <w:cnfStyle w:val="000000000000" w:firstRow="0" w:lastRow="0" w:firstColumn="0" w:lastColumn="0" w:oddVBand="0" w:evenVBand="0" w:oddHBand="0" w:evenHBand="0" w:firstRowFirstColumn="0" w:firstRowLastColumn="0" w:lastRowFirstColumn="0" w:lastRowLastColumn="0"/>
               <w:rPr>
-                <w:rFonts w:ascii="Arial" w:eastAsia="微軟正黑體" w:hAnsi="Arial" w:cs="Times New Roman" w:hint="eastAsia"/>
+                <w:rFonts w:ascii="Arial" w:eastAsia="微軟正黑體" w:hAnsi="Arial" w:cs="Times New Roman"/>
                 <w:b/>
                 <w:bCs/>
                 <w:szCs w:val="24"/>
@@ -32982,7 +32701,7 @@
               <w:widowControl/>
               <w:cnfStyle w:val="000000000000" w:firstRow="0" w:lastRow="0" w:firstColumn="0" w:lastColumn="0" w:oddVBand="0" w:evenVBand="0" w:oddHBand="0" w:evenHBand="0" w:firstRowFirstColumn="0" w:firstRowLastColumn="0" w:lastRowFirstColumn="0" w:lastRowLastColumn="0"/>
               <w:rPr>
-                <w:rFonts w:ascii="Arial" w:eastAsia="微軟正黑體" w:hAnsi="Arial" w:cs="Times New Roman" w:hint="eastAsia"/>
+                <w:rFonts w:ascii="Arial" w:eastAsia="微軟正黑體" w:hAnsi="Arial" w:cs="Times New Roman"/>
                 <w:b/>
                 <w:bCs/>
                 <w:szCs w:val="24"/>
@@ -33000,7 +32719,7 @@
               <w:widowControl/>
               <w:cnfStyle w:val="000000000000" w:firstRow="0" w:lastRow="0" w:firstColumn="0" w:lastColumn="0" w:oddVBand="0" w:evenVBand="0" w:oddHBand="0" w:evenHBand="0" w:firstRowFirstColumn="0" w:firstRowLastColumn="0" w:lastRowFirstColumn="0" w:lastRowLastColumn="0"/>
               <w:rPr>
-                <w:rFonts w:ascii="Arial" w:eastAsia="微軟正黑體" w:hAnsi="Arial" w:cs="Times New Roman" w:hint="eastAsia"/>
+                <w:rFonts w:ascii="Arial" w:eastAsia="微軟正黑體" w:hAnsi="Arial" w:cs="Times New Roman"/>
                 <w:b/>
                 <w:bCs/>
                 <w:szCs w:val="24"/>
@@ -33018,7 +32737,7 @@
               <w:widowControl/>
               <w:cnfStyle w:val="000000000000" w:firstRow="0" w:lastRow="0" w:firstColumn="0" w:lastColumn="0" w:oddVBand="0" w:evenVBand="0" w:oddHBand="0" w:evenHBand="0" w:firstRowFirstColumn="0" w:firstRowLastColumn="0" w:lastRowFirstColumn="0" w:lastRowLastColumn="0"/>
               <w:rPr>
-                <w:rFonts w:ascii="Arial" w:eastAsia="微軟正黑體" w:hAnsi="Arial" w:cs="Times New Roman" w:hint="eastAsia"/>
+                <w:rFonts w:ascii="Arial" w:eastAsia="微軟正黑體" w:hAnsi="Arial" w:cs="Times New Roman"/>
                 <w:b/>
                 <w:bCs/>
                 <w:szCs w:val="24"/>
@@ -33036,7 +32755,7 @@
               <w:widowControl/>
               <w:cnfStyle w:val="000000000000" w:firstRow="0" w:lastRow="0" w:firstColumn="0" w:lastColumn="0" w:oddVBand="0" w:evenVBand="0" w:oddHBand="0" w:evenHBand="0" w:firstRowFirstColumn="0" w:firstRowLastColumn="0" w:lastRowFirstColumn="0" w:lastRowLastColumn="0"/>
               <w:rPr>
-                <w:rFonts w:ascii="Arial" w:eastAsia="微軟正黑體" w:hAnsi="Arial" w:cs="Times New Roman" w:hint="eastAsia"/>
+                <w:rFonts w:ascii="Arial" w:eastAsia="微軟正黑體" w:hAnsi="Arial" w:cs="Times New Roman"/>
                 <w:b/>
                 <w:bCs/>
                 <w:szCs w:val="24"/>
@@ -33054,7 +32773,7 @@
               <w:widowControl/>
               <w:cnfStyle w:val="000000000000" w:firstRow="0" w:lastRow="0" w:firstColumn="0" w:lastColumn="0" w:oddVBand="0" w:evenVBand="0" w:oddHBand="0" w:evenHBand="0" w:firstRowFirstColumn="0" w:firstRowLastColumn="0" w:lastRowFirstColumn="0" w:lastRowLastColumn="0"/>
               <w:rPr>
-                <w:rFonts w:ascii="Arial" w:eastAsia="微軟正黑體" w:hAnsi="Arial" w:cs="Times New Roman" w:hint="eastAsia"/>
+                <w:rFonts w:ascii="Arial" w:eastAsia="微軟正黑體" w:hAnsi="Arial" w:cs="Times New Roman"/>
                 <w:b/>
                 <w:bCs/>
                 <w:szCs w:val="24"/>
@@ -33078,7 +32797,7 @@
             <w:pPr>
               <w:widowControl/>
               <w:rPr>
-                <w:rFonts w:ascii="Arial" w:eastAsia="微軟正黑體" w:hAnsi="Arial" w:cs="Times New Roman" w:hint="eastAsia"/>
+                <w:rFonts w:ascii="Arial" w:eastAsia="微軟正黑體" w:hAnsi="Arial" w:cs="Times New Roman"/>
                 <w:b w:val="0"/>
                 <w:bCs w:val="0"/>
                 <w:sz w:val="20"/>
@@ -33105,7 +32824,7 @@
               <w:widowControl/>
               <w:cnfStyle w:val="000000100000" w:firstRow="0" w:lastRow="0" w:firstColumn="0" w:lastColumn="0" w:oddVBand="0" w:evenVBand="0" w:oddHBand="1" w:evenHBand="0" w:firstRowFirstColumn="0" w:firstRowLastColumn="0" w:lastRowFirstColumn="0" w:lastRowLastColumn="0"/>
               <w:rPr>
-                <w:rFonts w:ascii="Arial" w:eastAsia="微軟正黑體" w:hAnsi="Arial" w:cs="Times New Roman" w:hint="eastAsia"/>
+                <w:rFonts w:ascii="Arial" w:eastAsia="微軟正黑體" w:hAnsi="Arial" w:cs="Times New Roman"/>
                 <w:b/>
                 <w:bCs/>
                 <w:szCs w:val="24"/>
@@ -33123,7 +32842,7 @@
               <w:widowControl/>
               <w:cnfStyle w:val="000000100000" w:firstRow="0" w:lastRow="0" w:firstColumn="0" w:lastColumn="0" w:oddVBand="0" w:evenVBand="0" w:oddHBand="1" w:evenHBand="0" w:firstRowFirstColumn="0" w:firstRowLastColumn="0" w:lastRowFirstColumn="0" w:lastRowLastColumn="0"/>
               <w:rPr>
-                <w:rFonts w:ascii="Arial" w:eastAsia="微軟正黑體" w:hAnsi="Arial" w:cs="Times New Roman" w:hint="eastAsia"/>
+                <w:rFonts w:ascii="Arial" w:eastAsia="微軟正黑體" w:hAnsi="Arial" w:cs="Times New Roman"/>
                 <w:b/>
                 <w:bCs/>
                 <w:szCs w:val="24"/>
@@ -33141,7 +32860,7 @@
               <w:widowControl/>
               <w:cnfStyle w:val="000000100000" w:firstRow="0" w:lastRow="0" w:firstColumn="0" w:lastColumn="0" w:oddVBand="0" w:evenVBand="0" w:oddHBand="1" w:evenHBand="0" w:firstRowFirstColumn="0" w:firstRowLastColumn="0" w:lastRowFirstColumn="0" w:lastRowLastColumn="0"/>
               <w:rPr>
-                <w:rFonts w:ascii="Arial" w:eastAsia="微軟正黑體" w:hAnsi="Arial" w:cs="Times New Roman" w:hint="eastAsia"/>
+                <w:rFonts w:ascii="Arial" w:eastAsia="微軟正黑體" w:hAnsi="Arial" w:cs="Times New Roman"/>
                 <w:b/>
                 <w:bCs/>
                 <w:szCs w:val="24"/>
@@ -33159,7 +32878,7 @@
               <w:widowControl/>
               <w:cnfStyle w:val="000000100000" w:firstRow="0" w:lastRow="0" w:firstColumn="0" w:lastColumn="0" w:oddVBand="0" w:evenVBand="0" w:oddHBand="1" w:evenHBand="0" w:firstRowFirstColumn="0" w:firstRowLastColumn="0" w:lastRowFirstColumn="0" w:lastRowLastColumn="0"/>
               <w:rPr>
-                <w:rFonts w:ascii="Arial" w:eastAsia="微軟正黑體" w:hAnsi="Arial" w:cs="Times New Roman" w:hint="eastAsia"/>
+                <w:rFonts w:ascii="Arial" w:eastAsia="微軟正黑體" w:hAnsi="Arial" w:cs="Times New Roman"/>
                 <w:b/>
                 <w:bCs/>
                 <w:szCs w:val="24"/>
@@ -33184,7 +32903,7 @@
               <w:widowControl/>
               <w:cnfStyle w:val="000000100000" w:firstRow="0" w:lastRow="0" w:firstColumn="0" w:lastColumn="0" w:oddVBand="0" w:evenVBand="0" w:oddHBand="1" w:evenHBand="0" w:firstRowFirstColumn="0" w:firstRowLastColumn="0" w:lastRowFirstColumn="0" w:lastRowLastColumn="0"/>
               <w:rPr>
-                <w:rFonts w:ascii="Arial" w:eastAsia="微軟正黑體" w:hAnsi="Arial" w:cs="Times New Roman" w:hint="eastAsia"/>
+                <w:rFonts w:ascii="Arial" w:eastAsia="微軟正黑體" w:hAnsi="Arial" w:cs="Times New Roman"/>
                 <w:b/>
                 <w:bCs/>
                 <w:szCs w:val="24"/>
@@ -33202,7 +32921,7 @@
               <w:widowControl/>
               <w:cnfStyle w:val="000000100000" w:firstRow="0" w:lastRow="0" w:firstColumn="0" w:lastColumn="0" w:oddVBand="0" w:evenVBand="0" w:oddHBand="1" w:evenHBand="0" w:firstRowFirstColumn="0" w:firstRowLastColumn="0" w:lastRowFirstColumn="0" w:lastRowLastColumn="0"/>
               <w:rPr>
-                <w:rFonts w:ascii="Arial" w:eastAsia="微軟正黑體" w:hAnsi="Arial" w:cs="Times New Roman" w:hint="eastAsia"/>
+                <w:rFonts w:ascii="Arial" w:eastAsia="微軟正黑體" w:hAnsi="Arial" w:cs="Times New Roman"/>
                 <w:b/>
                 <w:bCs/>
                 <w:szCs w:val="24"/>
@@ -33220,7 +32939,7 @@
               <w:widowControl/>
               <w:cnfStyle w:val="000000100000" w:firstRow="0" w:lastRow="0" w:firstColumn="0" w:lastColumn="0" w:oddVBand="0" w:evenVBand="0" w:oddHBand="1" w:evenHBand="0" w:firstRowFirstColumn="0" w:firstRowLastColumn="0" w:lastRowFirstColumn="0" w:lastRowLastColumn="0"/>
               <w:rPr>
-                <w:rFonts w:ascii="Arial" w:eastAsia="微軟正黑體" w:hAnsi="Arial" w:cs="Times New Roman" w:hint="eastAsia"/>
+                <w:rFonts w:ascii="Arial" w:eastAsia="微軟正黑體" w:hAnsi="Arial" w:cs="Times New Roman"/>
                 <w:b/>
                 <w:bCs/>
                 <w:szCs w:val="24"/>
@@ -33238,7 +32957,7 @@
               <w:widowControl/>
               <w:cnfStyle w:val="000000100000" w:firstRow="0" w:lastRow="0" w:firstColumn="0" w:lastColumn="0" w:oddVBand="0" w:evenVBand="0" w:oddHBand="1" w:evenHBand="0" w:firstRowFirstColumn="0" w:firstRowLastColumn="0" w:lastRowFirstColumn="0" w:lastRowLastColumn="0"/>
               <w:rPr>
-                <w:rFonts w:ascii="Arial" w:eastAsia="微軟正黑體" w:hAnsi="Arial" w:cs="Times New Roman" w:hint="eastAsia"/>
+                <w:rFonts w:ascii="Arial" w:eastAsia="微軟正黑體" w:hAnsi="Arial" w:cs="Times New Roman"/>
                 <w:b/>
                 <w:bCs/>
                 <w:szCs w:val="24"/>
@@ -33256,7 +32975,7 @@
               <w:widowControl/>
               <w:cnfStyle w:val="000000100000" w:firstRow="0" w:lastRow="0" w:firstColumn="0" w:lastColumn="0" w:oddVBand="0" w:evenVBand="0" w:oddHBand="1" w:evenHBand="0" w:firstRowFirstColumn="0" w:firstRowLastColumn="0" w:lastRowFirstColumn="0" w:lastRowLastColumn="0"/>
               <w:rPr>
-                <w:rFonts w:ascii="Arial" w:eastAsia="微軟正黑體" w:hAnsi="Arial" w:cs="Times New Roman" w:hint="eastAsia"/>
+                <w:rFonts w:ascii="Arial" w:eastAsia="微軟正黑體" w:hAnsi="Arial" w:cs="Times New Roman"/>
                 <w:b/>
                 <w:bCs/>
                 <w:szCs w:val="24"/>
@@ -33274,7 +32993,7 @@
               <w:widowControl/>
               <w:cnfStyle w:val="000000100000" w:firstRow="0" w:lastRow="0" w:firstColumn="0" w:lastColumn="0" w:oddVBand="0" w:evenVBand="0" w:oddHBand="1" w:evenHBand="0" w:firstRowFirstColumn="0" w:firstRowLastColumn="0" w:lastRowFirstColumn="0" w:lastRowLastColumn="0"/>
               <w:rPr>
-                <w:rFonts w:ascii="Arial" w:eastAsia="微軟正黑體" w:hAnsi="Arial" w:cs="Times New Roman" w:hint="eastAsia"/>
+                <w:rFonts w:ascii="Arial" w:eastAsia="微軟正黑體" w:hAnsi="Arial" w:cs="Times New Roman"/>
                 <w:b/>
                 <w:bCs/>
                 <w:szCs w:val="24"/>
@@ -33292,7 +33011,7 @@
               <w:widowControl/>
               <w:cnfStyle w:val="000000100000" w:firstRow="0" w:lastRow="0" w:firstColumn="0" w:lastColumn="0" w:oddVBand="0" w:evenVBand="0" w:oddHBand="1" w:evenHBand="0" w:firstRowFirstColumn="0" w:firstRowLastColumn="0" w:lastRowFirstColumn="0" w:lastRowLastColumn="0"/>
               <w:rPr>
-                <w:rFonts w:ascii="Arial" w:eastAsia="微軟正黑體" w:hAnsi="Arial" w:cs="Times New Roman" w:hint="eastAsia"/>
+                <w:rFonts w:ascii="Arial" w:eastAsia="微軟正黑體" w:hAnsi="Arial" w:cs="Times New Roman"/>
                 <w:b/>
                 <w:bCs/>
                 <w:szCs w:val="24"/>
@@ -33310,7 +33029,7 @@
               <w:widowControl/>
               <w:cnfStyle w:val="000000100000" w:firstRow="0" w:lastRow="0" w:firstColumn="0" w:lastColumn="0" w:oddVBand="0" w:evenVBand="0" w:oddHBand="1" w:evenHBand="0" w:firstRowFirstColumn="0" w:firstRowLastColumn="0" w:lastRowFirstColumn="0" w:lastRowLastColumn="0"/>
               <w:rPr>
-                <w:rFonts w:ascii="Arial" w:eastAsia="微軟正黑體" w:hAnsi="Arial" w:cs="Times New Roman" w:hint="eastAsia"/>
+                <w:rFonts w:ascii="Arial" w:eastAsia="微軟正黑體" w:hAnsi="Arial" w:cs="Times New Roman"/>
                 <w:b/>
                 <w:bCs/>
                 <w:szCs w:val="24"/>
@@ -33328,7 +33047,7 @@
               <w:widowControl/>
               <w:cnfStyle w:val="000000100000" w:firstRow="0" w:lastRow="0" w:firstColumn="0" w:lastColumn="0" w:oddVBand="0" w:evenVBand="0" w:oddHBand="1" w:evenHBand="0" w:firstRowFirstColumn="0" w:firstRowLastColumn="0" w:lastRowFirstColumn="0" w:lastRowLastColumn="0"/>
               <w:rPr>
-                <w:rFonts w:ascii="Arial" w:eastAsia="微軟正黑體" w:hAnsi="Arial" w:cs="Times New Roman" w:hint="eastAsia"/>
+                <w:rFonts w:ascii="Arial" w:eastAsia="微軟正黑體" w:hAnsi="Arial" w:cs="Times New Roman"/>
                 <w:b/>
                 <w:bCs/>
                 <w:szCs w:val="24"/>
@@ -33346,7 +33065,7 @@
               <w:widowControl/>
               <w:cnfStyle w:val="000000100000" w:firstRow="0" w:lastRow="0" w:firstColumn="0" w:lastColumn="0" w:oddVBand="0" w:evenVBand="0" w:oddHBand="1" w:evenHBand="0" w:firstRowFirstColumn="0" w:firstRowLastColumn="0" w:lastRowFirstColumn="0" w:lastRowLastColumn="0"/>
               <w:rPr>
-                <w:rFonts w:ascii="Arial" w:eastAsia="微軟正黑體" w:hAnsi="Arial" w:cs="Times New Roman" w:hint="eastAsia"/>
+                <w:rFonts w:ascii="Arial" w:eastAsia="微軟正黑體" w:hAnsi="Arial" w:cs="Times New Roman"/>
                 <w:b/>
                 <w:bCs/>
                 <w:szCs w:val="24"/>
@@ -33364,7 +33083,7 @@
               <w:widowControl/>
               <w:cnfStyle w:val="000000100000" w:firstRow="0" w:lastRow="0" w:firstColumn="0" w:lastColumn="0" w:oddVBand="0" w:evenVBand="0" w:oddHBand="1" w:evenHBand="0" w:firstRowFirstColumn="0" w:firstRowLastColumn="0" w:lastRowFirstColumn="0" w:lastRowLastColumn="0"/>
               <w:rPr>
-                <w:rFonts w:ascii="Arial" w:eastAsia="微軟正黑體" w:hAnsi="Arial" w:cs="Times New Roman" w:hint="eastAsia"/>
+                <w:rFonts w:ascii="Arial" w:eastAsia="微軟正黑體" w:hAnsi="Arial" w:cs="Times New Roman"/>
                 <w:b/>
                 <w:bCs/>
                 <w:szCs w:val="24"/>
@@ -33387,7 +33106,7 @@
             <w:pPr>
               <w:widowControl/>
               <w:rPr>
-                <w:rFonts w:ascii="Arial" w:eastAsia="微軟正黑體" w:hAnsi="Arial" w:cs="Times New Roman" w:hint="eastAsia"/>
+                <w:rFonts w:ascii="Arial" w:eastAsia="微軟正黑體" w:hAnsi="Arial" w:cs="Times New Roman"/>
                 <w:b w:val="0"/>
                 <w:bCs w:val="0"/>
                 <w:sz w:val="20"/>
@@ -33414,7 +33133,7 @@
               <w:widowControl/>
               <w:cnfStyle w:val="000000000000" w:firstRow="0" w:lastRow="0" w:firstColumn="0" w:lastColumn="0" w:oddVBand="0" w:evenVBand="0" w:oddHBand="0" w:evenHBand="0" w:firstRowFirstColumn="0" w:firstRowLastColumn="0" w:lastRowFirstColumn="0" w:lastRowLastColumn="0"/>
               <w:rPr>
-                <w:rFonts w:ascii="Arial" w:eastAsia="微軟正黑體" w:hAnsi="Arial" w:cs="Times New Roman" w:hint="eastAsia"/>
+                <w:rFonts w:ascii="Arial" w:eastAsia="微軟正黑體" w:hAnsi="Arial" w:cs="Times New Roman"/>
                 <w:b/>
                 <w:bCs/>
                 <w:szCs w:val="24"/>
@@ -33432,7 +33151,7 @@
               <w:widowControl/>
               <w:cnfStyle w:val="000000000000" w:firstRow="0" w:lastRow="0" w:firstColumn="0" w:lastColumn="0" w:oddVBand="0" w:evenVBand="0" w:oddHBand="0" w:evenHBand="0" w:firstRowFirstColumn="0" w:firstRowLastColumn="0" w:lastRowFirstColumn="0" w:lastRowLastColumn="0"/>
               <w:rPr>
-                <w:rFonts w:ascii="Arial" w:eastAsia="微軟正黑體" w:hAnsi="Arial" w:cs="Times New Roman" w:hint="eastAsia"/>
+                <w:rFonts w:ascii="Arial" w:eastAsia="微軟正黑體" w:hAnsi="Arial" w:cs="Times New Roman"/>
                 <w:b/>
                 <w:bCs/>
                 <w:szCs w:val="24"/>
@@ -33450,7 +33169,7 @@
               <w:widowControl/>
               <w:cnfStyle w:val="000000000000" w:firstRow="0" w:lastRow="0" w:firstColumn="0" w:lastColumn="0" w:oddVBand="0" w:evenVBand="0" w:oddHBand="0" w:evenHBand="0" w:firstRowFirstColumn="0" w:firstRowLastColumn="0" w:lastRowFirstColumn="0" w:lastRowLastColumn="0"/>
               <w:rPr>
-                <w:rFonts w:ascii="Arial" w:eastAsia="微軟正黑體" w:hAnsi="Arial" w:cs="Times New Roman" w:hint="eastAsia"/>
+                <w:rFonts w:ascii="Arial" w:eastAsia="微軟正黑體" w:hAnsi="Arial" w:cs="Times New Roman"/>
                 <w:b/>
                 <w:bCs/>
                 <w:szCs w:val="24"/>
@@ -33468,7 +33187,7 @@
               <w:widowControl/>
               <w:cnfStyle w:val="000000000000" w:firstRow="0" w:lastRow="0" w:firstColumn="0" w:lastColumn="0" w:oddVBand="0" w:evenVBand="0" w:oddHBand="0" w:evenHBand="0" w:firstRowFirstColumn="0" w:firstRowLastColumn="0" w:lastRowFirstColumn="0" w:lastRowLastColumn="0"/>
               <w:rPr>
-                <w:rFonts w:ascii="Arial" w:eastAsia="微軟正黑體" w:hAnsi="Arial" w:cs="Times New Roman" w:hint="eastAsia"/>
+                <w:rFonts w:ascii="Arial" w:eastAsia="微軟正黑體" w:hAnsi="Arial" w:cs="Times New Roman"/>
                 <w:b/>
                 <w:bCs/>
                 <w:szCs w:val="24"/>
@@ -33486,7 +33205,7 @@
               <w:widowControl/>
               <w:cnfStyle w:val="000000000000" w:firstRow="0" w:lastRow="0" w:firstColumn="0" w:lastColumn="0" w:oddVBand="0" w:evenVBand="0" w:oddHBand="0" w:evenHBand="0" w:firstRowFirstColumn="0" w:firstRowLastColumn="0" w:lastRowFirstColumn="0" w:lastRowLastColumn="0"/>
               <w:rPr>
-                <w:rFonts w:ascii="Arial" w:eastAsia="微軟正黑體" w:hAnsi="Arial" w:cs="Times New Roman" w:hint="eastAsia"/>
+                <w:rFonts w:ascii="Arial" w:eastAsia="微軟正黑體" w:hAnsi="Arial" w:cs="Times New Roman"/>
                 <w:b/>
                 <w:bCs/>
                 <w:szCs w:val="24"/>
@@ -33511,7 +33230,7 @@
               <w:widowControl/>
               <w:cnfStyle w:val="000000000000" w:firstRow="0" w:lastRow="0" w:firstColumn="0" w:lastColumn="0" w:oddVBand="0" w:evenVBand="0" w:oddHBand="0" w:evenHBand="0" w:firstRowFirstColumn="0" w:firstRowLastColumn="0" w:lastRowFirstColumn="0" w:lastRowLastColumn="0"/>
               <w:rPr>
-                <w:rFonts w:ascii="Arial" w:eastAsia="微軟正黑體" w:hAnsi="Arial" w:cs="Times New Roman" w:hint="eastAsia"/>
+                <w:rFonts w:ascii="Arial" w:eastAsia="微軟正黑體" w:hAnsi="Arial" w:cs="Times New Roman"/>
                 <w:b/>
                 <w:bCs/>
                 <w:szCs w:val="24"/>
@@ -33529,7 +33248,7 @@
               <w:widowControl/>
               <w:cnfStyle w:val="000000000000" w:firstRow="0" w:lastRow="0" w:firstColumn="0" w:lastColumn="0" w:oddVBand="0" w:evenVBand="0" w:oddHBand="0" w:evenHBand="0" w:firstRowFirstColumn="0" w:firstRowLastColumn="0" w:lastRowFirstColumn="0" w:lastRowLastColumn="0"/>
               <w:rPr>
-                <w:rFonts w:ascii="Arial" w:eastAsia="微軟正黑體" w:hAnsi="Arial" w:cs="Times New Roman" w:hint="eastAsia"/>
+                <w:rFonts w:ascii="Arial" w:eastAsia="微軟正黑體" w:hAnsi="Arial" w:cs="Times New Roman"/>
                 <w:b/>
                 <w:bCs/>
                 <w:szCs w:val="24"/>
@@ -33547,7 +33266,7 @@
               <w:widowControl/>
               <w:cnfStyle w:val="000000000000" w:firstRow="0" w:lastRow="0" w:firstColumn="0" w:lastColumn="0" w:oddVBand="0" w:evenVBand="0" w:oddHBand="0" w:evenHBand="0" w:firstRowFirstColumn="0" w:firstRowLastColumn="0" w:lastRowFirstColumn="0" w:lastRowLastColumn="0"/>
               <w:rPr>
-                <w:rFonts w:ascii="Arial" w:eastAsia="微軟正黑體" w:hAnsi="Arial" w:cs="Times New Roman" w:hint="eastAsia"/>
+                <w:rFonts w:ascii="Arial" w:eastAsia="微軟正黑體" w:hAnsi="Arial" w:cs="Times New Roman"/>
                 <w:b/>
                 <w:bCs/>
                 <w:szCs w:val="24"/>
@@ -33565,7 +33284,7 @@
               <w:widowControl/>
               <w:cnfStyle w:val="000000000000" w:firstRow="0" w:lastRow="0" w:firstColumn="0" w:lastColumn="0" w:oddVBand="0" w:evenVBand="0" w:oddHBand="0" w:evenHBand="0" w:firstRowFirstColumn="0" w:firstRowLastColumn="0" w:lastRowFirstColumn="0" w:lastRowLastColumn="0"/>
               <w:rPr>
-                <w:rFonts w:ascii="Arial" w:eastAsia="微軟正黑體" w:hAnsi="Arial" w:cs="Times New Roman" w:hint="eastAsia"/>
+                <w:rFonts w:ascii="Arial" w:eastAsia="微軟正黑體" w:hAnsi="Arial" w:cs="Times New Roman"/>
                 <w:b/>
                 <w:bCs/>
                 <w:szCs w:val="24"/>
@@ -33583,7 +33302,7 @@
               <w:widowControl/>
               <w:cnfStyle w:val="000000000000" w:firstRow="0" w:lastRow="0" w:firstColumn="0" w:lastColumn="0" w:oddVBand="0" w:evenVBand="0" w:oddHBand="0" w:evenHBand="0" w:firstRowFirstColumn="0" w:firstRowLastColumn="0" w:lastRowFirstColumn="0" w:lastRowLastColumn="0"/>
               <w:rPr>
-                <w:rFonts w:ascii="Arial" w:eastAsia="微軟正黑體" w:hAnsi="Arial" w:cs="Times New Roman" w:hint="eastAsia"/>
+                <w:rFonts w:ascii="Arial" w:eastAsia="微軟正黑體" w:hAnsi="Arial" w:cs="Times New Roman"/>
                 <w:b/>
                 <w:bCs/>
                 <w:szCs w:val="24"/>
@@ -33601,7 +33320,7 @@
               <w:widowControl/>
               <w:cnfStyle w:val="000000000000" w:firstRow="0" w:lastRow="0" w:firstColumn="0" w:lastColumn="0" w:oddVBand="0" w:evenVBand="0" w:oddHBand="0" w:evenHBand="0" w:firstRowFirstColumn="0" w:firstRowLastColumn="0" w:lastRowFirstColumn="0" w:lastRowLastColumn="0"/>
               <w:rPr>
-                <w:rFonts w:ascii="Arial" w:eastAsia="微軟正黑體" w:hAnsi="Arial" w:cs="Times New Roman" w:hint="eastAsia"/>
+                <w:rFonts w:ascii="Arial" w:eastAsia="微軟正黑體" w:hAnsi="Arial" w:cs="Times New Roman"/>
                 <w:b/>
                 <w:bCs/>
                 <w:szCs w:val="24"/>
@@ -33619,7 +33338,7 @@
               <w:widowControl/>
               <w:cnfStyle w:val="000000000000" w:firstRow="0" w:lastRow="0" w:firstColumn="0" w:lastColumn="0" w:oddVBand="0" w:evenVBand="0" w:oddHBand="0" w:evenHBand="0" w:firstRowFirstColumn="0" w:firstRowLastColumn="0" w:lastRowFirstColumn="0" w:lastRowLastColumn="0"/>
               <w:rPr>
-                <w:rFonts w:ascii="Arial" w:eastAsia="微軟正黑體" w:hAnsi="Arial" w:cs="Times New Roman" w:hint="eastAsia"/>
+                <w:rFonts w:ascii="Arial" w:eastAsia="微軟正黑體" w:hAnsi="Arial" w:cs="Times New Roman"/>
                 <w:b/>
                 <w:bCs/>
                 <w:szCs w:val="24"/>
@@ -33637,7 +33356,7 @@
               <w:widowControl/>
               <w:cnfStyle w:val="000000000000" w:firstRow="0" w:lastRow="0" w:firstColumn="0" w:lastColumn="0" w:oddVBand="0" w:evenVBand="0" w:oddHBand="0" w:evenHBand="0" w:firstRowFirstColumn="0" w:firstRowLastColumn="0" w:lastRowFirstColumn="0" w:lastRowLastColumn="0"/>
               <w:rPr>
-                <w:rFonts w:ascii="Arial" w:eastAsia="微軟正黑體" w:hAnsi="Arial" w:cs="Times New Roman" w:hint="eastAsia"/>
+                <w:rFonts w:ascii="Arial" w:eastAsia="微軟正黑體" w:hAnsi="Arial" w:cs="Times New Roman"/>
                 <w:b/>
                 <w:bCs/>
                 <w:szCs w:val="24"/>
@@ -33655,7 +33374,7 @@
               <w:widowControl/>
               <w:cnfStyle w:val="000000000000" w:firstRow="0" w:lastRow="0" w:firstColumn="0" w:lastColumn="0" w:oddVBand="0" w:evenVBand="0" w:oddHBand="0" w:evenHBand="0" w:firstRowFirstColumn="0" w:firstRowLastColumn="0" w:lastRowFirstColumn="0" w:lastRowLastColumn="0"/>
               <w:rPr>
-                <w:rFonts w:ascii="Arial" w:eastAsia="微軟正黑體" w:hAnsi="Arial" w:cs="Times New Roman" w:hint="eastAsia"/>
+                <w:rFonts w:ascii="Arial" w:eastAsia="微軟正黑體" w:hAnsi="Arial" w:cs="Times New Roman"/>
                 <w:b/>
                 <w:bCs/>
                 <w:szCs w:val="24"/>
@@ -33673,7 +33392,7 @@
               <w:widowControl/>
               <w:cnfStyle w:val="000000000000" w:firstRow="0" w:lastRow="0" w:firstColumn="0" w:lastColumn="0" w:oddVBand="0" w:evenVBand="0" w:oddHBand="0" w:evenHBand="0" w:firstRowFirstColumn="0" w:firstRowLastColumn="0" w:lastRowFirstColumn="0" w:lastRowLastColumn="0"/>
               <w:rPr>
-                <w:rFonts w:ascii="Arial" w:eastAsia="微軟正黑體" w:hAnsi="Arial" w:cs="Times New Roman" w:hint="eastAsia"/>
+                <w:rFonts w:ascii="Arial" w:eastAsia="微軟正黑體" w:hAnsi="Arial" w:cs="Times New Roman"/>
                 <w:b/>
                 <w:bCs/>
                 <w:szCs w:val="24"/>
@@ -33697,7 +33416,7 @@
             <w:pPr>
               <w:widowControl/>
               <w:rPr>
-                <w:rFonts w:ascii="Arial" w:eastAsia="微軟正黑體" w:hAnsi="Arial" w:cs="Times New Roman" w:hint="eastAsia"/>
+                <w:rFonts w:ascii="Arial" w:eastAsia="微軟正黑體" w:hAnsi="Arial" w:cs="Times New Roman"/>
                 <w:b w:val="0"/>
                 <w:bCs w:val="0"/>
                 <w:sz w:val="20"/>
@@ -33724,7 +33443,7 @@
               <w:widowControl/>
               <w:cnfStyle w:val="000000100000" w:firstRow="0" w:lastRow="0" w:firstColumn="0" w:lastColumn="0" w:oddVBand="0" w:evenVBand="0" w:oddHBand="1" w:evenHBand="0" w:firstRowFirstColumn="0" w:firstRowLastColumn="0" w:lastRowFirstColumn="0" w:lastRowLastColumn="0"/>
               <w:rPr>
-                <w:rFonts w:ascii="Arial" w:eastAsia="微軟正黑體" w:hAnsi="Arial" w:cs="Times New Roman" w:hint="eastAsia"/>
+                <w:rFonts w:ascii="Arial" w:eastAsia="微軟正黑體" w:hAnsi="Arial" w:cs="Times New Roman"/>
                 <w:b/>
                 <w:bCs/>
                 <w:szCs w:val="24"/>
@@ -33742,7 +33461,7 @@
               <w:widowControl/>
               <w:cnfStyle w:val="000000100000" w:firstRow="0" w:lastRow="0" w:firstColumn="0" w:lastColumn="0" w:oddVBand="0" w:evenVBand="0" w:oddHBand="1" w:evenHBand="0" w:firstRowFirstColumn="0" w:firstRowLastColumn="0" w:lastRowFirstColumn="0" w:lastRowLastColumn="0"/>
               <w:rPr>
-                <w:rFonts w:ascii="Arial" w:eastAsia="微軟正黑體" w:hAnsi="Arial" w:cs="Times New Roman" w:hint="eastAsia"/>
+                <w:rFonts w:ascii="Arial" w:eastAsia="微軟正黑體" w:hAnsi="Arial" w:cs="Times New Roman"/>
                 <w:b/>
                 <w:bCs/>
                 <w:szCs w:val="24"/>
@@ -33760,7 +33479,7 @@
               <w:widowControl/>
               <w:cnfStyle w:val="000000100000" w:firstRow="0" w:lastRow="0" w:firstColumn="0" w:lastColumn="0" w:oddVBand="0" w:evenVBand="0" w:oddHBand="1" w:evenHBand="0" w:firstRowFirstColumn="0" w:firstRowLastColumn="0" w:lastRowFirstColumn="0" w:lastRowLastColumn="0"/>
               <w:rPr>
-                <w:rFonts w:ascii="Arial" w:eastAsia="微軟正黑體" w:hAnsi="Arial" w:cs="Times New Roman" w:hint="eastAsia"/>
+                <w:rFonts w:ascii="Arial" w:eastAsia="微軟正黑體" w:hAnsi="Arial" w:cs="Times New Roman"/>
                 <w:b/>
                 <w:bCs/>
                 <w:szCs w:val="24"/>
@@ -33778,7 +33497,7 @@
               <w:widowControl/>
               <w:cnfStyle w:val="000000100000" w:firstRow="0" w:lastRow="0" w:firstColumn="0" w:lastColumn="0" w:oddVBand="0" w:evenVBand="0" w:oddHBand="1" w:evenHBand="0" w:firstRowFirstColumn="0" w:firstRowLastColumn="0" w:lastRowFirstColumn="0" w:lastRowLastColumn="0"/>
               <w:rPr>
-                <w:rFonts w:ascii="Arial" w:eastAsia="微軟正黑體" w:hAnsi="Arial" w:cs="Times New Roman" w:hint="eastAsia"/>
+                <w:rFonts w:ascii="Arial" w:eastAsia="微軟正黑體" w:hAnsi="Arial" w:cs="Times New Roman"/>
                 <w:b/>
                 <w:bCs/>
                 <w:szCs w:val="24"/>
@@ -33796,7 +33515,7 @@
               <w:widowControl/>
               <w:cnfStyle w:val="000000100000" w:firstRow="0" w:lastRow="0" w:firstColumn="0" w:lastColumn="0" w:oddVBand="0" w:evenVBand="0" w:oddHBand="1" w:evenHBand="0" w:firstRowFirstColumn="0" w:firstRowLastColumn="0" w:lastRowFirstColumn="0" w:lastRowLastColumn="0"/>
               <w:rPr>
-                <w:rFonts w:ascii="Arial" w:eastAsia="微軟正黑體" w:hAnsi="Arial" w:cs="Times New Roman" w:hint="eastAsia"/>
+                <w:rFonts w:ascii="Arial" w:eastAsia="微軟正黑體" w:hAnsi="Arial" w:cs="Times New Roman"/>
                 <w:b/>
                 <w:bCs/>
                 <w:szCs w:val="24"/>
@@ -33814,7 +33533,7 @@
               <w:widowControl/>
               <w:cnfStyle w:val="000000100000" w:firstRow="0" w:lastRow="0" w:firstColumn="0" w:lastColumn="0" w:oddVBand="0" w:evenVBand="0" w:oddHBand="1" w:evenHBand="0" w:firstRowFirstColumn="0" w:firstRowLastColumn="0" w:lastRowFirstColumn="0" w:lastRowLastColumn="0"/>
               <w:rPr>
-                <w:rFonts w:ascii="Arial" w:eastAsia="微軟正黑體" w:hAnsi="Arial" w:cs="Times New Roman" w:hint="eastAsia"/>
+                <w:rFonts w:ascii="Arial" w:eastAsia="微軟正黑體" w:hAnsi="Arial" w:cs="Times New Roman"/>
                 <w:b/>
                 <w:bCs/>
                 <w:szCs w:val="24"/>
@@ -33839,7 +33558,7 @@
               <w:widowControl/>
               <w:cnfStyle w:val="000000100000" w:firstRow="0" w:lastRow="0" w:firstColumn="0" w:lastColumn="0" w:oddVBand="0" w:evenVBand="0" w:oddHBand="1" w:evenHBand="0" w:firstRowFirstColumn="0" w:firstRowLastColumn="0" w:lastRowFirstColumn="0" w:lastRowLastColumn="0"/>
               <w:rPr>
-                <w:rFonts w:ascii="Arial" w:eastAsia="微軟正黑體" w:hAnsi="Arial" w:cs="Times New Roman" w:hint="eastAsia"/>
+                <w:rFonts w:ascii="Arial" w:eastAsia="微軟正黑體" w:hAnsi="Arial" w:cs="Times New Roman"/>
                 <w:b/>
                 <w:bCs/>
                 <w:szCs w:val="24"/>
@@ -33857,7 +33576,7 @@
               <w:widowControl/>
               <w:cnfStyle w:val="000000100000" w:firstRow="0" w:lastRow="0" w:firstColumn="0" w:lastColumn="0" w:oddVBand="0" w:evenVBand="0" w:oddHBand="1" w:evenHBand="0" w:firstRowFirstColumn="0" w:firstRowLastColumn="0" w:lastRowFirstColumn="0" w:lastRowLastColumn="0"/>
               <w:rPr>
-                <w:rFonts w:ascii="Arial" w:eastAsia="微軟正黑體" w:hAnsi="Arial" w:cs="Times New Roman" w:hint="eastAsia"/>
+                <w:rFonts w:ascii="Arial" w:eastAsia="微軟正黑體" w:hAnsi="Arial" w:cs="Times New Roman"/>
                 <w:b/>
                 <w:bCs/>
                 <w:szCs w:val="24"/>
@@ -33875,7 +33594,7 @@
               <w:widowControl/>
               <w:cnfStyle w:val="000000100000" w:firstRow="0" w:lastRow="0" w:firstColumn="0" w:lastColumn="0" w:oddVBand="0" w:evenVBand="0" w:oddHBand="1" w:evenHBand="0" w:firstRowFirstColumn="0" w:firstRowLastColumn="0" w:lastRowFirstColumn="0" w:lastRowLastColumn="0"/>
               <w:rPr>
-                <w:rFonts w:ascii="Arial" w:eastAsia="微軟正黑體" w:hAnsi="Arial" w:cs="Times New Roman" w:hint="eastAsia"/>
+                <w:rFonts w:ascii="Arial" w:eastAsia="微軟正黑體" w:hAnsi="Arial" w:cs="Times New Roman"/>
                 <w:b/>
                 <w:bCs/>
                 <w:szCs w:val="24"/>
@@ -33893,7 +33612,7 @@
               <w:widowControl/>
               <w:cnfStyle w:val="000000100000" w:firstRow="0" w:lastRow="0" w:firstColumn="0" w:lastColumn="0" w:oddVBand="0" w:evenVBand="0" w:oddHBand="1" w:evenHBand="0" w:firstRowFirstColumn="0" w:firstRowLastColumn="0" w:lastRowFirstColumn="0" w:lastRowLastColumn="0"/>
               <w:rPr>
-                <w:rFonts w:ascii="Arial" w:eastAsia="微軟正黑體" w:hAnsi="Arial" w:cs="Times New Roman" w:hint="eastAsia"/>
+                <w:rFonts w:ascii="Arial" w:eastAsia="微軟正黑體" w:hAnsi="Arial" w:cs="Times New Roman"/>
                 <w:b/>
                 <w:bCs/>
                 <w:szCs w:val="24"/>
@@ -33911,7 +33630,7 @@
               <w:widowControl/>
               <w:cnfStyle w:val="000000100000" w:firstRow="0" w:lastRow="0" w:firstColumn="0" w:lastColumn="0" w:oddVBand="0" w:evenVBand="0" w:oddHBand="1" w:evenHBand="0" w:firstRowFirstColumn="0" w:firstRowLastColumn="0" w:lastRowFirstColumn="0" w:lastRowLastColumn="0"/>
               <w:rPr>
-                <w:rFonts w:ascii="Arial" w:eastAsia="微軟正黑體" w:hAnsi="Arial" w:cs="Times New Roman" w:hint="eastAsia"/>
+                <w:rFonts w:ascii="Arial" w:eastAsia="微軟正黑體" w:hAnsi="Arial" w:cs="Times New Roman"/>
                 <w:b/>
                 <w:bCs/>
                 <w:szCs w:val="24"/>
@@ -33929,7 +33648,7 @@
               <w:widowControl/>
               <w:cnfStyle w:val="000000100000" w:firstRow="0" w:lastRow="0" w:firstColumn="0" w:lastColumn="0" w:oddVBand="0" w:evenVBand="0" w:oddHBand="1" w:evenHBand="0" w:firstRowFirstColumn="0" w:firstRowLastColumn="0" w:lastRowFirstColumn="0" w:lastRowLastColumn="0"/>
               <w:rPr>
-                <w:rFonts w:ascii="Arial" w:eastAsia="微軟正黑體" w:hAnsi="Arial" w:cs="Times New Roman" w:hint="eastAsia"/>
+                <w:rFonts w:ascii="Arial" w:eastAsia="微軟正黑體" w:hAnsi="Arial" w:cs="Times New Roman"/>
                 <w:b/>
                 <w:bCs/>
                 <w:szCs w:val="24"/>
@@ -33947,7 +33666,7 @@
               <w:widowControl/>
               <w:cnfStyle w:val="000000100000" w:firstRow="0" w:lastRow="0" w:firstColumn="0" w:lastColumn="0" w:oddVBand="0" w:evenVBand="0" w:oddHBand="1" w:evenHBand="0" w:firstRowFirstColumn="0" w:firstRowLastColumn="0" w:lastRowFirstColumn="0" w:lastRowLastColumn="0"/>
               <w:rPr>
-                <w:rFonts w:ascii="Arial" w:eastAsia="微軟正黑體" w:hAnsi="Arial" w:cs="Times New Roman" w:hint="eastAsia"/>
+                <w:rFonts w:ascii="Arial" w:eastAsia="微軟正黑體" w:hAnsi="Arial" w:cs="Times New Roman"/>
                 <w:b/>
                 <w:bCs/>
                 <w:szCs w:val="24"/>
@@ -33965,7 +33684,7 @@
               <w:widowControl/>
               <w:cnfStyle w:val="000000100000" w:firstRow="0" w:lastRow="0" w:firstColumn="0" w:lastColumn="0" w:oddVBand="0" w:evenVBand="0" w:oddHBand="1" w:evenHBand="0" w:firstRowFirstColumn="0" w:firstRowLastColumn="0" w:lastRowFirstColumn="0" w:lastRowLastColumn="0"/>
               <w:rPr>
-                <w:rFonts w:ascii="Arial" w:eastAsia="微軟正黑體" w:hAnsi="Arial" w:cs="Times New Roman" w:hint="eastAsia"/>
+                <w:rFonts w:ascii="Arial" w:eastAsia="微軟正黑體" w:hAnsi="Arial" w:cs="Times New Roman"/>
                 <w:b/>
                 <w:bCs/>
                 <w:szCs w:val="24"/>
@@ -33983,7 +33702,7 @@
               <w:widowControl/>
               <w:cnfStyle w:val="000000100000" w:firstRow="0" w:lastRow="0" w:firstColumn="0" w:lastColumn="0" w:oddVBand="0" w:evenVBand="0" w:oddHBand="1" w:evenHBand="0" w:firstRowFirstColumn="0" w:firstRowLastColumn="0" w:lastRowFirstColumn="0" w:lastRowLastColumn="0"/>
               <w:rPr>
-                <w:rFonts w:ascii="Arial" w:eastAsia="微軟正黑體" w:hAnsi="Arial" w:cs="Times New Roman" w:hint="eastAsia"/>
+                <w:rFonts w:ascii="Arial" w:eastAsia="微軟正黑體" w:hAnsi="Arial" w:cs="Times New Roman"/>
                 <w:b/>
                 <w:bCs/>
                 <w:szCs w:val="24"/>
@@ -34006,7 +33725,7 @@
             <w:pPr>
               <w:widowControl/>
               <w:rPr>
-                <w:rFonts w:ascii="Arial" w:eastAsia="微軟正黑體" w:hAnsi="Arial" w:cs="Times New Roman" w:hint="eastAsia"/>
+                <w:rFonts w:ascii="Arial" w:eastAsia="微軟正黑體" w:hAnsi="Arial" w:cs="Times New Roman"/>
                 <w:b w:val="0"/>
                 <w:bCs w:val="0"/>
                 <w:sz w:val="20"/>
@@ -34033,7 +33752,7 @@
               <w:widowControl/>
               <w:cnfStyle w:val="000000000000" w:firstRow="0" w:lastRow="0" w:firstColumn="0" w:lastColumn="0" w:oddVBand="0" w:evenVBand="0" w:oddHBand="0" w:evenHBand="0" w:firstRowFirstColumn="0" w:firstRowLastColumn="0" w:lastRowFirstColumn="0" w:lastRowLastColumn="0"/>
               <w:rPr>
-                <w:rFonts w:ascii="Arial" w:eastAsia="微軟正黑體" w:hAnsi="Arial" w:cs="Times New Roman" w:hint="eastAsia"/>
+                <w:rFonts w:ascii="Arial" w:eastAsia="微軟正黑體" w:hAnsi="Arial" w:cs="Times New Roman"/>
                 <w:b/>
                 <w:bCs/>
                 <w:szCs w:val="24"/>
@@ -34051,7 +33770,7 @@
               <w:widowControl/>
               <w:cnfStyle w:val="000000000000" w:firstRow="0" w:lastRow="0" w:firstColumn="0" w:lastColumn="0" w:oddVBand="0" w:evenVBand="0" w:oddHBand="0" w:evenHBand="0" w:firstRowFirstColumn="0" w:firstRowLastColumn="0" w:lastRowFirstColumn="0" w:lastRowLastColumn="0"/>
               <w:rPr>
-                <w:rFonts w:ascii="Arial" w:eastAsia="微軟正黑體" w:hAnsi="Arial" w:cs="Times New Roman" w:hint="eastAsia"/>
+                <w:rFonts w:ascii="Arial" w:eastAsia="微軟正黑體" w:hAnsi="Arial" w:cs="Times New Roman"/>
                 <w:b/>
                 <w:bCs/>
                 <w:szCs w:val="24"/>
@@ -34069,7 +33788,7 @@
               <w:widowControl/>
               <w:cnfStyle w:val="000000000000" w:firstRow="0" w:lastRow="0" w:firstColumn="0" w:lastColumn="0" w:oddVBand="0" w:evenVBand="0" w:oddHBand="0" w:evenHBand="0" w:firstRowFirstColumn="0" w:firstRowLastColumn="0" w:lastRowFirstColumn="0" w:lastRowLastColumn="0"/>
               <w:rPr>
-                <w:rFonts w:ascii="Arial" w:eastAsia="微軟正黑體" w:hAnsi="Arial" w:cs="Times New Roman" w:hint="eastAsia"/>
+                <w:rFonts w:ascii="Arial" w:eastAsia="微軟正黑體" w:hAnsi="Arial" w:cs="Times New Roman"/>
                 <w:b/>
                 <w:bCs/>
                 <w:szCs w:val="24"/>
@@ -34087,7 +33806,7 @@
               <w:widowControl/>
               <w:cnfStyle w:val="000000000000" w:firstRow="0" w:lastRow="0" w:firstColumn="0" w:lastColumn="0" w:oddVBand="0" w:evenVBand="0" w:oddHBand="0" w:evenHBand="0" w:firstRowFirstColumn="0" w:firstRowLastColumn="0" w:lastRowFirstColumn="0" w:lastRowLastColumn="0"/>
               <w:rPr>
-                <w:rFonts w:ascii="Arial" w:eastAsia="微軟正黑體" w:hAnsi="Arial" w:cs="Times New Roman" w:hint="eastAsia"/>
+                <w:rFonts w:ascii="Arial" w:eastAsia="微軟正黑體" w:hAnsi="Arial" w:cs="Times New Roman"/>
                 <w:b/>
                 <w:bCs/>
                 <w:szCs w:val="24"/>
@@ -34105,7 +33824,7 @@
               <w:widowControl/>
               <w:cnfStyle w:val="000000000000" w:firstRow="0" w:lastRow="0" w:firstColumn="0" w:lastColumn="0" w:oddVBand="0" w:evenVBand="0" w:oddHBand="0" w:evenHBand="0" w:firstRowFirstColumn="0" w:firstRowLastColumn="0" w:lastRowFirstColumn="0" w:lastRowLastColumn="0"/>
               <w:rPr>
-                <w:rFonts w:ascii="Arial" w:eastAsia="微軟正黑體" w:hAnsi="Arial" w:cs="Times New Roman" w:hint="eastAsia"/>
+                <w:rFonts w:ascii="Arial" w:eastAsia="微軟正黑體" w:hAnsi="Arial" w:cs="Times New Roman"/>
                 <w:b/>
                 <w:bCs/>
                 <w:szCs w:val="24"/>
@@ -34123,7 +33842,7 @@
               <w:widowControl/>
               <w:cnfStyle w:val="000000000000" w:firstRow="0" w:lastRow="0" w:firstColumn="0" w:lastColumn="0" w:oddVBand="0" w:evenVBand="0" w:oddHBand="0" w:evenHBand="0" w:firstRowFirstColumn="0" w:firstRowLastColumn="0" w:lastRowFirstColumn="0" w:lastRowLastColumn="0"/>
               <w:rPr>
-                <w:rFonts w:ascii="Arial" w:eastAsia="微軟正黑體" w:hAnsi="Arial" w:cs="Times New Roman" w:hint="eastAsia"/>
+                <w:rFonts w:ascii="Arial" w:eastAsia="微軟正黑體" w:hAnsi="Arial" w:cs="Times New Roman"/>
                 <w:b/>
                 <w:bCs/>
                 <w:szCs w:val="24"/>
@@ -34141,7 +33860,7 @@
               <w:widowControl/>
               <w:cnfStyle w:val="000000000000" w:firstRow="0" w:lastRow="0" w:firstColumn="0" w:lastColumn="0" w:oddVBand="0" w:evenVBand="0" w:oddHBand="0" w:evenHBand="0" w:firstRowFirstColumn="0" w:firstRowLastColumn="0" w:lastRowFirstColumn="0" w:lastRowLastColumn="0"/>
               <w:rPr>
-                <w:rFonts w:ascii="Arial" w:eastAsia="微軟正黑體" w:hAnsi="Arial" w:cs="Times New Roman" w:hint="eastAsia"/>
+                <w:rFonts w:ascii="Arial" w:eastAsia="微軟正黑體" w:hAnsi="Arial" w:cs="Times New Roman"/>
                 <w:b/>
                 <w:bCs/>
                 <w:szCs w:val="24"/>
@@ -34166,7 +33885,7 @@
               <w:widowControl/>
               <w:cnfStyle w:val="000000000000" w:firstRow="0" w:lastRow="0" w:firstColumn="0" w:lastColumn="0" w:oddVBand="0" w:evenVBand="0" w:oddHBand="0" w:evenHBand="0" w:firstRowFirstColumn="0" w:firstRowLastColumn="0" w:lastRowFirstColumn="0" w:lastRowLastColumn="0"/>
               <w:rPr>
-                <w:rFonts w:ascii="Arial" w:eastAsia="微軟正黑體" w:hAnsi="Arial" w:cs="Times New Roman" w:hint="eastAsia"/>
+                <w:rFonts w:ascii="Arial" w:eastAsia="微軟正黑體" w:hAnsi="Arial" w:cs="Times New Roman"/>
                 <w:b/>
                 <w:bCs/>
                 <w:szCs w:val="24"/>
@@ -34184,7 +33903,7 @@
               <w:widowControl/>
               <w:cnfStyle w:val="000000000000" w:firstRow="0" w:lastRow="0" w:firstColumn="0" w:lastColumn="0" w:oddVBand="0" w:evenVBand="0" w:oddHBand="0" w:evenHBand="0" w:firstRowFirstColumn="0" w:firstRowLastColumn="0" w:lastRowFirstColumn="0" w:lastRowLastColumn="0"/>
               <w:rPr>
-                <w:rFonts w:ascii="Arial" w:eastAsia="微軟正黑體" w:hAnsi="Arial" w:cs="Times New Roman" w:hint="eastAsia"/>
+                <w:rFonts w:ascii="Arial" w:eastAsia="微軟正黑體" w:hAnsi="Arial" w:cs="Times New Roman"/>
                 <w:b/>
                 <w:bCs/>
                 <w:szCs w:val="24"/>
@@ -34202,7 +33921,7 @@
               <w:widowControl/>
               <w:cnfStyle w:val="000000000000" w:firstRow="0" w:lastRow="0" w:firstColumn="0" w:lastColumn="0" w:oddVBand="0" w:evenVBand="0" w:oddHBand="0" w:evenHBand="0" w:firstRowFirstColumn="0" w:firstRowLastColumn="0" w:lastRowFirstColumn="0" w:lastRowLastColumn="0"/>
               <w:rPr>
-                <w:rFonts w:ascii="Arial" w:eastAsia="微軟正黑體" w:hAnsi="Arial" w:cs="Times New Roman" w:hint="eastAsia"/>
+                <w:rFonts w:ascii="Arial" w:eastAsia="微軟正黑體" w:hAnsi="Arial" w:cs="Times New Roman"/>
                 <w:b/>
                 <w:bCs/>
                 <w:szCs w:val="24"/>
@@ -34220,7 +33939,7 @@
               <w:widowControl/>
               <w:cnfStyle w:val="000000000000" w:firstRow="0" w:lastRow="0" w:firstColumn="0" w:lastColumn="0" w:oddVBand="0" w:evenVBand="0" w:oddHBand="0" w:evenHBand="0" w:firstRowFirstColumn="0" w:firstRowLastColumn="0" w:lastRowFirstColumn="0" w:lastRowLastColumn="0"/>
               <w:rPr>
-                <w:rFonts w:ascii="Arial" w:eastAsia="微軟正黑體" w:hAnsi="Arial" w:cs="Times New Roman" w:hint="eastAsia"/>
+                <w:rFonts w:ascii="Arial" w:eastAsia="微軟正黑體" w:hAnsi="Arial" w:cs="Times New Roman"/>
                 <w:b/>
                 <w:bCs/>
                 <w:szCs w:val="24"/>
@@ -34238,7 +33957,7 @@
               <w:widowControl/>
               <w:cnfStyle w:val="000000000000" w:firstRow="0" w:lastRow="0" w:firstColumn="0" w:lastColumn="0" w:oddVBand="0" w:evenVBand="0" w:oddHBand="0" w:evenHBand="0" w:firstRowFirstColumn="0" w:firstRowLastColumn="0" w:lastRowFirstColumn="0" w:lastRowLastColumn="0"/>
               <w:rPr>
-                <w:rFonts w:ascii="Arial" w:eastAsia="微軟正黑體" w:hAnsi="Arial" w:cs="Times New Roman" w:hint="eastAsia"/>
+                <w:rFonts w:ascii="Arial" w:eastAsia="微軟正黑體" w:hAnsi="Arial" w:cs="Times New Roman"/>
                 <w:b/>
                 <w:bCs/>
                 <w:szCs w:val="24"/>
@@ -34256,7 +33975,7 @@
               <w:widowControl/>
               <w:cnfStyle w:val="000000000000" w:firstRow="0" w:lastRow="0" w:firstColumn="0" w:lastColumn="0" w:oddVBand="0" w:evenVBand="0" w:oddHBand="0" w:evenHBand="0" w:firstRowFirstColumn="0" w:firstRowLastColumn="0" w:lastRowFirstColumn="0" w:lastRowLastColumn="0"/>
               <w:rPr>
-                <w:rFonts w:ascii="Arial" w:eastAsia="微軟正黑體" w:hAnsi="Arial" w:cs="Times New Roman" w:hint="eastAsia"/>
+                <w:rFonts w:ascii="Arial" w:eastAsia="微軟正黑體" w:hAnsi="Arial" w:cs="Times New Roman"/>
                 <w:b/>
                 <w:bCs/>
                 <w:szCs w:val="24"/>
@@ -34274,7 +33993,7 @@
               <w:widowControl/>
               <w:cnfStyle w:val="000000000000" w:firstRow="0" w:lastRow="0" w:firstColumn="0" w:lastColumn="0" w:oddVBand="0" w:evenVBand="0" w:oddHBand="0" w:evenHBand="0" w:firstRowFirstColumn="0" w:firstRowLastColumn="0" w:lastRowFirstColumn="0" w:lastRowLastColumn="0"/>
               <w:rPr>
-                <w:rFonts w:ascii="Arial" w:eastAsia="微軟正黑體" w:hAnsi="Arial" w:cs="Times New Roman" w:hint="eastAsia"/>
+                <w:rFonts w:ascii="Arial" w:eastAsia="微軟正黑體" w:hAnsi="Arial" w:cs="Times New Roman"/>
                 <w:b/>
                 <w:bCs/>
                 <w:szCs w:val="24"/>
@@ -34292,7 +34011,7 @@
               <w:widowControl/>
               <w:cnfStyle w:val="000000000000" w:firstRow="0" w:lastRow="0" w:firstColumn="0" w:lastColumn="0" w:oddVBand="0" w:evenVBand="0" w:oddHBand="0" w:evenHBand="0" w:firstRowFirstColumn="0" w:firstRowLastColumn="0" w:lastRowFirstColumn="0" w:lastRowLastColumn="0"/>
               <w:rPr>
-                <w:rFonts w:ascii="Arial" w:eastAsia="微軟正黑體" w:hAnsi="Arial" w:cs="Times New Roman" w:hint="eastAsia"/>
+                <w:rFonts w:ascii="Arial" w:eastAsia="微軟正黑體" w:hAnsi="Arial" w:cs="Times New Roman"/>
                 <w:b/>
                 <w:bCs/>
                 <w:szCs w:val="24"/>
@@ -34316,7 +34035,7 @@
             <w:pPr>
               <w:widowControl/>
               <w:rPr>
-                <w:rFonts w:ascii="Arial" w:eastAsia="微軟正黑體" w:hAnsi="Arial" w:cs="Times New Roman" w:hint="eastAsia"/>
+                <w:rFonts w:ascii="Arial" w:eastAsia="微軟正黑體" w:hAnsi="Arial" w:cs="Times New Roman"/>
                 <w:b w:val="0"/>
                 <w:bCs w:val="0"/>
                 <w:sz w:val="20"/>
@@ -34343,7 +34062,7 @@
               <w:widowControl/>
               <w:cnfStyle w:val="000000100000" w:firstRow="0" w:lastRow="0" w:firstColumn="0" w:lastColumn="0" w:oddVBand="0" w:evenVBand="0" w:oddHBand="1" w:evenHBand="0" w:firstRowFirstColumn="0" w:firstRowLastColumn="0" w:lastRowFirstColumn="0" w:lastRowLastColumn="0"/>
               <w:rPr>
-                <w:rFonts w:ascii="Arial" w:eastAsia="微軟正黑體" w:hAnsi="Arial" w:cs="Times New Roman" w:hint="eastAsia"/>
+                <w:rFonts w:ascii="Arial" w:eastAsia="微軟正黑體" w:hAnsi="Arial" w:cs="Times New Roman"/>
                 <w:b/>
                 <w:bCs/>
                 <w:szCs w:val="24"/>
@@ -34361,7 +34080,7 @@
               <w:widowControl/>
               <w:cnfStyle w:val="000000100000" w:firstRow="0" w:lastRow="0" w:firstColumn="0" w:lastColumn="0" w:oddVBand="0" w:evenVBand="0" w:oddHBand="1" w:evenHBand="0" w:firstRowFirstColumn="0" w:firstRowLastColumn="0" w:lastRowFirstColumn="0" w:lastRowLastColumn="0"/>
               <w:rPr>
-                <w:rFonts w:ascii="Arial" w:eastAsia="微軟正黑體" w:hAnsi="Arial" w:cs="Times New Roman" w:hint="eastAsia"/>
+                <w:rFonts w:ascii="Arial" w:eastAsia="微軟正黑體" w:hAnsi="Arial" w:cs="Times New Roman"/>
                 <w:b/>
                 <w:bCs/>
                 <w:szCs w:val="24"/>
@@ -34379,7 +34098,7 @@
               <w:widowControl/>
               <w:cnfStyle w:val="000000100000" w:firstRow="0" w:lastRow="0" w:firstColumn="0" w:lastColumn="0" w:oddVBand="0" w:evenVBand="0" w:oddHBand="1" w:evenHBand="0" w:firstRowFirstColumn="0" w:firstRowLastColumn="0" w:lastRowFirstColumn="0" w:lastRowLastColumn="0"/>
               <w:rPr>
-                <w:rFonts w:ascii="Arial" w:eastAsia="微軟正黑體" w:hAnsi="Arial" w:cs="Times New Roman" w:hint="eastAsia"/>
+                <w:rFonts w:ascii="Arial" w:eastAsia="微軟正黑體" w:hAnsi="Arial" w:cs="Times New Roman"/>
                 <w:b/>
                 <w:bCs/>
                 <w:szCs w:val="24"/>
@@ -34397,7 +34116,7 @@
               <w:widowControl/>
               <w:cnfStyle w:val="000000100000" w:firstRow="0" w:lastRow="0" w:firstColumn="0" w:lastColumn="0" w:oddVBand="0" w:evenVBand="0" w:oddHBand="1" w:evenHBand="0" w:firstRowFirstColumn="0" w:firstRowLastColumn="0" w:lastRowFirstColumn="0" w:lastRowLastColumn="0"/>
               <w:rPr>
-                <w:rFonts w:ascii="Arial" w:eastAsia="微軟正黑體" w:hAnsi="Arial" w:cs="Times New Roman" w:hint="eastAsia"/>
+                <w:rFonts w:ascii="Arial" w:eastAsia="微軟正黑體" w:hAnsi="Arial" w:cs="Times New Roman"/>
                 <w:b/>
                 <w:bCs/>
                 <w:szCs w:val="24"/>
@@ -34415,7 +34134,7 @@
               <w:widowControl/>
               <w:cnfStyle w:val="000000100000" w:firstRow="0" w:lastRow="0" w:firstColumn="0" w:lastColumn="0" w:oddVBand="0" w:evenVBand="0" w:oddHBand="1" w:evenHBand="0" w:firstRowFirstColumn="0" w:firstRowLastColumn="0" w:lastRowFirstColumn="0" w:lastRowLastColumn="0"/>
               <w:rPr>
-                <w:rFonts w:ascii="Arial" w:eastAsia="微軟正黑體" w:hAnsi="Arial" w:cs="Times New Roman" w:hint="eastAsia"/>
+                <w:rFonts w:ascii="Arial" w:eastAsia="微軟正黑體" w:hAnsi="Arial" w:cs="Times New Roman"/>
                 <w:b/>
                 <w:bCs/>
                 <w:szCs w:val="24"/>
@@ -34433,7 +34152,7 @@
               <w:widowControl/>
               <w:cnfStyle w:val="000000100000" w:firstRow="0" w:lastRow="0" w:firstColumn="0" w:lastColumn="0" w:oddVBand="0" w:evenVBand="0" w:oddHBand="1" w:evenHBand="0" w:firstRowFirstColumn="0" w:firstRowLastColumn="0" w:lastRowFirstColumn="0" w:lastRowLastColumn="0"/>
               <w:rPr>
-                <w:rFonts w:ascii="Arial" w:eastAsia="微軟正黑體" w:hAnsi="Arial" w:cs="Times New Roman" w:hint="eastAsia"/>
+                <w:rFonts w:ascii="Arial" w:eastAsia="微軟正黑體" w:hAnsi="Arial" w:cs="Times New Roman"/>
                 <w:b/>
                 <w:bCs/>
                 <w:szCs w:val="24"/>
@@ -34451,7 +34170,7 @@
               <w:widowControl/>
               <w:cnfStyle w:val="000000100000" w:firstRow="0" w:lastRow="0" w:firstColumn="0" w:lastColumn="0" w:oddVBand="0" w:evenVBand="0" w:oddHBand="1" w:evenHBand="0" w:firstRowFirstColumn="0" w:firstRowLastColumn="0" w:lastRowFirstColumn="0" w:lastRowLastColumn="0"/>
               <w:rPr>
-                <w:rFonts w:ascii="Arial" w:eastAsia="微軟正黑體" w:hAnsi="Arial" w:cs="Times New Roman" w:hint="eastAsia"/>
+                <w:rFonts w:ascii="Arial" w:eastAsia="微軟正黑體" w:hAnsi="Arial" w:cs="Times New Roman"/>
                 <w:b/>
                 <w:bCs/>
                 <w:szCs w:val="24"/>
@@ -34469,7 +34188,7 @@
               <w:widowControl/>
               <w:cnfStyle w:val="000000100000" w:firstRow="0" w:lastRow="0" w:firstColumn="0" w:lastColumn="0" w:oddVBand="0" w:evenVBand="0" w:oddHBand="1" w:evenHBand="0" w:firstRowFirstColumn="0" w:firstRowLastColumn="0" w:lastRowFirstColumn="0" w:lastRowLastColumn="0"/>
               <w:rPr>
-                <w:rFonts w:ascii="Arial" w:eastAsia="微軟正黑體" w:hAnsi="Arial" w:cs="Times New Roman" w:hint="eastAsia"/>
+                <w:rFonts w:ascii="Arial" w:eastAsia="微軟正黑體" w:hAnsi="Arial" w:cs="Times New Roman"/>
                 <w:b/>
                 <w:bCs/>
                 <w:szCs w:val="24"/>
@@ -34494,7 +34213,7 @@
               <w:widowControl/>
               <w:cnfStyle w:val="000000100000" w:firstRow="0" w:lastRow="0" w:firstColumn="0" w:lastColumn="0" w:oddVBand="0" w:evenVBand="0" w:oddHBand="1" w:evenHBand="0" w:firstRowFirstColumn="0" w:firstRowLastColumn="0" w:lastRowFirstColumn="0" w:lastRowLastColumn="0"/>
               <w:rPr>
-                <w:rFonts w:ascii="Arial" w:eastAsia="微軟正黑體" w:hAnsi="Arial" w:cs="Times New Roman" w:hint="eastAsia"/>
+                <w:rFonts w:ascii="Arial" w:eastAsia="微軟正黑體" w:hAnsi="Arial" w:cs="Times New Roman"/>
                 <w:b/>
                 <w:bCs/>
                 <w:szCs w:val="24"/>
@@ -34512,7 +34231,7 @@
               <w:widowControl/>
               <w:cnfStyle w:val="000000100000" w:firstRow="0" w:lastRow="0" w:firstColumn="0" w:lastColumn="0" w:oddVBand="0" w:evenVBand="0" w:oddHBand="1" w:evenHBand="0" w:firstRowFirstColumn="0" w:firstRowLastColumn="0" w:lastRowFirstColumn="0" w:lastRowLastColumn="0"/>
               <w:rPr>
-                <w:rFonts w:ascii="Arial" w:eastAsia="微軟正黑體" w:hAnsi="Arial" w:cs="Times New Roman" w:hint="eastAsia"/>
+                <w:rFonts w:ascii="Arial" w:eastAsia="微軟正黑體" w:hAnsi="Arial" w:cs="Times New Roman"/>
                 <w:b/>
                 <w:bCs/>
                 <w:szCs w:val="24"/>
@@ -34530,7 +34249,7 @@
               <w:widowControl/>
               <w:cnfStyle w:val="000000100000" w:firstRow="0" w:lastRow="0" w:firstColumn="0" w:lastColumn="0" w:oddVBand="0" w:evenVBand="0" w:oddHBand="1" w:evenHBand="0" w:firstRowFirstColumn="0" w:firstRowLastColumn="0" w:lastRowFirstColumn="0" w:lastRowLastColumn="0"/>
               <w:rPr>
-                <w:rFonts w:ascii="Arial" w:eastAsia="微軟正黑體" w:hAnsi="Arial" w:cs="Times New Roman" w:hint="eastAsia"/>
+                <w:rFonts w:ascii="Arial" w:eastAsia="微軟正黑體" w:hAnsi="Arial" w:cs="Times New Roman"/>
                 <w:b/>
                 <w:bCs/>
                 <w:szCs w:val="24"/>
@@ -34548,7 +34267,7 @@
               <w:widowControl/>
               <w:cnfStyle w:val="000000100000" w:firstRow="0" w:lastRow="0" w:firstColumn="0" w:lastColumn="0" w:oddVBand="0" w:evenVBand="0" w:oddHBand="1" w:evenHBand="0" w:firstRowFirstColumn="0" w:firstRowLastColumn="0" w:lastRowFirstColumn="0" w:lastRowLastColumn="0"/>
               <w:rPr>
-                <w:rFonts w:ascii="Arial" w:eastAsia="微軟正黑體" w:hAnsi="Arial" w:cs="Times New Roman" w:hint="eastAsia"/>
+                <w:rFonts w:ascii="Arial" w:eastAsia="微軟正黑體" w:hAnsi="Arial" w:cs="Times New Roman"/>
                 <w:b/>
                 <w:bCs/>
                 <w:szCs w:val="24"/>
@@ -34566,7 +34285,7 @@
               <w:widowControl/>
               <w:cnfStyle w:val="000000100000" w:firstRow="0" w:lastRow="0" w:firstColumn="0" w:lastColumn="0" w:oddVBand="0" w:evenVBand="0" w:oddHBand="1" w:evenHBand="0" w:firstRowFirstColumn="0" w:firstRowLastColumn="0" w:lastRowFirstColumn="0" w:lastRowLastColumn="0"/>
               <w:rPr>
-                <w:rFonts w:ascii="Arial" w:eastAsia="微軟正黑體" w:hAnsi="Arial" w:cs="Times New Roman" w:hint="eastAsia"/>
+                <w:rFonts w:ascii="Arial" w:eastAsia="微軟正黑體" w:hAnsi="Arial" w:cs="Times New Roman"/>
                 <w:b/>
                 <w:bCs/>
                 <w:szCs w:val="24"/>
@@ -34584,7 +34303,7 @@
               <w:widowControl/>
               <w:cnfStyle w:val="000000100000" w:firstRow="0" w:lastRow="0" w:firstColumn="0" w:lastColumn="0" w:oddVBand="0" w:evenVBand="0" w:oddHBand="1" w:evenHBand="0" w:firstRowFirstColumn="0" w:firstRowLastColumn="0" w:lastRowFirstColumn="0" w:lastRowLastColumn="0"/>
               <w:rPr>
-                <w:rFonts w:ascii="Arial" w:eastAsia="微軟正黑體" w:hAnsi="Arial" w:cs="Times New Roman" w:hint="eastAsia"/>
+                <w:rFonts w:ascii="Arial" w:eastAsia="微軟正黑體" w:hAnsi="Arial" w:cs="Times New Roman"/>
                 <w:b/>
                 <w:bCs/>
                 <w:szCs w:val="24"/>
@@ -34602,7 +34321,7 @@
               <w:widowControl/>
               <w:cnfStyle w:val="000000100000" w:firstRow="0" w:lastRow="0" w:firstColumn="0" w:lastColumn="0" w:oddVBand="0" w:evenVBand="0" w:oddHBand="1" w:evenHBand="0" w:firstRowFirstColumn="0" w:firstRowLastColumn="0" w:lastRowFirstColumn="0" w:lastRowLastColumn="0"/>
               <w:rPr>
-                <w:rFonts w:ascii="Arial" w:eastAsia="微軟正黑體" w:hAnsi="Arial" w:cs="Times New Roman" w:hint="eastAsia"/>
+                <w:rFonts w:ascii="Arial" w:eastAsia="微軟正黑體" w:hAnsi="Arial" w:cs="Times New Roman"/>
                 <w:b/>
                 <w:bCs/>
                 <w:szCs w:val="24"/>
@@ -34625,7 +34344,7 @@
             <w:pPr>
               <w:widowControl/>
               <w:rPr>
-                <w:rFonts w:ascii="Arial" w:eastAsia="微軟正黑體" w:hAnsi="Arial" w:cs="Times New Roman" w:hint="eastAsia"/>
+                <w:rFonts w:ascii="Arial" w:eastAsia="微軟正黑體" w:hAnsi="Arial" w:cs="Times New Roman"/>
                 <w:b w:val="0"/>
                 <w:bCs w:val="0"/>
                 <w:sz w:val="20"/>
@@ -34652,7 +34371,7 @@
               <w:widowControl/>
               <w:cnfStyle w:val="000000000000" w:firstRow="0" w:lastRow="0" w:firstColumn="0" w:lastColumn="0" w:oddVBand="0" w:evenVBand="0" w:oddHBand="0" w:evenHBand="0" w:firstRowFirstColumn="0" w:firstRowLastColumn="0" w:lastRowFirstColumn="0" w:lastRowLastColumn="0"/>
               <w:rPr>
-                <w:rFonts w:ascii="Arial" w:eastAsia="微軟正黑體" w:hAnsi="Arial" w:cs="Times New Roman" w:hint="eastAsia"/>
+                <w:rFonts w:ascii="Arial" w:eastAsia="微軟正黑體" w:hAnsi="Arial" w:cs="Times New Roman"/>
                 <w:b/>
                 <w:bCs/>
                 <w:szCs w:val="24"/>
@@ -34670,7 +34389,7 @@
               <w:widowControl/>
               <w:cnfStyle w:val="000000000000" w:firstRow="0" w:lastRow="0" w:firstColumn="0" w:lastColumn="0" w:oddVBand="0" w:evenVBand="0" w:oddHBand="0" w:evenHBand="0" w:firstRowFirstColumn="0" w:firstRowLastColumn="0" w:lastRowFirstColumn="0" w:lastRowLastColumn="0"/>
               <w:rPr>
-                <w:rFonts w:ascii="Arial" w:eastAsia="微軟正黑體" w:hAnsi="Arial" w:cs="Times New Roman" w:hint="eastAsia"/>
+                <w:rFonts w:ascii="Arial" w:eastAsia="微軟正黑體" w:hAnsi="Arial" w:cs="Times New Roman"/>
                 <w:b/>
                 <w:bCs/>
                 <w:szCs w:val="24"/>
@@ -34688,7 +34407,7 @@
               <w:widowControl/>
               <w:cnfStyle w:val="000000000000" w:firstRow="0" w:lastRow="0" w:firstColumn="0" w:lastColumn="0" w:oddVBand="0" w:evenVBand="0" w:oddHBand="0" w:evenHBand="0" w:firstRowFirstColumn="0" w:firstRowLastColumn="0" w:lastRowFirstColumn="0" w:lastRowLastColumn="0"/>
               <w:rPr>
-                <w:rFonts w:ascii="Arial" w:eastAsia="微軟正黑體" w:hAnsi="Arial" w:cs="Times New Roman" w:hint="eastAsia"/>
+                <w:rFonts w:ascii="Arial" w:eastAsia="微軟正黑體" w:hAnsi="Arial" w:cs="Times New Roman"/>
                 <w:b/>
                 <w:bCs/>
                 <w:szCs w:val="24"/>
@@ -34706,7 +34425,7 @@
               <w:widowControl/>
               <w:cnfStyle w:val="000000000000" w:firstRow="0" w:lastRow="0" w:firstColumn="0" w:lastColumn="0" w:oddVBand="0" w:evenVBand="0" w:oddHBand="0" w:evenHBand="0" w:firstRowFirstColumn="0" w:firstRowLastColumn="0" w:lastRowFirstColumn="0" w:lastRowLastColumn="0"/>
               <w:rPr>
-                <w:rFonts w:ascii="Arial" w:eastAsia="微軟正黑體" w:hAnsi="Arial" w:cs="Times New Roman" w:hint="eastAsia"/>
+                <w:rFonts w:ascii="Arial" w:eastAsia="微軟正黑體" w:hAnsi="Arial" w:cs="Times New Roman"/>
                 <w:b/>
                 <w:bCs/>
                 <w:szCs w:val="24"/>
@@ -34724,7 +34443,7 @@
               <w:widowControl/>
               <w:cnfStyle w:val="000000000000" w:firstRow="0" w:lastRow="0" w:firstColumn="0" w:lastColumn="0" w:oddVBand="0" w:evenVBand="0" w:oddHBand="0" w:evenHBand="0" w:firstRowFirstColumn="0" w:firstRowLastColumn="0" w:lastRowFirstColumn="0" w:lastRowLastColumn="0"/>
               <w:rPr>
-                <w:rFonts w:ascii="Arial" w:eastAsia="微軟正黑體" w:hAnsi="Arial" w:cs="Times New Roman" w:hint="eastAsia"/>
+                <w:rFonts w:ascii="Arial" w:eastAsia="微軟正黑體" w:hAnsi="Arial" w:cs="Times New Roman"/>
                 <w:b/>
                 <w:bCs/>
                 <w:szCs w:val="24"/>
@@ -34742,7 +34461,7 @@
               <w:widowControl/>
               <w:cnfStyle w:val="000000000000" w:firstRow="0" w:lastRow="0" w:firstColumn="0" w:lastColumn="0" w:oddVBand="0" w:evenVBand="0" w:oddHBand="0" w:evenHBand="0" w:firstRowFirstColumn="0" w:firstRowLastColumn="0" w:lastRowFirstColumn="0" w:lastRowLastColumn="0"/>
               <w:rPr>
-                <w:rFonts w:ascii="Arial" w:eastAsia="微軟正黑體" w:hAnsi="Arial" w:cs="Times New Roman" w:hint="eastAsia"/>
+                <w:rFonts w:ascii="Arial" w:eastAsia="微軟正黑體" w:hAnsi="Arial" w:cs="Times New Roman"/>
                 <w:b/>
                 <w:bCs/>
                 <w:szCs w:val="24"/>
@@ -34760,7 +34479,7 @@
               <w:widowControl/>
               <w:cnfStyle w:val="000000000000" w:firstRow="0" w:lastRow="0" w:firstColumn="0" w:lastColumn="0" w:oddVBand="0" w:evenVBand="0" w:oddHBand="0" w:evenHBand="0" w:firstRowFirstColumn="0" w:firstRowLastColumn="0" w:lastRowFirstColumn="0" w:lastRowLastColumn="0"/>
               <w:rPr>
-                <w:rFonts w:ascii="Arial" w:eastAsia="微軟正黑體" w:hAnsi="Arial" w:cs="Times New Roman" w:hint="eastAsia"/>
+                <w:rFonts w:ascii="Arial" w:eastAsia="微軟正黑體" w:hAnsi="Arial" w:cs="Times New Roman"/>
                 <w:b/>
                 <w:bCs/>
                 <w:szCs w:val="24"/>
@@ -34778,7 +34497,7 @@
               <w:widowControl/>
               <w:cnfStyle w:val="000000000000" w:firstRow="0" w:lastRow="0" w:firstColumn="0" w:lastColumn="0" w:oddVBand="0" w:evenVBand="0" w:oddHBand="0" w:evenHBand="0" w:firstRowFirstColumn="0" w:firstRowLastColumn="0" w:lastRowFirstColumn="0" w:lastRowLastColumn="0"/>
               <w:rPr>
-                <w:rFonts w:ascii="Arial" w:eastAsia="微軟正黑體" w:hAnsi="Arial" w:cs="Times New Roman" w:hint="eastAsia"/>
+                <w:rFonts w:ascii="Arial" w:eastAsia="微軟正黑體" w:hAnsi="Arial" w:cs="Times New Roman"/>
                 <w:b/>
                 <w:bCs/>
                 <w:szCs w:val="24"/>
@@ -34796,7 +34515,7 @@
               <w:widowControl/>
               <w:cnfStyle w:val="000000000000" w:firstRow="0" w:lastRow="0" w:firstColumn="0" w:lastColumn="0" w:oddVBand="0" w:evenVBand="0" w:oddHBand="0" w:evenHBand="0" w:firstRowFirstColumn="0" w:firstRowLastColumn="0" w:lastRowFirstColumn="0" w:lastRowLastColumn="0"/>
               <w:rPr>
-                <w:rFonts w:ascii="Arial" w:eastAsia="微軟正黑體" w:hAnsi="Arial" w:cs="Times New Roman" w:hint="eastAsia"/>
+                <w:rFonts w:ascii="Arial" w:eastAsia="微軟正黑體" w:hAnsi="Arial" w:cs="Times New Roman"/>
                 <w:b/>
                 <w:bCs/>
                 <w:szCs w:val="24"/>
@@ -34821,7 +34540,7 @@
               <w:widowControl/>
               <w:cnfStyle w:val="000000000000" w:firstRow="0" w:lastRow="0" w:firstColumn="0" w:lastColumn="0" w:oddVBand="0" w:evenVBand="0" w:oddHBand="0" w:evenHBand="0" w:firstRowFirstColumn="0" w:firstRowLastColumn="0" w:lastRowFirstColumn="0" w:lastRowLastColumn="0"/>
               <w:rPr>
-                <w:rFonts w:ascii="Arial" w:eastAsia="微軟正黑體" w:hAnsi="Arial" w:cs="Times New Roman" w:hint="eastAsia"/>
+                <w:rFonts w:ascii="Arial" w:eastAsia="微軟正黑體" w:hAnsi="Arial" w:cs="Times New Roman"/>
                 <w:b/>
                 <w:bCs/>
                 <w:szCs w:val="24"/>
@@ -34839,7 +34558,7 @@
               <w:widowControl/>
               <w:cnfStyle w:val="000000000000" w:firstRow="0" w:lastRow="0" w:firstColumn="0" w:lastColumn="0" w:oddVBand="0" w:evenVBand="0" w:oddHBand="0" w:evenHBand="0" w:firstRowFirstColumn="0" w:firstRowLastColumn="0" w:lastRowFirstColumn="0" w:lastRowLastColumn="0"/>
               <w:rPr>
-                <w:rFonts w:ascii="Arial" w:eastAsia="微軟正黑體" w:hAnsi="Arial" w:cs="Times New Roman" w:hint="eastAsia"/>
+                <w:rFonts w:ascii="Arial" w:eastAsia="微軟正黑體" w:hAnsi="Arial" w:cs="Times New Roman"/>
                 <w:b/>
                 <w:bCs/>
                 <w:szCs w:val="24"/>
@@ -34857,7 +34576,7 @@
               <w:widowControl/>
               <w:cnfStyle w:val="000000000000" w:firstRow="0" w:lastRow="0" w:firstColumn="0" w:lastColumn="0" w:oddVBand="0" w:evenVBand="0" w:oddHBand="0" w:evenHBand="0" w:firstRowFirstColumn="0" w:firstRowLastColumn="0" w:lastRowFirstColumn="0" w:lastRowLastColumn="0"/>
               <w:rPr>
-                <w:rFonts w:ascii="Arial" w:eastAsia="微軟正黑體" w:hAnsi="Arial" w:cs="Times New Roman" w:hint="eastAsia"/>
+                <w:rFonts w:ascii="Arial" w:eastAsia="微軟正黑體" w:hAnsi="Arial" w:cs="Times New Roman"/>
                 <w:b/>
                 <w:bCs/>
                 <w:szCs w:val="24"/>
@@ -34875,7 +34594,7 @@
               <w:widowControl/>
               <w:cnfStyle w:val="000000000000" w:firstRow="0" w:lastRow="0" w:firstColumn="0" w:lastColumn="0" w:oddVBand="0" w:evenVBand="0" w:oddHBand="0" w:evenHBand="0" w:firstRowFirstColumn="0" w:firstRowLastColumn="0" w:lastRowFirstColumn="0" w:lastRowLastColumn="0"/>
               <w:rPr>
-                <w:rFonts w:ascii="Arial" w:eastAsia="微軟正黑體" w:hAnsi="Arial" w:cs="Times New Roman" w:hint="eastAsia"/>
+                <w:rFonts w:ascii="Arial" w:eastAsia="微軟正黑體" w:hAnsi="Arial" w:cs="Times New Roman"/>
                 <w:b/>
                 <w:bCs/>
                 <w:szCs w:val="24"/>
@@ -34893,7 +34612,7 @@
               <w:widowControl/>
               <w:cnfStyle w:val="000000000000" w:firstRow="0" w:lastRow="0" w:firstColumn="0" w:lastColumn="0" w:oddVBand="0" w:evenVBand="0" w:oddHBand="0" w:evenHBand="0" w:firstRowFirstColumn="0" w:firstRowLastColumn="0" w:lastRowFirstColumn="0" w:lastRowLastColumn="0"/>
               <w:rPr>
-                <w:rFonts w:ascii="Arial" w:eastAsia="微軟正黑體" w:hAnsi="Arial" w:cs="Times New Roman" w:hint="eastAsia"/>
+                <w:rFonts w:ascii="Arial" w:eastAsia="微軟正黑體" w:hAnsi="Arial" w:cs="Times New Roman"/>
                 <w:b/>
                 <w:bCs/>
                 <w:szCs w:val="24"/>
@@ -34911,7 +34630,7 @@
               <w:widowControl/>
               <w:cnfStyle w:val="000000000000" w:firstRow="0" w:lastRow="0" w:firstColumn="0" w:lastColumn="0" w:oddVBand="0" w:evenVBand="0" w:oddHBand="0" w:evenHBand="0" w:firstRowFirstColumn="0" w:firstRowLastColumn="0" w:lastRowFirstColumn="0" w:lastRowLastColumn="0"/>
               <w:rPr>
-                <w:rFonts w:ascii="Arial" w:eastAsia="微軟正黑體" w:hAnsi="Arial" w:cs="Times New Roman" w:hint="eastAsia"/>
+                <w:rFonts w:ascii="Arial" w:eastAsia="微軟正黑體" w:hAnsi="Arial" w:cs="Times New Roman"/>
                 <w:b/>
                 <w:bCs/>
                 <w:szCs w:val="24"/>
@@ -34935,7 +34654,7 @@
             <w:pPr>
               <w:widowControl/>
               <w:rPr>
-                <w:rFonts w:ascii="Arial" w:eastAsia="微軟正黑體" w:hAnsi="Arial" w:cs="Times New Roman" w:hint="eastAsia"/>
+                <w:rFonts w:ascii="Arial" w:eastAsia="微軟正黑體" w:hAnsi="Arial" w:cs="Times New Roman"/>
                 <w:b w:val="0"/>
                 <w:bCs w:val="0"/>
                 <w:sz w:val="20"/>
@@ -34962,7 +34681,7 @@
               <w:widowControl/>
               <w:cnfStyle w:val="000000100000" w:firstRow="0" w:lastRow="0" w:firstColumn="0" w:lastColumn="0" w:oddVBand="0" w:evenVBand="0" w:oddHBand="1" w:evenHBand="0" w:firstRowFirstColumn="0" w:firstRowLastColumn="0" w:lastRowFirstColumn="0" w:lastRowLastColumn="0"/>
               <w:rPr>
-                <w:rFonts w:ascii="Arial" w:eastAsia="微軟正黑體" w:hAnsi="Arial" w:cs="Times New Roman" w:hint="eastAsia"/>
+                <w:rFonts w:ascii="Arial" w:eastAsia="微軟正黑體" w:hAnsi="Arial" w:cs="Times New Roman"/>
                 <w:b/>
                 <w:bCs/>
                 <w:szCs w:val="24"/>
@@ -34980,7 +34699,7 @@
               <w:widowControl/>
               <w:cnfStyle w:val="000000100000" w:firstRow="0" w:lastRow="0" w:firstColumn="0" w:lastColumn="0" w:oddVBand="0" w:evenVBand="0" w:oddHBand="1" w:evenHBand="0" w:firstRowFirstColumn="0" w:firstRowLastColumn="0" w:lastRowFirstColumn="0" w:lastRowLastColumn="0"/>
               <w:rPr>
-                <w:rFonts w:ascii="Arial" w:eastAsia="微軟正黑體" w:hAnsi="Arial" w:cs="Times New Roman" w:hint="eastAsia"/>
+                <w:rFonts w:ascii="Arial" w:eastAsia="微軟正黑體" w:hAnsi="Arial" w:cs="Times New Roman"/>
                 <w:b/>
                 <w:bCs/>
                 <w:szCs w:val="24"/>
@@ -34998,7 +34717,7 @@
               <w:widowControl/>
               <w:cnfStyle w:val="000000100000" w:firstRow="0" w:lastRow="0" w:firstColumn="0" w:lastColumn="0" w:oddVBand="0" w:evenVBand="0" w:oddHBand="1" w:evenHBand="0" w:firstRowFirstColumn="0" w:firstRowLastColumn="0" w:lastRowFirstColumn="0" w:lastRowLastColumn="0"/>
               <w:rPr>
-                <w:rFonts w:ascii="Arial" w:eastAsia="微軟正黑體" w:hAnsi="Arial" w:cs="Times New Roman" w:hint="eastAsia"/>
+                <w:rFonts w:ascii="Arial" w:eastAsia="微軟正黑體" w:hAnsi="Arial" w:cs="Times New Roman"/>
                 <w:b/>
                 <w:bCs/>
                 <w:szCs w:val="24"/>
@@ -35016,7 +34735,7 @@
               <w:widowControl/>
               <w:cnfStyle w:val="000000100000" w:firstRow="0" w:lastRow="0" w:firstColumn="0" w:lastColumn="0" w:oddVBand="0" w:evenVBand="0" w:oddHBand="1" w:evenHBand="0" w:firstRowFirstColumn="0" w:firstRowLastColumn="0" w:lastRowFirstColumn="0" w:lastRowLastColumn="0"/>
               <w:rPr>
-                <w:rFonts w:ascii="Arial" w:eastAsia="微軟正黑體" w:hAnsi="Arial" w:cs="Times New Roman" w:hint="eastAsia"/>
+                <w:rFonts w:ascii="Arial" w:eastAsia="微軟正黑體" w:hAnsi="Arial" w:cs="Times New Roman"/>
                 <w:b/>
                 <w:bCs/>
                 <w:szCs w:val="24"/>
@@ -35034,7 +34753,7 @@
               <w:widowControl/>
               <w:cnfStyle w:val="000000100000" w:firstRow="0" w:lastRow="0" w:firstColumn="0" w:lastColumn="0" w:oddVBand="0" w:evenVBand="0" w:oddHBand="1" w:evenHBand="0" w:firstRowFirstColumn="0" w:firstRowLastColumn="0" w:lastRowFirstColumn="0" w:lastRowLastColumn="0"/>
               <w:rPr>
-                <w:rFonts w:ascii="Arial" w:eastAsia="微軟正黑體" w:hAnsi="Arial" w:cs="Times New Roman" w:hint="eastAsia"/>
+                <w:rFonts w:ascii="Arial" w:eastAsia="微軟正黑體" w:hAnsi="Arial" w:cs="Times New Roman"/>
                 <w:b/>
                 <w:bCs/>
                 <w:szCs w:val="24"/>
@@ -35052,7 +34771,7 @@
               <w:widowControl/>
               <w:cnfStyle w:val="000000100000" w:firstRow="0" w:lastRow="0" w:firstColumn="0" w:lastColumn="0" w:oddVBand="0" w:evenVBand="0" w:oddHBand="1" w:evenHBand="0" w:firstRowFirstColumn="0" w:firstRowLastColumn="0" w:lastRowFirstColumn="0" w:lastRowLastColumn="0"/>
               <w:rPr>
-                <w:rFonts w:ascii="Arial" w:eastAsia="微軟正黑體" w:hAnsi="Arial" w:cs="Times New Roman" w:hint="eastAsia"/>
+                <w:rFonts w:ascii="Arial" w:eastAsia="微軟正黑體" w:hAnsi="Arial" w:cs="Times New Roman"/>
                 <w:b/>
                 <w:bCs/>
                 <w:szCs w:val="24"/>
@@ -35070,7 +34789,7 @@
               <w:widowControl/>
               <w:cnfStyle w:val="000000100000" w:firstRow="0" w:lastRow="0" w:firstColumn="0" w:lastColumn="0" w:oddVBand="0" w:evenVBand="0" w:oddHBand="1" w:evenHBand="0" w:firstRowFirstColumn="0" w:firstRowLastColumn="0" w:lastRowFirstColumn="0" w:lastRowLastColumn="0"/>
               <w:rPr>
-                <w:rFonts w:ascii="Arial" w:eastAsia="微軟正黑體" w:hAnsi="Arial" w:cs="Times New Roman" w:hint="eastAsia"/>
+                <w:rFonts w:ascii="Arial" w:eastAsia="微軟正黑體" w:hAnsi="Arial" w:cs="Times New Roman"/>
                 <w:b/>
                 <w:bCs/>
                 <w:szCs w:val="24"/>
@@ -35088,7 +34807,7 @@
               <w:widowControl/>
               <w:cnfStyle w:val="000000100000" w:firstRow="0" w:lastRow="0" w:firstColumn="0" w:lastColumn="0" w:oddVBand="0" w:evenVBand="0" w:oddHBand="1" w:evenHBand="0" w:firstRowFirstColumn="0" w:firstRowLastColumn="0" w:lastRowFirstColumn="0" w:lastRowLastColumn="0"/>
               <w:rPr>
-                <w:rFonts w:ascii="Arial" w:eastAsia="微軟正黑體" w:hAnsi="Arial" w:cs="Times New Roman" w:hint="eastAsia"/>
+                <w:rFonts w:ascii="Arial" w:eastAsia="微軟正黑體" w:hAnsi="Arial" w:cs="Times New Roman"/>
                 <w:b/>
                 <w:bCs/>
                 <w:szCs w:val="24"/>
@@ -35106,7 +34825,7 @@
               <w:widowControl/>
               <w:cnfStyle w:val="000000100000" w:firstRow="0" w:lastRow="0" w:firstColumn="0" w:lastColumn="0" w:oddVBand="0" w:evenVBand="0" w:oddHBand="1" w:evenHBand="0" w:firstRowFirstColumn="0" w:firstRowLastColumn="0" w:lastRowFirstColumn="0" w:lastRowLastColumn="0"/>
               <w:rPr>
-                <w:rFonts w:ascii="Arial" w:eastAsia="微軟正黑體" w:hAnsi="Arial" w:cs="Times New Roman" w:hint="eastAsia"/>
+                <w:rFonts w:ascii="Arial" w:eastAsia="微軟正黑體" w:hAnsi="Arial" w:cs="Times New Roman"/>
                 <w:b/>
                 <w:bCs/>
                 <w:szCs w:val="24"/>
@@ -35124,7 +34843,7 @@
               <w:widowControl/>
               <w:cnfStyle w:val="000000100000" w:firstRow="0" w:lastRow="0" w:firstColumn="0" w:lastColumn="0" w:oddVBand="0" w:evenVBand="0" w:oddHBand="1" w:evenHBand="0" w:firstRowFirstColumn="0" w:firstRowLastColumn="0" w:lastRowFirstColumn="0" w:lastRowLastColumn="0"/>
               <w:rPr>
-                <w:rFonts w:ascii="Arial" w:eastAsia="微軟正黑體" w:hAnsi="Arial" w:cs="Times New Roman" w:hint="eastAsia"/>
+                <w:rFonts w:ascii="Arial" w:eastAsia="微軟正黑體" w:hAnsi="Arial" w:cs="Times New Roman"/>
                 <w:b/>
                 <w:bCs/>
                 <w:szCs w:val="24"/>
@@ -35142,7 +34861,7 @@
               <w:widowControl/>
               <w:cnfStyle w:val="000000100000" w:firstRow="0" w:lastRow="0" w:firstColumn="0" w:lastColumn="0" w:oddVBand="0" w:evenVBand="0" w:oddHBand="1" w:evenHBand="0" w:firstRowFirstColumn="0" w:firstRowLastColumn="0" w:lastRowFirstColumn="0" w:lastRowLastColumn="0"/>
               <w:rPr>
-                <w:rFonts w:ascii="Arial" w:eastAsia="微軟正黑體" w:hAnsi="Arial" w:cs="Times New Roman" w:hint="eastAsia"/>
+                <w:rFonts w:ascii="Arial" w:eastAsia="微軟正黑體" w:hAnsi="Arial" w:cs="Times New Roman"/>
                 <w:b/>
                 <w:bCs/>
                 <w:szCs w:val="24"/>
@@ -35167,7 +34886,7 @@
               <w:widowControl/>
               <w:cnfStyle w:val="000000100000" w:firstRow="0" w:lastRow="0" w:firstColumn="0" w:lastColumn="0" w:oddVBand="0" w:evenVBand="0" w:oddHBand="1" w:evenHBand="0" w:firstRowFirstColumn="0" w:firstRowLastColumn="0" w:lastRowFirstColumn="0" w:lastRowLastColumn="0"/>
               <w:rPr>
-                <w:rFonts w:ascii="Arial" w:eastAsia="微軟正黑體" w:hAnsi="Arial" w:cs="Times New Roman" w:hint="eastAsia"/>
+                <w:rFonts w:ascii="Arial" w:eastAsia="微軟正黑體" w:hAnsi="Arial" w:cs="Times New Roman"/>
                 <w:b/>
                 <w:bCs/>
                 <w:szCs w:val="24"/>
@@ -35185,7 +34904,7 @@
               <w:widowControl/>
               <w:cnfStyle w:val="000000100000" w:firstRow="0" w:lastRow="0" w:firstColumn="0" w:lastColumn="0" w:oddVBand="0" w:evenVBand="0" w:oddHBand="1" w:evenHBand="0" w:firstRowFirstColumn="0" w:firstRowLastColumn="0" w:lastRowFirstColumn="0" w:lastRowLastColumn="0"/>
               <w:rPr>
-                <w:rFonts w:ascii="Arial" w:eastAsia="微軟正黑體" w:hAnsi="Arial" w:cs="Times New Roman" w:hint="eastAsia"/>
+                <w:rFonts w:ascii="Arial" w:eastAsia="微軟正黑體" w:hAnsi="Arial" w:cs="Times New Roman"/>
                 <w:b/>
                 <w:bCs/>
                 <w:szCs w:val="24"/>
@@ -35203,7 +34922,7 @@
               <w:widowControl/>
               <w:cnfStyle w:val="000000100000" w:firstRow="0" w:lastRow="0" w:firstColumn="0" w:lastColumn="0" w:oddVBand="0" w:evenVBand="0" w:oddHBand="1" w:evenHBand="0" w:firstRowFirstColumn="0" w:firstRowLastColumn="0" w:lastRowFirstColumn="0" w:lastRowLastColumn="0"/>
               <w:rPr>
-                <w:rFonts w:ascii="Arial" w:eastAsia="微軟正黑體" w:hAnsi="Arial" w:cs="Times New Roman" w:hint="eastAsia"/>
+                <w:rFonts w:ascii="Arial" w:eastAsia="微軟正黑體" w:hAnsi="Arial" w:cs="Times New Roman"/>
                 <w:b/>
                 <w:bCs/>
                 <w:szCs w:val="24"/>
@@ -35221,7 +34940,7 @@
               <w:widowControl/>
               <w:cnfStyle w:val="000000100000" w:firstRow="0" w:lastRow="0" w:firstColumn="0" w:lastColumn="0" w:oddVBand="0" w:evenVBand="0" w:oddHBand="1" w:evenHBand="0" w:firstRowFirstColumn="0" w:firstRowLastColumn="0" w:lastRowFirstColumn="0" w:lastRowLastColumn="0"/>
               <w:rPr>
-                <w:rFonts w:ascii="Arial" w:eastAsia="微軟正黑體" w:hAnsi="Arial" w:cs="Times New Roman" w:hint="eastAsia"/>
+                <w:rFonts w:ascii="Arial" w:eastAsia="微軟正黑體" w:hAnsi="Arial" w:cs="Times New Roman"/>
                 <w:b/>
                 <w:bCs/>
                 <w:szCs w:val="24"/>
@@ -35244,7 +34963,7 @@
             <w:pPr>
               <w:widowControl/>
               <w:rPr>
-                <w:rFonts w:ascii="Arial" w:eastAsia="微軟正黑體" w:hAnsi="Arial" w:cs="Times New Roman" w:hint="eastAsia"/>
+                <w:rFonts w:ascii="Arial" w:eastAsia="微軟正黑體" w:hAnsi="Arial" w:cs="Times New Roman"/>
                 <w:b w:val="0"/>
                 <w:bCs w:val="0"/>
                 <w:sz w:val="20"/>
@@ -35271,7 +34990,7 @@
               <w:widowControl/>
               <w:cnfStyle w:val="000000000000" w:firstRow="0" w:lastRow="0" w:firstColumn="0" w:lastColumn="0" w:oddVBand="0" w:evenVBand="0" w:oddHBand="0" w:evenHBand="0" w:firstRowFirstColumn="0" w:firstRowLastColumn="0" w:lastRowFirstColumn="0" w:lastRowLastColumn="0"/>
               <w:rPr>
-                <w:rFonts w:ascii="Arial" w:eastAsia="微軟正黑體" w:hAnsi="Arial" w:cs="Times New Roman" w:hint="eastAsia"/>
+                <w:rFonts w:ascii="Arial" w:eastAsia="微軟正黑體" w:hAnsi="Arial" w:cs="Times New Roman"/>
                 <w:b/>
                 <w:bCs/>
                 <w:szCs w:val="24"/>
@@ -35289,7 +35008,7 @@
               <w:widowControl/>
               <w:cnfStyle w:val="000000000000" w:firstRow="0" w:lastRow="0" w:firstColumn="0" w:lastColumn="0" w:oddVBand="0" w:evenVBand="0" w:oddHBand="0" w:evenHBand="0" w:firstRowFirstColumn="0" w:firstRowLastColumn="0" w:lastRowFirstColumn="0" w:lastRowLastColumn="0"/>
               <w:rPr>
-                <w:rFonts w:ascii="Arial" w:eastAsia="微軟正黑體" w:hAnsi="Arial" w:cs="Times New Roman" w:hint="eastAsia"/>
+                <w:rFonts w:ascii="Arial" w:eastAsia="微軟正黑體" w:hAnsi="Arial" w:cs="Times New Roman"/>
                 <w:b/>
                 <w:bCs/>
                 <w:szCs w:val="24"/>
@@ -35307,7 +35026,7 @@
               <w:widowControl/>
               <w:cnfStyle w:val="000000000000" w:firstRow="0" w:lastRow="0" w:firstColumn="0" w:lastColumn="0" w:oddVBand="0" w:evenVBand="0" w:oddHBand="0" w:evenHBand="0" w:firstRowFirstColumn="0" w:firstRowLastColumn="0" w:lastRowFirstColumn="0" w:lastRowLastColumn="0"/>
               <w:rPr>
-                <w:rFonts w:ascii="Arial" w:eastAsia="微軟正黑體" w:hAnsi="Arial" w:cs="Times New Roman" w:hint="eastAsia"/>
+                <w:rFonts w:ascii="Arial" w:eastAsia="微軟正黑體" w:hAnsi="Arial" w:cs="Times New Roman"/>
                 <w:b/>
                 <w:bCs/>
                 <w:szCs w:val="24"/>
@@ -35325,7 +35044,7 @@
               <w:widowControl/>
               <w:cnfStyle w:val="000000000000" w:firstRow="0" w:lastRow="0" w:firstColumn="0" w:lastColumn="0" w:oddVBand="0" w:evenVBand="0" w:oddHBand="0" w:evenHBand="0" w:firstRowFirstColumn="0" w:firstRowLastColumn="0" w:lastRowFirstColumn="0" w:lastRowLastColumn="0"/>
               <w:rPr>
-                <w:rFonts w:ascii="Arial" w:eastAsia="微軟正黑體" w:hAnsi="Arial" w:cs="Times New Roman" w:hint="eastAsia"/>
+                <w:rFonts w:ascii="Arial" w:eastAsia="微軟正黑體" w:hAnsi="Arial" w:cs="Times New Roman"/>
                 <w:b/>
                 <w:bCs/>
                 <w:szCs w:val="24"/>
@@ -35343,7 +35062,7 @@
               <w:widowControl/>
               <w:cnfStyle w:val="000000000000" w:firstRow="0" w:lastRow="0" w:firstColumn="0" w:lastColumn="0" w:oddVBand="0" w:evenVBand="0" w:oddHBand="0" w:evenHBand="0" w:firstRowFirstColumn="0" w:firstRowLastColumn="0" w:lastRowFirstColumn="0" w:lastRowLastColumn="0"/>
               <w:rPr>
-                <w:rFonts w:ascii="Arial" w:eastAsia="微軟正黑體" w:hAnsi="Arial" w:cs="Times New Roman" w:hint="eastAsia"/>
+                <w:rFonts w:ascii="Arial" w:eastAsia="微軟正黑體" w:hAnsi="Arial" w:cs="Times New Roman"/>
                 <w:b/>
                 <w:bCs/>
                 <w:szCs w:val="24"/>
@@ -35361,7 +35080,7 @@
               <w:widowControl/>
               <w:cnfStyle w:val="000000000000" w:firstRow="0" w:lastRow="0" w:firstColumn="0" w:lastColumn="0" w:oddVBand="0" w:evenVBand="0" w:oddHBand="0" w:evenHBand="0" w:firstRowFirstColumn="0" w:firstRowLastColumn="0" w:lastRowFirstColumn="0" w:lastRowLastColumn="0"/>
               <w:rPr>
-                <w:rFonts w:ascii="Arial" w:eastAsia="微軟正黑體" w:hAnsi="Arial" w:cs="Times New Roman" w:hint="eastAsia"/>
+                <w:rFonts w:ascii="Arial" w:eastAsia="微軟正黑體" w:hAnsi="Arial" w:cs="Times New Roman"/>
                 <w:b/>
                 <w:bCs/>
                 <w:szCs w:val="24"/>
@@ -35379,7 +35098,7 @@
               <w:widowControl/>
               <w:cnfStyle w:val="000000000000" w:firstRow="0" w:lastRow="0" w:firstColumn="0" w:lastColumn="0" w:oddVBand="0" w:evenVBand="0" w:oddHBand="0" w:evenHBand="0" w:firstRowFirstColumn="0" w:firstRowLastColumn="0" w:lastRowFirstColumn="0" w:lastRowLastColumn="0"/>
               <w:rPr>
-                <w:rFonts w:ascii="Arial" w:eastAsia="微軟正黑體" w:hAnsi="Arial" w:cs="Times New Roman" w:hint="eastAsia"/>
+                <w:rFonts w:ascii="Arial" w:eastAsia="微軟正黑體" w:hAnsi="Arial" w:cs="Times New Roman"/>
                 <w:b/>
                 <w:bCs/>
                 <w:szCs w:val="24"/>
@@ -35397,7 +35116,7 @@
               <w:widowControl/>
               <w:cnfStyle w:val="000000000000" w:firstRow="0" w:lastRow="0" w:firstColumn="0" w:lastColumn="0" w:oddVBand="0" w:evenVBand="0" w:oddHBand="0" w:evenHBand="0" w:firstRowFirstColumn="0" w:firstRowLastColumn="0" w:lastRowFirstColumn="0" w:lastRowLastColumn="0"/>
               <w:rPr>
-                <w:rFonts w:ascii="Arial" w:eastAsia="微軟正黑體" w:hAnsi="Arial" w:cs="Times New Roman" w:hint="eastAsia"/>
+                <w:rFonts w:ascii="Arial" w:eastAsia="微軟正黑體" w:hAnsi="Arial" w:cs="Times New Roman"/>
                 <w:b/>
                 <w:bCs/>
                 <w:szCs w:val="24"/>
@@ -35415,7 +35134,7 @@
               <w:widowControl/>
               <w:cnfStyle w:val="000000000000" w:firstRow="0" w:lastRow="0" w:firstColumn="0" w:lastColumn="0" w:oddVBand="0" w:evenVBand="0" w:oddHBand="0" w:evenHBand="0" w:firstRowFirstColumn="0" w:firstRowLastColumn="0" w:lastRowFirstColumn="0" w:lastRowLastColumn="0"/>
               <w:rPr>
-                <w:rFonts w:ascii="Arial" w:eastAsia="微軟正黑體" w:hAnsi="Arial" w:cs="Times New Roman" w:hint="eastAsia"/>
+                <w:rFonts w:ascii="Arial" w:eastAsia="微軟正黑體" w:hAnsi="Arial" w:cs="Times New Roman"/>
                 <w:b/>
                 <w:bCs/>
                 <w:szCs w:val="24"/>
@@ -35433,7 +35152,7 @@
               <w:widowControl/>
               <w:cnfStyle w:val="000000000000" w:firstRow="0" w:lastRow="0" w:firstColumn="0" w:lastColumn="0" w:oddVBand="0" w:evenVBand="0" w:oddHBand="0" w:evenHBand="0" w:firstRowFirstColumn="0" w:firstRowLastColumn="0" w:lastRowFirstColumn="0" w:lastRowLastColumn="0"/>
               <w:rPr>
-                <w:rFonts w:ascii="Arial" w:eastAsia="微軟正黑體" w:hAnsi="Arial" w:cs="Times New Roman" w:hint="eastAsia"/>
+                <w:rFonts w:ascii="Arial" w:eastAsia="微軟正黑體" w:hAnsi="Arial" w:cs="Times New Roman"/>
                 <w:b/>
                 <w:bCs/>
                 <w:szCs w:val="24"/>
@@ -35451,7 +35170,7 @@
               <w:widowControl/>
               <w:cnfStyle w:val="000000000000" w:firstRow="0" w:lastRow="0" w:firstColumn="0" w:lastColumn="0" w:oddVBand="0" w:evenVBand="0" w:oddHBand="0" w:evenHBand="0" w:firstRowFirstColumn="0" w:firstRowLastColumn="0" w:lastRowFirstColumn="0" w:lastRowLastColumn="0"/>
               <w:rPr>
-                <w:rFonts w:ascii="Arial" w:eastAsia="微軟正黑體" w:hAnsi="Arial" w:cs="Times New Roman" w:hint="eastAsia"/>
+                <w:rFonts w:ascii="Arial" w:eastAsia="微軟正黑體" w:hAnsi="Arial" w:cs="Times New Roman"/>
                 <w:b/>
                 <w:bCs/>
                 <w:szCs w:val="24"/>
@@ -35469,7 +35188,7 @@
               <w:widowControl/>
               <w:cnfStyle w:val="000000000000" w:firstRow="0" w:lastRow="0" w:firstColumn="0" w:lastColumn="0" w:oddVBand="0" w:evenVBand="0" w:oddHBand="0" w:evenHBand="0" w:firstRowFirstColumn="0" w:firstRowLastColumn="0" w:lastRowFirstColumn="0" w:lastRowLastColumn="0"/>
               <w:rPr>
-                <w:rFonts w:ascii="Arial" w:eastAsia="微軟正黑體" w:hAnsi="Arial" w:cs="Times New Roman" w:hint="eastAsia"/>
+                <w:rFonts w:ascii="Arial" w:eastAsia="微軟正黑體" w:hAnsi="Arial" w:cs="Times New Roman"/>
                 <w:b/>
                 <w:bCs/>
                 <w:szCs w:val="24"/>
@@ -35494,7 +35213,7 @@
               <w:widowControl/>
               <w:cnfStyle w:val="000000000000" w:firstRow="0" w:lastRow="0" w:firstColumn="0" w:lastColumn="0" w:oddVBand="0" w:evenVBand="0" w:oddHBand="0" w:evenHBand="0" w:firstRowFirstColumn="0" w:firstRowLastColumn="0" w:lastRowFirstColumn="0" w:lastRowLastColumn="0"/>
               <w:rPr>
-                <w:rFonts w:ascii="Arial" w:eastAsia="微軟正黑體" w:hAnsi="Arial" w:cs="Times New Roman" w:hint="eastAsia"/>
+                <w:rFonts w:ascii="Arial" w:eastAsia="微軟正黑體" w:hAnsi="Arial" w:cs="Times New Roman"/>
                 <w:b/>
                 <w:bCs/>
                 <w:szCs w:val="24"/>
@@ -35512,7 +35231,7 @@
               <w:widowControl/>
               <w:cnfStyle w:val="000000000000" w:firstRow="0" w:lastRow="0" w:firstColumn="0" w:lastColumn="0" w:oddVBand="0" w:evenVBand="0" w:oddHBand="0" w:evenHBand="0" w:firstRowFirstColumn="0" w:firstRowLastColumn="0" w:lastRowFirstColumn="0" w:lastRowLastColumn="0"/>
               <w:rPr>
-                <w:rFonts w:ascii="Arial" w:eastAsia="微軟正黑體" w:hAnsi="Arial" w:cs="Times New Roman" w:hint="eastAsia"/>
+                <w:rFonts w:ascii="Arial" w:eastAsia="微軟正黑體" w:hAnsi="Arial" w:cs="Times New Roman"/>
                 <w:b/>
                 <w:bCs/>
                 <w:szCs w:val="24"/>
@@ -35530,7 +35249,7 @@
               <w:widowControl/>
               <w:cnfStyle w:val="000000000000" w:firstRow="0" w:lastRow="0" w:firstColumn="0" w:lastColumn="0" w:oddVBand="0" w:evenVBand="0" w:oddHBand="0" w:evenHBand="0" w:firstRowFirstColumn="0" w:firstRowLastColumn="0" w:lastRowFirstColumn="0" w:lastRowLastColumn="0"/>
               <w:rPr>
-                <w:rFonts w:ascii="Arial" w:eastAsia="微軟正黑體" w:hAnsi="Arial" w:cs="Times New Roman" w:hint="eastAsia"/>
+                <w:rFonts w:ascii="Arial" w:eastAsia="微軟正黑體" w:hAnsi="Arial" w:cs="Times New Roman"/>
                 <w:b/>
                 <w:bCs/>
                 <w:szCs w:val="24"/>
@@ -35554,7 +35273,7 @@
             <w:pPr>
               <w:widowControl/>
               <w:rPr>
-                <w:rFonts w:ascii="Arial" w:eastAsia="微軟正黑體" w:hAnsi="Arial" w:cs="Times New Roman" w:hint="eastAsia"/>
+                <w:rFonts w:ascii="Arial" w:eastAsia="微軟正黑體" w:hAnsi="Arial" w:cs="Times New Roman"/>
                 <w:b w:val="0"/>
                 <w:bCs w:val="0"/>
                 <w:sz w:val="20"/>
@@ -35581,7 +35300,7 @@
               <w:widowControl/>
               <w:cnfStyle w:val="000000100000" w:firstRow="0" w:lastRow="0" w:firstColumn="0" w:lastColumn="0" w:oddVBand="0" w:evenVBand="0" w:oddHBand="1" w:evenHBand="0" w:firstRowFirstColumn="0" w:firstRowLastColumn="0" w:lastRowFirstColumn="0" w:lastRowLastColumn="0"/>
               <w:rPr>
-                <w:rFonts w:ascii="Arial" w:eastAsia="微軟正黑體" w:hAnsi="Arial" w:cs="Times New Roman" w:hint="eastAsia"/>
+                <w:rFonts w:ascii="Arial" w:eastAsia="微軟正黑體" w:hAnsi="Arial" w:cs="Times New Roman"/>
                 <w:b/>
                 <w:bCs/>
                 <w:szCs w:val="24"/>
@@ -35599,7 +35318,7 @@
               <w:widowControl/>
               <w:cnfStyle w:val="000000100000" w:firstRow="0" w:lastRow="0" w:firstColumn="0" w:lastColumn="0" w:oddVBand="0" w:evenVBand="0" w:oddHBand="1" w:evenHBand="0" w:firstRowFirstColumn="0" w:firstRowLastColumn="0" w:lastRowFirstColumn="0" w:lastRowLastColumn="0"/>
               <w:rPr>
-                <w:rFonts w:ascii="Arial" w:eastAsia="微軟正黑體" w:hAnsi="Arial" w:cs="Times New Roman" w:hint="eastAsia"/>
+                <w:rFonts w:ascii="Arial" w:eastAsia="微軟正黑體" w:hAnsi="Arial" w:cs="Times New Roman"/>
                 <w:b/>
                 <w:bCs/>
                 <w:szCs w:val="24"/>
@@ -35617,7 +35336,7 @@
               <w:widowControl/>
               <w:cnfStyle w:val="000000100000" w:firstRow="0" w:lastRow="0" w:firstColumn="0" w:lastColumn="0" w:oddVBand="0" w:evenVBand="0" w:oddHBand="1" w:evenHBand="0" w:firstRowFirstColumn="0" w:firstRowLastColumn="0" w:lastRowFirstColumn="0" w:lastRowLastColumn="0"/>
               <w:rPr>
-                <w:rFonts w:ascii="Arial" w:eastAsia="微軟正黑體" w:hAnsi="Arial" w:cs="Times New Roman" w:hint="eastAsia"/>
+                <w:rFonts w:ascii="Arial" w:eastAsia="微軟正黑體" w:hAnsi="Arial" w:cs="Times New Roman"/>
                 <w:b/>
                 <w:bCs/>
                 <w:szCs w:val="24"/>
@@ -35635,7 +35354,7 @@
               <w:widowControl/>
               <w:cnfStyle w:val="000000100000" w:firstRow="0" w:lastRow="0" w:firstColumn="0" w:lastColumn="0" w:oddVBand="0" w:evenVBand="0" w:oddHBand="1" w:evenHBand="0" w:firstRowFirstColumn="0" w:firstRowLastColumn="0" w:lastRowFirstColumn="0" w:lastRowLastColumn="0"/>
               <w:rPr>
-                <w:rFonts w:ascii="Arial" w:eastAsia="微軟正黑體" w:hAnsi="Arial" w:cs="Times New Roman" w:hint="eastAsia"/>
+                <w:rFonts w:ascii="Arial" w:eastAsia="微軟正黑體" w:hAnsi="Arial" w:cs="Times New Roman"/>
                 <w:b/>
                 <w:bCs/>
                 <w:szCs w:val="24"/>
@@ -35653,7 +35372,7 @@
               <w:widowControl/>
               <w:cnfStyle w:val="000000100000" w:firstRow="0" w:lastRow="0" w:firstColumn="0" w:lastColumn="0" w:oddVBand="0" w:evenVBand="0" w:oddHBand="1" w:evenHBand="0" w:firstRowFirstColumn="0" w:firstRowLastColumn="0" w:lastRowFirstColumn="0" w:lastRowLastColumn="0"/>
               <w:rPr>
-                <w:rFonts w:ascii="Arial" w:eastAsia="微軟正黑體" w:hAnsi="Arial" w:cs="Times New Roman" w:hint="eastAsia"/>
+                <w:rFonts w:ascii="Arial" w:eastAsia="微軟正黑體" w:hAnsi="Arial" w:cs="Times New Roman"/>
                 <w:b/>
                 <w:bCs/>
                 <w:szCs w:val="24"/>
@@ -35671,7 +35390,7 @@
               <w:widowControl/>
               <w:cnfStyle w:val="000000100000" w:firstRow="0" w:lastRow="0" w:firstColumn="0" w:lastColumn="0" w:oddVBand="0" w:evenVBand="0" w:oddHBand="1" w:evenHBand="0" w:firstRowFirstColumn="0" w:firstRowLastColumn="0" w:lastRowFirstColumn="0" w:lastRowLastColumn="0"/>
               <w:rPr>
-                <w:rFonts w:ascii="Arial" w:eastAsia="微軟正黑體" w:hAnsi="Arial" w:cs="Times New Roman" w:hint="eastAsia"/>
+                <w:rFonts w:ascii="Arial" w:eastAsia="微軟正黑體" w:hAnsi="Arial" w:cs="Times New Roman"/>
                 <w:b/>
                 <w:bCs/>
                 <w:szCs w:val="24"/>
@@ -35689,7 +35408,7 @@
               <w:widowControl/>
               <w:cnfStyle w:val="000000100000" w:firstRow="0" w:lastRow="0" w:firstColumn="0" w:lastColumn="0" w:oddVBand="0" w:evenVBand="0" w:oddHBand="1" w:evenHBand="0" w:firstRowFirstColumn="0" w:firstRowLastColumn="0" w:lastRowFirstColumn="0" w:lastRowLastColumn="0"/>
               <w:rPr>
-                <w:rFonts w:ascii="Arial" w:eastAsia="微軟正黑體" w:hAnsi="Arial" w:cs="Times New Roman" w:hint="eastAsia"/>
+                <w:rFonts w:ascii="Arial" w:eastAsia="微軟正黑體" w:hAnsi="Arial" w:cs="Times New Roman"/>
                 <w:b/>
                 <w:bCs/>
                 <w:szCs w:val="24"/>
@@ -35707,7 +35426,7 @@
               <w:widowControl/>
               <w:cnfStyle w:val="000000100000" w:firstRow="0" w:lastRow="0" w:firstColumn="0" w:lastColumn="0" w:oddVBand="0" w:evenVBand="0" w:oddHBand="1" w:evenHBand="0" w:firstRowFirstColumn="0" w:firstRowLastColumn="0" w:lastRowFirstColumn="0" w:lastRowLastColumn="0"/>
               <w:rPr>
-                <w:rFonts w:ascii="Arial" w:eastAsia="微軟正黑體" w:hAnsi="Arial" w:cs="Times New Roman" w:hint="eastAsia"/>
+                <w:rFonts w:ascii="Arial" w:eastAsia="微軟正黑體" w:hAnsi="Arial" w:cs="Times New Roman"/>
                 <w:b/>
                 <w:bCs/>
                 <w:szCs w:val="24"/>
@@ -35725,7 +35444,7 @@
               <w:widowControl/>
               <w:cnfStyle w:val="000000100000" w:firstRow="0" w:lastRow="0" w:firstColumn="0" w:lastColumn="0" w:oddVBand="0" w:evenVBand="0" w:oddHBand="1" w:evenHBand="0" w:firstRowFirstColumn="0" w:firstRowLastColumn="0" w:lastRowFirstColumn="0" w:lastRowLastColumn="0"/>
               <w:rPr>
-                <w:rFonts w:ascii="Arial" w:eastAsia="微軟正黑體" w:hAnsi="Arial" w:cs="Times New Roman" w:hint="eastAsia"/>
+                <w:rFonts w:ascii="Arial" w:eastAsia="微軟正黑體" w:hAnsi="Arial" w:cs="Times New Roman"/>
                 <w:b/>
                 <w:bCs/>
                 <w:szCs w:val="24"/>
@@ -35743,7 +35462,7 @@
               <w:widowControl/>
               <w:cnfStyle w:val="000000100000" w:firstRow="0" w:lastRow="0" w:firstColumn="0" w:lastColumn="0" w:oddVBand="0" w:evenVBand="0" w:oddHBand="1" w:evenHBand="0" w:firstRowFirstColumn="0" w:firstRowLastColumn="0" w:lastRowFirstColumn="0" w:lastRowLastColumn="0"/>
               <w:rPr>
-                <w:rFonts w:ascii="Arial" w:eastAsia="微軟正黑體" w:hAnsi="Arial" w:cs="Times New Roman" w:hint="eastAsia"/>
+                <w:rFonts w:ascii="Arial" w:eastAsia="微軟正黑體" w:hAnsi="Arial" w:cs="Times New Roman"/>
                 <w:b/>
                 <w:bCs/>
                 <w:szCs w:val="24"/>
@@ -35761,7 +35480,7 @@
               <w:widowControl/>
               <w:cnfStyle w:val="000000100000" w:firstRow="0" w:lastRow="0" w:firstColumn="0" w:lastColumn="0" w:oddVBand="0" w:evenVBand="0" w:oddHBand="1" w:evenHBand="0" w:firstRowFirstColumn="0" w:firstRowLastColumn="0" w:lastRowFirstColumn="0" w:lastRowLastColumn="0"/>
               <w:rPr>
-                <w:rFonts w:ascii="Arial" w:eastAsia="微軟正黑體" w:hAnsi="Arial" w:cs="Times New Roman" w:hint="eastAsia"/>
+                <w:rFonts w:ascii="Arial" w:eastAsia="微軟正黑體" w:hAnsi="Arial" w:cs="Times New Roman"/>
                 <w:b/>
                 <w:bCs/>
                 <w:szCs w:val="24"/>
@@ -35779,7 +35498,7 @@
               <w:widowControl/>
               <w:cnfStyle w:val="000000100000" w:firstRow="0" w:lastRow="0" w:firstColumn="0" w:lastColumn="0" w:oddVBand="0" w:evenVBand="0" w:oddHBand="1" w:evenHBand="0" w:firstRowFirstColumn="0" w:firstRowLastColumn="0" w:lastRowFirstColumn="0" w:lastRowLastColumn="0"/>
               <w:rPr>
-                <w:rFonts w:ascii="Arial" w:eastAsia="微軟正黑體" w:hAnsi="Arial" w:cs="Times New Roman" w:hint="eastAsia"/>
+                <w:rFonts w:ascii="Arial" w:eastAsia="微軟正黑體" w:hAnsi="Arial" w:cs="Times New Roman"/>
                 <w:b/>
                 <w:bCs/>
                 <w:szCs w:val="24"/>
@@ -35797,7 +35516,7 @@
               <w:widowControl/>
               <w:cnfStyle w:val="000000100000" w:firstRow="0" w:lastRow="0" w:firstColumn="0" w:lastColumn="0" w:oddVBand="0" w:evenVBand="0" w:oddHBand="1" w:evenHBand="0" w:firstRowFirstColumn="0" w:firstRowLastColumn="0" w:lastRowFirstColumn="0" w:lastRowLastColumn="0"/>
               <w:rPr>
-                <w:rFonts w:ascii="Arial" w:eastAsia="微軟正黑體" w:hAnsi="Arial" w:cs="Times New Roman" w:hint="eastAsia"/>
+                <w:rFonts w:ascii="Arial" w:eastAsia="微軟正黑體" w:hAnsi="Arial" w:cs="Times New Roman"/>
                 <w:b/>
                 <w:bCs/>
                 <w:szCs w:val="24"/>
@@ -35822,7 +35541,7 @@
               <w:widowControl/>
               <w:cnfStyle w:val="000000100000" w:firstRow="0" w:lastRow="0" w:firstColumn="0" w:lastColumn="0" w:oddVBand="0" w:evenVBand="0" w:oddHBand="1" w:evenHBand="0" w:firstRowFirstColumn="0" w:firstRowLastColumn="0" w:lastRowFirstColumn="0" w:lastRowLastColumn="0"/>
               <w:rPr>
-                <w:rFonts w:ascii="Arial" w:eastAsia="微軟正黑體" w:hAnsi="Arial" w:cs="Times New Roman" w:hint="eastAsia"/>
+                <w:rFonts w:ascii="Arial" w:eastAsia="微軟正黑體" w:hAnsi="Arial" w:cs="Times New Roman"/>
                 <w:b/>
                 <w:bCs/>
                 <w:szCs w:val="24"/>
@@ -35840,7 +35559,7 @@
               <w:widowControl/>
               <w:cnfStyle w:val="000000100000" w:firstRow="0" w:lastRow="0" w:firstColumn="0" w:lastColumn="0" w:oddVBand="0" w:evenVBand="0" w:oddHBand="1" w:evenHBand="0" w:firstRowFirstColumn="0" w:firstRowLastColumn="0" w:lastRowFirstColumn="0" w:lastRowLastColumn="0"/>
               <w:rPr>
-                <w:rFonts w:ascii="Arial" w:eastAsia="微軟正黑體" w:hAnsi="Arial" w:cs="Times New Roman" w:hint="eastAsia"/>
+                <w:rFonts w:ascii="Arial" w:eastAsia="微軟正黑體" w:hAnsi="Arial" w:cs="Times New Roman"/>
                 <w:b/>
                 <w:bCs/>
                 <w:szCs w:val="24"/>
@@ -35863,7 +35582,7 @@
             <w:pPr>
               <w:widowControl/>
               <w:rPr>
-                <w:rFonts w:ascii="Arial" w:eastAsia="微軟正黑體" w:hAnsi="Arial" w:cs="Times New Roman" w:hint="eastAsia"/>
+                <w:rFonts w:ascii="Arial" w:eastAsia="微軟正黑體" w:hAnsi="Arial" w:cs="Times New Roman"/>
                 <w:b w:val="0"/>
                 <w:bCs w:val="0"/>
                 <w:sz w:val="20"/>
@@ -35890,7 +35609,7 @@
               <w:widowControl/>
               <w:cnfStyle w:val="000000000000" w:firstRow="0" w:lastRow="0" w:firstColumn="0" w:lastColumn="0" w:oddVBand="0" w:evenVBand="0" w:oddHBand="0" w:evenHBand="0" w:firstRowFirstColumn="0" w:firstRowLastColumn="0" w:lastRowFirstColumn="0" w:lastRowLastColumn="0"/>
               <w:rPr>
-                <w:rFonts w:ascii="Arial" w:eastAsia="微軟正黑體" w:hAnsi="Arial" w:cs="Times New Roman" w:hint="eastAsia"/>
+                <w:rFonts w:ascii="Arial" w:eastAsia="微軟正黑體" w:hAnsi="Arial" w:cs="Times New Roman"/>
                 <w:b/>
                 <w:bCs/>
                 <w:szCs w:val="24"/>
@@ -35908,7 +35627,7 @@
               <w:widowControl/>
               <w:cnfStyle w:val="000000000000" w:firstRow="0" w:lastRow="0" w:firstColumn="0" w:lastColumn="0" w:oddVBand="0" w:evenVBand="0" w:oddHBand="0" w:evenHBand="0" w:firstRowFirstColumn="0" w:firstRowLastColumn="0" w:lastRowFirstColumn="0" w:lastRowLastColumn="0"/>
               <w:rPr>
-                <w:rFonts w:ascii="Arial" w:eastAsia="微軟正黑體" w:hAnsi="Arial" w:cs="Times New Roman" w:hint="eastAsia"/>
+                <w:rFonts w:ascii="Arial" w:eastAsia="微軟正黑體" w:hAnsi="Arial" w:cs="Times New Roman"/>
                 <w:b/>
                 <w:bCs/>
                 <w:szCs w:val="24"/>
@@ -35926,7 +35645,7 @@
               <w:widowControl/>
               <w:cnfStyle w:val="000000000000" w:firstRow="0" w:lastRow="0" w:firstColumn="0" w:lastColumn="0" w:oddVBand="0" w:evenVBand="0" w:oddHBand="0" w:evenHBand="0" w:firstRowFirstColumn="0" w:firstRowLastColumn="0" w:lastRowFirstColumn="0" w:lastRowLastColumn="0"/>
               <w:rPr>
-                <w:rFonts w:ascii="Arial" w:eastAsia="微軟正黑體" w:hAnsi="Arial" w:cs="Times New Roman" w:hint="eastAsia"/>
+                <w:rFonts w:ascii="Arial" w:eastAsia="微軟正黑體" w:hAnsi="Arial" w:cs="Times New Roman"/>
                 <w:b/>
                 <w:bCs/>
                 <w:szCs w:val="24"/>
@@ -35944,7 +35663,7 @@
               <w:widowControl/>
               <w:cnfStyle w:val="000000000000" w:firstRow="0" w:lastRow="0" w:firstColumn="0" w:lastColumn="0" w:oddVBand="0" w:evenVBand="0" w:oddHBand="0" w:evenHBand="0" w:firstRowFirstColumn="0" w:firstRowLastColumn="0" w:lastRowFirstColumn="0" w:lastRowLastColumn="0"/>
               <w:rPr>
-                <w:rFonts w:ascii="Arial" w:eastAsia="微軟正黑體" w:hAnsi="Arial" w:cs="Times New Roman" w:hint="eastAsia"/>
+                <w:rFonts w:ascii="Arial" w:eastAsia="微軟正黑體" w:hAnsi="Arial" w:cs="Times New Roman"/>
                 <w:b/>
                 <w:bCs/>
                 <w:szCs w:val="24"/>
@@ -35962,7 +35681,7 @@
               <w:widowControl/>
               <w:cnfStyle w:val="000000000000" w:firstRow="0" w:lastRow="0" w:firstColumn="0" w:lastColumn="0" w:oddVBand="0" w:evenVBand="0" w:oddHBand="0" w:evenHBand="0" w:firstRowFirstColumn="0" w:firstRowLastColumn="0" w:lastRowFirstColumn="0" w:lastRowLastColumn="0"/>
               <w:rPr>
-                <w:rFonts w:ascii="Arial" w:eastAsia="微軟正黑體" w:hAnsi="Arial" w:cs="Times New Roman" w:hint="eastAsia"/>
+                <w:rFonts w:ascii="Arial" w:eastAsia="微軟正黑體" w:hAnsi="Arial" w:cs="Times New Roman"/>
                 <w:b/>
                 <w:bCs/>
                 <w:szCs w:val="24"/>
@@ -35980,7 +35699,7 @@
               <w:widowControl/>
               <w:cnfStyle w:val="000000000000" w:firstRow="0" w:lastRow="0" w:firstColumn="0" w:lastColumn="0" w:oddVBand="0" w:evenVBand="0" w:oddHBand="0" w:evenHBand="0" w:firstRowFirstColumn="0" w:firstRowLastColumn="0" w:lastRowFirstColumn="0" w:lastRowLastColumn="0"/>
               <w:rPr>
-                <w:rFonts w:ascii="Arial" w:eastAsia="微軟正黑體" w:hAnsi="Arial" w:cs="Times New Roman" w:hint="eastAsia"/>
+                <w:rFonts w:ascii="Arial" w:eastAsia="微軟正黑體" w:hAnsi="Arial" w:cs="Times New Roman"/>
                 <w:b/>
                 <w:bCs/>
                 <w:szCs w:val="24"/>
@@ -35998,7 +35717,7 @@
               <w:widowControl/>
               <w:cnfStyle w:val="000000000000" w:firstRow="0" w:lastRow="0" w:firstColumn="0" w:lastColumn="0" w:oddVBand="0" w:evenVBand="0" w:oddHBand="0" w:evenHBand="0" w:firstRowFirstColumn="0" w:firstRowLastColumn="0" w:lastRowFirstColumn="0" w:lastRowLastColumn="0"/>
               <w:rPr>
-                <w:rFonts w:ascii="Arial" w:eastAsia="微軟正黑體" w:hAnsi="Arial" w:cs="Times New Roman" w:hint="eastAsia"/>
+                <w:rFonts w:ascii="Arial" w:eastAsia="微軟正黑體" w:hAnsi="Arial" w:cs="Times New Roman"/>
                 <w:b/>
                 <w:bCs/>
                 <w:szCs w:val="24"/>
@@ -36016,7 +35735,7 @@
               <w:widowControl/>
               <w:cnfStyle w:val="000000000000" w:firstRow="0" w:lastRow="0" w:firstColumn="0" w:lastColumn="0" w:oddVBand="0" w:evenVBand="0" w:oddHBand="0" w:evenHBand="0" w:firstRowFirstColumn="0" w:firstRowLastColumn="0" w:lastRowFirstColumn="0" w:lastRowLastColumn="0"/>
               <w:rPr>
-                <w:rFonts w:ascii="Arial" w:eastAsia="微軟正黑體" w:hAnsi="Arial" w:cs="Times New Roman" w:hint="eastAsia"/>
+                <w:rFonts w:ascii="Arial" w:eastAsia="微軟正黑體" w:hAnsi="Arial" w:cs="Times New Roman"/>
                 <w:b/>
                 <w:bCs/>
                 <w:szCs w:val="24"/>
@@ -36034,7 +35753,7 @@
               <w:widowControl/>
               <w:cnfStyle w:val="000000000000" w:firstRow="0" w:lastRow="0" w:firstColumn="0" w:lastColumn="0" w:oddVBand="0" w:evenVBand="0" w:oddHBand="0" w:evenHBand="0" w:firstRowFirstColumn="0" w:firstRowLastColumn="0" w:lastRowFirstColumn="0" w:lastRowLastColumn="0"/>
               <w:rPr>
-                <w:rFonts w:ascii="Arial" w:eastAsia="微軟正黑體" w:hAnsi="Arial" w:cs="Times New Roman" w:hint="eastAsia"/>
+                <w:rFonts w:ascii="Arial" w:eastAsia="微軟正黑體" w:hAnsi="Arial" w:cs="Times New Roman"/>
                 <w:b/>
                 <w:bCs/>
                 <w:szCs w:val="24"/>
@@ -36052,7 +35771,7 @@
               <w:widowControl/>
               <w:cnfStyle w:val="000000000000" w:firstRow="0" w:lastRow="0" w:firstColumn="0" w:lastColumn="0" w:oddVBand="0" w:evenVBand="0" w:oddHBand="0" w:evenHBand="0" w:firstRowFirstColumn="0" w:firstRowLastColumn="0" w:lastRowFirstColumn="0" w:lastRowLastColumn="0"/>
               <w:rPr>
-                <w:rFonts w:ascii="Arial" w:eastAsia="微軟正黑體" w:hAnsi="Arial" w:cs="Times New Roman" w:hint="eastAsia"/>
+                <w:rFonts w:ascii="Arial" w:eastAsia="微軟正黑體" w:hAnsi="Arial" w:cs="Times New Roman"/>
                 <w:b/>
                 <w:bCs/>
                 <w:szCs w:val="24"/>
@@ -36070,7 +35789,7 @@
               <w:widowControl/>
               <w:cnfStyle w:val="000000000000" w:firstRow="0" w:lastRow="0" w:firstColumn="0" w:lastColumn="0" w:oddVBand="0" w:evenVBand="0" w:oddHBand="0" w:evenHBand="0" w:firstRowFirstColumn="0" w:firstRowLastColumn="0" w:lastRowFirstColumn="0" w:lastRowLastColumn="0"/>
               <w:rPr>
-                <w:rFonts w:ascii="Arial" w:eastAsia="微軟正黑體" w:hAnsi="Arial" w:cs="Times New Roman" w:hint="eastAsia"/>
+                <w:rFonts w:ascii="Arial" w:eastAsia="微軟正黑體" w:hAnsi="Arial" w:cs="Times New Roman"/>
                 <w:b/>
                 <w:bCs/>
                 <w:szCs w:val="24"/>
@@ -36088,7 +35807,7 @@
               <w:widowControl/>
               <w:cnfStyle w:val="000000000000" w:firstRow="0" w:lastRow="0" w:firstColumn="0" w:lastColumn="0" w:oddVBand="0" w:evenVBand="0" w:oddHBand="0" w:evenHBand="0" w:firstRowFirstColumn="0" w:firstRowLastColumn="0" w:lastRowFirstColumn="0" w:lastRowLastColumn="0"/>
               <w:rPr>
-                <w:rFonts w:ascii="Arial" w:eastAsia="微軟正黑體" w:hAnsi="Arial" w:cs="Times New Roman" w:hint="eastAsia"/>
+                <w:rFonts w:ascii="Arial" w:eastAsia="微軟正黑體" w:hAnsi="Arial" w:cs="Times New Roman"/>
                 <w:b/>
                 <w:bCs/>
                 <w:szCs w:val="24"/>
@@ -36106,7 +35825,7 @@
               <w:widowControl/>
               <w:cnfStyle w:val="000000000000" w:firstRow="0" w:lastRow="0" w:firstColumn="0" w:lastColumn="0" w:oddVBand="0" w:evenVBand="0" w:oddHBand="0" w:evenHBand="0" w:firstRowFirstColumn="0" w:firstRowLastColumn="0" w:lastRowFirstColumn="0" w:lastRowLastColumn="0"/>
               <w:rPr>
-                <w:rFonts w:ascii="Arial" w:eastAsia="微軟正黑體" w:hAnsi="Arial" w:cs="Times New Roman" w:hint="eastAsia"/>
+                <w:rFonts w:ascii="Arial" w:eastAsia="微軟正黑體" w:hAnsi="Arial" w:cs="Times New Roman"/>
                 <w:b/>
                 <w:bCs/>
                 <w:szCs w:val="24"/>
@@ -36124,7 +35843,7 @@
               <w:widowControl/>
               <w:cnfStyle w:val="000000000000" w:firstRow="0" w:lastRow="0" w:firstColumn="0" w:lastColumn="0" w:oddVBand="0" w:evenVBand="0" w:oddHBand="0" w:evenHBand="0" w:firstRowFirstColumn="0" w:firstRowLastColumn="0" w:lastRowFirstColumn="0" w:lastRowLastColumn="0"/>
               <w:rPr>
-                <w:rFonts w:ascii="Arial" w:eastAsia="微軟正黑體" w:hAnsi="Arial" w:cs="Times New Roman" w:hint="eastAsia"/>
+                <w:rFonts w:ascii="Arial" w:eastAsia="微軟正黑體" w:hAnsi="Arial" w:cs="Times New Roman"/>
                 <w:b/>
                 <w:bCs/>
                 <w:szCs w:val="24"/>
@@ -36149,7 +35868,7 @@
               <w:widowControl/>
               <w:cnfStyle w:val="000000000000" w:firstRow="0" w:lastRow="0" w:firstColumn="0" w:lastColumn="0" w:oddVBand="0" w:evenVBand="0" w:oddHBand="0" w:evenHBand="0" w:firstRowFirstColumn="0" w:firstRowLastColumn="0" w:lastRowFirstColumn="0" w:lastRowLastColumn="0"/>
               <w:rPr>
-                <w:rFonts w:ascii="Arial" w:eastAsia="微軟正黑體" w:hAnsi="Arial" w:cs="Times New Roman" w:hint="eastAsia"/>
+                <w:rFonts w:ascii="Arial" w:eastAsia="微軟正黑體" w:hAnsi="Arial" w:cs="Times New Roman"/>
                 <w:b/>
                 <w:bCs/>
                 <w:szCs w:val="24"/>
@@ -36173,7 +35892,7 @@
             <w:pPr>
               <w:widowControl/>
               <w:rPr>
-                <w:rFonts w:ascii="Arial" w:eastAsia="微軟正黑體" w:hAnsi="Arial" w:cs="Times New Roman" w:hint="eastAsia"/>
+                <w:rFonts w:ascii="Arial" w:eastAsia="微軟正黑體" w:hAnsi="Arial" w:cs="Times New Roman"/>
                 <w:b w:val="0"/>
                 <w:bCs w:val="0"/>
                 <w:sz w:val="20"/>
@@ -36200,7 +35919,7 @@
               <w:widowControl/>
               <w:cnfStyle w:val="000000100000" w:firstRow="0" w:lastRow="0" w:firstColumn="0" w:lastColumn="0" w:oddVBand="0" w:evenVBand="0" w:oddHBand="1" w:evenHBand="0" w:firstRowFirstColumn="0" w:firstRowLastColumn="0" w:lastRowFirstColumn="0" w:lastRowLastColumn="0"/>
               <w:rPr>
-                <w:rFonts w:ascii="Arial" w:eastAsia="微軟正黑體" w:hAnsi="Arial" w:cs="Times New Roman" w:hint="eastAsia"/>
+                <w:rFonts w:ascii="Arial" w:eastAsia="微軟正黑體" w:hAnsi="Arial" w:cs="Times New Roman"/>
                 <w:b/>
                 <w:bCs/>
                 <w:szCs w:val="24"/>
@@ -36218,7 +35937,7 @@
               <w:widowControl/>
               <w:cnfStyle w:val="000000100000" w:firstRow="0" w:lastRow="0" w:firstColumn="0" w:lastColumn="0" w:oddVBand="0" w:evenVBand="0" w:oddHBand="1" w:evenHBand="0" w:firstRowFirstColumn="0" w:firstRowLastColumn="0" w:lastRowFirstColumn="0" w:lastRowLastColumn="0"/>
               <w:rPr>
-                <w:rFonts w:ascii="Arial" w:eastAsia="微軟正黑體" w:hAnsi="Arial" w:cs="Times New Roman" w:hint="eastAsia"/>
+                <w:rFonts w:ascii="Arial" w:eastAsia="微軟正黑體" w:hAnsi="Arial" w:cs="Times New Roman"/>
                 <w:b/>
                 <w:bCs/>
                 <w:szCs w:val="24"/>
@@ -36236,7 +35955,7 @@
               <w:widowControl/>
               <w:cnfStyle w:val="000000100000" w:firstRow="0" w:lastRow="0" w:firstColumn="0" w:lastColumn="0" w:oddVBand="0" w:evenVBand="0" w:oddHBand="1" w:evenHBand="0" w:firstRowFirstColumn="0" w:firstRowLastColumn="0" w:lastRowFirstColumn="0" w:lastRowLastColumn="0"/>
               <w:rPr>
-                <w:rFonts w:ascii="Arial" w:eastAsia="微軟正黑體" w:hAnsi="Arial" w:cs="Times New Roman" w:hint="eastAsia"/>
+                <w:rFonts w:ascii="Arial" w:eastAsia="微軟正黑體" w:hAnsi="Arial" w:cs="Times New Roman"/>
                 <w:b/>
                 <w:bCs/>
                 <w:szCs w:val="24"/>
@@ -36254,7 +35973,7 @@
               <w:widowControl/>
               <w:cnfStyle w:val="000000100000" w:firstRow="0" w:lastRow="0" w:firstColumn="0" w:lastColumn="0" w:oddVBand="0" w:evenVBand="0" w:oddHBand="1" w:evenHBand="0" w:firstRowFirstColumn="0" w:firstRowLastColumn="0" w:lastRowFirstColumn="0" w:lastRowLastColumn="0"/>
               <w:rPr>
-                <w:rFonts w:ascii="Arial" w:eastAsia="微軟正黑體" w:hAnsi="Arial" w:cs="Times New Roman" w:hint="eastAsia"/>
+                <w:rFonts w:ascii="Arial" w:eastAsia="微軟正黑體" w:hAnsi="Arial" w:cs="Times New Roman"/>
                 <w:b/>
                 <w:bCs/>
                 <w:szCs w:val="24"/>
@@ -36272,7 +35991,7 @@
               <w:widowControl/>
               <w:cnfStyle w:val="000000100000" w:firstRow="0" w:lastRow="0" w:firstColumn="0" w:lastColumn="0" w:oddVBand="0" w:evenVBand="0" w:oddHBand="1" w:evenHBand="0" w:firstRowFirstColumn="0" w:firstRowLastColumn="0" w:lastRowFirstColumn="0" w:lastRowLastColumn="0"/>
               <w:rPr>
-                <w:rFonts w:ascii="Arial" w:eastAsia="微軟正黑體" w:hAnsi="Arial" w:cs="Times New Roman" w:hint="eastAsia"/>
+                <w:rFonts w:ascii="Arial" w:eastAsia="微軟正黑體" w:hAnsi="Arial" w:cs="Times New Roman"/>
                 <w:b/>
                 <w:bCs/>
                 <w:szCs w:val="24"/>
@@ -36290,7 +36009,7 @@
               <w:widowControl/>
               <w:cnfStyle w:val="000000100000" w:firstRow="0" w:lastRow="0" w:firstColumn="0" w:lastColumn="0" w:oddVBand="0" w:evenVBand="0" w:oddHBand="1" w:evenHBand="0" w:firstRowFirstColumn="0" w:firstRowLastColumn="0" w:lastRowFirstColumn="0" w:lastRowLastColumn="0"/>
               <w:rPr>
-                <w:rFonts w:ascii="Arial" w:eastAsia="微軟正黑體" w:hAnsi="Arial" w:cs="Times New Roman" w:hint="eastAsia"/>
+                <w:rFonts w:ascii="Arial" w:eastAsia="微軟正黑體" w:hAnsi="Arial" w:cs="Times New Roman"/>
                 <w:b/>
                 <w:bCs/>
                 <w:szCs w:val="24"/>
@@ -36308,7 +36027,7 @@
               <w:widowControl/>
               <w:cnfStyle w:val="000000100000" w:firstRow="0" w:lastRow="0" w:firstColumn="0" w:lastColumn="0" w:oddVBand="0" w:evenVBand="0" w:oddHBand="1" w:evenHBand="0" w:firstRowFirstColumn="0" w:firstRowLastColumn="0" w:lastRowFirstColumn="0" w:lastRowLastColumn="0"/>
               <w:rPr>
-                <w:rFonts w:ascii="Arial" w:eastAsia="微軟正黑體" w:hAnsi="Arial" w:cs="Times New Roman" w:hint="eastAsia"/>
+                <w:rFonts w:ascii="Arial" w:eastAsia="微軟正黑體" w:hAnsi="Arial" w:cs="Times New Roman"/>
                 <w:b/>
                 <w:bCs/>
                 <w:szCs w:val="24"/>
@@ -36326,7 +36045,7 @@
               <w:widowControl/>
               <w:cnfStyle w:val="000000100000" w:firstRow="0" w:lastRow="0" w:firstColumn="0" w:lastColumn="0" w:oddVBand="0" w:evenVBand="0" w:oddHBand="1" w:evenHBand="0" w:firstRowFirstColumn="0" w:firstRowLastColumn="0" w:lastRowFirstColumn="0" w:lastRowLastColumn="0"/>
               <w:rPr>
-                <w:rFonts w:ascii="Arial" w:eastAsia="微軟正黑體" w:hAnsi="Arial" w:cs="Times New Roman" w:hint="eastAsia"/>
+                <w:rFonts w:ascii="Arial" w:eastAsia="微軟正黑體" w:hAnsi="Arial" w:cs="Times New Roman"/>
                 <w:b/>
                 <w:bCs/>
                 <w:szCs w:val="24"/>
@@ -36344,7 +36063,7 @@
               <w:widowControl/>
               <w:cnfStyle w:val="000000100000" w:firstRow="0" w:lastRow="0" w:firstColumn="0" w:lastColumn="0" w:oddVBand="0" w:evenVBand="0" w:oddHBand="1" w:evenHBand="0" w:firstRowFirstColumn="0" w:firstRowLastColumn="0" w:lastRowFirstColumn="0" w:lastRowLastColumn="0"/>
               <w:rPr>
-                <w:rFonts w:ascii="Arial" w:eastAsia="微軟正黑體" w:hAnsi="Arial" w:cs="Times New Roman" w:hint="eastAsia"/>
+                <w:rFonts w:ascii="Arial" w:eastAsia="微軟正黑體" w:hAnsi="Arial" w:cs="Times New Roman"/>
                 <w:b/>
                 <w:bCs/>
                 <w:szCs w:val="24"/>
@@ -36362,7 +36081,7 @@
               <w:widowControl/>
               <w:cnfStyle w:val="000000100000" w:firstRow="0" w:lastRow="0" w:firstColumn="0" w:lastColumn="0" w:oddVBand="0" w:evenVBand="0" w:oddHBand="1" w:evenHBand="0" w:firstRowFirstColumn="0" w:firstRowLastColumn="0" w:lastRowFirstColumn="0" w:lastRowLastColumn="0"/>
               <w:rPr>
-                <w:rFonts w:ascii="Arial" w:eastAsia="微軟正黑體" w:hAnsi="Arial" w:cs="Times New Roman" w:hint="eastAsia"/>
+                <w:rFonts w:ascii="Arial" w:eastAsia="微軟正黑體" w:hAnsi="Arial" w:cs="Times New Roman"/>
                 <w:b/>
                 <w:bCs/>
                 <w:szCs w:val="24"/>
@@ -36380,7 +36099,7 @@
               <w:widowControl/>
               <w:cnfStyle w:val="000000100000" w:firstRow="0" w:lastRow="0" w:firstColumn="0" w:lastColumn="0" w:oddVBand="0" w:evenVBand="0" w:oddHBand="1" w:evenHBand="0" w:firstRowFirstColumn="0" w:firstRowLastColumn="0" w:lastRowFirstColumn="0" w:lastRowLastColumn="0"/>
               <w:rPr>
-                <w:rFonts w:ascii="Arial" w:eastAsia="微軟正黑體" w:hAnsi="Arial" w:cs="Times New Roman" w:hint="eastAsia"/>
+                <w:rFonts w:ascii="Arial" w:eastAsia="微軟正黑體" w:hAnsi="Arial" w:cs="Times New Roman"/>
                 <w:b/>
                 <w:bCs/>
                 <w:szCs w:val="24"/>
@@ -36398,7 +36117,7 @@
               <w:widowControl/>
               <w:cnfStyle w:val="000000100000" w:firstRow="0" w:lastRow="0" w:firstColumn="0" w:lastColumn="0" w:oddVBand="0" w:evenVBand="0" w:oddHBand="1" w:evenHBand="0" w:firstRowFirstColumn="0" w:firstRowLastColumn="0" w:lastRowFirstColumn="0" w:lastRowLastColumn="0"/>
               <w:rPr>
-                <w:rFonts w:ascii="Arial" w:eastAsia="微軟正黑體" w:hAnsi="Arial" w:cs="Times New Roman" w:hint="eastAsia"/>
+                <w:rFonts w:ascii="Arial" w:eastAsia="微軟正黑體" w:hAnsi="Arial" w:cs="Times New Roman"/>
                 <w:b/>
                 <w:bCs/>
                 <w:szCs w:val="24"/>
@@ -36416,7 +36135,7 @@
               <w:widowControl/>
               <w:cnfStyle w:val="000000100000" w:firstRow="0" w:lastRow="0" w:firstColumn="0" w:lastColumn="0" w:oddVBand="0" w:evenVBand="0" w:oddHBand="1" w:evenHBand="0" w:firstRowFirstColumn="0" w:firstRowLastColumn="0" w:lastRowFirstColumn="0" w:lastRowLastColumn="0"/>
               <w:rPr>
-                <w:rFonts w:ascii="Arial" w:eastAsia="微軟正黑體" w:hAnsi="Arial" w:cs="Times New Roman" w:hint="eastAsia"/>
+                <w:rFonts w:ascii="Arial" w:eastAsia="微軟正黑體" w:hAnsi="Arial" w:cs="Times New Roman"/>
                 <w:b/>
                 <w:bCs/>
                 <w:szCs w:val="24"/>
@@ -36434,7 +36153,7 @@
               <w:widowControl/>
               <w:cnfStyle w:val="000000100000" w:firstRow="0" w:lastRow="0" w:firstColumn="0" w:lastColumn="0" w:oddVBand="0" w:evenVBand="0" w:oddHBand="1" w:evenHBand="0" w:firstRowFirstColumn="0" w:firstRowLastColumn="0" w:lastRowFirstColumn="0" w:lastRowLastColumn="0"/>
               <w:rPr>
-                <w:rFonts w:ascii="Arial" w:eastAsia="微軟正黑體" w:hAnsi="Arial" w:cs="Times New Roman" w:hint="eastAsia"/>
+                <w:rFonts w:ascii="Arial" w:eastAsia="微軟正黑體" w:hAnsi="Arial" w:cs="Times New Roman"/>
                 <w:b/>
                 <w:bCs/>
                 <w:szCs w:val="24"/>
@@ -36452,7 +36171,7 @@
               <w:widowControl/>
               <w:cnfStyle w:val="000000100000" w:firstRow="0" w:lastRow="0" w:firstColumn="0" w:lastColumn="0" w:oddVBand="0" w:evenVBand="0" w:oddHBand="1" w:evenHBand="0" w:firstRowFirstColumn="0" w:firstRowLastColumn="0" w:lastRowFirstColumn="0" w:lastRowLastColumn="0"/>
               <w:rPr>
-                <w:rFonts w:ascii="Arial" w:eastAsia="微軟正黑體" w:hAnsi="Arial" w:cs="Times New Roman" w:hint="eastAsia"/>
+                <w:rFonts w:ascii="Arial" w:eastAsia="微軟正黑體" w:hAnsi="Arial" w:cs="Times New Roman"/>
                 <w:b/>
                 <w:bCs/>
                 <w:szCs w:val="24"/>
@@ -36514,7 +36233,7 @@
       <w:pPr>
         <w:widowControl/>
         <w:rPr>
-          <w:rFonts w:ascii="Arial" w:eastAsia="微軟正黑體" w:hAnsi="Arial" w:cs="Times New Roman" w:hint="eastAsia"/>
+          <w:rFonts w:ascii="Arial" w:eastAsia="微軟正黑體" w:hAnsi="Arial" w:cs="Times New Roman"/>
           <w:b/>
           <w:bCs/>
           <w:sz w:val="32"/>
@@ -39373,6 +39092,7 @@
   <w:style w:type="character" w:default="1" w:styleId="a0">
     <w:name w:val="Default Paragraph Font"/>
     <w:uiPriority w:val="1"/>
+    <w:semiHidden/>
     <w:unhideWhenUsed/>
   </w:style>
   <w:style w:type="table" w:default="1" w:styleId="a1">
@@ -39911,8 +39631,10 @@
     <w:rsid w:val="00072BF8"/>
     <w:rsid w:val="001238D4"/>
     <w:rsid w:val="00375E14"/>
+    <w:rsid w:val="007914F6"/>
     <w:rsid w:val="00897E1F"/>
     <w:rsid w:val="00A271A1"/>
+    <w:rsid w:val="00AE298E"/>
     <w:rsid w:val="00C74A3C"/>
     <w:rsid w:val="00DA57E3"/>
     <w:rsid w:val="00F97FD2"/>
